--- a/Tài Liệu/SCI_SE_01_Proposal.docx
+++ b/Tài Liệu/SCI_SE_01_Proposal.docx
@@ -1,6 +1,6 @@
 
 <file path=word/document.xml><?xml version="1.0" encoding="utf-8"?>
-<w:document xmlns:wpc="http://schemas.microsoft.com/office/word/2010/wordprocessingCanvas" xmlns:cx="http://schemas.microsoft.com/office/drawing/2014/chartex" xmlns:mc="http://schemas.openxmlformats.org/markup-compatibility/2006" xmlns:o="urn:schemas-microsoft-com:office:office" xmlns:r="http://schemas.openxmlformats.org/officeDocument/2006/relationships" xmlns:m="http://schemas.openxmlformats.org/officeDocument/2006/math" xmlns:v="urn:schemas-microsoft-com:vml" xmlns:wp14="http://schemas.microsoft.com/office/word/2010/wordprocessingDrawing" xmlns:wp="http://schemas.openxmlformats.org/drawingml/2006/wordprocessingDrawing" xmlns:w10="urn:schemas-microsoft-com:office:word" xmlns:w="http://schemas.openxmlformats.org/wordprocessingml/2006/main" xmlns:w14="http://schemas.microsoft.com/office/word/2010/wordml" xmlns:w15="http://schemas.microsoft.com/office/word/2012/wordml" xmlns:w16se="http://schemas.microsoft.com/office/word/2015/wordml/symex" xmlns:wpg="http://schemas.microsoft.com/office/word/2010/wordprocessingGroup" xmlns:wpi="http://schemas.microsoft.com/office/word/2010/wordprocessingInk" xmlns:wne="http://schemas.microsoft.com/office/word/2006/wordml" xmlns:wps="http://schemas.microsoft.com/office/word/2010/wordprocessingShape" mc:Ignorable="w14 w15 w16se wp14">
+<w:document xmlns:wpc="http://schemas.microsoft.com/office/word/2010/wordprocessingCanvas" xmlns:mc="http://schemas.openxmlformats.org/markup-compatibility/2006" xmlns:o="urn:schemas-microsoft-com:office:office" xmlns:r="http://schemas.openxmlformats.org/officeDocument/2006/relationships" xmlns:m="http://schemas.openxmlformats.org/officeDocument/2006/math" xmlns:v="urn:schemas-microsoft-com:vml" xmlns:wp14="http://schemas.microsoft.com/office/word/2010/wordprocessingDrawing" xmlns:wp="http://schemas.openxmlformats.org/drawingml/2006/wordprocessingDrawing" xmlns:w10="urn:schemas-microsoft-com:office:word" xmlns:w="http://schemas.openxmlformats.org/wordprocessingml/2006/main" xmlns:w14="http://schemas.microsoft.com/office/word/2010/wordml" xmlns:wpg="http://schemas.microsoft.com/office/word/2010/wordprocessingGroup" xmlns:wpi="http://schemas.microsoft.com/office/word/2010/wordprocessingInk" xmlns:wne="http://schemas.microsoft.com/office/word/2006/wordml" xmlns:wps="http://schemas.microsoft.com/office/word/2010/wordprocessingShape" mc:Ignorable="w14 wp14">
   <w:body>
     <w:p>
       <w:pPr>
@@ -141,7 +141,6 @@
           <w:rFonts w:ascii="Times New Roman" w:hAnsi="Times New Roman" w:cs="Times New Roman"/>
           <w:noProof/>
           <w:sz w:val="28"/>
-          <w:lang w:val="vi-VN" w:eastAsia="vi-VN"/>
         </w:rPr>
         <w:drawing>
           <wp:inline distT="0" distB="0" distL="0" distR="0" wp14:anchorId="77028CE8" wp14:editId="37E4873C">
@@ -161,7 +160,7 @@
                     </pic:cNvPicPr>
                   </pic:nvPicPr>
                   <pic:blipFill>
-                    <a:blip r:embed="rId8">
+                    <a:blip r:embed="rId9">
                       <a:extLst>
                         <a:ext uri="{28A0092B-C50C-407E-A947-70E740481C1C}">
                           <a14:useLocalDpi xmlns:a14="http://schemas.microsoft.com/office/drawing/2010/main" val="0"/>
@@ -309,6 +308,7 @@
           <w:b/>
           <w:sz w:val="32"/>
           <w:szCs w:val="32"/>
+          <w:lang w:val="vi-VN"/>
         </w:rPr>
       </w:pPr>
       <w:r>
@@ -317,6 +317,7 @@
           <w:b/>
           <w:sz w:val="32"/>
           <w:szCs w:val="32"/>
+          <w:lang w:val="vi-VN"/>
         </w:rPr>
         <w:t>NỀN TẢNG MẠNG XÃ HỘI KINH DOANH ẨM THỰC</w:t>
       </w:r>
@@ -638,6 +639,7 @@
           <w:rFonts w:ascii="Times New Roman" w:eastAsia="Calibri" w:hAnsi="Times New Roman" w:cs="Times New Roman"/>
           <w:sz w:val="26"/>
           <w:szCs w:val="26"/>
+          <w:lang w:val="vi-VN"/>
         </w:rPr>
       </w:pPr>
       <w:r>
@@ -654,6 +656,7 @@
           <w:rFonts w:ascii="Times New Roman" w:hAnsi="Times New Roman" w:cs="Times New Roman"/>
           <w:sz w:val="26"/>
           <w:szCs w:val="26"/>
+          <w:lang w:val="vi-VN"/>
         </w:rPr>
         <w:t>Lê Văn Cường</w:t>
       </w:r>
@@ -662,6 +665,7 @@
           <w:rFonts w:ascii="Times New Roman" w:eastAsia="Calibri" w:hAnsi="Times New Roman" w:cs="Times New Roman"/>
           <w:sz w:val="26"/>
           <w:szCs w:val="26"/>
+          <w:lang w:val="vi-VN"/>
         </w:rPr>
         <w:tab/>
       </w:r>
@@ -670,6 +674,7 @@
           <w:rFonts w:ascii="Times New Roman" w:hAnsi="Times New Roman" w:cs="Times New Roman"/>
           <w:sz w:val="26"/>
           <w:szCs w:val="26"/>
+          <w:lang w:val="vi-VN"/>
         </w:rPr>
         <w:t>28211101747</w:t>
       </w:r>
@@ -691,6 +696,7 @@
           <w:rFonts w:ascii="Times New Roman" w:eastAsia="Calibri" w:hAnsi="Times New Roman" w:cs="Times New Roman"/>
           <w:sz w:val="26"/>
           <w:szCs w:val="26"/>
+          <w:lang w:val="vi-VN"/>
         </w:rPr>
       </w:pPr>
       <w:r>
@@ -698,6 +704,7 @@
           <w:rFonts w:ascii="Times New Roman" w:eastAsia="Calibri" w:hAnsi="Times New Roman" w:cs="Times New Roman"/>
           <w:sz w:val="26"/>
           <w:szCs w:val="26"/>
+          <w:lang w:val="vi-VN"/>
         </w:rPr>
         <w:tab/>
       </w:r>
@@ -706,6 +713,7 @@
           <w:rFonts w:ascii="Times New Roman" w:hAnsi="Times New Roman" w:cs="Times New Roman"/>
           <w:sz w:val="26"/>
           <w:szCs w:val="26"/>
+          <w:lang w:val="vi-VN"/>
         </w:rPr>
         <w:t>Phạm Đình Vân Ly</w:t>
       </w:r>
@@ -714,6 +722,7 @@
           <w:rFonts w:ascii="Times New Roman" w:eastAsia="Calibri" w:hAnsi="Times New Roman" w:cs="Times New Roman"/>
           <w:sz w:val="26"/>
           <w:szCs w:val="26"/>
+          <w:lang w:val="vi-VN"/>
         </w:rPr>
         <w:tab/>
       </w:r>
@@ -722,6 +731,7 @@
           <w:rFonts w:ascii="Times New Roman" w:hAnsi="Times New Roman" w:cs="Times New Roman"/>
           <w:sz w:val="26"/>
           <w:szCs w:val="26"/>
+          <w:lang w:val="vi-VN"/>
         </w:rPr>
         <w:t>28201104777</w:t>
       </w:r>
@@ -750,6 +760,7 @@
           <w:rFonts w:ascii="Times New Roman" w:eastAsia="Calibri" w:hAnsi="Times New Roman" w:cs="Times New Roman"/>
           <w:sz w:val="26"/>
           <w:szCs w:val="26"/>
+          <w:lang w:val="vi-VN"/>
         </w:rPr>
         <w:tab/>
       </w:r>
@@ -1015,8 +1026,8 @@
           <w:szCs w:val="36"/>
         </w:rPr>
         <w:sectPr>
-          <w:headerReference w:type="default" r:id="rId9"/>
-          <w:footerReference w:type="default" r:id="rId10"/>
+          <w:headerReference w:type="default" r:id="rId10"/>
+          <w:footerReference w:type="default" r:id="rId11"/>
           <w:pgSz w:w="11907" w:h="16839" w:code="9"/>
           <w:pgMar w:top="1134" w:right="851" w:bottom="1134" w:left="1701" w:header="720" w:footer="720" w:gutter="0"/>
           <w:cols w:space="720"/>
@@ -1042,7 +1053,7 @@
           <w:szCs w:val="36"/>
           <w:lang w:val="vi-VN"/>
         </w:rPr>
-        <w:t>06</w:t>
+        <w:t>05</w:t>
       </w:r>
       <w:r>
         <w:rPr>
@@ -1085,7 +1096,6 @@
           <w:bCs/>
           <w:sz w:val="32"/>
           <w:szCs w:val="32"/>
-          <w:lang w:val="en"/>
         </w:rPr>
         <w:lastRenderedPageBreak/>
         <w:t>THÔNG TIN D</w:t>
@@ -1160,7 +1170,6 @@
                 <w:bCs/>
                 <w:sz w:val="26"/>
                 <w:szCs w:val="26"/>
-                <w:lang w:val="en"/>
               </w:rPr>
               <w:t>D</w:t>
             </w:r>
@@ -1196,7 +1205,6 @@
                 <w:rFonts w:ascii="Times New Roman" w:hAnsi="Times New Roman" w:cs="Times New Roman"/>
                 <w:sz w:val="26"/>
                 <w:szCs w:val="26"/>
-                <w:lang w:val="en"/>
               </w:rPr>
             </w:pPr>
             <w:r>
@@ -1245,7 +1253,6 @@
                 <w:rFonts w:ascii="Times New Roman" w:hAnsi="Times New Roman" w:cs="Times New Roman"/>
                 <w:sz w:val="26"/>
                 <w:szCs w:val="26"/>
-                <w:lang w:val="en"/>
               </w:rPr>
             </w:pPr>
             <w:r>
@@ -1284,7 +1291,6 @@
                 <w:rFonts w:ascii="Times New Roman" w:hAnsi="Times New Roman" w:cs="Times New Roman"/>
                 <w:sz w:val="26"/>
                 <w:szCs w:val="26"/>
-                <w:lang w:val="en"/>
               </w:rPr>
             </w:pPr>
             <w:r>
@@ -1294,7 +1300,6 @@
                 <w:bCs/>
                 <w:sz w:val="26"/>
                 <w:szCs w:val="26"/>
-                <w:lang w:val="en"/>
               </w:rPr>
               <w:t>Tên d</w:t>
             </w:r>
@@ -1357,8 +1362,18 @@
                 <w:sz w:val="26"/>
                 <w:szCs w:val="26"/>
               </w:rPr>
-              <w:t>kinh doanh ẩm thực.</w:t>
-            </w:r>
+              <w:t>kinh doanh ẩm thự</w:t>
+            </w:r>
+            <w:r>
+              <w:rPr>
+                <w:rFonts w:ascii="Times New Roman" w:hAnsi="Times New Roman" w:cs="Times New Roman"/>
+                <w:sz w:val="26"/>
+                <w:szCs w:val="26"/>
+              </w:rPr>
+              <w:t>c</w:t>
+            </w:r>
+            <w:bookmarkStart w:id="0" w:name="_GoBack"/>
+            <w:bookmarkEnd w:id="0"/>
           </w:p>
         </w:tc>
       </w:tr>
@@ -1387,7 +1402,6 @@
                 <w:rFonts w:ascii="Times New Roman" w:hAnsi="Times New Roman" w:cs="Times New Roman"/>
                 <w:sz w:val="26"/>
                 <w:szCs w:val="26"/>
-                <w:lang w:val="en"/>
               </w:rPr>
             </w:pPr>
             <w:r>
@@ -1397,7 +1411,6 @@
                 <w:bCs/>
                 <w:sz w:val="26"/>
                 <w:szCs w:val="26"/>
-                <w:lang w:val="en"/>
               </w:rPr>
               <w:t>Ngày b</w:t>
             </w:r>
@@ -1436,7 +1449,6 @@
                 <w:rFonts w:ascii="Times New Roman" w:hAnsi="Times New Roman" w:cs="Times New Roman"/>
                 <w:sz w:val="26"/>
                 <w:szCs w:val="26"/>
-                <w:lang w:val="en"/>
               </w:rPr>
             </w:pPr>
             <w:r>
@@ -1471,7 +1483,6 @@
                 <w:rFonts w:ascii="Times New Roman" w:hAnsi="Times New Roman" w:cs="Times New Roman"/>
                 <w:sz w:val="26"/>
                 <w:szCs w:val="26"/>
-                <w:lang w:val="en"/>
               </w:rPr>
             </w:pPr>
             <w:r>
@@ -1481,7 +1492,6 @@
                 <w:bCs/>
                 <w:sz w:val="26"/>
                 <w:szCs w:val="26"/>
-                <w:lang w:val="en"/>
               </w:rPr>
               <w:t>Ngày k</w:t>
             </w:r>
@@ -1577,7 +1587,6 @@
                 <w:rFonts w:ascii="Times New Roman" w:hAnsi="Times New Roman" w:cs="Times New Roman"/>
                 <w:sz w:val="26"/>
                 <w:szCs w:val="26"/>
-                <w:lang w:val="en"/>
               </w:rPr>
             </w:pPr>
             <w:r>
@@ -1587,7 +1596,6 @@
                 <w:bCs/>
                 <w:sz w:val="26"/>
                 <w:szCs w:val="26"/>
-                <w:lang w:val="en"/>
               </w:rPr>
               <w:t>Nơi th</w:t>
             </w:r>
@@ -1627,7 +1635,6 @@
                 <w:rFonts w:ascii="Times New Roman" w:hAnsi="Times New Roman" w:cs="Times New Roman"/>
                 <w:sz w:val="26"/>
                 <w:szCs w:val="26"/>
-                <w:lang w:val="en"/>
               </w:rPr>
             </w:pPr>
             <w:r>
@@ -1635,7 +1642,6 @@
                 <w:rFonts w:ascii="Times New Roman" w:hAnsi="Times New Roman" w:cs="Times New Roman"/>
                 <w:sz w:val="26"/>
                 <w:szCs w:val="26"/>
-                <w:lang w:val="en"/>
               </w:rPr>
               <w:t>Khoa Công ngh</w:t>
             </w:r>
@@ -1701,7 +1707,6 @@
                 <w:rFonts w:ascii="Times New Roman" w:hAnsi="Times New Roman" w:cs="Times New Roman"/>
                 <w:sz w:val="26"/>
                 <w:szCs w:val="26"/>
-                <w:lang w:val="en"/>
               </w:rPr>
             </w:pPr>
             <w:r>
@@ -1711,7 +1716,6 @@
                 <w:bCs/>
                 <w:sz w:val="26"/>
                 <w:szCs w:val="26"/>
-                <w:lang w:val="en"/>
               </w:rPr>
               <w:t>Gi</w:t>
             </w:r>
@@ -1780,7 +1784,6 @@
                 <w:rFonts w:ascii="Times New Roman" w:hAnsi="Times New Roman" w:cs="Times New Roman"/>
                 <w:sz w:val="26"/>
                 <w:szCs w:val="26"/>
-                <w:lang w:val="en"/>
               </w:rPr>
               <w:t>ThS. Nguy</w:t>
             </w:r>
@@ -1813,11 +1816,10 @@
                 <w:rFonts w:ascii="Times New Roman" w:hAnsi="Times New Roman" w:cs="Times New Roman"/>
                 <w:sz w:val="26"/>
                 <w:szCs w:val="26"/>
-                <w:lang w:val="en"/>
               </w:rPr>
               <w:t xml:space="preserve">Email: </w:t>
             </w:r>
-            <w:hyperlink r:id="rId11" w:history="1">
+            <w:hyperlink r:id="rId12" w:history="1">
               <w:r>
                 <w:rPr>
                   <w:rStyle w:val="Hyperlink"/>
@@ -1850,7 +1852,6 @@
                 <w:rFonts w:ascii="Times New Roman" w:hAnsi="Times New Roman" w:cs="Times New Roman"/>
                 <w:sz w:val="26"/>
                 <w:szCs w:val="26"/>
-                <w:lang w:val="en"/>
               </w:rPr>
             </w:pPr>
             <w:r>
@@ -1858,7 +1859,6 @@
                 <w:rFonts w:ascii="Times New Roman" w:hAnsi="Times New Roman" w:cs="Times New Roman"/>
                 <w:sz w:val="26"/>
                 <w:szCs w:val="26"/>
-                <w:lang w:val="en"/>
               </w:rPr>
               <w:t>Phone: 0905125143</w:t>
             </w:r>
@@ -1902,7 +1902,6 @@
                 <w:bCs/>
                 <w:sz w:val="26"/>
                 <w:szCs w:val="26"/>
-                <w:lang w:val="en"/>
               </w:rPr>
               <w:t>Ch</w:t>
             </w:r>
@@ -1928,7 +1927,6 @@
                 <w:rFonts w:ascii="Times New Roman" w:hAnsi="Times New Roman" w:cs="Times New Roman"/>
                 <w:sz w:val="26"/>
                 <w:szCs w:val="26"/>
-                <w:lang w:val="en"/>
               </w:rPr>
             </w:pPr>
             <w:r>
@@ -1938,7 +1936,6 @@
                 <w:bCs/>
                 <w:sz w:val="26"/>
                 <w:szCs w:val="26"/>
-                <w:lang w:val="en"/>
               </w:rPr>
               <w:t>(Product Owner)</w:t>
             </w:r>
@@ -1975,7 +1972,6 @@
                 <w:rFonts w:ascii="Times New Roman" w:hAnsi="Times New Roman" w:cs="Times New Roman"/>
                 <w:sz w:val="26"/>
                 <w:szCs w:val="26"/>
-                <w:lang w:val="en"/>
               </w:rPr>
               <w:t>ThS. Nguy</w:t>
             </w:r>
@@ -2000,7 +1996,6 @@
                 <w:rFonts w:ascii="Times New Roman" w:hAnsi="Times New Roman" w:cs="Times New Roman"/>
                 <w:sz w:val="26"/>
                 <w:szCs w:val="26"/>
-                <w:lang w:val="en"/>
               </w:rPr>
             </w:pPr>
             <w:r>
@@ -2008,7 +2003,6 @@
                 <w:rFonts w:ascii="Times New Roman" w:hAnsi="Times New Roman" w:cs="Times New Roman"/>
                 <w:sz w:val="26"/>
                 <w:szCs w:val="26"/>
-                <w:lang w:val="en"/>
               </w:rPr>
               <w:t>Email:</w:t>
             </w:r>
@@ -2018,7 +2012,7 @@
               </w:rPr>
               <w:t xml:space="preserve"> </w:t>
             </w:r>
-            <w:hyperlink r:id="rId12" w:history="1">
+            <w:hyperlink r:id="rId13" w:history="1">
               <w:r>
                 <w:rPr>
                   <w:rStyle w:val="Hyperlink"/>
@@ -2044,7 +2038,6 @@
                 <w:rFonts w:ascii="Times New Roman" w:hAnsi="Times New Roman" w:cs="Times New Roman"/>
                 <w:sz w:val="26"/>
                 <w:szCs w:val="26"/>
-                <w:lang w:val="en"/>
               </w:rPr>
               <w:t xml:space="preserve"> </w:t>
             </w:r>
@@ -2060,7 +2053,6 @@
                 <w:rFonts w:ascii="Times New Roman" w:hAnsi="Times New Roman" w:cs="Times New Roman"/>
                 <w:sz w:val="26"/>
                 <w:szCs w:val="26"/>
-                <w:lang w:val="en"/>
               </w:rPr>
             </w:pPr>
             <w:r>
@@ -2068,7 +2060,6 @@
                 <w:rFonts w:ascii="Times New Roman" w:hAnsi="Times New Roman" w:cs="Times New Roman"/>
                 <w:sz w:val="26"/>
                 <w:szCs w:val="26"/>
-                <w:lang w:val="en"/>
               </w:rPr>
               <w:t>Phone: 0905125143</w:t>
             </w:r>
@@ -2111,7 +2102,6 @@
                 <w:bCs/>
                 <w:sz w:val="26"/>
                 <w:szCs w:val="26"/>
-                <w:lang w:val="en"/>
               </w:rPr>
               <w:t>Qu</w:t>
             </w:r>
@@ -2147,7 +2137,6 @@
                 <w:rFonts w:ascii="Times New Roman" w:hAnsi="Times New Roman" w:cs="Times New Roman"/>
                 <w:sz w:val="26"/>
                 <w:szCs w:val="26"/>
-                <w:lang w:val="en"/>
               </w:rPr>
             </w:pPr>
             <w:r>
@@ -2235,7 +2224,7 @@
                 <w:lang w:val="vi-VN"/>
               </w:rPr>
             </w:pPr>
-            <w:hyperlink r:id="rId13" w:history="1">
+            <w:hyperlink r:id="rId14" w:history="1">
               <w:r>
                 <w:rPr>
                   <w:rStyle w:val="Hyperlink"/>
@@ -2315,7 +2304,6 @@
                 <w:rFonts w:ascii="Times New Roman" w:hAnsi="Times New Roman" w:cs="Times New Roman"/>
                 <w:sz w:val="26"/>
                 <w:szCs w:val="26"/>
-                <w:lang w:val="en"/>
               </w:rPr>
             </w:pPr>
             <w:r>
@@ -2325,7 +2313,6 @@
                 <w:bCs/>
                 <w:sz w:val="26"/>
                 <w:szCs w:val="26"/>
-                <w:lang w:val="en"/>
               </w:rPr>
               <w:t>Thành viên trong đ</w:t>
             </w:r>
@@ -2393,7 +2380,7 @@
                 <w:lang w:val="vi-VN"/>
               </w:rPr>
             </w:pPr>
-            <w:hyperlink r:id="rId14" w:history="1">
+            <w:hyperlink r:id="rId15" w:history="1">
               <w:r>
                 <w:rPr>
                   <w:rStyle w:val="Hyperlink"/>
@@ -2474,7 +2461,6 @@
                 <w:rFonts w:ascii="Times New Roman" w:hAnsi="Times New Roman" w:cs="Times New Roman"/>
                 <w:sz w:val="26"/>
                 <w:szCs w:val="26"/>
-                <w:lang w:val="en"/>
               </w:rPr>
             </w:pPr>
           </w:p>
@@ -2530,7 +2516,7 @@
                 <w:lang w:val="vi-VN"/>
               </w:rPr>
             </w:pPr>
-            <w:hyperlink r:id="rId15" w:history="1">
+            <w:hyperlink r:id="rId16" w:history="1">
               <w:r>
                 <w:rPr>
                   <w:rStyle w:val="Hyperlink"/>
@@ -2611,7 +2597,6 @@
                 <w:rFonts w:ascii="Times New Roman" w:hAnsi="Times New Roman" w:cs="Times New Roman"/>
                 <w:sz w:val="26"/>
                 <w:szCs w:val="26"/>
-                <w:lang w:val="en"/>
               </w:rPr>
             </w:pPr>
           </w:p>
@@ -2668,7 +2653,7 @@
                 <w:lang w:val="vi-VN"/>
               </w:rPr>
             </w:pPr>
-            <w:hyperlink r:id="rId16" w:history="1">
+            <w:hyperlink r:id="rId17" w:history="1">
               <w:r>
                 <w:rPr>
                   <w:rStyle w:val="Hyperlink"/>
@@ -2758,7 +2743,6 @@
                 <w:rFonts w:ascii="Times New Roman" w:hAnsi="Times New Roman" w:cs="Times New Roman"/>
                 <w:sz w:val="26"/>
                 <w:szCs w:val="26"/>
-                <w:lang w:val="en"/>
               </w:rPr>
             </w:pPr>
           </w:p>
@@ -2815,7 +2799,7 @@
                 <w:lang w:val="vi-VN"/>
               </w:rPr>
             </w:pPr>
-            <w:hyperlink r:id="rId17" w:history="1">
+            <w:hyperlink r:id="rId18" w:history="1">
               <w:r>
                 <w:rPr>
                   <w:rStyle w:val="Hyperlink"/>
@@ -2910,7 +2894,6 @@
           <w:bCs/>
           <w:sz w:val="32"/>
           <w:szCs w:val="32"/>
-          <w:lang w:val="en"/>
         </w:rPr>
         <w:lastRenderedPageBreak/>
         <w:t>THÔNG TIN TÀI LI</w:t>
@@ -2965,7 +2948,6 @@
                 <w:rFonts w:ascii="Times New Roman" w:hAnsi="Times New Roman" w:cs="Times New Roman"/>
                 <w:sz w:val="26"/>
                 <w:szCs w:val="26"/>
-                <w:lang w:val="en"/>
               </w:rPr>
             </w:pPr>
             <w:r>
@@ -2975,7 +2957,6 @@
                 <w:bCs/>
                 <w:sz w:val="26"/>
                 <w:szCs w:val="26"/>
-                <w:lang w:val="en"/>
               </w:rPr>
               <w:t>Tên d</w:t>
             </w:r>
@@ -3015,6 +2996,7 @@
                 <w:rFonts w:ascii="Times New Roman" w:hAnsi="Times New Roman" w:cs="Times New Roman"/>
                 <w:sz w:val="26"/>
                 <w:szCs w:val="26"/>
+                <w:lang w:val="vi-VN"/>
               </w:rPr>
             </w:pPr>
             <w:r>
@@ -3024,14 +3006,6 @@
                 <w:szCs w:val="26"/>
               </w:rPr>
               <w:t>Xây dựng hệ thống DishNet – Nền tảng mạng xã hội kinh doanh ẩm thực</w:t>
-            </w:r>
-            <w:r>
-              <w:rPr>
-                <w:rFonts w:ascii="Times New Roman" w:hAnsi="Times New Roman" w:cs="Times New Roman"/>
-                <w:sz w:val="26"/>
-                <w:szCs w:val="26"/>
-              </w:rPr>
-              <w:t>.</w:t>
             </w:r>
           </w:p>
         </w:tc>
@@ -3055,7 +3029,6 @@
                 <w:rFonts w:ascii="Times New Roman" w:hAnsi="Times New Roman" w:cs="Times New Roman"/>
                 <w:sz w:val="26"/>
                 <w:szCs w:val="26"/>
-                <w:lang w:val="en"/>
               </w:rPr>
             </w:pPr>
             <w:r>
@@ -3065,7 +3038,6 @@
                 <w:bCs/>
                 <w:sz w:val="26"/>
                 <w:szCs w:val="26"/>
-                <w:lang w:val="en"/>
               </w:rPr>
               <w:t>Tiêu đ</w:t>
             </w:r>
@@ -3119,7 +3091,6 @@
                 <w:rFonts w:ascii="Times New Roman" w:hAnsi="Times New Roman" w:cs="Times New Roman"/>
                 <w:sz w:val="26"/>
                 <w:szCs w:val="26"/>
-                <w:lang w:val="en"/>
               </w:rPr>
             </w:pPr>
             <w:r>
@@ -3127,7 +3098,6 @@
                 <w:rFonts w:ascii="Times New Roman" w:hAnsi="Times New Roman" w:cs="Times New Roman"/>
                 <w:sz w:val="26"/>
                 <w:szCs w:val="26"/>
-                <w:lang w:val="en"/>
               </w:rPr>
               <w:t>Proposal Document</w:t>
             </w:r>
@@ -3154,7 +3124,6 @@
                 <w:rFonts w:ascii="Times New Roman" w:hAnsi="Times New Roman" w:cs="Times New Roman"/>
                 <w:sz w:val="26"/>
                 <w:szCs w:val="26"/>
-                <w:lang w:val="en"/>
               </w:rPr>
             </w:pPr>
             <w:r>
@@ -3164,7 +3133,6 @@
                 <w:bCs/>
                 <w:sz w:val="26"/>
                 <w:szCs w:val="26"/>
-                <w:lang w:val="en"/>
               </w:rPr>
               <w:t>Ngư</w:t>
             </w:r>
@@ -3221,7 +3189,6 @@
           <w:rFonts w:ascii="Times New Roman" w:hAnsi="Times New Roman" w:cs="Times New Roman"/>
           <w:sz w:val="26"/>
           <w:szCs w:val="26"/>
-          <w:lang w:val="en"/>
         </w:rPr>
       </w:pPr>
     </w:p>
@@ -3248,7 +3215,6 @@
           <w:bCs/>
           <w:sz w:val="32"/>
           <w:szCs w:val="32"/>
-          <w:lang w:val="en"/>
         </w:rPr>
         <w:t>L</w:t>
       </w:r>
@@ -3326,7 +3292,6 @@
                 <w:rFonts w:ascii="Times New Roman" w:hAnsi="Times New Roman" w:cs="Times New Roman"/>
                 <w:sz w:val="26"/>
                 <w:szCs w:val="26"/>
-                <w:lang w:val="en"/>
               </w:rPr>
             </w:pPr>
             <w:r>
@@ -3336,7 +3301,6 @@
                 <w:bCs/>
                 <w:sz w:val="26"/>
                 <w:szCs w:val="26"/>
-                <w:lang w:val="en"/>
               </w:rPr>
               <w:t>Phiên b</w:t>
             </w:r>
@@ -3369,7 +3333,6 @@
                 <w:rFonts w:ascii="Times New Roman" w:hAnsi="Times New Roman" w:cs="Times New Roman"/>
                 <w:sz w:val="26"/>
                 <w:szCs w:val="26"/>
-                <w:lang w:val="en"/>
               </w:rPr>
             </w:pPr>
             <w:r>
@@ -3379,7 +3342,6 @@
                 <w:bCs/>
                 <w:sz w:val="26"/>
                 <w:szCs w:val="26"/>
-                <w:lang w:val="en"/>
               </w:rPr>
               <w:t>Ngư</w:t>
             </w:r>
@@ -3412,7 +3374,6 @@
                 <w:rFonts w:ascii="Times New Roman" w:hAnsi="Times New Roman" w:cs="Times New Roman"/>
                 <w:sz w:val="26"/>
                 <w:szCs w:val="26"/>
-                <w:lang w:val="en"/>
               </w:rPr>
             </w:pPr>
             <w:r>
@@ -3422,7 +3383,6 @@
                 <w:bCs/>
                 <w:sz w:val="26"/>
                 <w:szCs w:val="26"/>
-                <w:lang w:val="en"/>
               </w:rPr>
               <w:t>Ngày</w:t>
             </w:r>
@@ -3444,7 +3404,6 @@
                 <w:rFonts w:ascii="Times New Roman" w:hAnsi="Times New Roman" w:cs="Times New Roman"/>
                 <w:sz w:val="26"/>
                 <w:szCs w:val="26"/>
-                <w:lang w:val="en"/>
               </w:rPr>
             </w:pPr>
             <w:r>
@@ -3454,7 +3413,6 @@
                 <w:bCs/>
                 <w:sz w:val="26"/>
                 <w:szCs w:val="26"/>
-                <w:lang w:val="en"/>
               </w:rPr>
               <w:t>Ghi chú</w:t>
             </w:r>
@@ -3481,7 +3439,6 @@
                 <w:rFonts w:ascii="Times New Roman" w:hAnsi="Times New Roman" w:cs="Times New Roman"/>
                 <w:sz w:val="26"/>
                 <w:szCs w:val="26"/>
-                <w:lang w:val="en"/>
               </w:rPr>
             </w:pPr>
             <w:r>
@@ -3489,7 +3446,6 @@
                 <w:rFonts w:ascii="Times New Roman" w:hAnsi="Times New Roman" w:cs="Times New Roman"/>
                 <w:sz w:val="26"/>
                 <w:szCs w:val="26"/>
-                <w:lang w:val="en"/>
               </w:rPr>
               <w:t>1.0</w:t>
             </w:r>
@@ -3569,7 +3525,6 @@
                 <w:rFonts w:ascii="Times New Roman" w:hAnsi="Times New Roman" w:cs="Times New Roman"/>
                 <w:sz w:val="26"/>
                 <w:szCs w:val="26"/>
-                <w:lang w:val="en"/>
               </w:rPr>
             </w:pPr>
             <w:r>
@@ -3577,7 +3532,6 @@
                 <w:rFonts w:ascii="Times New Roman" w:hAnsi="Times New Roman" w:cs="Times New Roman"/>
                 <w:sz w:val="26"/>
                 <w:szCs w:val="26"/>
-                <w:lang w:val="en"/>
               </w:rPr>
               <w:t>T</w:t>
             </w:r>
@@ -3630,7 +3584,6 @@
                 <w:rFonts w:ascii="Times New Roman" w:hAnsi="Times New Roman" w:cs="Times New Roman"/>
                 <w:sz w:val="26"/>
                 <w:szCs w:val="26"/>
-                <w:lang w:val="en"/>
               </w:rPr>
             </w:pPr>
             <w:r>
@@ -3638,7 +3591,6 @@
                 <w:rFonts w:ascii="Times New Roman" w:hAnsi="Times New Roman" w:cs="Times New Roman"/>
                 <w:sz w:val="26"/>
                 <w:szCs w:val="26"/>
-                <w:lang w:val="en"/>
               </w:rPr>
               <w:t>1.1</w:t>
             </w:r>
@@ -3660,7 +3612,6 @@
                 <w:rFonts w:ascii="Times New Roman" w:hAnsi="Times New Roman" w:cs="Times New Roman"/>
                 <w:sz w:val="26"/>
                 <w:szCs w:val="26"/>
-                <w:lang w:val="en"/>
               </w:rPr>
             </w:pPr>
             <w:r>
@@ -3780,7 +3731,6 @@
           <w:bCs/>
           <w:sz w:val="32"/>
           <w:szCs w:val="32"/>
-          <w:lang w:val="en"/>
         </w:rPr>
         <w:lastRenderedPageBreak/>
         <w:t>PHÊ DUY</w:t>
@@ -3890,7 +3840,6 @@
                 <w:rFonts w:ascii="Times New Roman" w:hAnsi="Times New Roman" w:cs="Times New Roman"/>
                 <w:sz w:val="26"/>
                 <w:szCs w:val="26"/>
-                <w:lang w:val="en"/>
               </w:rPr>
             </w:pPr>
             <w:r>
@@ -3898,7 +3847,6 @@
                 <w:rFonts w:ascii="Times New Roman" w:hAnsi="Times New Roman" w:cs="Times New Roman"/>
                 <w:sz w:val="26"/>
                 <w:szCs w:val="26"/>
-                <w:lang w:val="en"/>
               </w:rPr>
               <w:t>Nguy</w:t>
             </w:r>
@@ -3935,7 +3883,6 @@
                 <w:rFonts w:ascii="Times New Roman" w:hAnsi="Times New Roman" w:cs="Times New Roman"/>
                 <w:sz w:val="26"/>
                 <w:szCs w:val="26"/>
-                <w:lang w:val="en"/>
               </w:rPr>
             </w:pPr>
             <w:r>
@@ -3945,7 +3892,6 @@
                 <w:bCs/>
                 <w:sz w:val="26"/>
                 <w:szCs w:val="26"/>
-                <w:lang w:val="en"/>
               </w:rPr>
               <w:t>Ch</w:t>
             </w:r>
@@ -3994,7 +3940,6 @@
                 <w:rFonts w:ascii="Times New Roman" w:hAnsi="Times New Roman" w:cs="Times New Roman"/>
                 <w:sz w:val="26"/>
                 <w:szCs w:val="26"/>
-                <w:lang w:val="en"/>
               </w:rPr>
             </w:pPr>
           </w:p>
@@ -4028,7 +3973,6 @@
                 <w:rFonts w:ascii="Times New Roman" w:hAnsi="Times New Roman" w:cs="Times New Roman"/>
                 <w:sz w:val="26"/>
                 <w:szCs w:val="26"/>
-                <w:lang w:val="en"/>
               </w:rPr>
             </w:pPr>
           </w:p>
@@ -4055,7 +3999,6 @@
                 <w:rFonts w:ascii="Times New Roman" w:hAnsi="Times New Roman" w:cs="Times New Roman"/>
                 <w:sz w:val="26"/>
                 <w:szCs w:val="26"/>
-                <w:lang w:val="en"/>
               </w:rPr>
             </w:pPr>
           </w:p>
@@ -4082,7 +4025,6 @@
                 <w:rFonts w:ascii="Times New Roman" w:hAnsi="Times New Roman" w:cs="Times New Roman"/>
                 <w:sz w:val="26"/>
                 <w:szCs w:val="26"/>
-                <w:lang w:val="en"/>
               </w:rPr>
             </w:pPr>
             <w:r>
@@ -4092,7 +4034,6 @@
                 <w:bCs/>
                 <w:sz w:val="26"/>
                 <w:szCs w:val="26"/>
-                <w:lang w:val="en"/>
               </w:rPr>
               <w:t>Ngày</w:t>
             </w:r>
@@ -4127,7 +4068,6 @@
                 <w:rFonts w:ascii="Times New Roman" w:hAnsi="Times New Roman" w:cs="Times New Roman"/>
                 <w:sz w:val="26"/>
                 <w:szCs w:val="26"/>
-                <w:lang w:val="en"/>
               </w:rPr>
               <w:t>…./…./</w:t>
             </w:r>
@@ -4177,7 +4117,6 @@
                 <w:rFonts w:ascii="Times New Roman" w:hAnsi="Times New Roman" w:cs="Times New Roman"/>
                 <w:sz w:val="26"/>
                 <w:szCs w:val="26"/>
-                <w:lang w:val="en"/>
               </w:rPr>
             </w:pPr>
             <w:r>
@@ -4187,7 +4126,6 @@
                 <w:bCs/>
                 <w:sz w:val="26"/>
                 <w:szCs w:val="26"/>
-                <w:lang w:val="en"/>
               </w:rPr>
               <w:t>Ch</w:t>
             </w:r>
@@ -4226,7 +4164,6 @@
                 <w:rFonts w:ascii="Times New Roman" w:hAnsi="Times New Roman" w:cs="Times New Roman"/>
                 <w:sz w:val="26"/>
                 <w:szCs w:val="26"/>
-                <w:lang w:val="en"/>
               </w:rPr>
             </w:pPr>
             <w:r>
@@ -4234,7 +4171,6 @@
                 <w:rFonts w:ascii="Times New Roman" w:hAnsi="Times New Roman" w:cs="Times New Roman"/>
                 <w:sz w:val="26"/>
                 <w:szCs w:val="26"/>
-                <w:lang w:val="en"/>
               </w:rPr>
               <w:t>Nguy</w:t>
             </w:r>
@@ -4271,7 +4207,6 @@
                 <w:rFonts w:ascii="Times New Roman" w:hAnsi="Times New Roman" w:cs="Times New Roman"/>
                 <w:sz w:val="26"/>
                 <w:szCs w:val="26"/>
-                <w:lang w:val="en"/>
               </w:rPr>
             </w:pPr>
             <w:r>
@@ -4281,7 +4216,6 @@
                 <w:bCs/>
                 <w:sz w:val="26"/>
                 <w:szCs w:val="26"/>
-                <w:lang w:val="en"/>
               </w:rPr>
               <w:t>Ch</w:t>
             </w:r>
@@ -4330,7 +4264,6 @@
                 <w:rFonts w:ascii="Times New Roman" w:hAnsi="Times New Roman" w:cs="Times New Roman"/>
                 <w:sz w:val="26"/>
                 <w:szCs w:val="26"/>
-                <w:lang w:val="en"/>
               </w:rPr>
             </w:pPr>
           </w:p>
@@ -4363,7 +4296,6 @@
                 <w:rFonts w:ascii="Times New Roman" w:hAnsi="Times New Roman" w:cs="Times New Roman"/>
                 <w:sz w:val="26"/>
                 <w:szCs w:val="26"/>
-                <w:lang w:val="en"/>
               </w:rPr>
             </w:pPr>
           </w:p>
@@ -4390,7 +4322,6 @@
                 <w:rFonts w:ascii="Times New Roman" w:hAnsi="Times New Roman" w:cs="Times New Roman"/>
                 <w:sz w:val="26"/>
                 <w:szCs w:val="26"/>
-                <w:lang w:val="en"/>
               </w:rPr>
             </w:pPr>
           </w:p>
@@ -4417,7 +4348,6 @@
                 <w:rFonts w:ascii="Times New Roman" w:hAnsi="Times New Roman" w:cs="Times New Roman"/>
                 <w:sz w:val="26"/>
                 <w:szCs w:val="26"/>
-                <w:lang w:val="en"/>
               </w:rPr>
             </w:pPr>
             <w:r>
@@ -4427,7 +4357,6 @@
                 <w:bCs/>
                 <w:sz w:val="26"/>
                 <w:szCs w:val="26"/>
-                <w:lang w:val="en"/>
               </w:rPr>
               <w:t>Ngày</w:t>
             </w:r>
@@ -4462,7 +4391,6 @@
                 <w:rFonts w:ascii="Times New Roman" w:hAnsi="Times New Roman" w:cs="Times New Roman"/>
                 <w:sz w:val="26"/>
                 <w:szCs w:val="26"/>
-                <w:lang w:val="en"/>
               </w:rPr>
               <w:t>…./…./</w:t>
             </w:r>
@@ -4512,7 +4440,6 @@
                 <w:rFonts w:ascii="Times New Roman" w:hAnsi="Times New Roman" w:cs="Times New Roman"/>
                 <w:sz w:val="26"/>
                 <w:szCs w:val="26"/>
-                <w:lang w:val="en"/>
               </w:rPr>
             </w:pPr>
             <w:r>
@@ -4522,7 +4449,6 @@
                 <w:bCs/>
                 <w:sz w:val="26"/>
                 <w:szCs w:val="26"/>
-                <w:lang w:val="en"/>
               </w:rPr>
               <w:t>Qu</w:t>
             </w:r>
@@ -4624,7 +4550,6 @@
                 <w:rFonts w:ascii="Times New Roman" w:hAnsi="Times New Roman" w:cs="Times New Roman"/>
                 <w:sz w:val="26"/>
                 <w:szCs w:val="26"/>
-                <w:lang w:val="en"/>
               </w:rPr>
             </w:pPr>
             <w:r>
@@ -4634,7 +4559,6 @@
                 <w:bCs/>
                 <w:sz w:val="26"/>
                 <w:szCs w:val="26"/>
-                <w:lang w:val="en"/>
               </w:rPr>
               <w:t>Ch</w:t>
             </w:r>
@@ -4683,7 +4607,6 @@
                 <w:rFonts w:ascii="Times New Roman" w:hAnsi="Times New Roman" w:cs="Times New Roman"/>
                 <w:sz w:val="26"/>
                 <w:szCs w:val="26"/>
-                <w:lang w:val="en"/>
               </w:rPr>
             </w:pPr>
           </w:p>
@@ -4716,7 +4639,6 @@
                 <w:rFonts w:ascii="Times New Roman" w:hAnsi="Times New Roman" w:cs="Times New Roman"/>
                 <w:sz w:val="26"/>
                 <w:szCs w:val="26"/>
-                <w:lang w:val="en"/>
               </w:rPr>
             </w:pPr>
           </w:p>
@@ -4743,7 +4665,6 @@
                 <w:rFonts w:ascii="Times New Roman" w:hAnsi="Times New Roman" w:cs="Times New Roman"/>
                 <w:sz w:val="26"/>
                 <w:szCs w:val="26"/>
-                <w:lang w:val="en"/>
               </w:rPr>
             </w:pPr>
           </w:p>
@@ -4770,7 +4691,6 @@
                 <w:rFonts w:ascii="Times New Roman" w:hAnsi="Times New Roman" w:cs="Times New Roman"/>
                 <w:sz w:val="26"/>
                 <w:szCs w:val="26"/>
-                <w:lang w:val="en"/>
               </w:rPr>
             </w:pPr>
             <w:r>
@@ -4780,7 +4700,6 @@
                 <w:bCs/>
                 <w:sz w:val="26"/>
                 <w:szCs w:val="26"/>
-                <w:lang w:val="en"/>
               </w:rPr>
               <w:t>Ngày</w:t>
             </w:r>
@@ -4815,7 +4734,6 @@
                 <w:rFonts w:ascii="Times New Roman" w:hAnsi="Times New Roman" w:cs="Times New Roman"/>
                 <w:sz w:val="26"/>
                 <w:szCs w:val="26"/>
-                <w:lang w:val="en"/>
               </w:rPr>
               <w:t>…./…./</w:t>
             </w:r>
@@ -4864,7 +4782,6 @@
                 <w:rFonts w:ascii="Times New Roman" w:hAnsi="Times New Roman" w:cs="Times New Roman"/>
                 <w:sz w:val="26"/>
                 <w:szCs w:val="26"/>
-                <w:lang w:val="en"/>
               </w:rPr>
             </w:pPr>
             <w:r>
@@ -4874,7 +4791,6 @@
                 <w:bCs/>
                 <w:sz w:val="26"/>
                 <w:szCs w:val="26"/>
-                <w:lang w:val="en"/>
               </w:rPr>
               <w:t>Thành viên</w:t>
             </w:r>
@@ -4937,7 +4853,6 @@
                 <w:rFonts w:ascii="Times New Roman" w:hAnsi="Times New Roman" w:cs="Times New Roman"/>
                 <w:sz w:val="26"/>
                 <w:szCs w:val="26"/>
-                <w:lang w:val="en"/>
               </w:rPr>
             </w:pPr>
             <w:r>
@@ -4947,7 +4862,6 @@
                 <w:bCs/>
                 <w:sz w:val="26"/>
                 <w:szCs w:val="26"/>
-                <w:lang w:val="en"/>
               </w:rPr>
               <w:t>Ch</w:t>
             </w:r>
@@ -4996,7 +4910,6 @@
                 <w:rFonts w:ascii="Times New Roman" w:hAnsi="Times New Roman" w:cs="Times New Roman"/>
                 <w:sz w:val="26"/>
                 <w:szCs w:val="26"/>
-                <w:lang w:val="en"/>
               </w:rPr>
             </w:pPr>
           </w:p>
@@ -5028,7 +4941,6 @@
                 <w:rFonts w:ascii="Times New Roman" w:hAnsi="Times New Roman" w:cs="Times New Roman"/>
                 <w:sz w:val="26"/>
                 <w:szCs w:val="26"/>
-                <w:lang w:val="en"/>
               </w:rPr>
             </w:pPr>
           </w:p>
@@ -5055,7 +4967,6 @@
                 <w:rFonts w:ascii="Times New Roman" w:hAnsi="Times New Roman" w:cs="Times New Roman"/>
                 <w:sz w:val="26"/>
                 <w:szCs w:val="26"/>
-                <w:lang w:val="en"/>
               </w:rPr>
             </w:pPr>
           </w:p>
@@ -5082,7 +4993,6 @@
                 <w:rFonts w:ascii="Times New Roman" w:hAnsi="Times New Roman" w:cs="Times New Roman"/>
                 <w:sz w:val="26"/>
                 <w:szCs w:val="26"/>
-                <w:lang w:val="en"/>
               </w:rPr>
             </w:pPr>
             <w:r>
@@ -5092,7 +5002,6 @@
                 <w:bCs/>
                 <w:sz w:val="26"/>
                 <w:szCs w:val="26"/>
-                <w:lang w:val="en"/>
               </w:rPr>
               <w:t>Ngày</w:t>
             </w:r>
@@ -5127,7 +5036,6 @@
                 <w:rFonts w:ascii="Times New Roman" w:hAnsi="Times New Roman" w:cs="Times New Roman"/>
                 <w:sz w:val="26"/>
                 <w:szCs w:val="26"/>
-                <w:lang w:val="en"/>
               </w:rPr>
               <w:t>…./…./</w:t>
             </w:r>
@@ -5177,7 +5085,6 @@
                 <w:rFonts w:ascii="Times New Roman" w:hAnsi="Times New Roman" w:cs="Times New Roman"/>
                 <w:sz w:val="26"/>
                 <w:szCs w:val="26"/>
-                <w:lang w:val="en"/>
               </w:rPr>
             </w:pPr>
           </w:p>
@@ -5237,7 +5144,6 @@
                 <w:rFonts w:ascii="Times New Roman" w:hAnsi="Times New Roman" w:cs="Times New Roman"/>
                 <w:sz w:val="26"/>
                 <w:szCs w:val="26"/>
-                <w:lang w:val="en"/>
               </w:rPr>
             </w:pPr>
             <w:r>
@@ -5247,7 +5153,6 @@
                 <w:bCs/>
                 <w:sz w:val="26"/>
                 <w:szCs w:val="26"/>
-                <w:lang w:val="en"/>
               </w:rPr>
               <w:t>Ch</w:t>
             </w:r>
@@ -5296,7 +5201,6 @@
                 <w:rFonts w:ascii="Times New Roman" w:hAnsi="Times New Roman" w:cs="Times New Roman"/>
                 <w:sz w:val="26"/>
                 <w:szCs w:val="26"/>
-                <w:lang w:val="en"/>
               </w:rPr>
             </w:pPr>
           </w:p>
@@ -5328,7 +5232,6 @@
                 <w:rFonts w:ascii="Times New Roman" w:hAnsi="Times New Roman" w:cs="Times New Roman"/>
                 <w:sz w:val="26"/>
                 <w:szCs w:val="26"/>
-                <w:lang w:val="en"/>
               </w:rPr>
             </w:pPr>
           </w:p>
@@ -5355,7 +5258,6 @@
                 <w:rFonts w:ascii="Times New Roman" w:hAnsi="Times New Roman" w:cs="Times New Roman"/>
                 <w:sz w:val="26"/>
                 <w:szCs w:val="26"/>
-                <w:lang w:val="en"/>
               </w:rPr>
             </w:pPr>
           </w:p>
@@ -5382,7 +5284,6 @@
                 <w:rFonts w:ascii="Times New Roman" w:hAnsi="Times New Roman" w:cs="Times New Roman"/>
                 <w:sz w:val="26"/>
                 <w:szCs w:val="26"/>
-                <w:lang w:val="en"/>
               </w:rPr>
             </w:pPr>
             <w:r>
@@ -5392,7 +5293,6 @@
                 <w:bCs/>
                 <w:sz w:val="26"/>
                 <w:szCs w:val="26"/>
-                <w:lang w:val="en"/>
               </w:rPr>
               <w:t>Ngày</w:t>
             </w:r>
@@ -5427,7 +5327,6 @@
                 <w:rFonts w:ascii="Times New Roman" w:hAnsi="Times New Roman" w:cs="Times New Roman"/>
                 <w:sz w:val="26"/>
                 <w:szCs w:val="26"/>
-                <w:lang w:val="en"/>
               </w:rPr>
               <w:t>…./…./</w:t>
             </w:r>
@@ -5477,7 +5376,6 @@
                 <w:rFonts w:ascii="Times New Roman" w:hAnsi="Times New Roman" w:cs="Times New Roman"/>
                 <w:sz w:val="26"/>
                 <w:szCs w:val="26"/>
-                <w:lang w:val="en"/>
               </w:rPr>
             </w:pPr>
           </w:p>
@@ -5536,7 +5434,6 @@
                 <w:rFonts w:ascii="Times New Roman" w:hAnsi="Times New Roman" w:cs="Times New Roman"/>
                 <w:sz w:val="26"/>
                 <w:szCs w:val="26"/>
-                <w:lang w:val="en"/>
               </w:rPr>
             </w:pPr>
             <w:r>
@@ -5546,7 +5443,6 @@
                 <w:bCs/>
                 <w:sz w:val="26"/>
                 <w:szCs w:val="26"/>
-                <w:lang w:val="en"/>
               </w:rPr>
               <w:t>Ch</w:t>
             </w:r>
@@ -5595,7 +5491,6 @@
                 <w:rFonts w:ascii="Times New Roman" w:hAnsi="Times New Roman" w:cs="Times New Roman"/>
                 <w:sz w:val="26"/>
                 <w:szCs w:val="26"/>
-                <w:lang w:val="en"/>
               </w:rPr>
             </w:pPr>
           </w:p>
@@ -5627,7 +5522,6 @@
                 <w:rFonts w:ascii="Times New Roman" w:hAnsi="Times New Roman" w:cs="Times New Roman"/>
                 <w:sz w:val="26"/>
                 <w:szCs w:val="26"/>
-                <w:lang w:val="en"/>
               </w:rPr>
             </w:pPr>
           </w:p>
@@ -5655,7 +5549,6 @@
                 <w:rFonts w:ascii="Times New Roman" w:hAnsi="Times New Roman" w:cs="Times New Roman"/>
                 <w:sz w:val="26"/>
                 <w:szCs w:val="26"/>
-                <w:lang w:val="en"/>
               </w:rPr>
             </w:pPr>
           </w:p>
@@ -5682,7 +5575,6 @@
                 <w:rFonts w:ascii="Times New Roman" w:hAnsi="Times New Roman" w:cs="Times New Roman"/>
                 <w:sz w:val="26"/>
                 <w:szCs w:val="26"/>
-                <w:lang w:val="en"/>
               </w:rPr>
             </w:pPr>
             <w:r>
@@ -5692,7 +5584,6 @@
                 <w:bCs/>
                 <w:sz w:val="26"/>
                 <w:szCs w:val="26"/>
-                <w:lang w:val="en"/>
               </w:rPr>
               <w:t>Ngày</w:t>
             </w:r>
@@ -5727,7 +5618,6 @@
                 <w:rFonts w:ascii="Times New Roman" w:hAnsi="Times New Roman" w:cs="Times New Roman"/>
                 <w:sz w:val="26"/>
                 <w:szCs w:val="26"/>
-                <w:lang w:val="en"/>
               </w:rPr>
               <w:t>…./…./</w:t>
             </w:r>
@@ -5777,7 +5667,6 @@
                 <w:rFonts w:ascii="Times New Roman" w:hAnsi="Times New Roman" w:cs="Times New Roman"/>
                 <w:sz w:val="26"/>
                 <w:szCs w:val="26"/>
-                <w:lang w:val="en"/>
               </w:rPr>
             </w:pPr>
           </w:p>
@@ -5842,7 +5731,6 @@
                 <w:bCs/>
                 <w:sz w:val="26"/>
                 <w:szCs w:val="26"/>
-                <w:lang w:val="en"/>
               </w:rPr>
             </w:pPr>
             <w:r>
@@ -5852,7 +5740,6 @@
                 <w:bCs/>
                 <w:sz w:val="26"/>
                 <w:szCs w:val="26"/>
-                <w:lang w:val="en"/>
               </w:rPr>
               <w:t>Ch</w:t>
             </w:r>
@@ -5901,7 +5788,6 @@
                 <w:rFonts w:ascii="Times New Roman" w:hAnsi="Times New Roman" w:cs="Times New Roman"/>
                 <w:sz w:val="26"/>
                 <w:szCs w:val="26"/>
-                <w:lang w:val="en"/>
               </w:rPr>
             </w:pPr>
           </w:p>
@@ -5934,7 +5820,6 @@
                 <w:rFonts w:ascii="Times New Roman" w:hAnsi="Times New Roman" w:cs="Times New Roman"/>
                 <w:sz w:val="26"/>
                 <w:szCs w:val="26"/>
-                <w:lang w:val="en"/>
               </w:rPr>
             </w:pPr>
           </w:p>
@@ -5961,7 +5846,6 @@
                 <w:rFonts w:ascii="Times New Roman" w:hAnsi="Times New Roman" w:cs="Times New Roman"/>
                 <w:sz w:val="26"/>
                 <w:szCs w:val="26"/>
-                <w:lang w:val="en"/>
               </w:rPr>
             </w:pPr>
           </w:p>
@@ -5990,7 +5874,6 @@
                 <w:bCs/>
                 <w:sz w:val="26"/>
                 <w:szCs w:val="26"/>
-                <w:lang w:val="en"/>
               </w:rPr>
             </w:pPr>
             <w:r>
@@ -6000,7 +5883,6 @@
                 <w:bCs/>
                 <w:sz w:val="26"/>
                 <w:szCs w:val="26"/>
-                <w:lang w:val="en"/>
               </w:rPr>
               <w:t>Ngày</w:t>
             </w:r>
@@ -6035,7 +5917,6 @@
                 <w:rFonts w:ascii="Times New Roman" w:hAnsi="Times New Roman" w:cs="Times New Roman"/>
                 <w:sz w:val="26"/>
                 <w:szCs w:val="26"/>
-                <w:lang w:val="en"/>
               </w:rPr>
               <w:t>…./…./</w:t>
             </w:r>
@@ -6116,7 +5997,10 @@
       </w:sdtPr>
       <w:sdtEndPr>
         <w:rPr>
+          <w:rFonts w:ascii="Times New Roman" w:hAnsi="Times New Roman" w:cs="Times New Roman"/>
           <w:bCs/>
+          <w:sz w:val="26"/>
+          <w:szCs w:val="26"/>
         </w:rPr>
       </w:sdtEndPr>
       <w:sdtContent>
@@ -6145,9 +6029,9 @@
             <w:pStyle w:val="TOC1"/>
             <w:tabs>
               <w:tab w:val="left" w:pos="480"/>
-              <w:tab w:val="right" w:leader="dot" w:pos="9350"/>
+              <w:tab w:val="right" w:leader="dot" w:pos="9344"/>
             </w:tabs>
-            <w:spacing w:line="360" w:lineRule="auto"/>
+            <w:spacing w:after="0" w:line="360" w:lineRule="auto"/>
             <w:rPr>
               <w:rFonts w:ascii="Times New Roman" w:eastAsiaTheme="minorEastAsia" w:hAnsi="Times New Roman" w:cs="Times New Roman"/>
               <w:noProof/>
@@ -6181,7 +6065,7 @@
             </w:rPr>
             <w:fldChar w:fldCharType="separate"/>
           </w:r>
-          <w:hyperlink w:anchor="_Toc207917645" w:history="1">
+          <w:hyperlink w:anchor="_Toc229559129" w:history="1">
             <w:r>
               <w:rPr>
                 <w:rStyle w:val="Hyperlink"/>
@@ -6199,10 +6083,9 @@
                 <w:kern w:val="0"/>
                 <w:sz w:val="26"/>
                 <w:szCs w:val="26"/>
-                <w:lang w:val="vi-VN"/>
                 <w14:ligatures w14:val="none"/>
               </w:rPr>
-              <w:t xml:space="preserve"> </w:t>
+              <w:tab/>
             </w:r>
             <w:r>
               <w:rPr>
@@ -6242,7 +6125,7 @@
                 <w:sz w:val="26"/>
                 <w:szCs w:val="26"/>
               </w:rPr>
-              <w:instrText xml:space="preserve"> PAGEREF _Toc207917645 \h </w:instrText>
+              <w:instrText xml:space="preserve"> PAGEREF _Toc229559129 \h </w:instrText>
             </w:r>
             <w:r>
               <w:rPr>
@@ -6289,9 +6172,9 @@
           <w:pPr>
             <w:pStyle w:val="TOC2"/>
             <w:tabs>
-              <w:tab w:val="right" w:leader="dot" w:pos="9350"/>
+              <w:tab w:val="right" w:leader="dot" w:pos="9344"/>
             </w:tabs>
-            <w:spacing w:line="360" w:lineRule="auto"/>
+            <w:spacing w:after="0" w:line="360" w:lineRule="auto"/>
             <w:rPr>
               <w:rFonts w:ascii="Times New Roman" w:eastAsiaTheme="minorEastAsia" w:hAnsi="Times New Roman" w:cs="Times New Roman"/>
               <w:noProof/>
@@ -6301,7 +6184,7 @@
               <w14:ligatures w14:val="none"/>
             </w:rPr>
           </w:pPr>
-          <w:hyperlink w:anchor="_Toc207917646" w:history="1">
+          <w:hyperlink w:anchor="_Toc229559130" w:history="1">
             <w:r>
               <w:rPr>
                 <w:rStyle w:val="Hyperlink"/>
@@ -6340,7 +6223,7 @@
                 <w:sz w:val="26"/>
                 <w:szCs w:val="26"/>
               </w:rPr>
-              <w:instrText xml:space="preserve"> PAGEREF _Toc207917646 \h </w:instrText>
+              <w:instrText xml:space="preserve"> PAGEREF _Toc229559130 \h </w:instrText>
             </w:r>
             <w:r>
               <w:rPr>
@@ -6387,9 +6270,9 @@
           <w:pPr>
             <w:pStyle w:val="TOC2"/>
             <w:tabs>
-              <w:tab w:val="right" w:leader="dot" w:pos="9350"/>
+              <w:tab w:val="right" w:leader="dot" w:pos="9344"/>
             </w:tabs>
-            <w:spacing w:line="360" w:lineRule="auto"/>
+            <w:spacing w:after="0" w:line="360" w:lineRule="auto"/>
             <w:rPr>
               <w:rFonts w:ascii="Times New Roman" w:eastAsiaTheme="minorEastAsia" w:hAnsi="Times New Roman" w:cs="Times New Roman"/>
               <w:noProof/>
@@ -6399,7 +6282,7 @@
               <w14:ligatures w14:val="none"/>
             </w:rPr>
           </w:pPr>
-          <w:hyperlink w:anchor="_Toc207917647" w:history="1">
+          <w:hyperlink w:anchor="_Toc229559131" w:history="1">
             <w:r>
               <w:rPr>
                 <w:rStyle w:val="Hyperlink"/>
@@ -6407,9 +6290,8 @@
                 <w:noProof/>
                 <w:sz w:val="26"/>
                 <w:szCs w:val="26"/>
-                <w:lang w:val="en"/>
-              </w:rPr>
-              <w:t>1.2 Ph</w:t>
+              </w:rPr>
+              <w:t>1.2. Ph</w:t>
             </w:r>
             <w:r>
               <w:rPr>
@@ -6450,7 +6332,7 @@
                 <w:sz w:val="26"/>
                 <w:szCs w:val="26"/>
               </w:rPr>
-              <w:instrText xml:space="preserve"> PAGEREF _Toc207917647 \h </w:instrText>
+              <w:instrText xml:space="preserve"> PAGEREF _Toc229559131 \h </w:instrText>
             </w:r>
             <w:r>
               <w:rPr>
@@ -6497,9 +6379,9 @@
           <w:pPr>
             <w:pStyle w:val="TOC2"/>
             <w:tabs>
-              <w:tab w:val="right" w:leader="dot" w:pos="9350"/>
+              <w:tab w:val="right" w:leader="dot" w:pos="9344"/>
             </w:tabs>
-            <w:spacing w:line="360" w:lineRule="auto"/>
+            <w:spacing w:after="0" w:line="360" w:lineRule="auto"/>
             <w:rPr>
               <w:rFonts w:ascii="Times New Roman" w:eastAsiaTheme="minorEastAsia" w:hAnsi="Times New Roman" w:cs="Times New Roman"/>
               <w:noProof/>
@@ -6509,7 +6391,7 @@
               <w14:ligatures w14:val="none"/>
             </w:rPr>
           </w:pPr>
-          <w:hyperlink w:anchor="_Toc207917648" w:history="1">
+          <w:hyperlink w:anchor="_Toc229559132" w:history="1">
             <w:r>
               <w:rPr>
                 <w:rStyle w:val="Hyperlink"/>
@@ -6517,7 +6399,6 @@
                 <w:noProof/>
                 <w:sz w:val="26"/>
                 <w:szCs w:val="26"/>
-                <w:lang w:val="en"/>
               </w:rPr>
               <w:t>1.3 Tham kh</w:t>
             </w:r>
@@ -6560,7 +6441,7 @@
                 <w:sz w:val="26"/>
                 <w:szCs w:val="26"/>
               </w:rPr>
-              <w:instrText xml:space="preserve"> PAGEREF _Toc207917648 \h </w:instrText>
+              <w:instrText xml:space="preserve"> PAGEREF _Toc229559132 \h </w:instrText>
             </w:r>
             <w:r>
               <w:rPr>
@@ -6607,9 +6488,9 @@
           <w:pPr>
             <w:pStyle w:val="TOC1"/>
             <w:tabs>
-              <w:tab w:val="right" w:leader="dot" w:pos="9350"/>
+              <w:tab w:val="right" w:leader="dot" w:pos="9344"/>
             </w:tabs>
-            <w:spacing w:line="360" w:lineRule="auto"/>
+            <w:spacing w:after="0" w:line="360" w:lineRule="auto"/>
             <w:rPr>
               <w:rFonts w:ascii="Times New Roman" w:eastAsiaTheme="minorEastAsia" w:hAnsi="Times New Roman" w:cs="Times New Roman"/>
               <w:noProof/>
@@ -6619,7 +6500,7 @@
               <w14:ligatures w14:val="none"/>
             </w:rPr>
           </w:pPr>
-          <w:hyperlink w:anchor="_Toc207917649" w:history="1">
+          <w:hyperlink w:anchor="_Toc229559133" w:history="1">
             <w:r>
               <w:rPr>
                 <w:rStyle w:val="Hyperlink"/>
@@ -6658,7 +6539,7 @@
                 <w:sz w:val="26"/>
                 <w:szCs w:val="26"/>
               </w:rPr>
-              <w:instrText xml:space="preserve"> PAGEREF _Toc207917649 \h </w:instrText>
+              <w:instrText xml:space="preserve"> PAGEREF _Toc229559133 \h </w:instrText>
             </w:r>
             <w:r>
               <w:rPr>
@@ -6705,9 +6586,9 @@
           <w:pPr>
             <w:pStyle w:val="TOC2"/>
             <w:tabs>
-              <w:tab w:val="right" w:leader="dot" w:pos="9350"/>
+              <w:tab w:val="right" w:leader="dot" w:pos="9344"/>
             </w:tabs>
-            <w:spacing w:line="360" w:lineRule="auto"/>
+            <w:spacing w:after="0" w:line="360" w:lineRule="auto"/>
             <w:rPr>
               <w:rFonts w:ascii="Times New Roman" w:eastAsiaTheme="minorEastAsia" w:hAnsi="Times New Roman" w:cs="Times New Roman"/>
               <w:noProof/>
@@ -6717,7 +6598,7 @@
               <w14:ligatures w14:val="none"/>
             </w:rPr>
           </w:pPr>
-          <w:hyperlink w:anchor="_Toc207917650" w:history="1">
+          <w:hyperlink w:anchor="_Toc229559134" w:history="1">
             <w:r>
               <w:rPr>
                 <w:rStyle w:val="Hyperlink"/>
@@ -6725,7 +6606,6 @@
                 <w:noProof/>
                 <w:sz w:val="26"/>
                 <w:szCs w:val="26"/>
-                <w:lang w:val="en"/>
               </w:rPr>
               <w:t>2.1 Lý do ch</w:t>
             </w:r>
@@ -6778,7 +6658,7 @@
                 <w:sz w:val="26"/>
                 <w:szCs w:val="26"/>
               </w:rPr>
-              <w:instrText xml:space="preserve"> PAGEREF _Toc207917650 \h </w:instrText>
+              <w:instrText xml:space="preserve"> PAGEREF _Toc229559134 \h </w:instrText>
             </w:r>
             <w:r>
               <w:rPr>
@@ -6825,9 +6705,9 @@
           <w:pPr>
             <w:pStyle w:val="TOC2"/>
             <w:tabs>
-              <w:tab w:val="right" w:leader="dot" w:pos="9350"/>
+              <w:tab w:val="right" w:leader="dot" w:pos="9344"/>
             </w:tabs>
-            <w:spacing w:line="360" w:lineRule="auto"/>
+            <w:spacing w:after="0" w:line="360" w:lineRule="auto"/>
             <w:rPr>
               <w:rFonts w:ascii="Times New Roman" w:eastAsiaTheme="minorEastAsia" w:hAnsi="Times New Roman" w:cs="Times New Roman"/>
               <w:noProof/>
@@ -6837,7 +6717,7 @@
               <w14:ligatures w14:val="none"/>
             </w:rPr>
           </w:pPr>
-          <w:hyperlink w:anchor="_Toc207917651" w:history="1">
+          <w:hyperlink w:anchor="_Toc229559135" w:history="1">
             <w:r>
               <w:rPr>
                 <w:rStyle w:val="Hyperlink"/>
@@ -6845,7 +6725,6 @@
                 <w:noProof/>
                 <w:sz w:val="26"/>
                 <w:szCs w:val="26"/>
-                <w:lang w:val="en"/>
               </w:rPr>
               <w:t>2.2 Đ</w:t>
             </w:r>
@@ -6898,7 +6777,7 @@
                 <w:sz w:val="26"/>
                 <w:szCs w:val="26"/>
               </w:rPr>
-              <w:instrText xml:space="preserve"> PAGEREF _Toc207917651 \h </w:instrText>
+              <w:instrText xml:space="preserve"> PAGEREF _Toc229559135 \h </w:instrText>
             </w:r>
             <w:r>
               <w:rPr>
@@ -6927,7 +6806,7 @@
                 <w:sz w:val="26"/>
                 <w:szCs w:val="26"/>
               </w:rPr>
-              <w:t>8</w:t>
+              <w:t>9</w:t>
             </w:r>
             <w:r>
               <w:rPr>
@@ -6945,9 +6824,9 @@
           <w:pPr>
             <w:pStyle w:val="TOC2"/>
             <w:tabs>
-              <w:tab w:val="right" w:leader="dot" w:pos="9350"/>
+              <w:tab w:val="right" w:leader="dot" w:pos="9344"/>
             </w:tabs>
-            <w:spacing w:line="360" w:lineRule="auto"/>
+            <w:spacing w:after="0" w:line="360" w:lineRule="auto"/>
             <w:rPr>
               <w:rFonts w:ascii="Times New Roman" w:eastAsiaTheme="minorEastAsia" w:hAnsi="Times New Roman" w:cs="Times New Roman"/>
               <w:noProof/>
@@ -6957,7 +6836,7 @@
               <w14:ligatures w14:val="none"/>
             </w:rPr>
           </w:pPr>
-          <w:hyperlink w:anchor="_Toc207917652" w:history="1">
+          <w:hyperlink w:anchor="_Toc229559136" w:history="1">
             <w:r>
               <w:rPr>
                 <w:rStyle w:val="Hyperlink"/>
@@ -6965,7 +6844,6 @@
                 <w:noProof/>
                 <w:sz w:val="26"/>
                 <w:szCs w:val="26"/>
-                <w:lang w:val="en"/>
               </w:rPr>
               <w:t>2.3 Gi</w:t>
             </w:r>
@@ -7029,7 +6907,7 @@
                 <w:sz w:val="26"/>
                 <w:szCs w:val="26"/>
               </w:rPr>
-              <w:instrText xml:space="preserve"> PAGEREF _Toc207917652 \h </w:instrText>
+              <w:instrText xml:space="preserve"> PAGEREF _Toc229559136 \h </w:instrText>
             </w:r>
             <w:r>
               <w:rPr>
@@ -7076,9 +6954,9 @@
           <w:pPr>
             <w:pStyle w:val="TOC3"/>
             <w:tabs>
-              <w:tab w:val="right" w:leader="dot" w:pos="9350"/>
+              <w:tab w:val="right" w:leader="dot" w:pos="9344"/>
             </w:tabs>
-            <w:spacing w:line="360" w:lineRule="auto"/>
+            <w:spacing w:after="0" w:line="360" w:lineRule="auto"/>
             <w:rPr>
               <w:rFonts w:ascii="Times New Roman" w:eastAsiaTheme="minorEastAsia" w:hAnsi="Times New Roman" w:cs="Times New Roman"/>
               <w:noProof/>
@@ -7088,7 +6966,7 @@
               <w14:ligatures w14:val="none"/>
             </w:rPr>
           </w:pPr>
-          <w:hyperlink w:anchor="_Toc207917653" w:history="1">
+          <w:hyperlink w:anchor="_Toc229559137" w:history="1">
             <w:r>
               <w:rPr>
                 <w:rStyle w:val="Hyperlink"/>
@@ -7096,7 +6974,6 @@
                 <w:noProof/>
                 <w:sz w:val="26"/>
                 <w:szCs w:val="26"/>
-                <w:lang w:val="en"/>
               </w:rPr>
               <w:t>2.3.1 M</w:t>
             </w:r>
@@ -7170,7 +7047,7 @@
                 <w:sz w:val="26"/>
                 <w:szCs w:val="26"/>
               </w:rPr>
-              <w:instrText xml:space="preserve"> PAGEREF _Toc207917653 \h </w:instrText>
+              <w:instrText xml:space="preserve"> PAGEREF _Toc229559137 \h </w:instrText>
             </w:r>
             <w:r>
               <w:rPr>
@@ -7217,9 +7094,9 @@
           <w:pPr>
             <w:pStyle w:val="TOC3"/>
             <w:tabs>
-              <w:tab w:val="right" w:leader="dot" w:pos="9350"/>
+              <w:tab w:val="right" w:leader="dot" w:pos="9344"/>
             </w:tabs>
-            <w:spacing w:line="360" w:lineRule="auto"/>
+            <w:spacing w:after="0" w:line="360" w:lineRule="auto"/>
             <w:rPr>
               <w:rFonts w:ascii="Times New Roman" w:eastAsiaTheme="minorEastAsia" w:hAnsi="Times New Roman" w:cs="Times New Roman"/>
               <w:noProof/>
@@ -7229,7 +7106,7 @@
               <w14:ligatures w14:val="none"/>
             </w:rPr>
           </w:pPr>
-          <w:hyperlink w:anchor="_Toc207917654" w:history="1">
+          <w:hyperlink w:anchor="_Toc229559138" w:history="1">
             <w:r>
               <w:rPr>
                 <w:rStyle w:val="Hyperlink"/>
@@ -7237,7 +7114,6 @@
                 <w:noProof/>
                 <w:sz w:val="26"/>
                 <w:szCs w:val="26"/>
-                <w:lang w:val="en"/>
               </w:rPr>
               <w:t>2.3.2 Ho</w:t>
             </w:r>
@@ -7280,7 +7156,7 @@
                 <w:sz w:val="26"/>
                 <w:szCs w:val="26"/>
               </w:rPr>
-              <w:instrText xml:space="preserve"> PAGEREF _Toc207917654 \h </w:instrText>
+              <w:instrText xml:space="preserve"> PAGEREF _Toc229559138 \h </w:instrText>
             </w:r>
             <w:r>
               <w:rPr>
@@ -7327,9 +7203,9 @@
           <w:pPr>
             <w:pStyle w:val="TOC3"/>
             <w:tabs>
-              <w:tab w:val="right" w:leader="dot" w:pos="9350"/>
+              <w:tab w:val="right" w:leader="dot" w:pos="9344"/>
             </w:tabs>
-            <w:spacing w:line="360" w:lineRule="auto"/>
+            <w:spacing w:after="0" w:line="360" w:lineRule="auto"/>
             <w:rPr>
               <w:rFonts w:ascii="Times New Roman" w:eastAsiaTheme="minorEastAsia" w:hAnsi="Times New Roman" w:cs="Times New Roman"/>
               <w:noProof/>
@@ -7339,7 +7215,7 @@
               <w14:ligatures w14:val="none"/>
             </w:rPr>
           </w:pPr>
-          <w:hyperlink w:anchor="_Toc207917655" w:history="1">
+          <w:hyperlink w:anchor="_Toc229559139" w:history="1">
             <w:r>
               <w:rPr>
                 <w:rStyle w:val="Hyperlink"/>
@@ -7347,7 +7223,6 @@
                 <w:noProof/>
                 <w:sz w:val="26"/>
                 <w:szCs w:val="26"/>
-                <w:lang w:val="en"/>
               </w:rPr>
               <w:t>2.3.3 Các ch</w:t>
             </w:r>
@@ -7390,7 +7265,7 @@
                 <w:sz w:val="26"/>
                 <w:szCs w:val="26"/>
               </w:rPr>
-              <w:instrText xml:space="preserve"> PAGEREF _Toc207917655 \h </w:instrText>
+              <w:instrText xml:space="preserve"> PAGEREF _Toc229559139 \h </w:instrText>
             </w:r>
             <w:r>
               <w:rPr>
@@ -7437,9 +7312,9 @@
           <w:pPr>
             <w:pStyle w:val="TOC3"/>
             <w:tabs>
-              <w:tab w:val="right" w:leader="dot" w:pos="9350"/>
+              <w:tab w:val="right" w:leader="dot" w:pos="9344"/>
             </w:tabs>
-            <w:spacing w:line="360" w:lineRule="auto"/>
+            <w:spacing w:after="0" w:line="360" w:lineRule="auto"/>
             <w:rPr>
               <w:rFonts w:ascii="Times New Roman" w:eastAsiaTheme="minorEastAsia" w:hAnsi="Times New Roman" w:cs="Times New Roman"/>
               <w:noProof/>
@@ -7449,7 +7324,7 @@
               <w14:ligatures w14:val="none"/>
             </w:rPr>
           </w:pPr>
-          <w:hyperlink w:anchor="_Toc207917656" w:history="1">
+          <w:hyperlink w:anchor="_Toc229559140" w:history="1">
             <w:r>
               <w:rPr>
                 <w:rStyle w:val="Hyperlink"/>
@@ -7457,7 +7332,6 @@
                 <w:noProof/>
                 <w:sz w:val="26"/>
                 <w:szCs w:val="26"/>
-                <w:lang w:val="en"/>
               </w:rPr>
               <w:t>2.3.4 Các công ngh</w:t>
             </w:r>
@@ -7521,7 +7395,7 @@
                 <w:sz w:val="26"/>
                 <w:szCs w:val="26"/>
               </w:rPr>
-              <w:instrText xml:space="preserve"> PAGEREF _Toc207917656 \h </w:instrText>
+              <w:instrText xml:space="preserve"> PAGEREF _Toc229559140 \h </w:instrText>
             </w:r>
             <w:r>
               <w:rPr>
@@ -7568,9 +7442,9 @@
           <w:pPr>
             <w:pStyle w:val="TOC1"/>
             <w:tabs>
-              <w:tab w:val="right" w:leader="dot" w:pos="9350"/>
+              <w:tab w:val="right" w:leader="dot" w:pos="9344"/>
             </w:tabs>
-            <w:spacing w:line="360" w:lineRule="auto"/>
+            <w:spacing w:after="0" w:line="360" w:lineRule="auto"/>
             <w:rPr>
               <w:rFonts w:ascii="Times New Roman" w:eastAsiaTheme="minorEastAsia" w:hAnsi="Times New Roman" w:cs="Times New Roman"/>
               <w:noProof/>
@@ -7580,7 +7454,7 @@
               <w14:ligatures w14:val="none"/>
             </w:rPr>
           </w:pPr>
-          <w:hyperlink w:anchor="_Toc207917657" w:history="1">
+          <w:hyperlink w:anchor="_Toc229559141" w:history="1">
             <w:r>
               <w:rPr>
                 <w:rStyle w:val="Hyperlink"/>
@@ -7588,6 +7462,7 @@
                 <w:noProof/>
                 <w:sz w:val="26"/>
                 <w:szCs w:val="26"/>
+                <w:lang w:val="vi-VN"/>
               </w:rPr>
               <w:t>3. KẾ HOẠCH TỔNG THỂ DỰ ÁN</w:t>
             </w:r>
@@ -7619,7 +7494,7 @@
                 <w:sz w:val="26"/>
                 <w:szCs w:val="26"/>
               </w:rPr>
-              <w:instrText xml:space="preserve"> PAGEREF _Toc207917657 \h </w:instrText>
+              <w:instrText xml:space="preserve"> PAGEREF _Toc229559141 \h </w:instrText>
             </w:r>
             <w:r>
               <w:rPr>
@@ -7666,9 +7541,9 @@
           <w:pPr>
             <w:pStyle w:val="TOC2"/>
             <w:tabs>
-              <w:tab w:val="right" w:leader="dot" w:pos="9350"/>
+              <w:tab w:val="right" w:leader="dot" w:pos="9344"/>
             </w:tabs>
-            <w:spacing w:line="360" w:lineRule="auto"/>
+            <w:spacing w:after="0" w:line="360" w:lineRule="auto"/>
             <w:rPr>
               <w:rFonts w:ascii="Times New Roman" w:eastAsiaTheme="minorEastAsia" w:hAnsi="Times New Roman" w:cs="Times New Roman"/>
               <w:noProof/>
@@ -7678,7 +7553,7 @@
               <w14:ligatures w14:val="none"/>
             </w:rPr>
           </w:pPr>
-          <w:hyperlink w:anchor="_Toc207917658" w:history="1">
+          <w:hyperlink w:anchor="_Toc229559142" w:history="1">
             <w:r>
               <w:rPr>
                 <w:rStyle w:val="Hyperlink"/>
@@ -7686,20 +7561,9 @@
                 <w:noProof/>
                 <w:sz w:val="26"/>
                 <w:szCs w:val="26"/>
-                <w:lang w:val="en"/>
-              </w:rPr>
-              <w:t xml:space="preserve">3.1 </w:t>
-            </w:r>
-            <w:r>
-              <w:rPr>
-                <w:rStyle w:val="Hyperlink"/>
-                <w:rFonts w:ascii="Times New Roman" w:hAnsi="Times New Roman" w:cs="Times New Roman"/>
-                <w:noProof/>
-                <w:sz w:val="26"/>
-                <w:szCs w:val="26"/>
                 <w:lang w:val="vi-VN"/>
               </w:rPr>
-              <w:t>Quy trình phát triển phần mềm</w:t>
+              <w:t>3.1 Quy trình phát triển phần mềm</w:t>
             </w:r>
             <w:r>
               <w:rPr>
@@ -7729,7 +7593,7 @@
                 <w:sz w:val="26"/>
                 <w:szCs w:val="26"/>
               </w:rPr>
-              <w:instrText xml:space="preserve"> PAGEREF _Toc207917658 \h </w:instrText>
+              <w:instrText xml:space="preserve"> PAGEREF _Toc229559142 \h </w:instrText>
             </w:r>
             <w:r>
               <w:rPr>
@@ -7776,9 +7640,9 @@
           <w:pPr>
             <w:pStyle w:val="TOC3"/>
             <w:tabs>
-              <w:tab w:val="right" w:leader="dot" w:pos="9350"/>
+              <w:tab w:val="right" w:leader="dot" w:pos="9344"/>
             </w:tabs>
-            <w:spacing w:line="360" w:lineRule="auto"/>
+            <w:spacing w:after="0" w:line="360" w:lineRule="auto"/>
             <w:rPr>
               <w:rFonts w:ascii="Times New Roman" w:eastAsiaTheme="minorEastAsia" w:hAnsi="Times New Roman" w:cs="Times New Roman"/>
               <w:noProof/>
@@ -7788,7 +7652,7 @@
               <w14:ligatures w14:val="none"/>
             </w:rPr>
           </w:pPr>
-          <w:hyperlink w:anchor="_Toc207917659" w:history="1">
+          <w:hyperlink w:anchor="_Toc229559143" w:history="1">
             <w:r>
               <w:rPr>
                 <w:rStyle w:val="Hyperlink"/>
@@ -7796,20 +7660,9 @@
                 <w:noProof/>
                 <w:sz w:val="26"/>
                 <w:szCs w:val="26"/>
-                <w:lang w:val="en"/>
-              </w:rPr>
-              <w:t>3.1.1 Mô t</w:t>
-            </w:r>
-            <w:r>
-              <w:rPr>
-                <w:rStyle w:val="Hyperlink"/>
-                <w:rFonts w:ascii="Times New Roman" w:hAnsi="Times New Roman" w:cs="Times New Roman"/>
-                <w:noProof/>
-                <w:sz w:val="26"/>
-                <w:szCs w:val="26"/>
                 <w:lang w:val="vi-VN"/>
               </w:rPr>
-              <w:t>ả Scrum</w:t>
+              <w:t>3.1.1 Mô tả Scrum</w:t>
             </w:r>
             <w:r>
               <w:rPr>
@@ -7839,7 +7692,7 @@
                 <w:sz w:val="26"/>
                 <w:szCs w:val="26"/>
               </w:rPr>
-              <w:instrText xml:space="preserve"> PAGEREF _Toc207917659 \h </w:instrText>
+              <w:instrText xml:space="preserve"> PAGEREF _Toc229559143 \h </w:instrText>
             </w:r>
             <w:r>
               <w:rPr>
@@ -7886,9 +7739,9 @@
           <w:pPr>
             <w:pStyle w:val="TOC3"/>
             <w:tabs>
-              <w:tab w:val="right" w:leader="dot" w:pos="9350"/>
+              <w:tab w:val="right" w:leader="dot" w:pos="9344"/>
             </w:tabs>
-            <w:spacing w:line="360" w:lineRule="auto"/>
+            <w:spacing w:after="0" w:line="360" w:lineRule="auto"/>
             <w:rPr>
               <w:rFonts w:ascii="Times New Roman" w:eastAsiaTheme="minorEastAsia" w:hAnsi="Times New Roman" w:cs="Times New Roman"/>
               <w:noProof/>
@@ -7898,7 +7751,7 @@
               <w14:ligatures w14:val="none"/>
             </w:rPr>
           </w:pPr>
-          <w:hyperlink w:anchor="_Toc207917660" w:history="1">
+          <w:hyperlink w:anchor="_Toc229559144" w:history="1">
             <w:r>
               <w:rPr>
                 <w:rStyle w:val="Hyperlink"/>
@@ -7906,7 +7759,7 @@
                 <w:noProof/>
                 <w:sz w:val="26"/>
                 <w:szCs w:val="26"/>
-                <w:lang w:val="en"/>
+                <w:lang w:val="vi-VN"/>
               </w:rPr>
               <w:t>3.1.2 The artifacts</w:t>
             </w:r>
@@ -7938,7 +7791,7 @@
                 <w:sz w:val="26"/>
                 <w:szCs w:val="26"/>
               </w:rPr>
-              <w:instrText xml:space="preserve"> PAGEREF _Toc207917660 \h </w:instrText>
+              <w:instrText xml:space="preserve"> PAGEREF _Toc229559144 \h </w:instrText>
             </w:r>
             <w:r>
               <w:rPr>
@@ -7985,9 +7838,9 @@
           <w:pPr>
             <w:pStyle w:val="TOC2"/>
             <w:tabs>
-              <w:tab w:val="right" w:leader="dot" w:pos="9350"/>
+              <w:tab w:val="right" w:leader="dot" w:pos="9344"/>
             </w:tabs>
-            <w:spacing w:line="360" w:lineRule="auto"/>
+            <w:spacing w:after="0" w:line="360" w:lineRule="auto"/>
             <w:rPr>
               <w:rFonts w:ascii="Times New Roman" w:eastAsiaTheme="minorEastAsia" w:hAnsi="Times New Roman" w:cs="Times New Roman"/>
               <w:noProof/>
@@ -7997,7 +7850,7 @@
               <w14:ligatures w14:val="none"/>
             </w:rPr>
           </w:pPr>
-          <w:hyperlink w:anchor="_Toc207917661" w:history="1">
+          <w:hyperlink w:anchor="_Toc229559145" w:history="1">
             <w:r>
               <w:rPr>
                 <w:rStyle w:val="Hyperlink"/>
@@ -8005,30 +7858,9 @@
                 <w:noProof/>
                 <w:sz w:val="26"/>
                 <w:szCs w:val="26"/>
-                <w:lang w:val="en"/>
-              </w:rPr>
-              <w:t xml:space="preserve">3.2 </w:t>
-            </w:r>
-            <w:r>
-              <w:rPr>
-                <w:rStyle w:val="Hyperlink"/>
-                <w:rFonts w:ascii="Times New Roman" w:hAnsi="Times New Roman" w:cs="Times New Roman"/>
-                <w:noProof/>
-                <w:sz w:val="26"/>
-                <w:szCs w:val="26"/>
                 <w:lang w:val="vi-VN"/>
               </w:rPr>
-              <w:t>K</w:t>
-            </w:r>
-            <w:r>
-              <w:rPr>
-                <w:rStyle w:val="Hyperlink"/>
-                <w:rFonts w:ascii="Times New Roman" w:hAnsi="Times New Roman" w:cs="Times New Roman"/>
-                <w:noProof/>
-                <w:sz w:val="26"/>
-                <w:szCs w:val="26"/>
-              </w:rPr>
-              <w:t>ế hoạch tổng thể</w:t>
+              <w:t>3.2 Kế hoạch tổng thể</w:t>
             </w:r>
             <w:r>
               <w:rPr>
@@ -8058,7 +7890,7 @@
                 <w:sz w:val="26"/>
                 <w:szCs w:val="26"/>
               </w:rPr>
-              <w:instrText xml:space="preserve"> PAGEREF _Toc207917661 \h </w:instrText>
+              <w:instrText xml:space="preserve"> PAGEREF _Toc229559145 \h </w:instrText>
             </w:r>
             <w:r>
               <w:rPr>
@@ -8087,7 +7919,7 @@
                 <w:sz w:val="26"/>
                 <w:szCs w:val="26"/>
               </w:rPr>
-              <w:t>16</w:t>
+              <w:t>17</w:t>
             </w:r>
             <w:r>
               <w:rPr>
@@ -8105,9 +7937,9 @@
           <w:pPr>
             <w:pStyle w:val="TOC2"/>
             <w:tabs>
-              <w:tab w:val="right" w:leader="dot" w:pos="9350"/>
+              <w:tab w:val="right" w:leader="dot" w:pos="9344"/>
             </w:tabs>
-            <w:spacing w:line="360" w:lineRule="auto"/>
+            <w:spacing w:after="0" w:line="360" w:lineRule="auto"/>
             <w:rPr>
               <w:rFonts w:ascii="Times New Roman" w:eastAsiaTheme="minorEastAsia" w:hAnsi="Times New Roman" w:cs="Times New Roman"/>
               <w:noProof/>
@@ -8117,7 +7949,7 @@
               <w14:ligatures w14:val="none"/>
             </w:rPr>
           </w:pPr>
-          <w:hyperlink w:anchor="_Toc207917662" w:history="1">
+          <w:hyperlink w:anchor="_Toc229559146" w:history="1">
             <w:r>
               <w:rPr>
                 <w:rStyle w:val="Hyperlink"/>
@@ -8125,41 +7957,8 @@
                 <w:noProof/>
                 <w:sz w:val="26"/>
                 <w:szCs w:val="26"/>
-                <w:lang w:val="en"/>
-              </w:rPr>
-              <w:t>3.3 Qu</w:t>
-            </w:r>
-            <w:r>
-              <w:rPr>
-                <w:rStyle w:val="Hyperlink"/>
-                <w:rFonts w:ascii="Times New Roman" w:hAnsi="Times New Roman" w:cs="Times New Roman"/>
-                <w:noProof/>
-                <w:sz w:val="26"/>
-                <w:szCs w:val="26"/>
-                <w:lang w:val="vi-VN"/>
-              </w:rPr>
-              <w:t>ản l</w:t>
-            </w:r>
-            <w:r>
-              <w:rPr>
-                <w:rStyle w:val="Hyperlink"/>
-                <w:rFonts w:ascii="Times New Roman" w:hAnsi="Times New Roman" w:cs="Times New Roman"/>
-                <w:noProof/>
-                <w:sz w:val="26"/>
-                <w:szCs w:val="26"/>
-              </w:rPr>
-              <w:t>ý t</w:t>
-            </w:r>
-            <w:r>
-              <w:rPr>
-                <w:rStyle w:val="Hyperlink"/>
-                <w:rFonts w:ascii="Times New Roman" w:hAnsi="Times New Roman" w:cs="Times New Roman"/>
-                <w:noProof/>
-                <w:sz w:val="26"/>
-                <w:szCs w:val="26"/>
-                <w:lang w:val="vi-VN"/>
-              </w:rPr>
-              <w:t>ổ chức</w:t>
+              </w:rPr>
+              <w:t>3.3. Quản lý tổ chức</w:t>
             </w:r>
             <w:r>
               <w:rPr>
@@ -8189,7 +7988,7 @@
                 <w:sz w:val="26"/>
                 <w:szCs w:val="26"/>
               </w:rPr>
-              <w:instrText xml:space="preserve"> PAGEREF _Toc207917662 \h </w:instrText>
+              <w:instrText xml:space="preserve"> PAGEREF _Toc229559146 \h </w:instrText>
             </w:r>
             <w:r>
               <w:rPr>
@@ -8218,7 +8017,7 @@
                 <w:sz w:val="26"/>
                 <w:szCs w:val="26"/>
               </w:rPr>
-              <w:t>17</w:t>
+              <w:t>18</w:t>
             </w:r>
             <w:r>
               <w:rPr>
@@ -8236,9 +8035,9 @@
           <w:pPr>
             <w:pStyle w:val="TOC3"/>
             <w:tabs>
-              <w:tab w:val="right" w:leader="dot" w:pos="9350"/>
+              <w:tab w:val="right" w:leader="dot" w:pos="9344"/>
             </w:tabs>
-            <w:spacing w:line="360" w:lineRule="auto"/>
+            <w:spacing w:after="0" w:line="360" w:lineRule="auto"/>
             <w:rPr>
               <w:rFonts w:ascii="Times New Roman" w:eastAsiaTheme="minorEastAsia" w:hAnsi="Times New Roman" w:cs="Times New Roman"/>
               <w:noProof/>
@@ -8248,7 +8047,7 @@
               <w14:ligatures w14:val="none"/>
             </w:rPr>
           </w:pPr>
-          <w:hyperlink w:anchor="_Toc207917663" w:history="1">
+          <w:hyperlink w:anchor="_Toc229559147" w:history="1">
             <w:r>
               <w:rPr>
                 <w:rStyle w:val="Hyperlink"/>
@@ -8256,7 +8055,6 @@
                 <w:noProof/>
                 <w:sz w:val="26"/>
                 <w:szCs w:val="26"/>
-                <w:lang w:val="en"/>
               </w:rPr>
               <w:t>3.3.1 Ngu</w:t>
             </w:r>
@@ -8320,7 +8118,7 @@
                 <w:sz w:val="26"/>
                 <w:szCs w:val="26"/>
               </w:rPr>
-              <w:instrText xml:space="preserve"> PAGEREF _Toc207917663 \h </w:instrText>
+              <w:instrText xml:space="preserve"> PAGEREF _Toc229559147 \h </w:instrText>
             </w:r>
             <w:r>
               <w:rPr>
@@ -8349,7 +8147,7 @@
                 <w:sz w:val="26"/>
                 <w:szCs w:val="26"/>
               </w:rPr>
-              <w:t>17</w:t>
+              <w:t>18</w:t>
             </w:r>
             <w:r>
               <w:rPr>
@@ -8367,19 +8165,19 @@
           <w:pPr>
             <w:pStyle w:val="TOC3"/>
             <w:tabs>
-              <w:tab w:val="right" w:leader="dot" w:pos="9350"/>
+              <w:tab w:val="right" w:leader="dot" w:pos="9344"/>
             </w:tabs>
-            <w:spacing w:line="360" w:lineRule="auto"/>
+            <w:spacing w:after="0" w:line="360" w:lineRule="auto"/>
             <w:rPr>
-              <w:rFonts w:eastAsiaTheme="minorEastAsia"/>
+              <w:rFonts w:ascii="Times New Roman" w:eastAsiaTheme="minorEastAsia" w:hAnsi="Times New Roman" w:cs="Times New Roman"/>
               <w:noProof/>
               <w:kern w:val="0"/>
-              <w:sz w:val="22"/>
-              <w:szCs w:val="22"/>
+              <w:sz w:val="26"/>
+              <w:szCs w:val="26"/>
               <w14:ligatures w14:val="none"/>
             </w:rPr>
           </w:pPr>
-          <w:hyperlink w:anchor="_Toc207917664" w:history="1">
+          <w:hyperlink w:anchor="_Toc229559148" w:history="1">
             <w:r>
               <w:rPr>
                 <w:rStyle w:val="Hyperlink"/>
@@ -8387,7 +8185,6 @@
                 <w:noProof/>
                 <w:sz w:val="26"/>
                 <w:szCs w:val="26"/>
-                <w:lang w:val="en"/>
               </w:rPr>
               <w:t>3.3.2 Phi nhân l</w:t>
             </w:r>
@@ -8430,7 +8227,7 @@
                 <w:sz w:val="26"/>
                 <w:szCs w:val="26"/>
               </w:rPr>
-              <w:instrText xml:space="preserve"> PAGEREF _Toc207917664 \h </w:instrText>
+              <w:instrText xml:space="preserve"> PAGEREF _Toc229559148 \h </w:instrText>
             </w:r>
             <w:r>
               <w:rPr>
@@ -8459,7 +8256,7 @@
                 <w:sz w:val="26"/>
                 <w:szCs w:val="26"/>
               </w:rPr>
-              <w:t>18</w:t>
+              <w:t>19</w:t>
             </w:r>
             <w:r>
               <w:rPr>
@@ -8476,6 +8273,11 @@
         <w:p>
           <w:pPr>
             <w:spacing w:line="360" w:lineRule="auto"/>
+            <w:rPr>
+              <w:rFonts w:ascii="Times New Roman" w:hAnsi="Times New Roman" w:cs="Times New Roman"/>
+              <w:sz w:val="26"/>
+              <w:szCs w:val="26"/>
+            </w:rPr>
           </w:pPr>
           <w:r>
             <w:rPr>
@@ -8497,24 +8299,22 @@
           <w:kern w:val="0"/>
           <w:sz w:val="26"/>
           <w:szCs w:val="26"/>
-          <w:lang w:val="en"/>
-        </w:rPr>
-      </w:pPr>
-      <w:bookmarkStart w:id="0" w:name="_Toc66633608"/>
-      <w:bookmarkStart w:id="1" w:name="_Toc8386568"/>
-      <w:bookmarkStart w:id="2" w:name="_Toc58795842"/>
-      <w:bookmarkStart w:id="3" w:name="_Toc59708267"/>
-      <w:bookmarkStart w:id="4" w:name="_Toc59103950"/>
-      <w:bookmarkStart w:id="5" w:name="_Toc68719786"/>
-      <w:bookmarkStart w:id="6" w:name="_Toc66633646"/>
-      <w:bookmarkStart w:id="7" w:name="_Toc177035175"/>
+        </w:rPr>
+      </w:pPr>
+      <w:bookmarkStart w:id="1" w:name="_Toc66633608"/>
+      <w:bookmarkStart w:id="2" w:name="_Toc8386568"/>
+      <w:bookmarkStart w:id="3" w:name="_Toc58795842"/>
+      <w:bookmarkStart w:id="4" w:name="_Toc59708267"/>
+      <w:bookmarkStart w:id="5" w:name="_Toc59103950"/>
+      <w:bookmarkStart w:id="6" w:name="_Toc68719786"/>
+      <w:bookmarkStart w:id="7" w:name="_Toc66633646"/>
+      <w:bookmarkStart w:id="8" w:name="_Toc177035175"/>
       <w:r>
         <w:rPr>
           <w:rFonts w:ascii="Times New Roman" w:hAnsi="Times New Roman" w:cs="Times New Roman"/>
           <w:kern w:val="0"/>
           <w:sz w:val="26"/>
           <w:szCs w:val="26"/>
-          <w:lang w:val="en"/>
         </w:rPr>
         <w:br w:type="page"/>
       </w:r>
@@ -8530,8 +8330,8 @@
           <w:rFonts w:ascii="Times New Roman" w:hAnsi="Times New Roman" w:cs="Times New Roman"/>
         </w:rPr>
       </w:pPr>
-      <w:bookmarkStart w:id="8" w:name="_Toc207917645"/>
-      <w:bookmarkStart w:id="9" w:name="_Hlk207407526"/>
+      <w:bookmarkStart w:id="9" w:name="_Toc229559129"/>
+      <w:bookmarkStart w:id="10" w:name="_Hlk207407526"/>
       <w:r>
         <w:rPr>
           <w:rFonts w:ascii="Times New Roman" w:hAnsi="Times New Roman" w:cs="Times New Roman"/>
@@ -8539,7 +8339,6 @@
         <w:lastRenderedPageBreak/>
         <w:t>GIỚI THIỆU</w:t>
       </w:r>
-      <w:bookmarkEnd w:id="0"/>
       <w:bookmarkEnd w:id="1"/>
       <w:bookmarkEnd w:id="2"/>
       <w:bookmarkEnd w:id="3"/>
@@ -8548,26 +8347,26 @@
       <w:bookmarkEnd w:id="6"/>
       <w:bookmarkEnd w:id="7"/>
       <w:bookmarkEnd w:id="8"/>
+      <w:bookmarkEnd w:id="9"/>
     </w:p>
     <w:p>
       <w:pPr>
         <w:pStyle w:val="Heading2"/>
         <w:spacing w:before="0" w:after="0" w:line="360" w:lineRule="auto"/>
       </w:pPr>
-      <w:bookmarkStart w:id="10" w:name="_Toc8386569"/>
-      <w:bookmarkStart w:id="11" w:name="_Toc58795843"/>
-      <w:bookmarkStart w:id="12" w:name="_Toc59103951"/>
-      <w:bookmarkStart w:id="13" w:name="_Toc68719787"/>
-      <w:bookmarkStart w:id="14" w:name="_Toc59708268"/>
-      <w:bookmarkStart w:id="15" w:name="_Toc66633609"/>
-      <w:bookmarkStart w:id="16" w:name="_Toc177035176"/>
-      <w:bookmarkStart w:id="17" w:name="_Toc513987700"/>
-      <w:bookmarkStart w:id="18" w:name="_Toc66633647"/>
-      <w:bookmarkStart w:id="19" w:name="_Toc207917646"/>
+      <w:bookmarkStart w:id="11" w:name="_Toc8386569"/>
+      <w:bookmarkStart w:id="12" w:name="_Toc58795843"/>
+      <w:bookmarkStart w:id="13" w:name="_Toc59103951"/>
+      <w:bookmarkStart w:id="14" w:name="_Toc68719787"/>
+      <w:bookmarkStart w:id="15" w:name="_Toc59708268"/>
+      <w:bookmarkStart w:id="16" w:name="_Toc66633609"/>
+      <w:bookmarkStart w:id="17" w:name="_Toc177035176"/>
+      <w:bookmarkStart w:id="18" w:name="_Toc513987700"/>
+      <w:bookmarkStart w:id="19" w:name="_Toc66633647"/>
+      <w:bookmarkStart w:id="20" w:name="_Toc229559130"/>
       <w:r>
         <w:t>1.1 Mục đích</w:t>
       </w:r>
-      <w:bookmarkEnd w:id="10"/>
       <w:bookmarkEnd w:id="11"/>
       <w:bookmarkEnd w:id="12"/>
       <w:bookmarkEnd w:id="13"/>
@@ -8577,6 +8376,7 @@
       <w:bookmarkEnd w:id="17"/>
       <w:bookmarkEnd w:id="18"/>
       <w:bookmarkEnd w:id="19"/>
+      <w:bookmarkEnd w:id="20"/>
     </w:p>
     <w:p>
       <w:pPr>
@@ -8594,7 +8394,21 @@
           <w:sz w:val="26"/>
           <w:szCs w:val="26"/>
         </w:rPr>
-        <w:t>Trong những năm gần đây, cùng với sự phát triển mạnh mẽ của công nghệ thông tin và thương mại điện tử, nhu cầu đặt mua đồ ăn trực tuyến ngày càng gia tăng, đặc biệt tại các thành phố lớn như Đà Nẵng, TP. Hồ Chí Minh, Hà Nội,... Người dùng không chỉ mong muốn đặt món nhanh chóng, tiện lợi mà còn có nhu cầu tham khảo đánh giá và chia sẻ trải nghiệm ẩm thực với cộng đồng.</w:t>
+        <w:t>Trong những năm gần đây, cùng với sự phát triển mạnh mẽ của công nghệ thông tin và thương mại điện tử, nhu cầu đặt mua đồ ăn trực tuyến ngày càng gia tăng, đặc biệt tại các thành phố lớn như Đà Nẵng, TP. Hồ Chí Minh, Hà Nội,</w:t>
+      </w:r>
+      <w:r>
+        <w:rPr>
+          <w:sz w:val="26"/>
+          <w:szCs w:val="26"/>
+        </w:rPr>
+        <w:t xml:space="preserve"> </w:t>
+      </w:r>
+      <w:r>
+        <w:rPr>
+          <w:sz w:val="26"/>
+          <w:szCs w:val="26"/>
+        </w:rPr>
+        <w:t>... Người dùng không chỉ mong muốn đặt món nhanh chóng, tiện lợi mà còn có nhu cầu tham khảo đánh giá và chia sẻ trải nghiệm ẩm thực với cộng đồng.</w:t>
       </w:r>
     </w:p>
     <w:p>
@@ -8660,14 +8474,28 @@
           <w:sz w:val="26"/>
           <w:szCs w:val="26"/>
         </w:rPr>
-        <w:t xml:space="preserve">  </w:t>
-      </w:r>
-      <w:r>
-        <w:rPr>
-          <w:sz w:val="26"/>
-          <w:szCs w:val="26"/>
-        </w:rPr>
-        <w:t>một nền tảng kết hợp giữa mạng xã hội và mua bán đồ ăn trực tuyến, hệ thống giúp các cửa hàng, quán ăn hoặc cá nhân kinh doanh ẩm thực có thêm một kênh quảng bá và bán sản phẩm hiệu quả thông qua các tính năng như đăng bài giới thiệu món ăn và tương tác với khách hàng.</w:t>
+        <w:t xml:space="preserve"> </w:t>
+      </w:r>
+      <w:r>
+        <w:rPr>
+          <w:sz w:val="26"/>
+          <w:szCs w:val="26"/>
+        </w:rPr>
+        <w:t>một nền tảng kết hợp giữa mạng xã hội và mua bán đồ ăn trực tuyến, hệ thống giúp các cửa hàng, quán ăn hoặc cá nhân kinh doanh ẩm thực có thêm một kênh quảng bá và bán sản phẩm hiệu quả thông qua các tính năng như đăng bài</w:t>
+      </w:r>
+      <w:r>
+        <w:rPr>
+          <w:sz w:val="26"/>
+          <w:szCs w:val="26"/>
+        </w:rPr>
+        <w:t xml:space="preserve">, </w:t>
+      </w:r>
+      <w:r>
+        <w:rPr>
+          <w:sz w:val="26"/>
+          <w:szCs w:val="26"/>
+        </w:rPr>
+        <w:t>giới thiệu món ăn và tương tác với khách hàng.</w:t>
       </w:r>
     </w:p>
     <w:p>
@@ -8723,24 +8551,15 @@
           <w:lang w:val="vi-VN"/>
         </w:rPr>
       </w:pPr>
-      <w:bookmarkStart w:id="20" w:name="_Toc207917647"/>
-      <w:bookmarkEnd w:id="9"/>
-      <w:r>
-        <w:rPr>
-          <w:lang w:val="en"/>
-        </w:rPr>
+      <w:bookmarkStart w:id="21" w:name="_Toc229559131"/>
+      <w:bookmarkEnd w:id="10"/>
+      <w:r>
         <w:t>1.2</w:t>
       </w:r>
       <w:r>
-        <w:rPr>
-          <w:lang w:val="en"/>
-        </w:rPr>
         <w:t xml:space="preserve">. </w:t>
       </w:r>
       <w:r>
-        <w:rPr>
-          <w:lang w:val="en"/>
-        </w:rPr>
         <w:t>Ph</w:t>
       </w:r>
       <w:r>
@@ -8749,7 +8568,7 @@
         </w:rPr>
         <w:t>ạm vi</w:t>
       </w:r>
-      <w:bookmarkEnd w:id="20"/>
+      <w:bookmarkEnd w:id="21"/>
     </w:p>
     <w:p>
       <w:pPr>
@@ -8764,7 +8583,6 @@
           <w:kern w:val="0"/>
           <w:sz w:val="26"/>
           <w:szCs w:val="26"/>
-          <w:lang w:val="en"/>
         </w:rPr>
       </w:pPr>
       <w:r>
@@ -8773,7 +8591,6 @@
           <w:kern w:val="0"/>
           <w:sz w:val="26"/>
           <w:szCs w:val="26"/>
-          <w:lang w:val="en"/>
         </w:rPr>
         <w:t xml:space="preserve">         </w:t>
       </w:r>
@@ -8783,7 +8600,6 @@
           <w:kern w:val="0"/>
           <w:sz w:val="26"/>
           <w:szCs w:val="26"/>
-          <w:lang w:val="en"/>
         </w:rPr>
         <w:t xml:space="preserve">Đề tài tập trung </w:t>
       </w:r>
@@ -8793,7 +8609,6 @@
           <w:kern w:val="0"/>
           <w:sz w:val="26"/>
           <w:szCs w:val="26"/>
-          <w:lang w:val="en"/>
         </w:rPr>
         <w:t xml:space="preserve">phát triển một hệ thống nền tảng web trong lĩnh vực ẩm thực, tích hợp mạng xã hội và chức năng mua bán trực tuyến, </w:t>
       </w:r>
@@ -8803,7 +8618,6 @@
           <w:kern w:val="0"/>
           <w:sz w:val="26"/>
           <w:szCs w:val="26"/>
-          <w:lang w:val="en"/>
         </w:rPr>
         <w:t xml:space="preserve">với các phạm vi chính sau: </w:t>
       </w:r>
@@ -8822,7 +8636,6 @@
           <w:kern w:val="0"/>
           <w:sz w:val="26"/>
           <w:szCs w:val="26"/>
-          <w:lang w:val="en"/>
         </w:rPr>
       </w:pPr>
       <w:r>
@@ -8832,7 +8645,6 @@
           <w:kern w:val="0"/>
           <w:sz w:val="26"/>
           <w:szCs w:val="26"/>
-          <w:lang w:val="en"/>
         </w:rPr>
         <w:t>Đối vớ</w:t>
       </w:r>
@@ -8843,7 +8655,6 @@
           <w:kern w:val="0"/>
           <w:sz w:val="26"/>
           <w:szCs w:val="26"/>
-          <w:lang w:val="en"/>
         </w:rPr>
         <w:t xml:space="preserve">i </w:t>
       </w:r>
@@ -8854,7 +8665,6 @@
           <w:kern w:val="0"/>
           <w:sz w:val="26"/>
           <w:szCs w:val="26"/>
-          <w:lang w:val="en"/>
         </w:rPr>
         <w:t>khách</w:t>
       </w:r>
@@ -8876,7 +8686,6 @@
           <w:kern w:val="0"/>
           <w:sz w:val="26"/>
           <w:szCs w:val="26"/>
-          <w:lang w:val="en"/>
         </w:rPr>
         <w:t>:</w:t>
       </w:r>
@@ -8898,15 +8707,13 @@
           <w:rFonts w:ascii="Times New Roman" w:hAnsi="Times New Roman" w:cs="Times New Roman"/>
           <w:sz w:val="26"/>
           <w:szCs w:val="26"/>
-          <w:lang w:val="en"/>
-        </w:rPr>
-      </w:pPr>
-      <w:r>
-        <w:rPr>
-          <w:rFonts w:ascii="Times New Roman" w:hAnsi="Times New Roman" w:cs="Times New Roman"/>
-          <w:sz w:val="26"/>
-          <w:szCs w:val="26"/>
-          <w:lang w:val="en"/>
+        </w:rPr>
+      </w:pPr>
+      <w:r>
+        <w:rPr>
+          <w:rFonts w:ascii="Times New Roman" w:hAnsi="Times New Roman" w:cs="Times New Roman"/>
+          <w:sz w:val="26"/>
+          <w:szCs w:val="26"/>
         </w:rPr>
         <w:t>Xem bài đăng, hình ảnh món ăn được chia sẻ trên hệ thống.</w:t>
       </w:r>
@@ -8928,15 +8735,13 @@
           <w:rFonts w:ascii="Times New Roman" w:hAnsi="Times New Roman" w:cs="Times New Roman"/>
           <w:sz w:val="26"/>
           <w:szCs w:val="26"/>
-          <w:lang w:val="en"/>
-        </w:rPr>
-      </w:pPr>
-      <w:r>
-        <w:rPr>
-          <w:rFonts w:ascii="Times New Roman" w:hAnsi="Times New Roman" w:cs="Times New Roman"/>
-          <w:sz w:val="26"/>
-          <w:szCs w:val="26"/>
-          <w:lang w:val="en"/>
+        </w:rPr>
+      </w:pPr>
+      <w:r>
+        <w:rPr>
+          <w:rFonts w:ascii="Times New Roman" w:hAnsi="Times New Roman" w:cs="Times New Roman"/>
+          <w:sz w:val="26"/>
+          <w:szCs w:val="26"/>
         </w:rPr>
         <w:t xml:space="preserve">Tìm kiếm và xem thông tin chi tiết về món ăn, </w:t>
       </w:r>
@@ -8945,7 +8750,6 @@
           <w:rFonts w:ascii="Times New Roman" w:hAnsi="Times New Roman" w:cs="Times New Roman"/>
           <w:sz w:val="26"/>
           <w:szCs w:val="26"/>
-          <w:lang w:val="en"/>
         </w:rPr>
         <w:t>cửa</w:t>
       </w:r>
@@ -8954,7 +8758,6 @@
           <w:rFonts w:ascii="Times New Roman" w:hAnsi="Times New Roman" w:cs="Times New Roman"/>
           <w:sz w:val="26"/>
           <w:szCs w:val="26"/>
-          <w:lang w:val="en"/>
         </w:rPr>
         <w:t xml:space="preserve"> hàng (quán ăn/nhà hàng online).</w:t>
       </w:r>
@@ -8976,15 +8779,13 @@
           <w:rFonts w:ascii="Times New Roman" w:hAnsi="Times New Roman" w:cs="Times New Roman"/>
           <w:sz w:val="26"/>
           <w:szCs w:val="26"/>
-          <w:lang w:val="en"/>
-        </w:rPr>
-      </w:pPr>
-      <w:r>
-        <w:rPr>
-          <w:rFonts w:ascii="Times New Roman" w:hAnsi="Times New Roman" w:cs="Times New Roman"/>
-          <w:sz w:val="26"/>
-          <w:szCs w:val="26"/>
-          <w:lang w:val="en"/>
+        </w:rPr>
+      </w:pPr>
+      <w:r>
+        <w:rPr>
+          <w:rFonts w:ascii="Times New Roman" w:hAnsi="Times New Roman" w:cs="Times New Roman"/>
+          <w:sz w:val="26"/>
+          <w:szCs w:val="26"/>
         </w:rPr>
         <w:t>Xem đánh giá, bình luận và điểm uy tín của gian hàng.</w:t>
       </w:r>
@@ -9006,15 +8807,13 @@
           <w:rFonts w:ascii="Times New Roman" w:hAnsi="Times New Roman" w:cs="Times New Roman"/>
           <w:sz w:val="26"/>
           <w:szCs w:val="26"/>
-          <w:lang w:val="en"/>
-        </w:rPr>
-      </w:pPr>
-      <w:r>
-        <w:rPr>
-          <w:rFonts w:ascii="Times New Roman" w:hAnsi="Times New Roman" w:cs="Times New Roman"/>
-          <w:sz w:val="26"/>
-          <w:szCs w:val="26"/>
-          <w:lang w:val="en"/>
+        </w:rPr>
+      </w:pPr>
+      <w:r>
+        <w:rPr>
+          <w:rFonts w:ascii="Times New Roman" w:hAnsi="Times New Roman" w:cs="Times New Roman"/>
+          <w:sz w:val="26"/>
+          <w:szCs w:val="26"/>
         </w:rPr>
         <w:t>Xem các nội dung xu hướng trong mục đề xuất hoặc “Hôm nay ăn gì?”.</w:t>
       </w:r>
@@ -9036,15 +8835,13 @@
           <w:rFonts w:ascii="Times New Roman" w:hAnsi="Times New Roman" w:cs="Times New Roman"/>
           <w:sz w:val="26"/>
           <w:szCs w:val="26"/>
-          <w:lang w:val="en"/>
-        </w:rPr>
-      </w:pPr>
-      <w:r>
-        <w:rPr>
-          <w:rFonts w:ascii="Times New Roman" w:hAnsi="Times New Roman" w:cs="Times New Roman"/>
-          <w:sz w:val="26"/>
-          <w:szCs w:val="26"/>
-          <w:lang w:val="en"/>
+        </w:rPr>
+      </w:pPr>
+      <w:r>
+        <w:rPr>
+          <w:rFonts w:ascii="Times New Roman" w:hAnsi="Times New Roman" w:cs="Times New Roman"/>
+          <w:sz w:val="26"/>
+          <w:szCs w:val="26"/>
         </w:rPr>
         <w:t>Đăng ký tài khoản.</w:t>
       </w:r>
@@ -9062,7 +8859,6 @@
           <w:rFonts w:ascii="Times New Roman" w:hAnsi="Times New Roman" w:cs="Times New Roman"/>
           <w:sz w:val="26"/>
           <w:szCs w:val="26"/>
-          <w:lang w:val="en"/>
         </w:rPr>
       </w:pPr>
     </w:p>
@@ -9080,7 +8876,6 @@
           <w:kern w:val="0"/>
           <w:sz w:val="26"/>
           <w:szCs w:val="26"/>
-          <w:lang w:val="en"/>
         </w:rPr>
       </w:pPr>
       <w:r>
@@ -9090,9 +8885,8 @@
           <w:kern w:val="0"/>
           <w:sz w:val="26"/>
           <w:szCs w:val="26"/>
-          <w:lang w:val="en"/>
-        </w:rPr>
-        <w:t>Đối với ngườ</w:t>
+        </w:rPr>
+        <w:t>Đối vớ</w:t>
       </w:r>
       <w:r>
         <w:rPr>
@@ -9101,9 +8895,8 @@
           <w:kern w:val="0"/>
           <w:sz w:val="26"/>
           <w:szCs w:val="26"/>
-          <w:lang w:val="en"/>
-        </w:rPr>
-        <w:t>i dùng</w:t>
+        </w:rPr>
+        <w:t xml:space="preserve">i </w:t>
       </w:r>
       <w:r>
         <w:rPr>
@@ -9112,7 +8905,17 @@
           <w:kern w:val="0"/>
           <w:sz w:val="26"/>
           <w:szCs w:val="26"/>
-          <w:lang w:val="en"/>
+          <w:lang w:val="vi-VN"/>
+        </w:rPr>
+        <w:t>thành viên</w:t>
+      </w:r>
+      <w:r>
+        <w:rPr>
+          <w:rFonts w:ascii="Times New Roman" w:hAnsi="Times New Roman" w:cs="Times New Roman"/>
+          <w:b/>
+          <w:kern w:val="0"/>
+          <w:sz w:val="26"/>
+          <w:szCs w:val="26"/>
         </w:rPr>
         <w:t>:</w:t>
       </w:r>
@@ -9133,15 +8936,13 @@
           <w:rFonts w:ascii="Times New Roman" w:hAnsi="Times New Roman" w:cs="Times New Roman"/>
           <w:sz w:val="26"/>
           <w:szCs w:val="26"/>
-          <w:lang w:val="en"/>
-        </w:rPr>
-      </w:pPr>
-      <w:r>
-        <w:rPr>
-          <w:rFonts w:ascii="Times New Roman" w:hAnsi="Times New Roman" w:cs="Times New Roman"/>
-          <w:sz w:val="26"/>
-          <w:szCs w:val="26"/>
-          <w:lang w:val="en"/>
+        </w:rPr>
+      </w:pPr>
+      <w:r>
+        <w:rPr>
+          <w:rFonts w:ascii="Times New Roman" w:hAnsi="Times New Roman" w:cs="Times New Roman"/>
+          <w:sz w:val="26"/>
+          <w:szCs w:val="26"/>
         </w:rPr>
         <w:t>Đ</w:t>
       </w:r>
@@ -9150,7 +8951,6 @@
           <w:rFonts w:ascii="Times New Roman" w:hAnsi="Times New Roman" w:cs="Times New Roman"/>
           <w:sz w:val="26"/>
           <w:szCs w:val="26"/>
-          <w:lang w:val="en"/>
         </w:rPr>
         <w:t>ăng nhập và quản lý thông tin cá nhân.</w:t>
       </w:r>
@@ -9171,15 +8971,13 @@
           <w:rFonts w:ascii="Times New Roman" w:hAnsi="Times New Roman" w:cs="Times New Roman"/>
           <w:sz w:val="26"/>
           <w:szCs w:val="26"/>
-          <w:lang w:val="en"/>
-        </w:rPr>
-      </w:pPr>
-      <w:r>
-        <w:rPr>
-          <w:rFonts w:ascii="Times New Roman" w:hAnsi="Times New Roman" w:cs="Times New Roman"/>
-          <w:sz w:val="26"/>
-          <w:szCs w:val="26"/>
-          <w:lang w:val="en"/>
+        </w:rPr>
+      </w:pPr>
+      <w:r>
+        <w:rPr>
+          <w:rFonts w:ascii="Times New Roman" w:hAnsi="Times New Roman" w:cs="Times New Roman"/>
+          <w:sz w:val="26"/>
+          <w:szCs w:val="26"/>
         </w:rPr>
         <w:t>Đăng bài viết chia sẻ món ăn, hình ảnh và trải nghiệm cá nhân.</w:t>
       </w:r>
@@ -9200,15 +8998,13 @@
           <w:rFonts w:ascii="Times New Roman" w:hAnsi="Times New Roman" w:cs="Times New Roman"/>
           <w:sz w:val="26"/>
           <w:szCs w:val="26"/>
-          <w:lang w:val="en"/>
-        </w:rPr>
-      </w:pPr>
-      <w:r>
-        <w:rPr>
-          <w:rFonts w:ascii="Times New Roman" w:hAnsi="Times New Roman" w:cs="Times New Roman"/>
-          <w:sz w:val="26"/>
-          <w:szCs w:val="26"/>
-          <w:lang w:val="en"/>
+        </w:rPr>
+      </w:pPr>
+      <w:r>
+        <w:rPr>
+          <w:rFonts w:ascii="Times New Roman" w:hAnsi="Times New Roman" w:cs="Times New Roman"/>
+          <w:sz w:val="26"/>
+          <w:szCs w:val="26"/>
         </w:rPr>
         <w:t>Tương tác trên nền tả</w:t>
       </w:r>
@@ -9217,7 +9013,6 @@
           <w:rFonts w:ascii="Times New Roman" w:hAnsi="Times New Roman" w:cs="Times New Roman"/>
           <w:sz w:val="26"/>
           <w:szCs w:val="26"/>
-          <w:lang w:val="en"/>
         </w:rPr>
         <w:t xml:space="preserve">ng: </w:t>
       </w:r>
@@ -9235,16 +9030,14 @@
           <w:rFonts w:ascii="Times New Roman" w:hAnsi="Times New Roman" w:cs="Times New Roman"/>
           <w:sz w:val="26"/>
           <w:szCs w:val="26"/>
-          <w:lang w:val="en"/>
-        </w:rPr>
-        <w:t xml:space="preserve">thích </w:t>
-      </w:r>
-      <w:r>
-        <w:rPr>
-          <w:rFonts w:ascii="Times New Roman" w:hAnsi="Times New Roman" w:cs="Times New Roman"/>
-          <w:sz w:val="26"/>
-          <w:szCs w:val="26"/>
-          <w:lang w:val="en"/>
+        </w:rPr>
+        <w:t>thích</w:t>
+      </w:r>
+      <w:r>
+        <w:rPr>
+          <w:rFonts w:ascii="Times New Roman" w:hAnsi="Times New Roman" w:cs="Times New Roman"/>
+          <w:sz w:val="26"/>
+          <w:szCs w:val="26"/>
         </w:rPr>
         <w:t>, bình luận, theo dõi người dùng/gian hàng khác.</w:t>
       </w:r>
@@ -9265,15 +9058,13 @@
           <w:rFonts w:ascii="Times New Roman" w:hAnsi="Times New Roman" w:cs="Times New Roman"/>
           <w:sz w:val="26"/>
           <w:szCs w:val="26"/>
-          <w:lang w:val="en"/>
-        </w:rPr>
-      </w:pPr>
-      <w:r>
-        <w:rPr>
-          <w:rFonts w:ascii="Times New Roman" w:hAnsi="Times New Roman" w:cs="Times New Roman"/>
-          <w:sz w:val="26"/>
-          <w:szCs w:val="26"/>
-          <w:lang w:val="en"/>
+        </w:rPr>
+      </w:pPr>
+      <w:r>
+        <w:rPr>
+          <w:rFonts w:ascii="Times New Roman" w:hAnsi="Times New Roman" w:cs="Times New Roman"/>
+          <w:sz w:val="26"/>
+          <w:szCs w:val="26"/>
         </w:rPr>
         <w:t>Đặt mua món ăn trực tuyến từ các gian hàng.</w:t>
       </w:r>
@@ -9294,15 +9085,13 @@
           <w:rFonts w:ascii="Times New Roman" w:hAnsi="Times New Roman" w:cs="Times New Roman"/>
           <w:sz w:val="26"/>
           <w:szCs w:val="26"/>
-          <w:lang w:val="en"/>
-        </w:rPr>
-      </w:pPr>
-      <w:r>
-        <w:rPr>
-          <w:rFonts w:ascii="Times New Roman" w:hAnsi="Times New Roman" w:cs="Times New Roman"/>
-          <w:sz w:val="26"/>
-          <w:szCs w:val="26"/>
-          <w:lang w:val="en"/>
+        </w:rPr>
+      </w:pPr>
+      <w:r>
+        <w:rPr>
+          <w:rFonts w:ascii="Times New Roman" w:hAnsi="Times New Roman" w:cs="Times New Roman"/>
+          <w:sz w:val="26"/>
+          <w:szCs w:val="26"/>
         </w:rPr>
         <w:t xml:space="preserve">Thanh toán trực tuyến </w:t>
       </w:r>
@@ -9311,7 +9100,6 @@
           <w:rFonts w:ascii="Times New Roman" w:hAnsi="Times New Roman" w:cs="Times New Roman"/>
           <w:sz w:val="26"/>
           <w:szCs w:val="26"/>
-          <w:lang w:val="en"/>
         </w:rPr>
         <w:t>bằ</w:t>
       </w:r>
@@ -9320,7 +9108,6 @@
           <w:rFonts w:ascii="Times New Roman" w:hAnsi="Times New Roman" w:cs="Times New Roman"/>
           <w:sz w:val="26"/>
           <w:szCs w:val="26"/>
-          <w:lang w:val="en"/>
         </w:rPr>
         <w:t>ng VNPAY</w:t>
       </w:r>
@@ -9329,7 +9116,6 @@
           <w:rFonts w:ascii="Times New Roman" w:hAnsi="Times New Roman" w:cs="Times New Roman"/>
           <w:sz w:val="26"/>
           <w:szCs w:val="26"/>
-          <w:lang w:val="en"/>
         </w:rPr>
         <w:t>.</w:t>
       </w:r>
@@ -9338,7 +9124,6 @@
           <w:rFonts w:ascii="Times New Roman" w:hAnsi="Times New Roman" w:cs="Times New Roman"/>
           <w:sz w:val="26"/>
           <w:szCs w:val="26"/>
-          <w:lang w:val="en"/>
         </w:rPr>
         <w:t xml:space="preserve"> </w:t>
       </w:r>
@@ -9359,15 +9144,13 @@
           <w:rFonts w:ascii="Times New Roman" w:hAnsi="Times New Roman" w:cs="Times New Roman"/>
           <w:sz w:val="26"/>
           <w:szCs w:val="26"/>
-          <w:lang w:val="en"/>
-        </w:rPr>
-      </w:pPr>
-      <w:r>
-        <w:rPr>
-          <w:rFonts w:ascii="Times New Roman" w:hAnsi="Times New Roman" w:cs="Times New Roman"/>
-          <w:sz w:val="26"/>
-          <w:szCs w:val="26"/>
-          <w:lang w:val="en"/>
+        </w:rPr>
+      </w:pPr>
+      <w:r>
+        <w:rPr>
+          <w:rFonts w:ascii="Times New Roman" w:hAnsi="Times New Roman" w:cs="Times New Roman"/>
+          <w:sz w:val="26"/>
+          <w:szCs w:val="26"/>
         </w:rPr>
         <w:t>Theo dõi trạng thái đơn hàng và lịch sử giao dịch.</w:t>
       </w:r>
@@ -9388,15 +9171,13 @@
           <w:rFonts w:ascii="Times New Roman" w:hAnsi="Times New Roman" w:cs="Times New Roman"/>
           <w:sz w:val="26"/>
           <w:szCs w:val="26"/>
-          <w:lang w:val="en"/>
-        </w:rPr>
-      </w:pPr>
-      <w:r>
-        <w:rPr>
-          <w:rFonts w:ascii="Times New Roman" w:hAnsi="Times New Roman" w:cs="Times New Roman"/>
-          <w:sz w:val="26"/>
-          <w:szCs w:val="26"/>
-          <w:lang w:val="en"/>
+        </w:rPr>
+      </w:pPr>
+      <w:r>
+        <w:rPr>
+          <w:rFonts w:ascii="Times New Roman" w:hAnsi="Times New Roman" w:cs="Times New Roman"/>
+          <w:sz w:val="26"/>
+          <w:szCs w:val="26"/>
         </w:rPr>
         <w:t>Đánh giá chất lượng món ăn sau khi hoàn tất đơn hàng (trong thời gian quy định).</w:t>
       </w:r>
@@ -9417,15 +9198,13 @@
           <w:rFonts w:ascii="Times New Roman" w:hAnsi="Times New Roman" w:cs="Times New Roman"/>
           <w:sz w:val="26"/>
           <w:szCs w:val="26"/>
-          <w:lang w:val="en"/>
-        </w:rPr>
-      </w:pPr>
-      <w:r>
-        <w:rPr>
-          <w:rFonts w:ascii="Times New Roman" w:hAnsi="Times New Roman" w:cs="Times New Roman"/>
-          <w:sz w:val="26"/>
-          <w:szCs w:val="26"/>
-          <w:lang w:val="en"/>
+        </w:rPr>
+      </w:pPr>
+      <w:r>
+        <w:rPr>
+          <w:rFonts w:ascii="Times New Roman" w:hAnsi="Times New Roman" w:cs="Times New Roman"/>
+          <w:sz w:val="26"/>
+          <w:szCs w:val="26"/>
         </w:rPr>
         <w:t xml:space="preserve">Đăng ký mở </w:t>
       </w:r>
@@ -9434,7 +9213,6 @@
           <w:rFonts w:ascii="Times New Roman" w:hAnsi="Times New Roman" w:cs="Times New Roman"/>
           <w:sz w:val="26"/>
           <w:szCs w:val="26"/>
-          <w:lang w:val="en"/>
         </w:rPr>
         <w:t>cửa</w:t>
       </w:r>
@@ -9443,7 +9221,6 @@
           <w:rFonts w:ascii="Times New Roman" w:hAnsi="Times New Roman" w:cs="Times New Roman"/>
           <w:sz w:val="26"/>
           <w:szCs w:val="26"/>
-          <w:lang w:val="en"/>
         </w:rPr>
         <w:t xml:space="preserve"> hàng</w:t>
       </w:r>
@@ -9452,7 +9229,6 @@
           <w:rFonts w:ascii="Times New Roman" w:hAnsi="Times New Roman" w:cs="Times New Roman"/>
           <w:sz w:val="26"/>
           <w:szCs w:val="26"/>
-          <w:lang w:val="en"/>
         </w:rPr>
         <w:t>, kiếm tiền từ nội dùng</w:t>
       </w:r>
@@ -9461,7 +9237,6 @@
           <w:rFonts w:ascii="Times New Roman" w:hAnsi="Times New Roman" w:cs="Times New Roman"/>
           <w:sz w:val="26"/>
           <w:szCs w:val="26"/>
-          <w:lang w:val="en"/>
         </w:rPr>
         <w:t xml:space="preserve"> và chờ quản trị viên xét duyệt.</w:t>
       </w:r>
@@ -9482,15 +9257,13 @@
           <w:rFonts w:ascii="Times New Roman" w:hAnsi="Times New Roman" w:cs="Times New Roman"/>
           <w:sz w:val="26"/>
           <w:szCs w:val="26"/>
-          <w:lang w:val="en"/>
-        </w:rPr>
-      </w:pPr>
-      <w:r>
-        <w:rPr>
-          <w:rFonts w:ascii="Times New Roman" w:hAnsi="Times New Roman" w:cs="Times New Roman"/>
-          <w:sz w:val="26"/>
-          <w:szCs w:val="26"/>
-          <w:lang w:val="en"/>
+        </w:rPr>
+      </w:pPr>
+      <w:r>
+        <w:rPr>
+          <w:rFonts w:ascii="Times New Roman" w:hAnsi="Times New Roman" w:cs="Times New Roman"/>
+          <w:sz w:val="26"/>
+          <w:szCs w:val="26"/>
         </w:rPr>
         <w:t xml:space="preserve">Yêu cầu hỗ trợ khi </w:t>
       </w:r>
@@ -9499,7 +9272,6 @@
           <w:rFonts w:ascii="Times New Roman" w:hAnsi="Times New Roman" w:cs="Times New Roman"/>
           <w:sz w:val="26"/>
           <w:szCs w:val="26"/>
-          <w:lang w:val="en"/>
         </w:rPr>
         <w:t>gặp sự cố.</w:t>
       </w:r>
@@ -9518,7 +9290,6 @@
           <w:kern w:val="0"/>
           <w:sz w:val="26"/>
           <w:szCs w:val="26"/>
-          <w:lang w:val="en"/>
         </w:rPr>
       </w:pPr>
       <w:r>
@@ -9528,9 +9299,28 @@
           <w:kern w:val="0"/>
           <w:sz w:val="26"/>
           <w:szCs w:val="26"/>
-          <w:lang w:val="en"/>
-        </w:rPr>
-        <w:t>Đối với người bán/nhà hàng:</w:t>
+        </w:rPr>
+        <w:t xml:space="preserve">Đối với </w:t>
+      </w:r>
+      <w:r>
+        <w:rPr>
+          <w:rFonts w:ascii="Times New Roman" w:hAnsi="Times New Roman" w:cs="Times New Roman"/>
+          <w:b/>
+          <w:kern w:val="0"/>
+          <w:sz w:val="26"/>
+          <w:szCs w:val="26"/>
+        </w:rPr>
+        <w:t>chủ cửa</w:t>
+      </w:r>
+      <w:r>
+        <w:rPr>
+          <w:rFonts w:ascii="Times New Roman" w:hAnsi="Times New Roman" w:cs="Times New Roman"/>
+          <w:b/>
+          <w:kern w:val="0"/>
+          <w:sz w:val="26"/>
+          <w:szCs w:val="26"/>
+        </w:rPr>
+        <w:t xml:space="preserve"> hàng:</w:t>
       </w:r>
     </w:p>
     <w:p>
@@ -9549,15 +9339,13 @@
           <w:rFonts w:ascii="Times New Roman" w:hAnsi="Times New Roman" w:cs="Times New Roman"/>
           <w:sz w:val="26"/>
           <w:szCs w:val="26"/>
-          <w:lang w:val="en"/>
-        </w:rPr>
-      </w:pPr>
-      <w:r>
-        <w:rPr>
-          <w:rFonts w:ascii="Times New Roman" w:hAnsi="Times New Roman" w:cs="Times New Roman"/>
-          <w:sz w:val="26"/>
-          <w:szCs w:val="26"/>
-          <w:lang w:val="en"/>
+        </w:rPr>
+      </w:pPr>
+      <w:r>
+        <w:rPr>
+          <w:rFonts w:ascii="Times New Roman" w:hAnsi="Times New Roman" w:cs="Times New Roman"/>
+          <w:sz w:val="26"/>
+          <w:szCs w:val="26"/>
         </w:rPr>
         <w:t>Q</w:t>
       </w:r>
@@ -9566,7 +9354,6 @@
           <w:rFonts w:ascii="Times New Roman" w:hAnsi="Times New Roman" w:cs="Times New Roman"/>
           <w:sz w:val="26"/>
           <w:szCs w:val="26"/>
-          <w:lang w:val="en"/>
         </w:rPr>
         <w:t xml:space="preserve">uản lý </w:t>
       </w:r>
@@ -9575,7 +9362,6 @@
           <w:rFonts w:ascii="Times New Roman" w:hAnsi="Times New Roman" w:cs="Times New Roman"/>
           <w:sz w:val="26"/>
           <w:szCs w:val="26"/>
-          <w:lang w:val="en"/>
         </w:rPr>
         <w:t>cửa</w:t>
       </w:r>
@@ -9584,7 +9370,6 @@
           <w:rFonts w:ascii="Times New Roman" w:hAnsi="Times New Roman" w:cs="Times New Roman"/>
           <w:sz w:val="26"/>
           <w:szCs w:val="26"/>
-          <w:lang w:val="en"/>
         </w:rPr>
         <w:t xml:space="preserve"> hàng sau khi được phê duyệt.</w:t>
       </w:r>
@@ -9605,15 +9390,13 @@
           <w:rFonts w:ascii="Times New Roman" w:hAnsi="Times New Roman" w:cs="Times New Roman"/>
           <w:sz w:val="26"/>
           <w:szCs w:val="26"/>
-          <w:lang w:val="en"/>
-        </w:rPr>
-      </w:pPr>
-      <w:r>
-        <w:rPr>
-          <w:rFonts w:ascii="Times New Roman" w:hAnsi="Times New Roman" w:cs="Times New Roman"/>
-          <w:sz w:val="26"/>
-          <w:szCs w:val="26"/>
-          <w:lang w:val="en"/>
+        </w:rPr>
+      </w:pPr>
+      <w:r>
+        <w:rPr>
+          <w:rFonts w:ascii="Times New Roman" w:hAnsi="Times New Roman" w:cs="Times New Roman"/>
+          <w:sz w:val="26"/>
+          <w:szCs w:val="26"/>
         </w:rPr>
         <w:t>Quản lý danh sách món ăn: thêm, sửa, xóa, cập nhật giá bán, hình ảnh và mô tả.</w:t>
       </w:r>
@@ -9634,17 +9417,31 @@
           <w:rFonts w:ascii="Times New Roman" w:hAnsi="Times New Roman" w:cs="Times New Roman"/>
           <w:sz w:val="26"/>
           <w:szCs w:val="26"/>
-          <w:lang w:val="en"/>
-        </w:rPr>
-      </w:pPr>
-      <w:r>
-        <w:rPr>
-          <w:rFonts w:ascii="Times New Roman" w:hAnsi="Times New Roman" w:cs="Times New Roman"/>
-          <w:sz w:val="26"/>
-          <w:szCs w:val="26"/>
-          <w:lang w:val="en"/>
-        </w:rPr>
-        <w:t>Quản lý đơn hàng và cập nhật trạng thái xử lý đơn (xác nhận, đang chuẩn bị, đã giao,...).</w:t>
+        </w:rPr>
+      </w:pPr>
+      <w:r>
+        <w:rPr>
+          <w:rFonts w:ascii="Times New Roman" w:hAnsi="Times New Roman" w:cs="Times New Roman"/>
+          <w:sz w:val="26"/>
+          <w:szCs w:val="26"/>
+        </w:rPr>
+        <w:t>Quản lý đơn hàng và cập nhật trạng thái xử lý đơn (xác nhận, đang chuẩn bị, đã giao,</w:t>
+      </w:r>
+      <w:r>
+        <w:rPr>
+          <w:rFonts w:ascii="Times New Roman" w:hAnsi="Times New Roman" w:cs="Times New Roman"/>
+          <w:sz w:val="26"/>
+          <w:szCs w:val="26"/>
+        </w:rPr>
+        <w:t xml:space="preserve"> </w:t>
+      </w:r>
+      <w:r>
+        <w:rPr>
+          <w:rFonts w:ascii="Times New Roman" w:hAnsi="Times New Roman" w:cs="Times New Roman"/>
+          <w:sz w:val="26"/>
+          <w:szCs w:val="26"/>
+        </w:rPr>
+        <w:t>...).</w:t>
       </w:r>
     </w:p>
     <w:p>
@@ -9663,15 +9460,13 @@
           <w:rFonts w:ascii="Times New Roman" w:hAnsi="Times New Roman" w:cs="Times New Roman"/>
           <w:sz w:val="26"/>
           <w:szCs w:val="26"/>
-          <w:lang w:val="en"/>
-        </w:rPr>
-      </w:pPr>
-      <w:r>
-        <w:rPr>
-          <w:rFonts w:ascii="Times New Roman" w:hAnsi="Times New Roman" w:cs="Times New Roman"/>
-          <w:sz w:val="26"/>
-          <w:szCs w:val="26"/>
-          <w:lang w:val="en"/>
+        </w:rPr>
+      </w:pPr>
+      <w:r>
+        <w:rPr>
+          <w:rFonts w:ascii="Times New Roman" w:hAnsi="Times New Roman" w:cs="Times New Roman"/>
+          <w:sz w:val="26"/>
+          <w:szCs w:val="26"/>
         </w:rPr>
         <w:t>Tạo và quản lý khuyến mãi c</w:t>
       </w:r>
@@ -9680,7 +9475,6 @@
           <w:rFonts w:ascii="Times New Roman" w:hAnsi="Times New Roman" w:cs="Times New Roman"/>
           <w:sz w:val="26"/>
           <w:szCs w:val="26"/>
-          <w:lang w:val="en"/>
         </w:rPr>
         <w:t>ủa cửa</w:t>
       </w:r>
@@ -9689,7 +9483,6 @@
           <w:rFonts w:ascii="Times New Roman" w:hAnsi="Times New Roman" w:cs="Times New Roman"/>
           <w:sz w:val="26"/>
           <w:szCs w:val="26"/>
-          <w:lang w:val="en"/>
         </w:rPr>
         <w:t xml:space="preserve"> hàng.</w:t>
       </w:r>
@@ -9710,15 +9503,13 @@
           <w:rFonts w:ascii="Times New Roman" w:hAnsi="Times New Roman" w:cs="Times New Roman"/>
           <w:sz w:val="26"/>
           <w:szCs w:val="26"/>
-          <w:lang w:val="en"/>
-        </w:rPr>
-      </w:pPr>
-      <w:r>
-        <w:rPr>
-          <w:rFonts w:ascii="Times New Roman" w:hAnsi="Times New Roman" w:cs="Times New Roman"/>
-          <w:sz w:val="26"/>
-          <w:szCs w:val="26"/>
-          <w:lang w:val="en"/>
+        </w:rPr>
+      </w:pPr>
+      <w:r>
+        <w:rPr>
+          <w:rFonts w:ascii="Times New Roman" w:hAnsi="Times New Roman" w:cs="Times New Roman"/>
+          <w:sz w:val="26"/>
+          <w:szCs w:val="26"/>
         </w:rPr>
         <w:t>Xem báo cáo doanh thu, số lượng đơn hàng và thống kê hoạt động kinh doanh.</w:t>
       </w:r>
@@ -9737,7 +9528,6 @@
           <w:kern w:val="0"/>
           <w:sz w:val="26"/>
           <w:szCs w:val="26"/>
-          <w:lang w:val="en"/>
         </w:rPr>
       </w:pPr>
       <w:r>
@@ -9747,7 +9537,6 @@
           <w:kern w:val="0"/>
           <w:sz w:val="26"/>
           <w:szCs w:val="26"/>
-          <w:lang w:val="en"/>
         </w:rPr>
         <w:t>Đối với</w:t>
       </w:r>
@@ -9758,7 +9547,6 @@
           <w:kern w:val="0"/>
           <w:sz w:val="26"/>
           <w:szCs w:val="26"/>
-          <w:lang w:val="en"/>
         </w:rPr>
         <w:t xml:space="preserve"> admin</w:t>
       </w:r>
@@ -9769,7 +9557,6 @@
           <w:kern w:val="0"/>
           <w:sz w:val="26"/>
           <w:szCs w:val="26"/>
-          <w:lang w:val="en"/>
         </w:rPr>
         <w:t>:</w:t>
       </w:r>
@@ -9790,15 +9577,13 @@
           <w:rFonts w:ascii="Times New Roman" w:hAnsi="Times New Roman" w:cs="Times New Roman"/>
           <w:sz w:val="26"/>
           <w:szCs w:val="26"/>
-          <w:lang w:val="en"/>
-        </w:rPr>
-      </w:pPr>
-      <w:r>
-        <w:rPr>
-          <w:rFonts w:ascii="Times New Roman" w:hAnsi="Times New Roman" w:cs="Times New Roman"/>
-          <w:sz w:val="26"/>
-          <w:szCs w:val="26"/>
-          <w:lang w:val="en"/>
+        </w:rPr>
+      </w:pPr>
+      <w:r>
+        <w:rPr>
+          <w:rFonts w:ascii="Times New Roman" w:hAnsi="Times New Roman" w:cs="Times New Roman"/>
+          <w:sz w:val="26"/>
+          <w:szCs w:val="26"/>
         </w:rPr>
         <w:t>Quản lý tài khoản người dùng</w:t>
       </w:r>
@@ -9807,7 +9592,6 @@
           <w:rFonts w:ascii="Times New Roman" w:hAnsi="Times New Roman" w:cs="Times New Roman"/>
           <w:sz w:val="26"/>
           <w:szCs w:val="26"/>
-          <w:lang w:val="en"/>
         </w:rPr>
         <w:t xml:space="preserve"> và tài khoản cửa hàng</w:t>
       </w:r>
@@ -9816,7 +9600,6 @@
           <w:rFonts w:ascii="Times New Roman" w:hAnsi="Times New Roman" w:cs="Times New Roman"/>
           <w:sz w:val="26"/>
           <w:szCs w:val="26"/>
-          <w:lang w:val="en"/>
         </w:rPr>
         <w:t>.</w:t>
       </w:r>
@@ -9837,15 +9620,13 @@
           <w:rFonts w:ascii="Times New Roman" w:hAnsi="Times New Roman" w:cs="Times New Roman"/>
           <w:sz w:val="26"/>
           <w:szCs w:val="26"/>
-          <w:lang w:val="en"/>
-        </w:rPr>
-      </w:pPr>
-      <w:r>
-        <w:rPr>
-          <w:rFonts w:ascii="Times New Roman" w:hAnsi="Times New Roman" w:cs="Times New Roman"/>
-          <w:sz w:val="26"/>
-          <w:szCs w:val="26"/>
-          <w:lang w:val="en"/>
+        </w:rPr>
+      </w:pPr>
+      <w:r>
+        <w:rPr>
+          <w:rFonts w:ascii="Times New Roman" w:hAnsi="Times New Roman" w:cs="Times New Roman"/>
+          <w:sz w:val="26"/>
+          <w:szCs w:val="26"/>
         </w:rPr>
         <w:t xml:space="preserve">Xét duyệt yêu cầu đăng ký </w:t>
       </w:r>
@@ -9854,7 +9635,6 @@
           <w:rFonts w:ascii="Times New Roman" w:hAnsi="Times New Roman" w:cs="Times New Roman"/>
           <w:sz w:val="26"/>
           <w:szCs w:val="26"/>
-          <w:lang w:val="en"/>
         </w:rPr>
         <w:t>mở cửa hàng và kiếm tiền từ nội dung</w:t>
       </w:r>
@@ -9863,7 +9643,6 @@
           <w:rFonts w:ascii="Times New Roman" w:hAnsi="Times New Roman" w:cs="Times New Roman"/>
           <w:sz w:val="26"/>
           <w:szCs w:val="26"/>
-          <w:lang w:val="en"/>
         </w:rPr>
         <w:t>.</w:t>
       </w:r>
@@ -9884,15 +9663,13 @@
           <w:rFonts w:ascii="Times New Roman" w:hAnsi="Times New Roman" w:cs="Times New Roman"/>
           <w:sz w:val="26"/>
           <w:szCs w:val="26"/>
-          <w:lang w:val="en"/>
-        </w:rPr>
-      </w:pPr>
-      <w:r>
-        <w:rPr>
-          <w:rFonts w:ascii="Times New Roman" w:hAnsi="Times New Roman" w:cs="Times New Roman"/>
-          <w:sz w:val="26"/>
-          <w:szCs w:val="26"/>
-          <w:lang w:val="en"/>
+        </w:rPr>
+      </w:pPr>
+      <w:r>
+        <w:rPr>
+          <w:rFonts w:ascii="Times New Roman" w:hAnsi="Times New Roman" w:cs="Times New Roman"/>
+          <w:sz w:val="26"/>
+          <w:szCs w:val="26"/>
         </w:rPr>
         <w:t>Quản lý đơn hàng hệ thống</w:t>
       </w:r>
@@ -9901,7 +9678,6 @@
           <w:rFonts w:ascii="Times New Roman" w:hAnsi="Times New Roman" w:cs="Times New Roman"/>
           <w:sz w:val="26"/>
           <w:szCs w:val="26"/>
-          <w:lang w:val="en"/>
         </w:rPr>
         <w:t>.</w:t>
       </w:r>
@@ -9922,15 +9698,13 @@
           <w:rFonts w:ascii="Times New Roman" w:hAnsi="Times New Roman" w:cs="Times New Roman"/>
           <w:sz w:val="26"/>
           <w:szCs w:val="26"/>
-          <w:lang w:val="en"/>
-        </w:rPr>
-      </w:pPr>
-      <w:r>
-        <w:rPr>
-          <w:rFonts w:ascii="Times New Roman" w:hAnsi="Times New Roman" w:cs="Times New Roman"/>
-          <w:sz w:val="26"/>
-          <w:szCs w:val="26"/>
-          <w:lang w:val="en"/>
+        </w:rPr>
+      </w:pPr>
+      <w:r>
+        <w:rPr>
+          <w:rFonts w:ascii="Times New Roman" w:hAnsi="Times New Roman" w:cs="Times New Roman"/>
+          <w:sz w:val="26"/>
+          <w:szCs w:val="26"/>
         </w:rPr>
         <w:t xml:space="preserve">Quản lý </w:t>
       </w:r>
@@ -9939,7 +9713,6 @@
           <w:rFonts w:ascii="Times New Roman" w:hAnsi="Times New Roman" w:cs="Times New Roman"/>
           <w:sz w:val="26"/>
           <w:szCs w:val="26"/>
-          <w:lang w:val="en"/>
         </w:rPr>
         <w:t xml:space="preserve">doanh thu của </w:t>
       </w:r>
@@ -9948,7 +9721,6 @@
           <w:rFonts w:ascii="Times New Roman" w:hAnsi="Times New Roman" w:cs="Times New Roman"/>
           <w:sz w:val="26"/>
           <w:szCs w:val="26"/>
-          <w:lang w:val="en"/>
         </w:rPr>
         <w:t>hệ thống.</w:t>
       </w:r>
@@ -9969,15 +9741,13 @@
           <w:rFonts w:ascii="Times New Roman" w:hAnsi="Times New Roman" w:cs="Times New Roman"/>
           <w:sz w:val="26"/>
           <w:szCs w:val="26"/>
-          <w:lang w:val="en"/>
-        </w:rPr>
-      </w:pPr>
-      <w:r>
-        <w:rPr>
-          <w:rFonts w:ascii="Times New Roman" w:hAnsi="Times New Roman" w:cs="Times New Roman"/>
-          <w:sz w:val="26"/>
-          <w:szCs w:val="26"/>
-          <w:lang w:val="en"/>
+        </w:rPr>
+      </w:pPr>
+      <w:r>
+        <w:rPr>
+          <w:rFonts w:ascii="Times New Roman" w:hAnsi="Times New Roman" w:cs="Times New Roman"/>
+          <w:sz w:val="26"/>
+          <w:szCs w:val="26"/>
         </w:rPr>
         <w:t xml:space="preserve">Quản lý </w:t>
       </w:r>
@@ -9986,7 +9756,6 @@
           <w:rFonts w:ascii="Times New Roman" w:hAnsi="Times New Roman" w:cs="Times New Roman"/>
           <w:sz w:val="26"/>
           <w:szCs w:val="26"/>
-          <w:lang w:val="en"/>
         </w:rPr>
         <w:t>khuyến mãi của hệ thống</w:t>
       </w:r>
@@ -10007,15 +9776,13 @@
           <w:rFonts w:ascii="Times New Roman" w:hAnsi="Times New Roman" w:cs="Times New Roman"/>
           <w:sz w:val="26"/>
           <w:szCs w:val="26"/>
-          <w:lang w:val="en"/>
-        </w:rPr>
-      </w:pPr>
-      <w:r>
-        <w:rPr>
-          <w:rFonts w:ascii="Times New Roman" w:hAnsi="Times New Roman" w:cs="Times New Roman"/>
-          <w:sz w:val="26"/>
-          <w:szCs w:val="26"/>
-          <w:lang w:val="en"/>
+        </w:rPr>
+      </w:pPr>
+      <w:r>
+        <w:rPr>
+          <w:rFonts w:ascii="Times New Roman" w:hAnsi="Times New Roman" w:cs="Times New Roman"/>
+          <w:sz w:val="26"/>
+          <w:szCs w:val="26"/>
         </w:rPr>
         <w:lastRenderedPageBreak/>
         <w:t xml:space="preserve">Thống kê: </w:t>
@@ -10045,15 +9812,13 @@
           <w:rFonts w:ascii="Times New Roman" w:hAnsi="Times New Roman" w:cs="Times New Roman"/>
           <w:sz w:val="26"/>
           <w:szCs w:val="26"/>
-          <w:lang w:val="en"/>
-        </w:rPr>
-      </w:pPr>
-      <w:r>
-        <w:rPr>
-          <w:rFonts w:ascii="Times New Roman" w:hAnsi="Times New Roman" w:cs="Times New Roman"/>
-          <w:sz w:val="26"/>
-          <w:szCs w:val="26"/>
-          <w:lang w:val="en"/>
+        </w:rPr>
+      </w:pPr>
+      <w:r>
+        <w:rPr>
+          <w:rFonts w:ascii="Times New Roman" w:hAnsi="Times New Roman" w:cs="Times New Roman"/>
+          <w:sz w:val="26"/>
+          <w:szCs w:val="26"/>
         </w:rPr>
         <w:t>Quản lý yêu cầu hỗ trợ và xử lý báo cáo</w:t>
       </w:r>
@@ -10062,11 +9827,9 @@
           <w:rFonts w:ascii="Times New Roman" w:hAnsi="Times New Roman" w:cs="Times New Roman"/>
           <w:sz w:val="26"/>
           <w:szCs w:val="26"/>
-          <w:lang w:val="en"/>
         </w:rPr>
         <w:t>/khiếu nại.</w:t>
       </w:r>
-      <w:bookmarkStart w:id="21" w:name="_Toc207917648"/>
     </w:p>
     <w:p>
       <w:pPr>
@@ -10076,10 +9839,8 @@
           <w:lang w:val="vi-VN"/>
         </w:rPr>
       </w:pPr>
-      <w:r>
-        <w:rPr>
-          <w:lang w:val="en"/>
-        </w:rPr>
+      <w:bookmarkStart w:id="22" w:name="_Toc229559132"/>
+      <w:r>
         <w:t>1.3 Tham kh</w:t>
       </w:r>
       <w:r>
@@ -10088,7 +9849,7 @@
         </w:rPr>
         <w:t>ảo</w:t>
       </w:r>
-      <w:bookmarkEnd w:id="21"/>
+      <w:bookmarkEnd w:id="22"/>
     </w:p>
     <w:p>
       <w:pPr>
@@ -10114,7 +9875,6 @@
           <w:iCs/>
           <w:sz w:val="26"/>
           <w:szCs w:val="26"/>
-          <w:lang w:val="en"/>
         </w:rPr>
         <w:t>B</w:t>
       </w:r>
@@ -10188,7 +9948,6 @@
                 <w:rFonts w:ascii="Times New Roman" w:hAnsi="Times New Roman" w:cs="Times New Roman"/>
                 <w:sz w:val="26"/>
                 <w:szCs w:val="26"/>
-                <w:lang w:val="en"/>
               </w:rPr>
             </w:pPr>
             <w:r>
@@ -10198,7 +9957,6 @@
                 <w:bCs/>
                 <w:sz w:val="26"/>
                 <w:szCs w:val="26"/>
-                <w:lang w:val="en"/>
               </w:rPr>
               <w:t>S</w:t>
             </w:r>
@@ -10236,7 +9994,6 @@
                 <w:rFonts w:ascii="Times New Roman" w:hAnsi="Times New Roman" w:cs="Times New Roman"/>
                 <w:sz w:val="26"/>
                 <w:szCs w:val="26"/>
-                <w:lang w:val="en"/>
               </w:rPr>
             </w:pPr>
             <w:r>
@@ -10246,7 +10003,6 @@
                 <w:bCs/>
                 <w:sz w:val="26"/>
                 <w:szCs w:val="26"/>
-                <w:lang w:val="en"/>
               </w:rPr>
               <w:t>Tên tài li</w:t>
             </w:r>
@@ -10284,7 +10040,6 @@
                 <w:rFonts w:ascii="Times New Roman" w:hAnsi="Times New Roman" w:cs="Times New Roman"/>
                 <w:sz w:val="26"/>
                 <w:szCs w:val="26"/>
-                <w:lang w:val="en"/>
               </w:rPr>
             </w:pPr>
             <w:r>
@@ -10294,7 +10049,6 @@
                 <w:bCs/>
                 <w:sz w:val="26"/>
                 <w:szCs w:val="26"/>
-                <w:lang w:val="en"/>
               </w:rPr>
               <w:t>Tham chi</w:t>
             </w:r>
@@ -10337,7 +10091,6 @@
                 <w:rFonts w:ascii="Times New Roman" w:hAnsi="Times New Roman" w:cs="Times New Roman"/>
                 <w:sz w:val="26"/>
                 <w:szCs w:val="26"/>
-                <w:lang w:val="en"/>
               </w:rPr>
             </w:pPr>
             <w:r>
@@ -10345,7 +10098,6 @@
                 <w:rFonts w:ascii="Times New Roman" w:hAnsi="Times New Roman" w:cs="Times New Roman"/>
                 <w:sz w:val="26"/>
                 <w:szCs w:val="26"/>
-                <w:lang w:val="en"/>
               </w:rPr>
               <w:t>1</w:t>
             </w:r>
@@ -10372,7 +10124,6 @@
                 <w:rFonts w:ascii="Times New Roman" w:hAnsi="Times New Roman" w:cs="Times New Roman"/>
                 <w:sz w:val="26"/>
                 <w:szCs w:val="26"/>
-                <w:lang w:val="en"/>
               </w:rPr>
             </w:pPr>
             <w:r>
@@ -10380,7 +10131,6 @@
                 <w:rFonts w:ascii="Times New Roman" w:hAnsi="Times New Roman" w:cs="Times New Roman"/>
                 <w:sz w:val="26"/>
                 <w:szCs w:val="26"/>
-                <w:lang w:val="en"/>
               </w:rPr>
               <w:t>Node.js</w:t>
             </w:r>
@@ -10407,7 +10157,6 @@
                 <w:rFonts w:ascii="Times New Roman" w:hAnsi="Times New Roman" w:cs="Times New Roman"/>
                 <w:sz w:val="26"/>
                 <w:szCs w:val="26"/>
-                <w:lang w:val="en"/>
               </w:rPr>
             </w:pPr>
             <w:r>
@@ -10415,7 +10164,6 @@
                 <w:rFonts w:ascii="Times New Roman" w:hAnsi="Times New Roman" w:cs="Times New Roman"/>
                 <w:sz w:val="26"/>
                 <w:szCs w:val="26"/>
-                <w:lang w:val="en"/>
               </w:rPr>
               <w:t>Manish Sahu (2024), Mastering React JS From Development to Deployment: Become React JS Expert, Kindle, ISBN-13: 979-8878051422.</w:t>
             </w:r>
@@ -10447,7 +10195,6 @@
                 <w:rFonts w:ascii="Times New Roman" w:hAnsi="Times New Roman" w:cs="Times New Roman"/>
                 <w:sz w:val="26"/>
                 <w:szCs w:val="26"/>
-                <w:lang w:val="en"/>
               </w:rPr>
             </w:pPr>
             <w:r>
@@ -10455,7 +10202,6 @@
                 <w:rFonts w:ascii="Times New Roman" w:hAnsi="Times New Roman" w:cs="Times New Roman"/>
                 <w:sz w:val="26"/>
                 <w:szCs w:val="26"/>
-                <w:lang w:val="en"/>
               </w:rPr>
               <w:t>2</w:t>
             </w:r>
@@ -10482,7 +10228,6 @@
                 <w:rFonts w:ascii="Times New Roman" w:hAnsi="Times New Roman" w:cs="Times New Roman"/>
                 <w:sz w:val="26"/>
                 <w:szCs w:val="26"/>
-                <w:lang w:val="en"/>
               </w:rPr>
             </w:pPr>
             <w:r>
@@ -10490,7 +10235,6 @@
                 <w:rFonts w:ascii="Times New Roman" w:hAnsi="Times New Roman" w:cs="Times New Roman"/>
                 <w:sz w:val="26"/>
                 <w:szCs w:val="26"/>
-                <w:lang w:val="en"/>
               </w:rPr>
               <w:t>Scrum Guide</w:t>
             </w:r>
@@ -10517,7 +10261,6 @@
                 <w:rFonts w:ascii="Times New Roman" w:hAnsi="Times New Roman" w:cs="Times New Roman"/>
                 <w:sz w:val="26"/>
                 <w:szCs w:val="26"/>
-                <w:lang w:val="en"/>
               </w:rPr>
             </w:pPr>
             <w:r>
@@ -10528,7 +10271,7 @@
               </w:rPr>
               <w:t xml:space="preserve">Ken Schwaber &amp; Jeff Sutherland (2020), The Scrum Guide: The Definitive Guide to Scrum – The Rules of the Game, Scrum.org. </w:t>
             </w:r>
-            <w:hyperlink r:id="rId18" w:history="1"/>
+            <w:hyperlink r:id="rId19" w:history="1"/>
           </w:p>
         </w:tc>
       </w:tr>
@@ -10557,7 +10300,6 @@
                 <w:rFonts w:ascii="Times New Roman" w:hAnsi="Times New Roman" w:cs="Times New Roman"/>
                 <w:sz w:val="26"/>
                 <w:szCs w:val="26"/>
-                <w:lang w:val="en"/>
               </w:rPr>
             </w:pPr>
             <w:r>
@@ -10565,7 +10307,6 @@
                 <w:rFonts w:ascii="Times New Roman" w:hAnsi="Times New Roman" w:cs="Times New Roman"/>
                 <w:sz w:val="26"/>
                 <w:szCs w:val="26"/>
-                <w:lang w:val="en"/>
               </w:rPr>
               <w:t>3</w:t>
             </w:r>
@@ -10592,7 +10333,6 @@
                 <w:rFonts w:ascii="Times New Roman" w:hAnsi="Times New Roman" w:cs="Times New Roman"/>
                 <w:sz w:val="26"/>
                 <w:szCs w:val="26"/>
-                <w:lang w:val="en"/>
               </w:rPr>
             </w:pPr>
             <w:r>
@@ -10600,7 +10340,6 @@
                 <w:rFonts w:ascii="Times New Roman" w:hAnsi="Times New Roman" w:cs="Times New Roman"/>
                 <w:sz w:val="26"/>
                 <w:szCs w:val="26"/>
-                <w:lang w:val="en"/>
               </w:rPr>
               <w:t>Next</w:t>
             </w:r>
@@ -10609,7 +10348,6 @@
                 <w:rFonts w:ascii="Times New Roman" w:hAnsi="Times New Roman" w:cs="Times New Roman"/>
                 <w:sz w:val="26"/>
                 <w:szCs w:val="26"/>
-                <w:lang w:val="en"/>
               </w:rPr>
               <w:t>JS</w:t>
             </w:r>
@@ -10690,7 +10428,6 @@
                 <w:rFonts w:ascii="Times New Roman" w:hAnsi="Times New Roman" w:cs="Times New Roman"/>
                 <w:sz w:val="26"/>
                 <w:szCs w:val="26"/>
-                <w:lang w:val="en"/>
               </w:rPr>
             </w:pPr>
             <w:r>
@@ -10698,7 +10435,6 @@
                 <w:rFonts w:ascii="Times New Roman" w:hAnsi="Times New Roman" w:cs="Times New Roman"/>
                 <w:sz w:val="26"/>
                 <w:szCs w:val="26"/>
-                <w:lang w:val="en"/>
               </w:rPr>
               <w:t>4</w:t>
             </w:r>
@@ -10725,7 +10461,6 @@
                 <w:rFonts w:ascii="Times New Roman" w:hAnsi="Times New Roman" w:cs="Times New Roman"/>
                 <w:sz w:val="26"/>
                 <w:szCs w:val="26"/>
-                <w:lang w:val="en"/>
               </w:rPr>
             </w:pPr>
             <w:r>
@@ -10733,7 +10468,6 @@
                 <w:rFonts w:ascii="Times New Roman" w:hAnsi="Times New Roman" w:cs="Times New Roman"/>
                 <w:sz w:val="26"/>
                 <w:szCs w:val="26"/>
-                <w:lang w:val="en"/>
               </w:rPr>
               <w:t>Agile Scrum Quick Start</w:t>
             </w:r>
@@ -10760,7 +10494,6 @@
                 <w:rFonts w:ascii="Times New Roman" w:hAnsi="Times New Roman" w:cs="Times New Roman"/>
                 <w:sz w:val="26"/>
                 <w:szCs w:val="26"/>
-                <w:lang w:val="en"/>
               </w:rPr>
             </w:pPr>
             <w:r>
@@ -10768,7 +10501,6 @@
                 <w:rFonts w:ascii="Times New Roman" w:hAnsi="Times New Roman" w:cs="Times New Roman"/>
                 <w:sz w:val="26"/>
                 <w:szCs w:val="26"/>
-                <w:lang w:val="en"/>
               </w:rPr>
               <w:t>Scott M. Graffius (</w:t>
             </w:r>
@@ -10777,7 +10509,6 @@
                 <w:rFonts w:ascii="Times New Roman" w:hAnsi="Times New Roman" w:cs="Times New Roman"/>
                 <w:sz w:val="26"/>
                 <w:szCs w:val="26"/>
-                <w:lang w:val="en"/>
               </w:rPr>
               <w:t>2026</w:t>
             </w:r>
@@ -10786,7 +10517,6 @@
                 <w:rFonts w:ascii="Times New Roman" w:hAnsi="Times New Roman" w:cs="Times New Roman"/>
                 <w:sz w:val="26"/>
                 <w:szCs w:val="26"/>
-                <w:lang w:val="en"/>
               </w:rPr>
               <w:t>), Agile Scrum: Your Quick Start Guide with Step-by-Step Instructions, BookAuthority Top 10 Agile Books.</w:t>
             </w:r>
@@ -10802,7 +10532,6 @@
           <w:kern w:val="0"/>
           <w:sz w:val="26"/>
           <w:szCs w:val="26"/>
-          <w:lang w:val="en"/>
         </w:rPr>
       </w:pPr>
     </w:p>
@@ -10811,7 +10540,7 @@
         <w:pStyle w:val="Heading1"/>
         <w:spacing w:before="0" w:after="0" w:line="360" w:lineRule="auto"/>
       </w:pPr>
-      <w:bookmarkStart w:id="22" w:name="_Toc207917649"/>
+      <w:bookmarkStart w:id="23" w:name="_Toc229559133"/>
       <w:r>
         <w:t>2</w:t>
       </w:r>
@@ -10821,18 +10550,15 @@
       <w:r>
         <w:t>TỔNG QUAN DỰ ÁN</w:t>
       </w:r>
-      <w:bookmarkEnd w:id="22"/>
+      <w:bookmarkEnd w:id="23"/>
     </w:p>
     <w:p>
       <w:pPr>
         <w:pStyle w:val="Heading2"/>
         <w:spacing w:before="0" w:after="0" w:line="360" w:lineRule="auto"/>
       </w:pPr>
-      <w:bookmarkStart w:id="23" w:name="_Toc207917650"/>
-      <w:r>
-        <w:rPr>
-          <w:lang w:val="en"/>
-        </w:rPr>
+      <w:bookmarkStart w:id="24" w:name="_Toc229559134"/>
+      <w:r>
         <w:t>2.1 Lý do ch</w:t>
       </w:r>
       <w:r>
@@ -10844,7 +10570,7 @@
       <w:r>
         <w:t>ài</w:t>
       </w:r>
-      <w:bookmarkEnd w:id="23"/>
+      <w:bookmarkEnd w:id="24"/>
     </w:p>
     <w:p>
       <w:pPr>
@@ -10857,7 +10583,6 @@
           <w:szCs w:val="26"/>
         </w:rPr>
       </w:pPr>
-      <w:bookmarkStart w:id="24" w:name="_Toc207917651"/>
       <w:r>
         <w:rPr>
           <w:sz w:val="26"/>
@@ -10882,7 +10607,7 @@
           <w:sz w:val="26"/>
           <w:szCs w:val="26"/>
         </w:rPr>
-        <w:t xml:space="preserve">Bên cạnh đó, nhiều cá nhân và hộ kinh doanh nhỏ gặp khó khăn trong việc quảng bá sản phẩm và tiếp cận khách hàng trên môi trường số. Việc xây dựng một hệ thống </w:t>
+        <w:t xml:space="preserve">Bên cạnh đó, nhiều cá nhân và hộ kinh doanh nhỏ gặp khó khăn trong việc quảng bá sản phẩm và tiếp cận khách hàng trên môi trường số. Việc xây dựng một </w:t>
       </w:r>
       <w:r>
         <w:rPr>
@@ -10890,7 +10615,7 @@
           <w:szCs w:val="26"/>
         </w:rPr>
         <w:lastRenderedPageBreak/>
-        <w:t>tích hợp giữa mạng xã hội và thương mại điện tử trong lĩnh vực ẩm thực sẽ tạo điều kiện thuận lợi cho người bán và nâng cao trải nghiệm cho người mua.</w:t>
+        <w:t>hệ thống tích hợp giữa mạng xã hội và thương mại điện tử trong lĩnh vực ẩm thực sẽ tạo điều kiện thuận lợi cho người bán và nâng cao trải nghiệm cho người mua.</w:t>
       </w:r>
     </w:p>
     <w:p>
@@ -10934,10 +10659,8 @@
         <w:pStyle w:val="Heading2"/>
         <w:spacing w:before="0" w:after="0" w:line="360" w:lineRule="auto"/>
       </w:pPr>
-      <w:r>
-        <w:rPr>
-          <w:lang w:val="en"/>
-        </w:rPr>
+      <w:bookmarkStart w:id="25" w:name="_Toc229559135"/>
+      <w:r>
         <w:t>2.2 Đ</w:t>
       </w:r>
       <w:r>
@@ -10949,7 +10672,7 @@
       <w:r>
         <w:t>án</w:t>
       </w:r>
-      <w:bookmarkEnd w:id="24"/>
+      <w:bookmarkEnd w:id="25"/>
     </w:p>
     <w:p>
       <w:pPr>
@@ -11016,11 +10739,8 @@
           <w:lang w:val="vi-VN"/>
         </w:rPr>
       </w:pPr>
-      <w:bookmarkStart w:id="25" w:name="_Toc207917652"/>
-      <w:r>
-        <w:rPr>
-          <w:lang w:val="en"/>
-        </w:rPr>
+      <w:bookmarkStart w:id="26" w:name="_Toc229559136"/>
+      <w:r>
         <w:t>2.3 Gi</w:t>
       </w:r>
       <w:r>
@@ -11038,7 +10758,7 @@
         </w:rPr>
         <w:t>ề xuất</w:t>
       </w:r>
-      <w:bookmarkEnd w:id="25"/>
+      <w:bookmarkEnd w:id="26"/>
     </w:p>
     <w:p>
       <w:pPr>
@@ -11058,13 +10778,30 @@
           <w:sz w:val="26"/>
           <w:szCs w:val="26"/>
         </w:rPr>
-        <w:t xml:space="preserve">Hệ thống DishNet được đề xuất xây dựng dưới dạng nền tảng web tích hợp mạng xã hội và mua bán đồ ăn trực tuyến, cho phép người dùng đăng ký, đăng nhập, tìm kiếm và đặt mua món ăn, thanh toán trực tuyến, theo dõi đơn hàng, đăng bài chia sẻ và tương tác (like, bình luận, theo dõi. Hệ thống chỉ cho phép người dùng đã phát sinh giao dịch được đánh giá nhằm đảm bảo tính minh bạch và áp dụng cơ chế tính điểm uy tín cho tài khoản và </w:t>
+        <w:t>Hệ thống DishNet được đề xuất xây dựng dưới dạng nền tảng web tích hợp mạng xã hội và mua bán đồ ăn trực tuyến, cho phép người dùng đăng ký, đăng nhập, tìm kiếm và đặt mua món ăn, thanh toán trực tuyến, theo dõi đơn hàng, đăng bài chia sẻ và tương tác (like, bình luận, theo dõi</w:t>
       </w:r>
       <w:r>
         <w:rPr>
           <w:rFonts w:ascii="Times New Roman" w:eastAsia="Times New Roman" w:hAnsi="Times New Roman" w:cs="Times New Roman"/>
           <w:sz w:val="26"/>
           <w:szCs w:val="26"/>
+          <w:lang w:val="vi-VN"/>
+        </w:rPr>
+        <w:t>)</w:t>
+      </w:r>
+      <w:r>
+        <w:rPr>
+          <w:rFonts w:ascii="Times New Roman" w:eastAsia="Times New Roman" w:hAnsi="Times New Roman" w:cs="Times New Roman"/>
+          <w:sz w:val="26"/>
+          <w:szCs w:val="26"/>
+        </w:rPr>
+        <w:t xml:space="preserve">. Hệ thống chỉ cho phép người dùng đã phát sinh giao dịch được đánh giá nhằm đảm bảo tính minh bạch và áp dụng cơ chế tính điểm uy tín cho tài khoản và </w:t>
+      </w:r>
+      <w:r>
+        <w:rPr>
+          <w:rFonts w:ascii="Times New Roman" w:eastAsia="Times New Roman" w:hAnsi="Times New Roman" w:cs="Times New Roman"/>
+          <w:sz w:val="26"/>
+          <w:szCs w:val="26"/>
         </w:rPr>
         <w:t>cửa</w:t>
       </w:r>
@@ -11074,7 +10811,7 @@
           <w:sz w:val="26"/>
           <w:szCs w:val="26"/>
         </w:rPr>
-        <w:t xml:space="preserve"> hàng. Ngoài ra, nền tảng hỗ trợ người bán quản lý gian hàng, món ăn, đơn hàng, </w:t>
+        <w:t xml:space="preserve"> hàng. Ngo</w:t>
       </w:r>
       <w:r>
         <w:rPr>
@@ -11082,6 +10819,31 @@
           <w:sz w:val="26"/>
           <w:szCs w:val="26"/>
         </w:rPr>
+        <w:t xml:space="preserve">ài ra, nền tảng hỗ trợ </w:t>
+      </w:r>
+      <w:r>
+        <w:rPr>
+          <w:rFonts w:ascii="Times New Roman" w:eastAsia="Times New Roman" w:hAnsi="Times New Roman" w:cs="Times New Roman"/>
+          <w:sz w:val="26"/>
+          <w:szCs w:val="26"/>
+          <w:lang w:val="vi-VN"/>
+        </w:rPr>
+        <w:t>chủ cửa hàng</w:t>
+      </w:r>
+      <w:r>
+        <w:rPr>
+          <w:rFonts w:ascii="Times New Roman" w:eastAsia="Times New Roman" w:hAnsi="Times New Roman" w:cs="Times New Roman"/>
+          <w:sz w:val="26"/>
+          <w:szCs w:val="26"/>
+        </w:rPr>
+        <w:t xml:space="preserve"> quản lý gian hàng, món ăn, đơn hàng, </w:t>
+      </w:r>
+      <w:r>
+        <w:rPr>
+          <w:rFonts w:ascii="Times New Roman" w:eastAsia="Times New Roman" w:hAnsi="Times New Roman" w:cs="Times New Roman"/>
+          <w:sz w:val="26"/>
+          <w:szCs w:val="26"/>
+        </w:rPr>
         <w:t>khuyến mãi</w:t>
       </w:r>
       <w:r>
@@ -11090,7 +10852,7 @@
           <w:sz w:val="26"/>
           <w:szCs w:val="26"/>
         </w:rPr>
-        <w:t xml:space="preserve"> và doanh thu; đồng thời cung cấp hệ </w:t>
+        <w:t xml:space="preserve"> và doanh thu; </w:t>
       </w:r>
       <w:r>
         <w:rPr>
@@ -11099,7 +10861,7 @@
           <w:szCs w:val="26"/>
         </w:rPr>
         <w:lastRenderedPageBreak/>
-        <w:t>thống quản trị để quản lý tài khoản, nội dung, danh mục và giám sát hoạt động toàn hệ thống, đảm bảo tính bảo mật, ổn định và khả năng mở rộng trong tương lai.</w:t>
+        <w:t>đồng thời cung cấp hệ thống quản trị để quản lý tài khoản, nội dung, danh mục và giám sát hoạt động toàn hệ thống, đảm bảo tính bảo mật, ổn định và khả năng mở rộng trong tương lai.</w:t>
       </w:r>
     </w:p>
     <w:p>
@@ -11113,17 +10875,11 @@
         <w:ind w:left="284"/>
       </w:pPr>
       <w:r>
-        <w:rPr>
-          <w:lang w:val="en"/>
-        </w:rPr>
         <w:tab/>
         <w:t xml:space="preserve">   </w:t>
       </w:r>
-      <w:bookmarkStart w:id="26" w:name="_Toc207917653"/>
-      <w:r>
-        <w:rPr>
-          <w:lang w:val="en"/>
-        </w:rPr>
+      <w:bookmarkStart w:id="27" w:name="_Toc229559137"/>
+      <w:r>
         <w:t>2.3.1 M</w:t>
       </w:r>
       <w:r>
@@ -11144,7 +10900,7 @@
       <w:r>
         <w:t>án</w:t>
       </w:r>
-      <w:bookmarkEnd w:id="26"/>
+      <w:bookmarkEnd w:id="27"/>
     </w:p>
     <w:p>
       <w:pPr>
@@ -11213,7 +10969,23 @@
           <w:sz w:val="26"/>
           <w:szCs w:val="26"/>
         </w:rPr>
-        <w:t>Phát triển nền tảng web tích hợp chức năng đăng bài, tương tác cộng đồng (thích, bình luận, theo dõi) và giao dịch đặt món, thanh toán trực tuyến trên cùng một hệ thống thống nhất.</w:t>
+        <w:t>Phát triển nền tảng web tích hợp chức năng đăng bài, tương tác cộng đồng (thích, bình luận, theo dõi) và giao dịch đặt món, thanh toán trực tuyến trên cùng một hệ thống</w:t>
+      </w:r>
+      <w:r>
+        <w:rPr>
+          <w:rFonts w:ascii="Times New Roman" w:eastAsia="Times New Roman" w:hAnsi="Times New Roman" w:cs="Times New Roman"/>
+          <w:sz w:val="26"/>
+          <w:szCs w:val="26"/>
+        </w:rPr>
+        <w:t xml:space="preserve">, </w:t>
+      </w:r>
+      <w:r>
+        <w:rPr>
+          <w:rFonts w:ascii="Times New Roman" w:eastAsia="Times New Roman" w:hAnsi="Times New Roman" w:cs="Times New Roman"/>
+          <w:sz w:val="26"/>
+          <w:szCs w:val="26"/>
+        </w:rPr>
+        <w:t>thống nhất.</w:t>
       </w:r>
     </w:p>
     <w:p>
@@ -11475,17 +11247,11 @@
         </w:rPr>
       </w:pPr>
       <w:r>
-        <w:rPr>
-          <w:lang w:val="en"/>
-        </w:rPr>
         <w:lastRenderedPageBreak/>
         <w:t xml:space="preserve">   </w:t>
       </w:r>
-      <w:bookmarkStart w:id="27" w:name="_Toc207917654"/>
-      <w:r>
-        <w:rPr>
-          <w:lang w:val="en"/>
-        </w:rPr>
+      <w:bookmarkStart w:id="28" w:name="_Toc229559138"/>
+      <w:r>
         <w:t>2.3.2 Ho</w:t>
       </w:r>
       <w:r>
@@ -11494,7 +11260,7 @@
         </w:rPr>
         <w:t>ạt động của ứng dụng</w:t>
       </w:r>
-      <w:bookmarkEnd w:id="27"/>
+      <w:bookmarkEnd w:id="28"/>
     </w:p>
     <w:p>
       <w:pPr>
@@ -11514,7 +11280,6 @@
           <w:noProof/>
           <w:sz w:val="26"/>
           <w:szCs w:val="26"/>
-          <w:lang w:val="vi-VN" w:eastAsia="vi-VN"/>
         </w:rPr>
         <w:drawing>
           <wp:inline distT="0" distB="0" distL="0" distR="0" wp14:anchorId="6E3FB75D" wp14:editId="57614218">
@@ -11532,7 +11297,7 @@
                     <pic:cNvPicPr/>
                   </pic:nvPicPr>
                   <pic:blipFill>
-                    <a:blip r:embed="rId19"/>
+                    <a:blip r:embed="rId20"/>
                     <a:stretch>
                       <a:fillRect/>
                     </a:stretch>
@@ -11577,7 +11342,7 @@
           <w:iCs/>
           <w:sz w:val="26"/>
           <w:szCs w:val="26"/>
-          <w:lang w:val="en"/>
+          <w:lang w:val="vi-VN"/>
         </w:rPr>
         <w:t xml:space="preserve">Hình </w:t>
       </w:r>
@@ -11599,7 +11364,7 @@
           <w:iCs/>
           <w:sz w:val="26"/>
           <w:szCs w:val="26"/>
-          <w:lang w:val="en"/>
+          <w:lang w:val="vi-VN"/>
         </w:rPr>
         <w:t>: Sơ đ</w:t>
       </w:r>
@@ -11624,12 +11389,14 @@
         <w:rPr>
           <w:sz w:val="26"/>
           <w:szCs w:val="26"/>
-        </w:rPr>
-      </w:pPr>
-      <w:r>
-        <w:rPr>
-          <w:sz w:val="26"/>
-          <w:szCs w:val="26"/>
+          <w:lang w:val="vi-VN"/>
+        </w:rPr>
+      </w:pPr>
+      <w:r>
+        <w:rPr>
+          <w:sz w:val="26"/>
+          <w:szCs w:val="26"/>
+          <w:lang w:val="vi-VN"/>
         </w:rPr>
         <w:t>Hệ thống DishNet – Nền tảng mạng xã hội</w:t>
       </w:r>
@@ -11637,6 +11404,7 @@
         <w:rPr>
           <w:sz w:val="26"/>
           <w:szCs w:val="26"/>
+          <w:lang w:val="vi-VN"/>
         </w:rPr>
         <w:t xml:space="preserve"> kinh doanh ẩm thực</w:t>
       </w:r>
@@ -11644,15 +11412,9 @@
         <w:rPr>
           <w:sz w:val="26"/>
           <w:szCs w:val="26"/>
-        </w:rPr>
-        <w:t xml:space="preserve"> được xây dựng với mục tiêu hỗ trợ người dùng khám phá món ăn, chia sẻ nội dung ẩm thực và thực hiện mua bán trực tuyến trên cùng một nền tảng, đồng thời giúp người bán và quản trị viên tối ưu hóa công tá</w:t>
-      </w:r>
-      <w:r>
-        <w:rPr>
-          <w:sz w:val="26"/>
-          <w:szCs w:val="26"/>
-        </w:rPr>
-        <w:t>c quản lý và vận hành hệ thống.</w:t>
+          <w:lang w:val="vi-VN"/>
+        </w:rPr>
+        <w:t xml:space="preserve"> được xây dựng với mục tiêu hỗ trợ người dùng khám phá món ăn, chia sẻ nội dung ẩm thực và thực hiện mua bán trực tuyến trên cùng một nền tảng, đồng thời giúp người bán và quản trị viên tối ưu hóa công tác quản lý và vận hành hệ thống.</w:t>
       </w:r>
     </w:p>
     <w:p>
@@ -11664,12 +11426,14 @@
         <w:rPr>
           <w:sz w:val="26"/>
           <w:szCs w:val="26"/>
-        </w:rPr>
-      </w:pPr>
-      <w:r>
-        <w:rPr>
-          <w:sz w:val="26"/>
-          <w:szCs w:val="26"/>
+          <w:lang w:val="vi-VN"/>
+        </w:rPr>
+      </w:pPr>
+      <w:r>
+        <w:rPr>
+          <w:sz w:val="26"/>
+          <w:szCs w:val="26"/>
+          <w:lang w:val="vi-VN"/>
         </w:rPr>
         <w:t xml:space="preserve">Hệ thống có </w:t>
       </w:r>
@@ -11685,6 +11449,7 @@
         <w:rPr>
           <w:sz w:val="26"/>
           <w:szCs w:val="26"/>
+          <w:lang w:val="vi-VN"/>
         </w:rPr>
         <w:t xml:space="preserve"> tác nhân chính:</w:t>
       </w:r>
@@ -11692,6 +11457,7 @@
         <w:rPr>
           <w:sz w:val="26"/>
           <w:szCs w:val="26"/>
+          <w:lang w:val="vi-VN"/>
         </w:rPr>
         <w:t xml:space="preserve"> khách vãng lai, </w:t>
       </w:r>
@@ -11707,6 +11473,7 @@
         <w:rPr>
           <w:sz w:val="26"/>
           <w:szCs w:val="26"/>
+          <w:lang w:val="vi-VN"/>
         </w:rPr>
         <w:t>và admin</w:t>
       </w:r>
@@ -11714,6 +11481,7 @@
         <w:rPr>
           <w:sz w:val="26"/>
           <w:szCs w:val="26"/>
+          <w:lang w:val="vi-VN"/>
         </w:rPr>
         <w:t>.</w:t>
       </w:r>
@@ -11721,6 +11489,7 @@
         <w:rPr>
           <w:sz w:val="26"/>
           <w:szCs w:val="26"/>
+          <w:lang w:val="vi-VN"/>
         </w:rPr>
         <w:t xml:space="preserve"> </w:t>
       </w:r>
@@ -11728,6 +11497,7 @@
         <w:rPr>
           <w:sz w:val="26"/>
           <w:szCs w:val="26"/>
+          <w:lang w:val="vi-VN"/>
         </w:rPr>
         <w:t>Mỗi tác nhân tương tác với hệ thống theo các chức năng cụ thể như sau:</w:t>
       </w:r>
@@ -11987,7 +11757,26 @@
           <w:sz w:val="26"/>
           <w:szCs w:val="26"/>
         </w:rPr>
-        <w:t xml:space="preserve">Sau khi đăng nhập, người dùng có thể thực hiện các chức năng như: đăng bài chia sẻ món ăn, hình ảnh và cảm nhận; tương tác (thích, bình luận, theo dõi </w:t>
+        <w:t xml:space="preserve">Sau khi đăng nhập, </w:t>
+      </w:r>
+      <w:r>
+        <w:rPr>
+          <w:rStyle w:val="Strong"/>
+          <w:b w:val="0"/>
+          <w:sz w:val="26"/>
+          <w:szCs w:val="26"/>
+          <w:lang w:val="vi-VN"/>
+        </w:rPr>
+        <w:t>thành viên</w:t>
+      </w:r>
+      <w:r>
+        <w:rPr>
+          <w:rStyle w:val="Strong"/>
+          <w:b w:val="0"/>
+          <w:sz w:val="26"/>
+          <w:szCs w:val="26"/>
+        </w:rPr>
+        <w:t xml:space="preserve"> có thể thực hiện các chức năng như: đăng bài chia sẻ món ăn, hình ảnh và cảm nhận; tương tác (thích, bình luận, theo dõi </w:t>
       </w:r>
       <w:r>
         <w:rPr>
@@ -12068,7 +11857,35 @@
           <w:sz w:val="26"/>
           <w:szCs w:val="26"/>
         </w:rPr>
-        <w:t>Hệ thống tiếp nhận yêu cầu từ người dùng, kiểm tra tính hợp lệ (ví dụ: xác nhận thanh toán, kiểm tra tồn kho, xác nhận đã phát sinh giao dịch trước khi cho phép đánh giá), xử lý nghiệp vụ và phản hồi thông tin tương ứng như xác nhận đơn hàng, trạng thái thanh toán, cập nhật bảng tin hoặc hiển thị đánh giá (4).</w:t>
+        <w:t>Hệ thống</w:t>
+      </w:r>
+      <w:r>
+        <w:rPr>
+          <w:rStyle w:val="Strong"/>
+          <w:b w:val="0"/>
+          <w:sz w:val="26"/>
+          <w:szCs w:val="26"/>
+        </w:rPr>
+        <w:t xml:space="preserve"> tiếp nhận yêu cầu từ </w:t>
+      </w:r>
+      <w:r>
+        <w:rPr>
+          <w:rStyle w:val="Strong"/>
+          <w:b w:val="0"/>
+          <w:sz w:val="26"/>
+          <w:szCs w:val="26"/>
+          <w:lang w:val="vi-VN"/>
+        </w:rPr>
+        <w:t>thành viên</w:t>
+      </w:r>
+      <w:r>
+        <w:rPr>
+          <w:rStyle w:val="Strong"/>
+          <w:b w:val="0"/>
+          <w:sz w:val="26"/>
+          <w:szCs w:val="26"/>
+        </w:rPr>
+        <w:t>, kiểm tra tính hợp lệ (ví dụ: xác nhận thanh toán, kiểm tra tồn kho, xác nhận đã phát sinh giao dịch trước khi cho phép đánh giá), xử lý nghiệp vụ và phản hồi thông tin tương ứng như xác nhận đơn hàng, trạng thái thanh toán, cập nhật bảng tin hoặc hiển thị đánh giá (4).</w:t>
       </w:r>
     </w:p>
     <w:p>
@@ -12150,7 +11967,17 @@
           <w:szCs w:val="26"/>
           <w:lang w:val="vi-VN"/>
         </w:rPr>
-        <w:t>Người bán hoặc nhà hàng có thể quản lý cửa hàng của mình như đăng món ăn, chỉnh sửa menu, quản lý đơn hàng, theo dõi doanh thu và tạo chương trình khuyến mãi (5).</w:t>
+        <w:t xml:space="preserve">Chủ cửa hàng </w:t>
+      </w:r>
+      <w:r>
+        <w:rPr>
+          <w:rStyle w:val="Strong"/>
+          <w:b w:val="0"/>
+          <w:sz w:val="26"/>
+          <w:szCs w:val="26"/>
+          <w:lang w:val="vi-VN"/>
+        </w:rPr>
+        <w:t>có thể quản lý cửa hàng của mình như đăng món ăn, chỉnh sửa menu, quản lý đơn hàng, theo dõi doanh thu và tạo chương trình khuyến mãi (5).</w:t>
       </w:r>
     </w:p>
     <w:p>
@@ -12179,7 +12006,47 @@
           <w:szCs w:val="26"/>
           <w:lang w:val="vi-VN"/>
         </w:rPr>
-        <w:t>Hệ thống tiếp nhận yêu cầu từ người bán, xử lý dữ liệu, cập nhật thông tin và phản hồi kết quả quản lý cho người bán (6).</w:t>
+        <w:t>Hệ thốn</w:t>
+      </w:r>
+      <w:r>
+        <w:rPr>
+          <w:rStyle w:val="Strong"/>
+          <w:b w:val="0"/>
+          <w:sz w:val="26"/>
+          <w:szCs w:val="26"/>
+          <w:lang w:val="vi-VN"/>
+        </w:rPr>
+        <w:t>g tiếp nhận yêu cầu từ chủ cửa hàng</w:t>
+      </w:r>
+      <w:r>
+        <w:rPr>
+          <w:rStyle w:val="Strong"/>
+          <w:b w:val="0"/>
+          <w:sz w:val="26"/>
+          <w:szCs w:val="26"/>
+          <w:lang w:val="vi-VN"/>
+        </w:rPr>
+        <w:t>, xử lý dữ liệu, cập nhật thông tin và phản hồ</w:t>
+      </w:r>
+      <w:r>
+        <w:rPr>
+          <w:rStyle w:val="Strong"/>
+          <w:b w:val="0"/>
+          <w:sz w:val="26"/>
+          <w:szCs w:val="26"/>
+          <w:lang w:val="vi-VN"/>
+        </w:rPr>
+        <w:t>i kết quả quản lý cho chủ cửa hàng</w:t>
+      </w:r>
+      <w:r>
+        <w:rPr>
+          <w:rStyle w:val="Strong"/>
+          <w:b w:val="0"/>
+          <w:sz w:val="26"/>
+          <w:szCs w:val="26"/>
+          <w:lang w:val="vi-VN"/>
+        </w:rPr>
+        <w:t>(6).</w:t>
       </w:r>
     </w:p>
     <w:p>
@@ -12229,7 +12096,32 @@
           <w:sz w:val="26"/>
           <w:szCs w:val="26"/>
         </w:rPr>
-        <w:t xml:space="preserve">Khi truy cập vào hệ thống quản trị, quản trị viên có thể thực hiện các chức năng như: quản lý tài khoản người dùng; xét duyệt yêu cầu mở </w:t>
+        <w:t xml:space="preserve">Khi truy cập vào </w:t>
+      </w:r>
+      <w:r>
+        <w:rPr>
+          <w:bCs/>
+          <w:sz w:val="26"/>
+          <w:szCs w:val="26"/>
+        </w:rPr>
+        <w:t xml:space="preserve">hệ thống quản trị, </w:t>
+      </w:r>
+      <w:r>
+        <w:rPr>
+          <w:bCs/>
+          <w:sz w:val="26"/>
+          <w:szCs w:val="26"/>
+          <w:lang w:val="vi-VN"/>
+        </w:rPr>
+        <w:t>admin</w:t>
+      </w:r>
+      <w:r>
+        <w:rPr>
+          <w:bCs/>
+          <w:sz w:val="26"/>
+          <w:szCs w:val="26"/>
+        </w:rPr>
+        <w:t xml:space="preserve"> có thể thực hiện các chức năng như: quản lý tài khoản người dùng; xét duyệt yêu cầu mở </w:t>
       </w:r>
       <w:r>
         <w:rPr>
@@ -12338,7 +12230,57 @@
           <w:sz w:val="26"/>
           <w:szCs w:val="26"/>
         </w:rPr>
-        <w:t>Hệ thống tiếp nhận yêu cầu từ quản trị viên, truy xuất dữ liệu từ cơ sở dữ liệu và phản hồi thông tin cần thiết để quản trị viên giám sát, xử lý vi phạm và điều chỉnh hoạt động hệ thống (</w:t>
+        <w:t>Hệ thống ti</w:t>
+      </w:r>
+      <w:r>
+        <w:rPr>
+          <w:bCs/>
+          <w:sz w:val="26"/>
+          <w:szCs w:val="26"/>
+        </w:rPr>
+        <w:t xml:space="preserve">ếp nhận yêu cầu từ </w:t>
+      </w:r>
+      <w:r>
+        <w:rPr>
+          <w:bCs/>
+          <w:sz w:val="26"/>
+          <w:szCs w:val="26"/>
+          <w:lang w:val="vi-VN"/>
+        </w:rPr>
+        <w:t>admin</w:t>
+      </w:r>
+      <w:r>
+        <w:rPr>
+          <w:bCs/>
+          <w:sz w:val="26"/>
+          <w:szCs w:val="26"/>
+        </w:rPr>
+        <w:t>, truy xuất dữ liệu từ cơ sở dữ liệu và phản hồi thôn</w:t>
+      </w:r>
+      <w:r>
+        <w:rPr>
+          <w:bCs/>
+          <w:sz w:val="26"/>
+          <w:szCs w:val="26"/>
+        </w:rPr>
+        <w:t xml:space="preserve">g tin cần thiết để </w:t>
+      </w:r>
+      <w:r>
+        <w:rPr>
+          <w:bCs/>
+          <w:sz w:val="26"/>
+          <w:szCs w:val="26"/>
+          <w:lang w:val="vi-VN"/>
+        </w:rPr>
+        <w:t>admin</w:t>
+      </w:r>
+      <w:r>
+        <w:rPr>
+          <w:bCs/>
+          <w:sz w:val="26"/>
+          <w:szCs w:val="26"/>
+        </w:rPr>
+        <w:t xml:space="preserve"> giám sát, xử lý vi phạm và điều chỉnh hoạt động hệ thống (</w:t>
       </w:r>
       <w:r>
         <w:rPr>
@@ -12361,27 +12303,14 @@
     <w:p>
       <w:pPr>
         <w:jc w:val="both"/>
-        <w:rPr>
-          <w:lang w:val="en"/>
-        </w:rPr>
-      </w:pPr>
-      <w:r>
-        <w:rPr>
-          <w:lang w:val="en"/>
-        </w:rPr>
+      </w:pPr>
+      <w:r>
         <w:t xml:space="preserve">    </w:t>
       </w:r>
       <w:r>
-        <w:rPr>
-          <w:lang w:val="en"/>
-        </w:rPr>
         <w:tab/>
       </w:r>
-      <w:bookmarkStart w:id="28" w:name="_Toc207917655"/>
-      <w:r>
-        <w:rPr>
-          <w:lang w:val="en"/>
-        </w:rPr>
+      <w:r>
         <w:br w:type="page"/>
       </w:r>
     </w:p>
@@ -12395,10 +12324,8 @@
         <w:spacing w:before="0" w:after="0" w:line="360" w:lineRule="auto"/>
         <w:ind w:left="1077"/>
       </w:pPr>
-      <w:r>
-        <w:rPr>
-          <w:lang w:val="en"/>
-        </w:rPr>
+      <w:bookmarkStart w:id="29" w:name="_Toc229559139"/>
+      <w:r>
         <w:lastRenderedPageBreak/>
         <w:t>2.3.3 Các ch</w:t>
       </w:r>
@@ -12408,7 +12335,7 @@
         </w:rPr>
         <w:t>ức năng cơ bản của hệ thống</w:t>
       </w:r>
-      <w:bookmarkEnd w:id="28"/>
+      <w:bookmarkEnd w:id="29"/>
     </w:p>
     <w:p>
       <w:pPr>
@@ -12914,7 +12841,23 @@
           <w:sz w:val="26"/>
           <w:szCs w:val="26"/>
         </w:rPr>
-        <w:t>Gửi yêu cầu hổ trợ</w:t>
+        <w:t xml:space="preserve">Gửi yêu cầu </w:t>
+      </w:r>
+      <w:r>
+        <w:rPr>
+          <w:rFonts w:ascii="Times New Roman" w:hAnsi="Times New Roman" w:cs="Times New Roman"/>
+          <w:sz w:val="26"/>
+          <w:szCs w:val="26"/>
+        </w:rPr>
+        <w:t>hỗ</w:t>
+      </w:r>
+      <w:r>
+        <w:rPr>
+          <w:rFonts w:ascii="Times New Roman" w:hAnsi="Times New Roman" w:cs="Times New Roman"/>
+          <w:sz w:val="26"/>
+          <w:szCs w:val="26"/>
+        </w:rPr>
+        <w:t xml:space="preserve"> trợ</w:t>
       </w:r>
     </w:p>
     <w:p>
@@ -13580,7 +13523,15 @@
           <w:sz w:val="26"/>
           <w:szCs w:val="26"/>
         </w:rPr>
-        <w:t>Báo cáo/ khiếu nại</w:t>
+        <w:t>Quản lý b</w:t>
+      </w:r>
+      <w:r>
+        <w:rPr>
+          <w:rFonts w:ascii="Times New Roman" w:hAnsi="Times New Roman" w:cs="Times New Roman"/>
+          <w:sz w:val="26"/>
+          <w:szCs w:val="26"/>
+        </w:rPr>
+        <w:t>áo cáo/ khiếu nại</w:t>
       </w:r>
     </w:p>
     <w:p>
@@ -13595,11 +13546,8 @@
           <w:lang w:val="vi-VN"/>
         </w:rPr>
       </w:pPr>
-      <w:bookmarkStart w:id="29" w:name="_Toc207917656"/>
-      <w:r>
-        <w:rPr>
-          <w:lang w:val="en"/>
-        </w:rPr>
+      <w:bookmarkStart w:id="30" w:name="_Toc229559140"/>
+      <w:r>
         <w:t>2.3.4 Các công ngh</w:t>
       </w:r>
       <w:r>
@@ -13617,7 +13565,7 @@
         </w:rPr>
         <w:t>ộc</w:t>
       </w:r>
-      <w:bookmarkEnd w:id="29"/>
+      <w:bookmarkEnd w:id="30"/>
     </w:p>
     <w:p>
       <w:pPr>
@@ -13628,9 +13576,6 @@
         </w:rPr>
       </w:pPr>
       <w:r>
-        <w:rPr>
-          <w:lang w:val="en"/>
-        </w:rPr>
         <w:t>2.3.4.1 K</w:t>
       </w:r>
       <w:r>
@@ -13674,7 +13619,7 @@
           <w:rFonts w:ascii="Times New Roman" w:hAnsi="Times New Roman" w:cs="Times New Roman"/>
           <w:sz w:val="26"/>
           <w:szCs w:val="26"/>
-          <w:lang w:val="en"/>
+          <w:lang w:val="vi-VN"/>
         </w:rPr>
         <w:t>N</w:t>
       </w:r>
@@ -13706,14 +13651,15 @@
           <w:b/>
           <w:sz w:val="26"/>
           <w:szCs w:val="26"/>
-        </w:rPr>
-      </w:pPr>
-      <w:r>
-        <w:rPr>
-          <w:rFonts w:ascii="Times New Roman" w:hAnsi="Times New Roman" w:cs="Times New Roman"/>
-          <w:sz w:val="26"/>
-          <w:szCs w:val="26"/>
-          <w:lang w:val="en"/>
+          <w:lang w:val="vi-VN"/>
+        </w:rPr>
+      </w:pPr>
+      <w:r>
+        <w:rPr>
+          <w:rFonts w:ascii="Times New Roman" w:hAnsi="Times New Roman" w:cs="Times New Roman"/>
+          <w:sz w:val="26"/>
+          <w:szCs w:val="26"/>
+          <w:lang w:val="vi-VN"/>
         </w:rPr>
         <w:t>Ngôn ng</w:t>
       </w:r>
@@ -13731,6 +13677,7 @@
           <w:rFonts w:ascii="Times New Roman" w:hAnsi="Times New Roman" w:cs="Times New Roman"/>
           <w:sz w:val="26"/>
           <w:szCs w:val="26"/>
+          <w:lang w:val="vi-VN"/>
         </w:rPr>
         <w:t xml:space="preserve"> &amp; framewor</w:t>
       </w:r>
@@ -13739,6 +13686,7 @@
           <w:rFonts w:ascii="Times New Roman" w:hAnsi="Times New Roman" w:cs="Times New Roman"/>
           <w:sz w:val="26"/>
           <w:szCs w:val="26"/>
+          <w:lang w:val="vi-VN"/>
         </w:rPr>
         <w:t>k</w:t>
       </w:r>
@@ -13747,6 +13695,7 @@
           <w:rFonts w:ascii="Times New Roman" w:hAnsi="Times New Roman" w:cs="Times New Roman"/>
           <w:sz w:val="26"/>
           <w:szCs w:val="26"/>
+          <w:lang w:val="vi-VN"/>
         </w:rPr>
         <w:t xml:space="preserve">: </w:t>
       </w:r>
@@ -13757,6 +13706,7 @@
           <w:b w:val="0"/>
           <w:sz w:val="26"/>
           <w:szCs w:val="26"/>
+          <w:lang w:val="vi-VN"/>
         </w:rPr>
         <w:t>Node.js (Nestjs) và Next.js</w:t>
       </w:r>
@@ -13786,7 +13736,7 @@
           <w:rFonts w:ascii="Times New Roman" w:hAnsi="Times New Roman" w:cs="Times New Roman"/>
           <w:sz w:val="26"/>
           <w:szCs w:val="26"/>
-          <w:lang w:val="en"/>
+          <w:lang w:val="vi-VN"/>
         </w:rPr>
         <w:t>Cơ s</w:t>
       </w:r>
@@ -13817,14 +13767,15 @@
           <w:rFonts w:ascii="Times New Roman" w:hAnsi="Times New Roman" w:cs="Times New Roman"/>
           <w:sz w:val="26"/>
           <w:szCs w:val="26"/>
-        </w:rPr>
-      </w:pPr>
-      <w:r>
-        <w:rPr>
-          <w:rFonts w:ascii="Times New Roman" w:hAnsi="Times New Roman" w:cs="Times New Roman"/>
-          <w:sz w:val="26"/>
-          <w:szCs w:val="26"/>
-          <w:lang w:val="en"/>
+          <w:lang w:val="vi-VN"/>
+        </w:rPr>
+      </w:pPr>
+      <w:r>
+        <w:rPr>
+          <w:rFonts w:ascii="Times New Roman" w:hAnsi="Times New Roman" w:cs="Times New Roman"/>
+          <w:sz w:val="26"/>
+          <w:szCs w:val="26"/>
+          <w:lang w:val="vi-VN"/>
         </w:rPr>
         <w:t>Quy trình</w:t>
       </w:r>
@@ -13833,7 +13784,7 @@
           <w:rFonts w:ascii="Times New Roman" w:hAnsi="Times New Roman" w:cs="Times New Roman"/>
           <w:sz w:val="26"/>
           <w:szCs w:val="26"/>
-          <w:lang w:val="en"/>
+          <w:lang w:val="vi-VN"/>
         </w:rPr>
         <w:t xml:space="preserve"> phát triển: áp dụng quy trình Scrum</w:t>
       </w:r>
@@ -13842,6 +13793,7 @@
           <w:rFonts w:ascii="Times New Roman" w:hAnsi="Times New Roman" w:cs="Times New Roman"/>
           <w:sz w:val="26"/>
           <w:szCs w:val="26"/>
+          <w:lang w:val="vi-VN"/>
         </w:rPr>
         <w:t>.</w:t>
       </w:r>
@@ -13855,9 +13807,6 @@
         </w:rPr>
       </w:pPr>
       <w:r>
-        <w:rPr>
-          <w:lang w:val="en"/>
-        </w:rPr>
         <w:t>2.3.4.2 Môi trư</w:t>
       </w:r>
       <w:r>
@@ -13892,7 +13841,7 @@
           <w:rFonts w:ascii="Times New Roman" w:hAnsi="Times New Roman" w:cs="Times New Roman"/>
           <w:sz w:val="26"/>
           <w:szCs w:val="26"/>
-          <w:lang w:val="en"/>
+          <w:lang w:val="vi-VN"/>
         </w:rPr>
         <w:t>Máy ngư</w:t>
       </w:r>
@@ -13910,6 +13859,7 @@
           <w:rFonts w:ascii="Times New Roman" w:hAnsi="Times New Roman" w:cs="Times New Roman"/>
           <w:sz w:val="26"/>
           <w:szCs w:val="26"/>
+          <w:lang w:val="vi-VN"/>
         </w:rPr>
         <w:t>ùng ph</w:t>
       </w:r>
@@ -13927,6 +13877,7 @@
           <w:rFonts w:ascii="Times New Roman" w:hAnsi="Times New Roman" w:cs="Times New Roman"/>
           <w:sz w:val="26"/>
           <w:szCs w:val="26"/>
+          <w:lang w:val="vi-VN"/>
         </w:rPr>
         <w:t>ó trình duy</w:t>
       </w:r>
@@ -13937,7 +13888,7 @@
           <w:szCs w:val="26"/>
           <w:lang w:val="vi-VN"/>
         </w:rPr>
-        <w:t>ệt Web (IE, Google Chrome, Fire Fox v.v..).</w:t>
+        <w:t>ệt Web (IE, Google Chrome, FireFox v.v..).</w:t>
       </w:r>
     </w:p>
     <w:p>
@@ -13957,14 +13908,15 @@
           <w:rFonts w:ascii="Times New Roman" w:hAnsi="Times New Roman" w:cs="Times New Roman"/>
           <w:sz w:val="26"/>
           <w:szCs w:val="26"/>
-        </w:rPr>
-      </w:pPr>
-      <w:r>
-        <w:rPr>
-          <w:rFonts w:ascii="Times New Roman" w:hAnsi="Times New Roman" w:cs="Times New Roman"/>
-          <w:sz w:val="26"/>
-          <w:szCs w:val="26"/>
-          <w:lang w:val="en"/>
+          <w:lang w:val="vi-VN"/>
+        </w:rPr>
+      </w:pPr>
+      <w:r>
+        <w:rPr>
+          <w:rFonts w:ascii="Times New Roman" w:hAnsi="Times New Roman" w:cs="Times New Roman"/>
+          <w:sz w:val="26"/>
+          <w:szCs w:val="26"/>
+          <w:lang w:val="vi-VN"/>
         </w:rPr>
         <w:t>Ph</w:t>
       </w:r>
@@ -13982,6 +13934,7 @@
           <w:rFonts w:ascii="Times New Roman" w:hAnsi="Times New Roman" w:cs="Times New Roman"/>
           <w:sz w:val="26"/>
           <w:szCs w:val="26"/>
+          <w:lang w:val="vi-VN"/>
         </w:rPr>
         <w:t>át tri</w:t>
       </w:r>
@@ -13999,6 +13952,7 @@
           <w:rFonts w:ascii="Times New Roman" w:hAnsi="Times New Roman" w:cs="Times New Roman"/>
           <w:sz w:val="26"/>
           <w:szCs w:val="26"/>
+          <w:lang w:val="vi-VN"/>
         </w:rPr>
         <w:t>án: MySQL, VSCode.</w:t>
       </w:r>
@@ -14028,7 +13982,7 @@
           <w:rFonts w:ascii="Times New Roman" w:hAnsi="Times New Roman" w:cs="Times New Roman"/>
           <w:sz w:val="26"/>
           <w:szCs w:val="26"/>
-          <w:lang w:val="en"/>
+          <w:lang w:val="vi-VN"/>
         </w:rPr>
         <w:t>Công c</w:t>
       </w:r>
@@ -14046,6 +14000,7 @@
           <w:rFonts w:ascii="Times New Roman" w:hAnsi="Times New Roman" w:cs="Times New Roman"/>
           <w:sz w:val="26"/>
           <w:szCs w:val="26"/>
+          <w:lang w:val="vi-VN"/>
         </w:rPr>
         <w:t>ý mã ngu</w:t>
       </w:r>
@@ -14072,6 +14027,7 @@
           <w:rFonts w:ascii="Times New Roman" w:hAnsi="Times New Roman" w:cs="Times New Roman"/>
           <w:sz w:val="26"/>
           <w:szCs w:val="26"/>
+          <w:lang w:val="vi-VN"/>
         </w:rPr>
         <w:t>tH</w:t>
       </w:r>
@@ -14091,9 +14047,6 @@
         <w:spacing w:before="0" w:beforeAutospacing="0" w:after="0" w:afterAutospacing="0" w:line="360" w:lineRule="auto"/>
       </w:pPr>
       <w:r>
-        <w:rPr>
-          <w:lang w:val="en"/>
-        </w:rPr>
         <w:t>2.3.4.3 Các ràng bu</w:t>
       </w:r>
       <w:r>
@@ -14131,7 +14084,6 @@
           <w:rFonts w:ascii="Times New Roman" w:hAnsi="Times New Roman" w:cs="Times New Roman"/>
           <w:sz w:val="26"/>
           <w:szCs w:val="26"/>
-          <w:lang w:val="en"/>
         </w:rPr>
         <w:t>Ngu</w:t>
       </w:r>
@@ -14188,7 +14140,6 @@
           <w:rFonts w:ascii="Times New Roman" w:hAnsi="Times New Roman" w:cs="Times New Roman"/>
           <w:sz w:val="26"/>
           <w:szCs w:val="26"/>
-          <w:lang w:val="en"/>
         </w:rPr>
         <w:t>Kinh phí: H</w:t>
       </w:r>
@@ -14219,14 +14170,15 @@
           <w:rFonts w:ascii="Times New Roman" w:hAnsi="Times New Roman" w:cs="Times New Roman"/>
           <w:sz w:val="26"/>
           <w:szCs w:val="26"/>
-        </w:rPr>
-      </w:pPr>
-      <w:r>
-        <w:rPr>
-          <w:rFonts w:ascii="Times New Roman" w:hAnsi="Times New Roman" w:cs="Times New Roman"/>
-          <w:sz w:val="26"/>
-          <w:szCs w:val="26"/>
-          <w:lang w:val="en"/>
+          <w:lang w:val="vi-VN"/>
+        </w:rPr>
+      </w:pPr>
+      <w:r>
+        <w:rPr>
+          <w:rFonts w:ascii="Times New Roman" w:hAnsi="Times New Roman" w:cs="Times New Roman"/>
+          <w:sz w:val="26"/>
+          <w:szCs w:val="26"/>
+          <w:lang w:val="vi-VN"/>
         </w:rPr>
         <w:t>Th</w:t>
       </w:r>
@@ -14244,6 +14196,7 @@
           <w:rFonts w:ascii="Times New Roman" w:hAnsi="Times New Roman" w:cs="Times New Roman"/>
           <w:sz w:val="26"/>
           <w:szCs w:val="26"/>
+          <w:lang w:val="vi-VN"/>
         </w:rPr>
         <w:t>án hoàn thành hơn 2</w:t>
       </w:r>
@@ -14252,6 +14205,7 @@
           <w:rFonts w:ascii="Times New Roman" w:hAnsi="Times New Roman" w:cs="Times New Roman"/>
           <w:sz w:val="26"/>
           <w:szCs w:val="26"/>
+          <w:lang w:val="vi-VN"/>
         </w:rPr>
         <w:t xml:space="preserve"> </w:t>
       </w:r>
@@ -14260,6 +14214,7 @@
           <w:rFonts w:ascii="Times New Roman" w:hAnsi="Times New Roman" w:cs="Times New Roman"/>
           <w:sz w:val="26"/>
           <w:szCs w:val="26"/>
+          <w:lang w:val="vi-VN"/>
         </w:rPr>
         <w:t>tháng.</w:t>
       </w:r>
@@ -14270,13 +14225,15 @@
           <w:rFonts w:ascii="Times New Roman" w:hAnsi="Times New Roman" w:cs="Times New Roman"/>
           <w:sz w:val="26"/>
           <w:szCs w:val="26"/>
-        </w:rPr>
-      </w:pPr>
-      <w:r>
-        <w:rPr>
-          <w:rFonts w:ascii="Times New Roman" w:hAnsi="Times New Roman" w:cs="Times New Roman"/>
-          <w:sz w:val="26"/>
-          <w:szCs w:val="26"/>
+          <w:lang w:val="vi-VN"/>
+        </w:rPr>
+      </w:pPr>
+      <w:r>
+        <w:rPr>
+          <w:rFonts w:ascii="Times New Roman" w:hAnsi="Times New Roman" w:cs="Times New Roman"/>
+          <w:sz w:val="26"/>
+          <w:szCs w:val="26"/>
+          <w:lang w:val="vi-VN"/>
         </w:rPr>
         <w:br w:type="page"/>
       </w:r>
@@ -14286,25 +14243,31 @@
         <w:pStyle w:val="Heading1"/>
         <w:spacing w:before="0" w:after="0" w:line="360" w:lineRule="auto"/>
         <w:ind w:left="357"/>
-      </w:pPr>
-      <w:bookmarkStart w:id="30" w:name="_Toc207917657"/>
-      <w:r>
+        <w:rPr>
+          <w:lang w:val="vi-VN"/>
+        </w:rPr>
+      </w:pPr>
+      <w:bookmarkStart w:id="31" w:name="_Toc229559141"/>
+      <w:r>
+        <w:rPr>
+          <w:lang w:val="vi-VN"/>
+        </w:rPr>
         <w:lastRenderedPageBreak/>
         <w:t>3</w:t>
       </w:r>
       <w:r>
+        <w:rPr>
+          <w:lang w:val="vi-VN"/>
+        </w:rPr>
         <w:t>.</w:t>
       </w:r>
       <w:r>
-        <w:t xml:space="preserve"> KẾ HOẠCH TỔNG THỂ DỰ </w:t>
-      </w:r>
-      <w:r>
-        <w:rPr>
-          <w:lang w:val="en-US"/>
-        </w:rPr>
-        <w:t>ÁN</w:t>
-      </w:r>
-      <w:bookmarkEnd w:id="30"/>
+        <w:rPr>
+          <w:lang w:val="vi-VN"/>
+        </w:rPr>
+        <w:t xml:space="preserve"> KẾ HOẠCH TỔNG THỂ DỰ ÁN</w:t>
+      </w:r>
+      <w:bookmarkEnd w:id="31"/>
     </w:p>
     <w:p>
       <w:pPr>
@@ -14314,10 +14277,10 @@
           <w:lang w:val="vi-VN"/>
         </w:rPr>
       </w:pPr>
-      <w:bookmarkStart w:id="31" w:name="_Toc207917658"/>
-      <w:r>
-        <w:rPr>
-          <w:lang w:val="en"/>
+      <w:bookmarkStart w:id="32" w:name="_Toc229559142"/>
+      <w:r>
+        <w:rPr>
+          <w:lang w:val="vi-VN"/>
         </w:rPr>
         <w:t xml:space="preserve">3.1 </w:t>
       </w:r>
@@ -14327,7 +14290,7 @@
         </w:rPr>
         <w:t>Quy trình phát triển phần mềm</w:t>
       </w:r>
-      <w:bookmarkEnd w:id="31"/>
+      <w:bookmarkEnd w:id="32"/>
     </w:p>
     <w:p>
       <w:pPr>
@@ -14342,7 +14305,7 @@
           <w:kern w:val="0"/>
           <w:sz w:val="26"/>
           <w:szCs w:val="26"/>
-          <w:lang w:val="en"/>
+          <w:lang w:val="vi-VN"/>
         </w:rPr>
       </w:pPr>
       <w:r>
@@ -14351,7 +14314,7 @@
           <w:kern w:val="0"/>
           <w:sz w:val="26"/>
           <w:szCs w:val="26"/>
-          <w:lang w:val="en"/>
+          <w:lang w:val="vi-VN"/>
         </w:rPr>
         <w:t>Scrum là một khung quản lý được các đội ngũ sử dụng để tự tổ chức và hoạt động vì một mục tiêu chung. Khung này mô tả một loạt các cuộc họp, công cụ và vai trò để bàn giao dự án hiệu quả. Cũng giống như một đội thể thao tập dượt cho trận đấu quan trọng, thực hành Scrum tạo điều kiện cho đội ngũ tự quản lý, học hỏi từ kinh nghiệm và thích nghi với sự thay đổi. Các đội ngũ phát triển phần mềm sử dụng Scrum để giải quyết những vấn đề phức tạp một cách tiết kiệm và bền vững.</w:t>
       </w:r>
@@ -14368,10 +14331,10 @@
           <w:lang w:val="vi-VN"/>
         </w:rPr>
       </w:pPr>
-      <w:bookmarkStart w:id="32" w:name="_Toc207917659"/>
-      <w:r>
-        <w:rPr>
-          <w:lang w:val="en"/>
+      <w:bookmarkStart w:id="33" w:name="_Toc229559143"/>
+      <w:r>
+        <w:rPr>
+          <w:lang w:val="vi-VN"/>
         </w:rPr>
         <w:t>3.1.1 Mô t</w:t>
       </w:r>
@@ -14381,7 +14344,7 @@
         </w:rPr>
         <w:t>ả Scrum</w:t>
       </w:r>
-      <w:bookmarkEnd w:id="32"/>
+      <w:bookmarkEnd w:id="33"/>
     </w:p>
     <w:p>
       <w:pPr>
@@ -14405,7 +14368,7 @@
           <w:kern w:val="0"/>
           <w:sz w:val="26"/>
           <w:szCs w:val="26"/>
-          <w:lang w:val="en"/>
+          <w:lang w:val="vi-VN"/>
         </w:rPr>
         <w:t>Có ba vai trò c</w:t>
       </w:r>
@@ -14433,6 +14396,7 @@
           <w:kern w:val="0"/>
           <w:sz w:val="26"/>
           <w:szCs w:val="26"/>
+          <w:lang w:val="vi-VN"/>
         </w:rPr>
       </w:pPr>
       <w:r>
@@ -14443,7 +14407,7 @@
           <w:kern w:val="0"/>
           <w:sz w:val="26"/>
           <w:szCs w:val="26"/>
-          <w:lang w:val="en"/>
+          <w:lang w:val="vi-VN"/>
         </w:rPr>
         <w:t>Ch</w:t>
       </w:r>
@@ -14475,6 +14439,7 @@
           <w:kern w:val="0"/>
           <w:sz w:val="26"/>
           <w:szCs w:val="26"/>
+          <w:lang w:val="vi-VN"/>
         </w:rPr>
         <w:t>ào các yêu c</w:t>
       </w:r>
@@ -14494,6 +14459,7 @@
           <w:kern w:val="0"/>
           <w:sz w:val="26"/>
           <w:szCs w:val="26"/>
+          <w:lang w:val="vi-VN"/>
         </w:rPr>
         <w:t>à th</w:t>
       </w:r>
@@ -14513,6 +14479,7 @@
           <w:kern w:val="0"/>
           <w:sz w:val="26"/>
           <w:szCs w:val="26"/>
+          <w:lang w:val="vi-VN"/>
         </w:rPr>
         <w:t>ên t</w:t>
       </w:r>
@@ -14532,6 +14499,7 @@
           <w:kern w:val="0"/>
           <w:sz w:val="26"/>
           <w:szCs w:val="26"/>
+          <w:lang w:val="vi-VN"/>
         </w:rPr>
         <w:t>ác công vi</w:t>
       </w:r>
@@ -14551,6 +14519,7 @@
           <w:kern w:val="0"/>
           <w:sz w:val="26"/>
           <w:szCs w:val="26"/>
+          <w:lang w:val="vi-VN"/>
         </w:rPr>
         <w:t xml:space="preserve">ô </w:t>
       </w:r>
@@ -14570,6 +14539,7 @@
           <w:kern w:val="0"/>
           <w:sz w:val="26"/>
           <w:szCs w:val="26"/>
+          <w:lang w:val="vi-VN"/>
         </w:rPr>
         <w:t>ây d</w:t>
       </w:r>
@@ -14589,6 +14559,7 @@
           <w:kern w:val="0"/>
           <w:sz w:val="26"/>
           <w:szCs w:val="26"/>
+          <w:lang w:val="vi-VN"/>
         </w:rPr>
         <w:t>à qu</w:t>
       </w:r>
@@ -14608,6 +14579,7 @@
           <w:kern w:val="0"/>
           <w:sz w:val="26"/>
           <w:szCs w:val="26"/>
+          <w:lang w:val="vi-VN"/>
         </w:rPr>
         <w:t>ý công vi</w:t>
       </w:r>
@@ -14627,6 +14599,7 @@
           <w:kern w:val="0"/>
           <w:sz w:val="26"/>
           <w:szCs w:val="26"/>
+          <w:lang w:val="vi-VN"/>
         </w:rPr>
         <w:t>ác tính năng c</w:t>
       </w:r>
@@ -14646,6 +14619,7 @@
           <w:kern w:val="0"/>
           <w:sz w:val="26"/>
           <w:szCs w:val="26"/>
+          <w:lang w:val="vi-VN"/>
         </w:rPr>
         <w:t>ác v</w:t>
       </w:r>
@@ -14665,6 +14639,7 @@
           <w:kern w:val="0"/>
           <w:sz w:val="26"/>
           <w:szCs w:val="26"/>
+          <w:lang w:val="vi-VN"/>
         </w:rPr>
         <w:t>óm và các bên liên quan khác đ</w:t>
       </w:r>
@@ -14684,6 +14659,7 @@
           <w:kern w:val="0"/>
           <w:sz w:val="26"/>
           <w:szCs w:val="26"/>
+          <w:lang w:val="vi-VN"/>
         </w:rPr>
         <w:t>ác m</w:t>
       </w:r>
@@ -14703,6 +14679,7 @@
           <w:kern w:val="0"/>
           <w:sz w:val="26"/>
           <w:szCs w:val="26"/>
+          <w:lang w:val="vi-VN"/>
         </w:rPr>
         <w:t>ông ph</w:t>
       </w:r>
@@ -14722,6 +14699,7 @@
           <w:kern w:val="0"/>
           <w:sz w:val="26"/>
           <w:szCs w:val="26"/>
+          <w:lang w:val="vi-VN"/>
         </w:rPr>
         <w:t>à ngư</w:t>
       </w:r>
@@ -14741,6 +14719,7 @@
           <w:kern w:val="0"/>
           <w:sz w:val="26"/>
           <w:szCs w:val="26"/>
+          <w:lang w:val="vi-VN"/>
         </w:rPr>
         <w:t>ý d</w:t>
       </w:r>
@@ -14760,6 +14739,7 @@
           <w:kern w:val="0"/>
           <w:sz w:val="26"/>
           <w:szCs w:val="26"/>
+          <w:lang w:val="vi-VN"/>
         </w:rPr>
         <w:t>án. Thay vì qu</w:t>
       </w:r>
@@ -14779,6 +14759,7 @@
           <w:kern w:val="0"/>
           <w:sz w:val="26"/>
           <w:szCs w:val="26"/>
+          <w:lang w:val="vi-VN"/>
         </w:rPr>
         <w:t>ý tình tr</w:t>
       </w:r>
@@ -14798,6 +14779,7 @@
           <w:kern w:val="0"/>
           <w:sz w:val="26"/>
           <w:szCs w:val="26"/>
+          <w:lang w:val="vi-VN"/>
         </w:rPr>
         <w:t>à ti</w:t>
       </w:r>
@@ -14817,6 +14799,7 @@
           <w:kern w:val="0"/>
           <w:sz w:val="26"/>
           <w:szCs w:val="26"/>
+          <w:lang w:val="vi-VN"/>
         </w:rPr>
         <w:t>ông vi</w:t>
       </w:r>
@@ -14836,6 +14819,7 @@
           <w:kern w:val="0"/>
           <w:sz w:val="26"/>
           <w:szCs w:val="26"/>
+          <w:lang w:val="vi-VN"/>
         </w:rPr>
         <w:t>ô ta là thúc đ</w:t>
       </w:r>
@@ -14855,6 +14839,7 @@
           <w:kern w:val="0"/>
           <w:sz w:val="26"/>
           <w:szCs w:val="26"/>
+          <w:lang w:val="vi-VN"/>
         </w:rPr>
         <w:t>óm v</w:t>
       </w:r>
@@ -14874,6 +14859,7 @@
           <w:kern w:val="0"/>
           <w:sz w:val="26"/>
           <w:szCs w:val="26"/>
+          <w:lang w:val="vi-VN"/>
         </w:rPr>
         <w:t>êu và t</w:t>
       </w:r>
@@ -14893,6 +14879,7 @@
           <w:kern w:val="0"/>
           <w:sz w:val="26"/>
           <w:szCs w:val="26"/>
+          <w:lang w:val="vi-VN"/>
         </w:rPr>
         <w:t>ìn.</w:t>
       </w:r>
@@ -14921,7 +14908,7 @@
           <w:kern w:val="0"/>
           <w:sz w:val="26"/>
           <w:szCs w:val="26"/>
-          <w:lang w:val="en"/>
+          <w:lang w:val="vi-VN"/>
         </w:rPr>
         <w:t>Scrum Master</w:t>
       </w:r>
@@ -14931,7 +14918,7 @@
           <w:kern w:val="0"/>
           <w:sz w:val="26"/>
           <w:szCs w:val="26"/>
-          <w:lang w:val="en"/>
+          <w:lang w:val="vi-VN"/>
         </w:rPr>
         <w:t>: Thư</w:t>
       </w:r>
@@ -14951,6 +14938,7 @@
           <w:kern w:val="0"/>
           <w:sz w:val="26"/>
           <w:szCs w:val="26"/>
+          <w:lang w:val="vi-VN"/>
         </w:rPr>
         <w:t>à ngư</w:t>
       </w:r>
@@ -14970,6 +14958,7 @@
           <w:kern w:val="0"/>
           <w:sz w:val="26"/>
           <w:szCs w:val="26"/>
+          <w:lang w:val="vi-VN"/>
         </w:rPr>
         <w:t>óm, Scrum Master giúp nhóm làm vi</w:t>
       </w:r>
@@ -14989,6 +14978,7 @@
           <w:kern w:val="0"/>
           <w:sz w:val="26"/>
           <w:szCs w:val="26"/>
+          <w:lang w:val="vi-VN"/>
         </w:rPr>
         <w:t>ó th</w:t>
       </w:r>
@@ -15008,6 +14998,7 @@
           <w:kern w:val="0"/>
           <w:sz w:val="26"/>
           <w:szCs w:val="26"/>
+          <w:lang w:val="vi-VN"/>
         </w:rPr>
         <w:t>ày có nghĩa là t</w:t>
       </w:r>
@@ -15027,6 +15018,7 @@
           <w:kern w:val="0"/>
           <w:sz w:val="26"/>
           <w:szCs w:val="26"/>
+          <w:lang w:val="vi-VN"/>
         </w:rPr>
         <w:t>ác cu</w:t>
       </w:r>
@@ -15046,6 +15038,7 @@
           <w:kern w:val="0"/>
           <w:sz w:val="26"/>
           <w:szCs w:val="26"/>
+          <w:lang w:val="vi-VN"/>
         </w:rPr>
         <w:t>ó v</w:t>
       </w:r>
@@ -15065,6 +15058,7 @@
           <w:kern w:val="0"/>
           <w:sz w:val="26"/>
           <w:szCs w:val="26"/>
+          <w:lang w:val="vi-VN"/>
         </w:rPr>
         <w:t>ào c</w:t>
       </w:r>
@@ -15084,6 +15078,7 @@
           <w:kern w:val="0"/>
           <w:sz w:val="26"/>
           <w:szCs w:val="26"/>
+          <w:lang w:val="vi-VN"/>
         </w:rPr>
         <w:t>à thách th</w:t>
       </w:r>
@@ -15103,6 +15098,7 @@
           <w:kern w:val="0"/>
           <w:sz w:val="26"/>
           <w:szCs w:val="26"/>
+          <w:lang w:val="vi-VN"/>
         </w:rPr>
         <w:t>àm vi</w:t>
       </w:r>
@@ -15122,6 +15118,7 @@
           <w:kern w:val="0"/>
           <w:sz w:val="26"/>
           <w:szCs w:val="26"/>
+          <w:lang w:val="vi-VN"/>
         </w:rPr>
         <w:t>ã s</w:t>
       </w:r>
@@ -15141,6 +15138,7 @@
           <w:kern w:val="0"/>
           <w:sz w:val="26"/>
           <w:szCs w:val="26"/>
+          <w:lang w:val="vi-VN"/>
         </w:rPr>
         <w:t>àng cho sprint ti</w:t>
       </w:r>
@@ -15160,6 +15158,7 @@
           <w:kern w:val="0"/>
           <w:sz w:val="26"/>
           <w:szCs w:val="26"/>
+          <w:lang w:val="vi-VN"/>
         </w:rPr>
         <w:t>óm tuân th</w:t>
       </w:r>
@@ -15179,6 +15178,7 @@
           <w:kern w:val="0"/>
           <w:sz w:val="26"/>
           <w:szCs w:val="26"/>
+          <w:lang w:val="vi-VN"/>
         </w:rPr>
         <w:t>ình Scrum. Ngư</w:t>
       </w:r>
@@ -15198,6 +15198,7 @@
           <w:kern w:val="0"/>
           <w:sz w:val="26"/>
           <w:szCs w:val="26"/>
+          <w:lang w:val="vi-VN"/>
         </w:rPr>
         <w:t>ó không có quy</w:t>
       </w:r>
@@ -15217,6 +15218,7 @@
           <w:kern w:val="0"/>
           <w:sz w:val="26"/>
           <w:szCs w:val="26"/>
+          <w:lang w:val="vi-VN"/>
         </w:rPr>
         <w:t>ác thành viên trong nhóm, nhưng ngư</w:t>
       </w:r>
@@ -15236,6 +15238,7 @@
           <w:kern w:val="0"/>
           <w:sz w:val="26"/>
           <w:szCs w:val="26"/>
+          <w:lang w:val="vi-VN"/>
         </w:rPr>
         <w:t>ó có quy</w:t>
       </w:r>
@@ -15255,6 +15258,7 @@
           <w:kern w:val="0"/>
           <w:sz w:val="26"/>
           <w:szCs w:val="26"/>
+          <w:lang w:val="vi-VN"/>
         </w:rPr>
         <w:t>ình. Ví d</w:t>
       </w:r>
@@ -15274,6 +15278,7 @@
           <w:kern w:val="0"/>
           <w:sz w:val="26"/>
           <w:szCs w:val="26"/>
+          <w:lang w:val="vi-VN"/>
         </w:rPr>
         <w:t>ông th</w:t>
       </w:r>
@@ -15293,6 +15298,7 @@
           <w:kern w:val="0"/>
           <w:sz w:val="26"/>
           <w:szCs w:val="26"/>
+          <w:lang w:val="vi-VN"/>
         </w:rPr>
         <w:t>ó bi</w:t>
       </w:r>
@@ -15312,6 +15318,7 @@
           <w:kern w:val="0"/>
           <w:sz w:val="26"/>
           <w:szCs w:val="26"/>
+          <w:lang w:val="vi-VN"/>
         </w:rPr>
         <w:t>àm gì, nhưng có th</w:t>
       </w:r>
@@ -15331,6 +15338,7 @@
           <w:kern w:val="0"/>
           <w:sz w:val="26"/>
           <w:szCs w:val="26"/>
+          <w:lang w:val="vi-VN"/>
         </w:rPr>
         <w:t>út m</w:t>
       </w:r>
@@ -15369,7 +15377,7 @@
           <w:kern w:val="0"/>
           <w:sz w:val="26"/>
           <w:szCs w:val="26"/>
-          <w:lang w:val="en"/>
+          <w:lang w:val="vi-VN"/>
         </w:rPr>
         <w:t>Nhóm làm vi</w:t>
       </w:r>
@@ -15401,6 +15409,7 @@
           <w:kern w:val="0"/>
           <w:sz w:val="26"/>
           <w:szCs w:val="26"/>
+          <w:lang w:val="vi-VN"/>
         </w:rPr>
         <w:t>óm Scrum bao g</w:t>
       </w:r>
@@ -15420,6 +15429,7 @@
           <w:kern w:val="0"/>
           <w:sz w:val="26"/>
           <w:szCs w:val="26"/>
+          <w:lang w:val="vi-VN"/>
         </w:rPr>
         <w:t>ành viên. M</w:t>
       </w:r>
@@ -15439,6 +15449,7 @@
           <w:kern w:val="0"/>
           <w:sz w:val="26"/>
           <w:szCs w:val="26"/>
+          <w:lang w:val="vi-VN"/>
         </w:rPr>
         <w:t>án làm vi</w:t>
       </w:r>
@@ -15458,6 +15469,7 @@
           <w:kern w:val="0"/>
           <w:sz w:val="26"/>
           <w:szCs w:val="26"/>
+          <w:lang w:val="vi-VN"/>
         </w:rPr>
         <w:t>ùng nhau, giúp đ</w:t>
       </w:r>
@@ -15477,6 +15489,7 @@
           <w:kern w:val="0"/>
           <w:sz w:val="26"/>
           <w:szCs w:val="26"/>
+          <w:lang w:val="vi-VN"/>
         </w:rPr>
         <w:t>à chia s</w:t>
       </w:r>
@@ -15496,6 +15509,7 @@
           <w:kern w:val="0"/>
           <w:sz w:val="26"/>
           <w:szCs w:val="26"/>
+          <w:lang w:val="vi-VN"/>
         </w:rPr>
         <w:t>ình b</w:t>
       </w:r>
@@ -15515,6 +15529,7 @@
           <w:kern w:val="0"/>
           <w:sz w:val="26"/>
           <w:szCs w:val="26"/>
+          <w:lang w:val="vi-VN"/>
         </w:rPr>
         <w:t>ân thi</w:t>
       </w:r>
@@ -15534,6 +15549,7 @@
           <w:kern w:val="0"/>
           <w:sz w:val="26"/>
           <w:szCs w:val="26"/>
+          <w:lang w:val="vi-VN"/>
         </w:rPr>
         <w:t>âu s</w:t>
       </w:r>
@@ -15553,6 +15569,7 @@
           <w:kern w:val="0"/>
           <w:sz w:val="26"/>
           <w:szCs w:val="26"/>
+          <w:lang w:val="vi-VN"/>
         </w:rPr>
         <w:t>ông gi</w:t>
       </w:r>
@@ -15572,6 +15589,7 @@
           <w:kern w:val="0"/>
           <w:sz w:val="26"/>
           <w:szCs w:val="26"/>
+          <w:lang w:val="vi-VN"/>
         </w:rPr>
         <w:t>ác nhóm phát tri</w:t>
       </w:r>
@@ -15591,6 +15609,7 @@
           <w:kern w:val="0"/>
           <w:sz w:val="26"/>
           <w:szCs w:val="26"/>
+          <w:lang w:val="vi-VN"/>
         </w:rPr>
         <w:t>ông có các vai trò riêng bi</w:t>
       </w:r>
@@ -15610,6 +15629,7 @@
           <w:kern w:val="0"/>
           <w:sz w:val="26"/>
           <w:szCs w:val="26"/>
+          <w:lang w:val="vi-VN"/>
         </w:rPr>
         <w:t>ình viên, nhà thi</w:t>
       </w:r>
@@ -15621,7 +15641,7 @@
           <w:szCs w:val="26"/>
           <w:lang w:val="vi-VN"/>
         </w:rPr>
-        <w:t>ết kế hoặc người kiểm tra. Mọi người c</w:t>
+        <w:t xml:space="preserve">ết kế hoặc người kiểm tra. Mọi </w:t>
       </w:r>
       <w:r>
         <w:rPr>
@@ -15629,6 +15649,18 @@
           <w:kern w:val="0"/>
           <w:sz w:val="26"/>
           <w:szCs w:val="26"/>
+          <w:lang w:val="vi-VN"/>
+        </w:rPr>
+        <w:lastRenderedPageBreak/>
+        <w:t>người c</w:t>
+      </w:r>
+      <w:r>
+        <w:rPr>
+          <w:rFonts w:ascii="Times New Roman" w:hAnsi="Times New Roman" w:cs="Times New Roman"/>
+          <w:kern w:val="0"/>
+          <w:sz w:val="26"/>
+          <w:szCs w:val="26"/>
+          <w:lang w:val="vi-VN"/>
         </w:rPr>
         <w:t>ùng nhau hoàn thành t</w:t>
       </w:r>
@@ -15648,6 +15680,7 @@
           <w:kern w:val="0"/>
           <w:sz w:val="26"/>
           <w:szCs w:val="26"/>
+          <w:lang w:val="vi-VN"/>
         </w:rPr>
         <w:t>ông vi</w:t>
       </w:r>
@@ -15667,6 +15700,7 @@
           <w:kern w:val="0"/>
           <w:sz w:val="26"/>
           <w:szCs w:val="26"/>
+          <w:lang w:val="vi-VN"/>
         </w:rPr>
         <w:t>óm Scrum s</w:t>
       </w:r>
@@ -15686,6 +15720,7 @@
           <w:kern w:val="0"/>
           <w:sz w:val="26"/>
           <w:szCs w:val="26"/>
+          <w:lang w:val="vi-VN"/>
         </w:rPr>
         <w:t>án kh</w:t>
       </w:r>
@@ -15705,6 +15740,7 @@
           <w:kern w:val="0"/>
           <w:sz w:val="26"/>
           <w:szCs w:val="26"/>
+          <w:lang w:val="vi-VN"/>
         </w:rPr>
         <w:t>ông vi</w:t>
       </w:r>
@@ -15724,6 +15760,7 @@
           <w:kern w:val="0"/>
           <w:sz w:val="26"/>
           <w:szCs w:val="26"/>
+          <w:lang w:val="vi-VN"/>
         </w:rPr>
         <w:t>ó th</w:t>
       </w:r>
@@ -15743,6 +15780,7 @@
           <w:kern w:val="0"/>
           <w:sz w:val="26"/>
           <w:szCs w:val="26"/>
+          <w:lang w:val="vi-VN"/>
         </w:rPr>
         <w:t>àn thành trong m</w:t>
       </w:r>
@@ -15767,18 +15805,17 @@
         <w:spacing w:before="0" w:after="0" w:line="360" w:lineRule="auto"/>
         <w:ind w:left="1440"/>
         <w:rPr>
-          <w:lang w:val="en"/>
-        </w:rPr>
-      </w:pPr>
-      <w:bookmarkStart w:id="33" w:name="_Toc207917660"/>
-      <w:r>
-        <w:rPr>
-          <w:lang w:val="en"/>
-        </w:rPr>
-        <w:lastRenderedPageBreak/>
+          <w:lang w:val="vi-VN"/>
+        </w:rPr>
+      </w:pPr>
+      <w:bookmarkStart w:id="34" w:name="_Toc229559144"/>
+      <w:r>
+        <w:rPr>
+          <w:lang w:val="vi-VN"/>
+        </w:rPr>
         <w:t>3.1.2 The artifacts</w:t>
       </w:r>
-      <w:bookmarkEnd w:id="33"/>
+      <w:bookmarkEnd w:id="34"/>
     </w:p>
     <w:p>
       <w:pPr>
@@ -15794,7 +15831,7 @@
           <w:kern w:val="0"/>
           <w:sz w:val="26"/>
           <w:szCs w:val="26"/>
-          <w:lang w:val="en"/>
+          <w:lang w:val="vi-VN"/>
         </w:rPr>
       </w:pPr>
       <w:r>
@@ -15805,7 +15842,7 @@
           <w:kern w:val="0"/>
           <w:sz w:val="26"/>
           <w:szCs w:val="26"/>
-          <w:lang w:val="en"/>
+          <w:lang w:val="vi-VN"/>
         </w:rPr>
         <w:t>Product Backlog:</w:t>
       </w:r>
@@ -15816,7 +15853,7 @@
           <w:kern w:val="0"/>
           <w:sz w:val="26"/>
           <w:szCs w:val="26"/>
-          <w:lang w:val="en"/>
+          <w:lang w:val="vi-VN"/>
         </w:rPr>
         <w:t xml:space="preserve"> là nơi lưu trữ tất cả những tính năng cần có cho một sản phẩm. Các tính năng này được sắp xếp thành danh sách theo thứ tự ưu tiên và được quản lý bởi Product Owner (PO). </w:t>
       </w:r>
@@ -15835,7 +15872,7 @@
           <w:kern w:val="0"/>
           <w:sz w:val="26"/>
           <w:szCs w:val="26"/>
-          <w:lang w:val="en"/>
+          <w:lang w:val="vi-VN"/>
         </w:rPr>
       </w:pPr>
       <w:r>
@@ -15846,7 +15883,7 @@
           <w:kern w:val="0"/>
           <w:sz w:val="26"/>
           <w:szCs w:val="26"/>
-          <w:lang w:val="en"/>
+          <w:lang w:val="vi-VN"/>
         </w:rPr>
         <w:t>Sprint Backlog:</w:t>
       </w:r>
@@ -15857,9 +15894,31 @@
           <w:kern w:val="0"/>
           <w:sz w:val="26"/>
           <w:szCs w:val="26"/>
-          <w:lang w:val="en"/>
-        </w:rPr>
-        <w:t xml:space="preserve"> Từ danh sách ưu tiên của Product Backlog, nhóm Scrum có thể dự đoán được những Product Backlog Item (PBIs) nào sẽ được xây dựng và đưa đến thị trường trong Sprint tiếp theo. Hành động này được gọi là xây dựng Sprint Backlog. Sprint Backlog bao gồm bản kế hoạch và danh sách các công việc cần làm để hoàn thành Product Increment và thoả mãn được Sprint Goal.</w:t>
+          <w:lang w:val="vi-VN"/>
+        </w:rPr>
+        <w:t xml:space="preserve"> Từ danh sách ưu tiên của Product Backlog, nhóm Scrum có thể dự đoán được những Product Backlog Item (PBIs) nào sẽ được xây dựng và đưa đến thị trường trong Sprint tiếp theo. Hành động này được gọi là xây dựng Sprint Backlog. Sprint Backlog bao gồm bản kế hoạch và danh sách các công việc cần làm để hoàn thành Product Increment và </w:t>
+      </w:r>
+      <w:r>
+        <w:rPr>
+          <w:rFonts w:ascii="Times New Roman" w:hAnsi="Times New Roman" w:cs="Times New Roman"/>
+          <w:bCs/>
+          <w:kern w:val="0"/>
+          <w:sz w:val="26"/>
+          <w:szCs w:val="26"/>
+          <w:lang w:val="vi-VN"/>
+        </w:rPr>
+        <w:t>thỏa</w:t>
+      </w:r>
+      <w:r>
+        <w:rPr>
+          <w:rFonts w:ascii="Times New Roman" w:hAnsi="Times New Roman" w:cs="Times New Roman"/>
+          <w:bCs/>
+          <w:kern w:val="0"/>
+          <w:sz w:val="26"/>
+          <w:szCs w:val="26"/>
+          <w:lang w:val="vi-VN"/>
+        </w:rPr>
+        <w:t xml:space="preserve"> mãn được Sprint Goal.</w:t>
       </w:r>
     </w:p>
     <w:p>
@@ -15876,7 +15935,7 @@
           <w:kern w:val="0"/>
           <w:sz w:val="26"/>
           <w:szCs w:val="26"/>
-          <w:lang w:val="en"/>
+          <w:lang w:val="vi-VN"/>
         </w:rPr>
       </w:pPr>
       <w:r>
@@ -15887,7 +15946,7 @@
           <w:kern w:val="0"/>
           <w:sz w:val="26"/>
           <w:szCs w:val="26"/>
-          <w:lang w:val="en"/>
+          <w:lang w:val="vi-VN"/>
         </w:rPr>
         <w:t>Increment:</w:t>
       </w:r>
@@ -15898,7 +15957,7 @@
           <w:kern w:val="0"/>
           <w:sz w:val="26"/>
           <w:szCs w:val="26"/>
-          <w:lang w:val="en"/>
+          <w:lang w:val="vi-VN"/>
         </w:rPr>
         <w:t xml:space="preserve"> là tổng của tất cả các Product Backlog Items được hoàn thành trong Sprint, cộng với những giá trị của sản phẩm đã hoàn thành trong các Sprint trước đó. Mỗi Increment là một bước đệm vững chắc hướng đến Product Goal</w:t>
       </w:r>
@@ -15909,33 +15968,32 @@
         <w:autoSpaceDN w:val="0"/>
         <w:adjustRightInd w:val="0"/>
         <w:spacing w:line="360" w:lineRule="auto"/>
-        <w:ind w:left="720" w:firstLine="357"/>
+        <w:ind w:left="720" w:firstLine="131"/>
         <w:jc w:val="both"/>
         <w:rPr>
           <w:rFonts w:ascii="Times New Roman" w:hAnsi="Times New Roman" w:cs="Times New Roman"/>
-          <w:i/>
-          <w:iCs/>
-          <w:sz w:val="26"/>
-          <w:szCs w:val="26"/>
-          <w:lang w:val="en"/>
+          <w:b/>
+          <w:bCs/>
+          <w:sz w:val="26"/>
+          <w:szCs w:val="26"/>
+          <w:lang w:val="vi-VN"/>
         </w:rPr>
       </w:pPr>
       <w:r>
         <w:rPr>
           <w:noProof/>
-          <w:lang w:val="vi-VN" w:eastAsia="vi-VN"/>
         </w:rPr>
         <w:drawing>
-          <wp:anchor distT="0" distB="0" distL="114300" distR="114300" simplePos="0" relativeHeight="251659264" behindDoc="0" locked="0" layoutInCell="1" allowOverlap="1">
+          <wp:anchor distT="0" distB="0" distL="114300" distR="114300" simplePos="0" relativeHeight="251659264" behindDoc="0" locked="0" layoutInCell="1" allowOverlap="1" wp14:anchorId="5CDF566F" wp14:editId="596CAC28">
             <wp:simplePos x="0" y="0"/>
             <wp:positionH relativeFrom="column">
-              <wp:posOffset>1036683</wp:posOffset>
+              <wp:posOffset>535940</wp:posOffset>
             </wp:positionH>
             <wp:positionV relativeFrom="paragraph">
-              <wp:posOffset>283210</wp:posOffset>
+              <wp:posOffset>430530</wp:posOffset>
             </wp:positionV>
-            <wp:extent cx="3522980" cy="1981200"/>
-            <wp:effectExtent l="0" t="0" r="1270" b="0"/>
+            <wp:extent cx="5687695" cy="2832100"/>
+            <wp:effectExtent l="0" t="0" r="8255" b="6350"/>
             <wp:wrapTopAndBottom/>
             <wp:docPr id="1108828205" name="Picture 1"/>
             <wp:cNvGraphicFramePr>
@@ -15951,7 +16009,7 @@
                     </pic:cNvPicPr>
                   </pic:nvPicPr>
                   <pic:blipFill>
-                    <a:blip r:embed="rId20" cstate="print">
+                    <a:blip r:embed="rId21" cstate="print">
                       <a:extLst>
                         <a:ext uri="{28A0092B-C50C-407E-A947-70E740481C1C}">
                           <a14:useLocalDpi xmlns:a14="http://schemas.microsoft.com/office/drawing/2010/main" val="0"/>
@@ -15965,7 +16023,7 @@
                   <pic:spPr>
                     <a:xfrm>
                       <a:off x="0" y="0"/>
-                      <a:ext cx="3522980" cy="1981200"/>
+                      <a:ext cx="5687695" cy="2832100"/>
                     </a:xfrm>
                     <a:prstGeom prst="rect">
                       <a:avLst/>
@@ -15990,10 +16048,28 @@
           <w:bCs/>
           <w:sz w:val="26"/>
           <w:szCs w:val="26"/>
-          <w:lang w:val="en"/>
+          <w:lang w:val="vi-VN"/>
         </w:rPr>
         <w:t>3.1.3. Process (Quá trình)</w:t>
       </w:r>
+    </w:p>
+    <w:p>
+      <w:pPr>
+        <w:autoSpaceDE w:val="0"/>
+        <w:autoSpaceDN w:val="0"/>
+        <w:adjustRightInd w:val="0"/>
+        <w:spacing w:line="360" w:lineRule="auto"/>
+        <w:ind w:left="720" w:firstLine="357"/>
+        <w:jc w:val="both"/>
+        <w:rPr>
+          <w:rFonts w:ascii="Times New Roman" w:hAnsi="Times New Roman" w:cs="Times New Roman"/>
+          <w:i/>
+          <w:iCs/>
+          <w:sz w:val="26"/>
+          <w:szCs w:val="26"/>
+          <w:lang w:val="vi-VN"/>
+        </w:rPr>
+      </w:pPr>
       <w:r>
         <w:rPr>
           <w:rFonts w:cs="Times New Roman"/>
@@ -16003,6 +16079,7 @@
       <w:r>
         <w:rPr>
           <w:rFonts w:cs="Times New Roman"/>
+          <w:lang w:val="vi-VN"/>
         </w:rPr>
         <w:instrText xml:space="preserve"> INCLUDEPICTURE "https://growupwork.com/uploads/blogs/imgs/SCRUM-PROCESS.jpg" \* MERGEFORMATINET </w:instrText>
       </w:r>
@@ -16020,7 +16097,7 @@
         <w:adjustRightInd w:val="0"/>
         <w:spacing w:line="360" w:lineRule="auto"/>
         <w:ind w:left="1800" w:firstLine="360"/>
-        <w:jc w:val="both"/>
+        <w:jc w:val="center"/>
         <w:rPr>
           <w:rFonts w:ascii="Times New Roman" w:hAnsi="Times New Roman" w:cs="Times New Roman"/>
           <w:i/>
@@ -16037,7 +16114,7 @@
           <w:iCs/>
           <w:sz w:val="26"/>
           <w:szCs w:val="26"/>
-          <w:lang w:val="en"/>
+          <w:lang w:val="vi-VN"/>
         </w:rPr>
         <w:t>Hình 2: Sơ đ</w:t>
       </w:r>
@@ -16060,14 +16137,15 @@
         <w:rPr>
           <w:rStyle w:val="Bullets"/>
           <w:rFonts w:asciiTheme="minorHAnsi" w:eastAsiaTheme="minorHAnsi" w:hAnsiTheme="minorHAnsi" w:cstheme="minorBidi"/>
-          <w:lang w:val="en"/>
-        </w:rPr>
-      </w:pPr>
-      <w:bookmarkStart w:id="34" w:name="_Toc207917661"/>
-      <w:r>
-        <w:rPr>
-          <w:lang w:val="en"/>
-        </w:rPr>
+          <w:lang w:val="vi-VN"/>
+        </w:rPr>
+      </w:pPr>
+      <w:bookmarkStart w:id="35" w:name="_Toc229559145"/>
+      <w:r>
+        <w:rPr>
+          <w:lang w:val="vi-VN"/>
+        </w:rPr>
+        <w:lastRenderedPageBreak/>
         <w:t xml:space="preserve">3.2 </w:t>
       </w:r>
       <w:r>
@@ -16077,9 +16155,12 @@
         <w:t>K</w:t>
       </w:r>
       <w:r>
+        <w:rPr>
+          <w:lang w:val="vi-VN"/>
+        </w:rPr>
         <w:t>ế hoạch tổng thể</w:t>
       </w:r>
-      <w:bookmarkEnd w:id="34"/>
+      <w:bookmarkEnd w:id="35"/>
     </w:p>
     <w:p>
       <w:pPr>
@@ -16093,6 +16174,7 @@
           <w:rFonts w:ascii="Times New Roman" w:hAnsi="Times New Roman" w:cs="Times New Roman"/>
           <w:sz w:val="26"/>
           <w:szCs w:val="26"/>
+          <w:lang w:val="vi-VN"/>
         </w:rPr>
       </w:pPr>
       <w:r>
@@ -16102,7 +16184,7 @@
           <w:iCs/>
           <w:sz w:val="26"/>
           <w:szCs w:val="26"/>
-          <w:lang w:val="en"/>
+          <w:lang w:val="vi-VN"/>
         </w:rPr>
         <w:t>B</w:t>
       </w:r>
@@ -16115,7 +16197,7 @@
           <w:szCs w:val="26"/>
           <w:lang w:val="vi-VN"/>
         </w:rPr>
-        <w:t xml:space="preserve">ảng 1: Kế hoạch tổng thể của dự </w:t>
+        <w:t>ả</w:t>
       </w:r>
       <w:r>
         <w:rPr>
@@ -16124,6 +16206,29 @@
           <w:iCs/>
           <w:sz w:val="26"/>
           <w:szCs w:val="26"/>
+          <w:lang w:val="vi-VN"/>
+        </w:rPr>
+        <w:t>ng 3.2</w:t>
+      </w:r>
+      <w:r>
+        <w:rPr>
+          <w:rFonts w:ascii="Times New Roman" w:hAnsi="Times New Roman" w:cs="Times New Roman"/>
+          <w:i/>
+          <w:iCs/>
+          <w:sz w:val="26"/>
+          <w:szCs w:val="26"/>
+          <w:lang w:val="vi-VN"/>
+        </w:rPr>
+        <w:t xml:space="preserve">: Kế hoạch tổng thể của dự </w:t>
+      </w:r>
+      <w:r>
+        <w:rPr>
+          <w:rFonts w:ascii="Times New Roman" w:hAnsi="Times New Roman" w:cs="Times New Roman"/>
+          <w:i/>
+          <w:iCs/>
+          <w:sz w:val="26"/>
+          <w:szCs w:val="26"/>
+          <w:lang w:val="vi-VN"/>
         </w:rPr>
         <w:t>án</w:t>
       </w:r>
@@ -16131,17 +16236,16 @@
     <w:tbl>
       <w:tblPr>
         <w:tblStyle w:val="TableGrid"/>
-        <w:tblpPr w:leftFromText="180" w:rightFromText="180" w:vertAnchor="text" w:horzAnchor="margin" w:tblpX="1129" w:tblpY="14"/>
-        <w:tblW w:w="8075" w:type="dxa"/>
-        <w:tblLayout w:type="fixed"/>
+        <w:tblpPr w:leftFromText="180" w:rightFromText="180" w:vertAnchor="text" w:horzAnchor="margin" w:tblpX="126" w:tblpY="14"/>
+        <w:tblW w:w="5000" w:type="pct"/>
         <w:tblLook w:val="04A0" w:firstRow="1" w:lastRow="0" w:firstColumn="1" w:lastColumn="0" w:noHBand="0" w:noVBand="1"/>
       </w:tblPr>
       <w:tblGrid>
-        <w:gridCol w:w="573"/>
-        <w:gridCol w:w="3062"/>
-        <w:gridCol w:w="1322"/>
-        <w:gridCol w:w="1559"/>
-        <w:gridCol w:w="1559"/>
+        <w:gridCol w:w="709"/>
+        <w:gridCol w:w="3376"/>
+        <w:gridCol w:w="1635"/>
+        <w:gridCol w:w="1925"/>
+        <w:gridCol w:w="1925"/>
       </w:tblGrid>
       <w:tr>
         <w:trPr>
@@ -16149,7 +16253,7 @@
         </w:trPr>
         <w:tc>
           <w:tcPr>
-            <w:tcW w:w="573" w:type="dxa"/>
+            <w:tcW w:w="370" w:type="pct"/>
             <w:shd w:val="clear" w:color="auto" w:fill="B4C6E7" w:themeFill="accent1" w:themeFillTint="66"/>
           </w:tcPr>
           <w:p>
@@ -16178,7 +16282,7 @@
         </w:tc>
         <w:tc>
           <w:tcPr>
-            <w:tcW w:w="3062" w:type="dxa"/>
+            <w:tcW w:w="1764" w:type="pct"/>
             <w:shd w:val="clear" w:color="auto" w:fill="B4C6E7" w:themeFill="accent1" w:themeFillTint="66"/>
           </w:tcPr>
           <w:p>
@@ -16207,7 +16311,7 @@
         </w:tc>
         <w:tc>
           <w:tcPr>
-            <w:tcW w:w="1322" w:type="dxa"/>
+            <w:tcW w:w="854" w:type="pct"/>
             <w:shd w:val="clear" w:color="auto" w:fill="B4C6E7" w:themeFill="accent1" w:themeFillTint="66"/>
           </w:tcPr>
           <w:p>
@@ -16236,7 +16340,7 @@
         </w:tc>
         <w:tc>
           <w:tcPr>
-            <w:tcW w:w="1559" w:type="dxa"/>
+            <w:tcW w:w="1006" w:type="pct"/>
             <w:shd w:val="clear" w:color="auto" w:fill="B4C6E7" w:themeFill="accent1" w:themeFillTint="66"/>
           </w:tcPr>
           <w:p>
@@ -16265,7 +16369,7 @@
         </w:tc>
         <w:tc>
           <w:tcPr>
-            <w:tcW w:w="1559" w:type="dxa"/>
+            <w:tcW w:w="1006" w:type="pct"/>
             <w:shd w:val="clear" w:color="auto" w:fill="B4C6E7" w:themeFill="accent1" w:themeFillTint="66"/>
           </w:tcPr>
           <w:p>
@@ -16299,7 +16403,7 @@
         </w:trPr>
         <w:tc>
           <w:tcPr>
-            <w:tcW w:w="573" w:type="dxa"/>
+            <w:tcW w:w="370" w:type="pct"/>
             <w:shd w:val="clear" w:color="auto" w:fill="D9E2F3" w:themeFill="accent1" w:themeFillTint="33"/>
           </w:tcPr>
           <w:p>
@@ -16328,7 +16432,7 @@
         </w:tc>
         <w:tc>
           <w:tcPr>
-            <w:tcW w:w="3062" w:type="dxa"/>
+            <w:tcW w:w="1764" w:type="pct"/>
             <w:shd w:val="clear" w:color="auto" w:fill="D9E2F3" w:themeFill="accent1" w:themeFillTint="33"/>
           </w:tcPr>
           <w:p>
@@ -16357,7 +16461,7 @@
         </w:tc>
         <w:tc>
           <w:tcPr>
-            <w:tcW w:w="1322" w:type="dxa"/>
+            <w:tcW w:w="854" w:type="pct"/>
             <w:shd w:val="clear" w:color="auto" w:fill="D9E2F3" w:themeFill="accent1" w:themeFillTint="33"/>
           </w:tcPr>
           <w:p>
@@ -16397,7 +16501,7 @@
         </w:tc>
         <w:tc>
           <w:tcPr>
-            <w:tcW w:w="1559" w:type="dxa"/>
+            <w:tcW w:w="1006" w:type="pct"/>
             <w:shd w:val="clear" w:color="auto" w:fill="D9E2F3" w:themeFill="accent1" w:themeFillTint="33"/>
           </w:tcPr>
           <w:p>
@@ -16447,7 +16551,7 @@
         </w:tc>
         <w:tc>
           <w:tcPr>
-            <w:tcW w:w="1559" w:type="dxa"/>
+            <w:tcW w:w="1006" w:type="pct"/>
             <w:shd w:val="clear" w:color="auto" w:fill="D9E2F3" w:themeFill="accent1" w:themeFillTint="33"/>
           </w:tcPr>
           <w:p>
@@ -16502,7 +16606,7 @@
         </w:trPr>
         <w:tc>
           <w:tcPr>
-            <w:tcW w:w="573" w:type="dxa"/>
+            <w:tcW w:w="370" w:type="pct"/>
           </w:tcPr>
           <w:p>
             <w:pPr>
@@ -16528,7 +16632,7 @@
         </w:tc>
         <w:tc>
           <w:tcPr>
-            <w:tcW w:w="3062" w:type="dxa"/>
+            <w:tcW w:w="1764" w:type="pct"/>
           </w:tcPr>
           <w:p>
             <w:pPr>
@@ -16554,7 +16658,7 @@
         </w:tc>
         <w:tc>
           <w:tcPr>
-            <w:tcW w:w="1322" w:type="dxa"/>
+            <w:tcW w:w="854" w:type="pct"/>
           </w:tcPr>
           <w:p>
             <w:pPr>
@@ -16590,7 +16694,7 @@
         </w:tc>
         <w:tc>
           <w:tcPr>
-            <w:tcW w:w="1559" w:type="dxa"/>
+            <w:tcW w:w="1006" w:type="pct"/>
           </w:tcPr>
           <w:p>
             <w:pPr>
@@ -16635,7 +16739,7 @@
         </w:tc>
         <w:tc>
           <w:tcPr>
-            <w:tcW w:w="1559" w:type="dxa"/>
+            <w:tcW w:w="1006" w:type="pct"/>
           </w:tcPr>
           <w:p>
             <w:pPr>
@@ -16685,7 +16789,7 @@
         </w:trPr>
         <w:tc>
           <w:tcPr>
-            <w:tcW w:w="573" w:type="dxa"/>
+            <w:tcW w:w="370" w:type="pct"/>
           </w:tcPr>
           <w:p>
             <w:pPr>
@@ -16711,7 +16815,7 @@
         </w:tc>
         <w:tc>
           <w:tcPr>
-            <w:tcW w:w="3062" w:type="dxa"/>
+            <w:tcW w:w="1764" w:type="pct"/>
           </w:tcPr>
           <w:p>
             <w:pPr>
@@ -16737,7 +16841,7 @@
         </w:tc>
         <w:tc>
           <w:tcPr>
-            <w:tcW w:w="1322" w:type="dxa"/>
+            <w:tcW w:w="854" w:type="pct"/>
           </w:tcPr>
           <w:p>
             <w:pPr>
@@ -16765,7 +16869,7 @@
         </w:tc>
         <w:tc>
           <w:tcPr>
-            <w:tcW w:w="1559" w:type="dxa"/>
+            <w:tcW w:w="1006" w:type="pct"/>
           </w:tcPr>
           <w:p>
             <w:pPr>
@@ -16810,7 +16914,7 @@
         </w:tc>
         <w:tc>
           <w:tcPr>
-            <w:tcW w:w="1559" w:type="dxa"/>
+            <w:tcW w:w="1006" w:type="pct"/>
           </w:tcPr>
           <w:p>
             <w:pPr>
@@ -16860,7 +16964,7 @@
         </w:trPr>
         <w:tc>
           <w:tcPr>
-            <w:tcW w:w="573" w:type="dxa"/>
+            <w:tcW w:w="370" w:type="pct"/>
             <w:shd w:val="clear" w:color="auto" w:fill="D9E2F3" w:themeFill="accent1" w:themeFillTint="33"/>
           </w:tcPr>
           <w:p>
@@ -16889,7 +16993,7 @@
         </w:tc>
         <w:tc>
           <w:tcPr>
-            <w:tcW w:w="3062" w:type="dxa"/>
+            <w:tcW w:w="1764" w:type="pct"/>
             <w:shd w:val="clear" w:color="auto" w:fill="D9E2F3" w:themeFill="accent1" w:themeFillTint="33"/>
           </w:tcPr>
           <w:p>
@@ -16918,7 +17022,7 @@
         </w:tc>
         <w:tc>
           <w:tcPr>
-            <w:tcW w:w="1322" w:type="dxa"/>
+            <w:tcW w:w="854" w:type="pct"/>
             <w:shd w:val="clear" w:color="auto" w:fill="D9E2F3" w:themeFill="accent1" w:themeFillTint="33"/>
           </w:tcPr>
           <w:p>
@@ -16969,7 +17073,7 @@
         </w:tc>
         <w:tc>
           <w:tcPr>
-            <w:tcW w:w="1559" w:type="dxa"/>
+            <w:tcW w:w="1006" w:type="pct"/>
             <w:shd w:val="clear" w:color="auto" w:fill="D9E2F3" w:themeFill="accent1" w:themeFillTint="33"/>
           </w:tcPr>
           <w:p>
@@ -16999,7 +17103,7 @@
         </w:tc>
         <w:tc>
           <w:tcPr>
-            <w:tcW w:w="1559" w:type="dxa"/>
+            <w:tcW w:w="1006" w:type="pct"/>
             <w:shd w:val="clear" w:color="auto" w:fill="D9E2F3" w:themeFill="accent1" w:themeFillTint="33"/>
           </w:tcPr>
           <w:p>
@@ -17044,7 +17148,7 @@
         </w:trPr>
         <w:tc>
           <w:tcPr>
-            <w:tcW w:w="573" w:type="dxa"/>
+            <w:tcW w:w="370" w:type="pct"/>
           </w:tcPr>
           <w:p>
             <w:pPr>
@@ -17064,14 +17168,13 @@
                 <w:sz w:val="26"/>
                 <w:szCs w:val="26"/>
               </w:rPr>
-              <w:lastRenderedPageBreak/>
               <w:t>2.1</w:t>
             </w:r>
           </w:p>
         </w:tc>
         <w:tc>
           <w:tcPr>
-            <w:tcW w:w="3062" w:type="dxa"/>
+            <w:tcW w:w="1764" w:type="pct"/>
           </w:tcPr>
           <w:p>
             <w:pPr>
@@ -17097,7 +17200,7 @@
         </w:tc>
         <w:tc>
           <w:tcPr>
-            <w:tcW w:w="1322" w:type="dxa"/>
+            <w:tcW w:w="854" w:type="pct"/>
           </w:tcPr>
           <w:p>
             <w:pPr>
@@ -17133,7 +17236,7 @@
         </w:tc>
         <w:tc>
           <w:tcPr>
-            <w:tcW w:w="1559" w:type="dxa"/>
+            <w:tcW w:w="1006" w:type="pct"/>
           </w:tcPr>
           <w:p>
             <w:pPr>
@@ -17188,7 +17291,7 @@
         </w:tc>
         <w:tc>
           <w:tcPr>
-            <w:tcW w:w="1559" w:type="dxa"/>
+            <w:tcW w:w="1006" w:type="pct"/>
           </w:tcPr>
           <w:p>
             <w:pPr>
@@ -17248,7 +17351,7 @@
         </w:trPr>
         <w:tc>
           <w:tcPr>
-            <w:tcW w:w="573" w:type="dxa"/>
+            <w:tcW w:w="370" w:type="pct"/>
           </w:tcPr>
           <w:p>
             <w:pPr>
@@ -17274,7 +17377,7 @@
         </w:tc>
         <w:tc>
           <w:tcPr>
-            <w:tcW w:w="3062" w:type="dxa"/>
+            <w:tcW w:w="1764" w:type="pct"/>
           </w:tcPr>
           <w:p>
             <w:pPr>
@@ -17300,7 +17403,7 @@
         </w:tc>
         <w:tc>
           <w:tcPr>
-            <w:tcW w:w="1322" w:type="dxa"/>
+            <w:tcW w:w="854" w:type="pct"/>
           </w:tcPr>
           <w:p>
             <w:pPr>
@@ -17336,7 +17439,7 @@
         </w:tc>
         <w:tc>
           <w:tcPr>
-            <w:tcW w:w="1559" w:type="dxa"/>
+            <w:tcW w:w="1006" w:type="pct"/>
           </w:tcPr>
           <w:p>
             <w:pPr>
@@ -17381,7 +17484,7 @@
         </w:tc>
         <w:tc>
           <w:tcPr>
-            <w:tcW w:w="1559" w:type="dxa"/>
+            <w:tcW w:w="1006" w:type="pct"/>
           </w:tcPr>
           <w:p>
             <w:pPr>
@@ -17432,7 +17535,7 @@
         </w:trPr>
         <w:tc>
           <w:tcPr>
-            <w:tcW w:w="573" w:type="dxa"/>
+            <w:tcW w:w="370" w:type="pct"/>
             <w:shd w:val="clear" w:color="auto" w:fill="D9E2F3" w:themeFill="accent1" w:themeFillTint="33"/>
           </w:tcPr>
           <w:p>
@@ -17461,7 +17564,7 @@
         </w:tc>
         <w:tc>
           <w:tcPr>
-            <w:tcW w:w="3062" w:type="dxa"/>
+            <w:tcW w:w="1764" w:type="pct"/>
             <w:shd w:val="clear" w:color="auto" w:fill="D9E2F3" w:themeFill="accent1" w:themeFillTint="33"/>
           </w:tcPr>
           <w:p>
@@ -17490,7 +17593,7 @@
         </w:tc>
         <w:tc>
           <w:tcPr>
-            <w:tcW w:w="1322" w:type="dxa"/>
+            <w:tcW w:w="854" w:type="pct"/>
             <w:shd w:val="clear" w:color="auto" w:fill="D9E2F3" w:themeFill="accent1" w:themeFillTint="33"/>
           </w:tcPr>
           <w:p>
@@ -17514,7 +17617,7 @@
                 <w:szCs w:val="26"/>
                 <w:lang w:val="vi-VN"/>
               </w:rPr>
-              <w:t>51</w:t>
+              <w:t>52</w:t>
             </w:r>
             <w:r>
               <w:rPr>
@@ -17530,7 +17633,7 @@
         </w:tc>
         <w:tc>
           <w:tcPr>
-            <w:tcW w:w="1559" w:type="dxa"/>
+            <w:tcW w:w="1006" w:type="pct"/>
             <w:shd w:val="clear" w:color="auto" w:fill="D9E2F3" w:themeFill="accent1" w:themeFillTint="33"/>
           </w:tcPr>
           <w:p>
@@ -17581,7 +17684,7 @@
         </w:tc>
         <w:tc>
           <w:tcPr>
-            <w:tcW w:w="1559" w:type="dxa"/>
+            <w:tcW w:w="1006" w:type="pct"/>
             <w:shd w:val="clear" w:color="auto" w:fill="D9E2F3" w:themeFill="accent1" w:themeFillTint="33"/>
           </w:tcPr>
           <w:p>
@@ -17637,7 +17740,7 @@
         </w:trPr>
         <w:tc>
           <w:tcPr>
-            <w:tcW w:w="573" w:type="dxa"/>
+            <w:tcW w:w="370" w:type="pct"/>
           </w:tcPr>
           <w:p>
             <w:pPr>
@@ -17663,7 +17766,7 @@
         </w:tc>
         <w:tc>
           <w:tcPr>
-            <w:tcW w:w="3062" w:type="dxa"/>
+            <w:tcW w:w="1764" w:type="pct"/>
           </w:tcPr>
           <w:p>
             <w:pPr>
@@ -17689,7 +17792,7 @@
         </w:tc>
         <w:tc>
           <w:tcPr>
-            <w:tcW w:w="1322" w:type="dxa"/>
+            <w:tcW w:w="854" w:type="pct"/>
           </w:tcPr>
           <w:p>
             <w:pPr>
@@ -17725,7 +17828,7 @@
         </w:tc>
         <w:tc>
           <w:tcPr>
-            <w:tcW w:w="1559" w:type="dxa"/>
+            <w:tcW w:w="1006" w:type="pct"/>
           </w:tcPr>
           <w:p>
             <w:pPr>
@@ -17771,7 +17874,7 @@
         </w:tc>
         <w:tc>
           <w:tcPr>
-            <w:tcW w:w="1559" w:type="dxa"/>
+            <w:tcW w:w="1006" w:type="pct"/>
           </w:tcPr>
           <w:p>
             <w:pPr>
@@ -17822,7 +17925,7 @@
         </w:trPr>
         <w:tc>
           <w:tcPr>
-            <w:tcW w:w="573" w:type="dxa"/>
+            <w:tcW w:w="370" w:type="pct"/>
           </w:tcPr>
           <w:p>
             <w:pPr>
@@ -17848,7 +17951,7 @@
         </w:tc>
         <w:tc>
           <w:tcPr>
-            <w:tcW w:w="3062" w:type="dxa"/>
+            <w:tcW w:w="1764" w:type="pct"/>
           </w:tcPr>
           <w:p>
             <w:pPr>
@@ -17874,7 +17977,7 @@
         </w:tc>
         <w:tc>
           <w:tcPr>
-            <w:tcW w:w="1322" w:type="dxa"/>
+            <w:tcW w:w="854" w:type="pct"/>
           </w:tcPr>
           <w:p>
             <w:pPr>
@@ -17920,7 +18023,7 @@
         </w:tc>
         <w:tc>
           <w:tcPr>
-            <w:tcW w:w="1559" w:type="dxa"/>
+            <w:tcW w:w="1006" w:type="pct"/>
           </w:tcPr>
           <w:p>
             <w:pPr>
@@ -17966,7 +18069,7 @@
         </w:tc>
         <w:tc>
           <w:tcPr>
-            <w:tcW w:w="1559" w:type="dxa"/>
+            <w:tcW w:w="1006" w:type="pct"/>
           </w:tcPr>
           <w:p>
             <w:pPr>
@@ -18017,7 +18120,7 @@
         </w:trPr>
         <w:tc>
           <w:tcPr>
-            <w:tcW w:w="573" w:type="dxa"/>
+            <w:tcW w:w="370" w:type="pct"/>
           </w:tcPr>
           <w:p>
             <w:pPr>
@@ -18043,7 +18146,7 @@
         </w:tc>
         <w:tc>
           <w:tcPr>
-            <w:tcW w:w="3062" w:type="dxa"/>
+            <w:tcW w:w="1764" w:type="pct"/>
           </w:tcPr>
           <w:p>
             <w:pPr>
@@ -18069,7 +18172,7 @@
         </w:tc>
         <w:tc>
           <w:tcPr>
-            <w:tcW w:w="1322" w:type="dxa"/>
+            <w:tcW w:w="854" w:type="pct"/>
           </w:tcPr>
           <w:p>
             <w:pPr>
@@ -18090,7 +18193,7 @@
                 <w:szCs w:val="26"/>
                 <w:lang w:val="vi-VN"/>
               </w:rPr>
-              <w:t>19</w:t>
+              <w:t>20</w:t>
             </w:r>
             <w:r>
               <w:rPr>
@@ -18105,7 +18208,7 @@
         </w:tc>
         <w:tc>
           <w:tcPr>
-            <w:tcW w:w="1559" w:type="dxa"/>
+            <w:tcW w:w="1006" w:type="pct"/>
           </w:tcPr>
           <w:p>
             <w:pPr>
@@ -18151,7 +18254,7 @@
         </w:tc>
         <w:tc>
           <w:tcPr>
-            <w:tcW w:w="1559" w:type="dxa"/>
+            <w:tcW w:w="1006" w:type="pct"/>
           </w:tcPr>
           <w:p>
             <w:pPr>
@@ -18202,7 +18305,7 @@
         </w:trPr>
         <w:tc>
           <w:tcPr>
-            <w:tcW w:w="573" w:type="dxa"/>
+            <w:tcW w:w="370" w:type="pct"/>
             <w:shd w:val="clear" w:color="auto" w:fill="D9E2F3" w:themeFill="accent1" w:themeFillTint="33"/>
           </w:tcPr>
           <w:p>
@@ -18231,7 +18334,7 @@
         </w:tc>
         <w:tc>
           <w:tcPr>
-            <w:tcW w:w="3062" w:type="dxa"/>
+            <w:tcW w:w="1764" w:type="pct"/>
             <w:shd w:val="clear" w:color="auto" w:fill="D9E2F3" w:themeFill="accent1" w:themeFillTint="33"/>
           </w:tcPr>
           <w:p>
@@ -18260,7 +18363,7 @@
         </w:tc>
         <w:tc>
           <w:tcPr>
-            <w:tcW w:w="1322" w:type="dxa"/>
+            <w:tcW w:w="854" w:type="pct"/>
             <w:shd w:val="clear" w:color="auto" w:fill="D9E2F3" w:themeFill="accent1" w:themeFillTint="33"/>
           </w:tcPr>
           <w:p>
@@ -18289,7 +18392,7 @@
         </w:tc>
         <w:tc>
           <w:tcPr>
-            <w:tcW w:w="1559" w:type="dxa"/>
+            <w:tcW w:w="1006" w:type="pct"/>
             <w:shd w:val="clear" w:color="auto" w:fill="D9E2F3" w:themeFill="accent1" w:themeFillTint="33"/>
           </w:tcPr>
           <w:p>
@@ -18340,7 +18443,7 @@
         </w:tc>
         <w:tc>
           <w:tcPr>
-            <w:tcW w:w="1559" w:type="dxa"/>
+            <w:tcW w:w="1006" w:type="pct"/>
             <w:shd w:val="clear" w:color="auto" w:fill="D9E2F3" w:themeFill="accent1" w:themeFillTint="33"/>
           </w:tcPr>
           <w:p>
@@ -18396,7 +18499,7 @@
         </w:trPr>
         <w:tc>
           <w:tcPr>
-            <w:tcW w:w="573" w:type="dxa"/>
+            <w:tcW w:w="370" w:type="pct"/>
             <w:shd w:val="clear" w:color="auto" w:fill="D9E2F3" w:themeFill="accent1" w:themeFillTint="33"/>
           </w:tcPr>
           <w:p>
@@ -18425,7 +18528,7 @@
         </w:tc>
         <w:tc>
           <w:tcPr>
-            <w:tcW w:w="3062" w:type="dxa"/>
+            <w:tcW w:w="1764" w:type="pct"/>
             <w:shd w:val="clear" w:color="auto" w:fill="D9E2F3" w:themeFill="accent1" w:themeFillTint="33"/>
           </w:tcPr>
           <w:p>
@@ -18454,7 +18557,7 @@
         </w:tc>
         <w:tc>
           <w:tcPr>
-            <w:tcW w:w="1322" w:type="dxa"/>
+            <w:tcW w:w="854" w:type="pct"/>
             <w:shd w:val="clear" w:color="auto" w:fill="D9E2F3" w:themeFill="accent1" w:themeFillTint="33"/>
           </w:tcPr>
           <w:p>
@@ -18494,7 +18597,7 @@
         </w:tc>
         <w:tc>
           <w:tcPr>
-            <w:tcW w:w="1559" w:type="dxa"/>
+            <w:tcW w:w="1006" w:type="pct"/>
             <w:shd w:val="clear" w:color="auto" w:fill="D9E2F3" w:themeFill="accent1" w:themeFillTint="33"/>
           </w:tcPr>
           <w:p>
@@ -18555,7 +18658,7 @@
         </w:tc>
         <w:tc>
           <w:tcPr>
-            <w:tcW w:w="1559" w:type="dxa"/>
+            <w:tcW w:w="1006" w:type="pct"/>
             <w:shd w:val="clear" w:color="auto" w:fill="D9E2F3" w:themeFill="accent1" w:themeFillTint="33"/>
           </w:tcPr>
           <w:p>
@@ -18606,171 +18709,35 @@
         </w:tc>
       </w:tr>
     </w:tbl>
+    <w:p/>
     <w:p>
       <w:pPr>
-        <w:autoSpaceDE w:val="0"/>
-        <w:autoSpaceDN w:val="0"/>
-        <w:adjustRightInd w:val="0"/>
-        <w:spacing w:line="360" w:lineRule="auto"/>
-        <w:jc w:val="both"/>
-        <w:rPr>
-          <w:rFonts w:ascii="Times New Roman" w:hAnsi="Times New Roman" w:cs="Times New Roman"/>
-          <w:i/>
+        <w:rPr>
+          <w:rFonts w:ascii="Times New Roman" w:eastAsiaTheme="majorEastAsia" w:hAnsi="Times New Roman" w:cstheme="majorBidi"/>
+          <w:b/>
+          <w:bCs/>
           <w:iCs/>
           <w:kern w:val="0"/>
           <w:sz w:val="26"/>
           <w:szCs w:val="26"/>
-          <w:lang w:val="en"/>
-        </w:rPr>
-      </w:pPr>
+          <w14:ligatures w14:val="none"/>
+        </w:rPr>
+      </w:pPr>
+      <w:r>
+        <w:br w:type="page"/>
+      </w:r>
     </w:p>
     <w:p>
       <w:pPr>
-        <w:autoSpaceDE w:val="0"/>
-        <w:autoSpaceDN w:val="0"/>
-        <w:adjustRightInd w:val="0"/>
-        <w:spacing w:line="360" w:lineRule="auto"/>
-        <w:jc w:val="both"/>
-        <w:rPr>
-          <w:rFonts w:ascii="Times New Roman" w:hAnsi="Times New Roman" w:cs="Times New Roman"/>
-          <w:i/>
-          <w:iCs/>
-          <w:kern w:val="0"/>
-          <w:sz w:val="26"/>
-          <w:szCs w:val="26"/>
-          <w:lang w:val="en"/>
-        </w:rPr>
-      </w:pPr>
-    </w:p>
-    <w:p>
-      <w:pPr>
-        <w:autoSpaceDE w:val="0"/>
-        <w:autoSpaceDN w:val="0"/>
-        <w:adjustRightInd w:val="0"/>
-        <w:spacing w:line="360" w:lineRule="auto"/>
-        <w:jc w:val="both"/>
-        <w:rPr>
-          <w:rFonts w:ascii="Times New Roman" w:hAnsi="Times New Roman" w:cs="Times New Roman"/>
-          <w:i/>
-          <w:iCs/>
-          <w:kern w:val="0"/>
-          <w:sz w:val="26"/>
-          <w:szCs w:val="26"/>
-          <w:lang w:val="en"/>
-        </w:rPr>
-      </w:pPr>
-    </w:p>
-    <w:p>
-      <w:pPr>
-        <w:autoSpaceDE w:val="0"/>
-        <w:autoSpaceDN w:val="0"/>
-        <w:adjustRightInd w:val="0"/>
-        <w:spacing w:line="360" w:lineRule="auto"/>
-        <w:jc w:val="both"/>
-        <w:rPr>
-          <w:rFonts w:ascii="Times New Roman" w:hAnsi="Times New Roman" w:cs="Times New Roman"/>
-          <w:i/>
-          <w:iCs/>
-          <w:kern w:val="0"/>
-          <w:sz w:val="26"/>
-          <w:szCs w:val="26"/>
-          <w:lang w:val="en"/>
-        </w:rPr>
-      </w:pPr>
-    </w:p>
-    <w:p>
-      <w:pPr>
-        <w:autoSpaceDE w:val="0"/>
-        <w:autoSpaceDN w:val="0"/>
-        <w:adjustRightInd w:val="0"/>
-        <w:spacing w:line="360" w:lineRule="auto"/>
-        <w:jc w:val="both"/>
-        <w:rPr>
-          <w:rFonts w:ascii="Times New Roman" w:hAnsi="Times New Roman" w:cs="Times New Roman"/>
-          <w:i/>
-          <w:iCs/>
-          <w:kern w:val="0"/>
-          <w:sz w:val="26"/>
-          <w:szCs w:val="26"/>
-          <w:lang w:val="en"/>
-        </w:rPr>
-      </w:pPr>
-    </w:p>
-    <w:p>
-      <w:pPr>
-        <w:autoSpaceDE w:val="0"/>
-        <w:autoSpaceDN w:val="0"/>
-        <w:adjustRightInd w:val="0"/>
-        <w:spacing w:line="360" w:lineRule="auto"/>
-        <w:jc w:val="both"/>
-        <w:rPr>
-          <w:rFonts w:ascii="Times New Roman" w:hAnsi="Times New Roman" w:cs="Times New Roman"/>
-          <w:i/>
-          <w:iCs/>
-          <w:kern w:val="0"/>
-          <w:sz w:val="26"/>
-          <w:szCs w:val="26"/>
-          <w:lang w:val="en"/>
-        </w:rPr>
-      </w:pPr>
-    </w:p>
-    <w:p>
-      <w:pPr>
-        <w:autoSpaceDE w:val="0"/>
-        <w:autoSpaceDN w:val="0"/>
-        <w:adjustRightInd w:val="0"/>
-        <w:spacing w:line="360" w:lineRule="auto"/>
-        <w:rPr>
-          <w:rFonts w:ascii="Times New Roman" w:hAnsi="Times New Roman" w:cs="Times New Roman"/>
-          <w:i/>
-          <w:iCs/>
-          <w:kern w:val="0"/>
-          <w:sz w:val="26"/>
-          <w:szCs w:val="26"/>
-          <w:lang w:val="en"/>
-        </w:rPr>
-      </w:pPr>
-    </w:p>
-    <w:p>
-      <w:pPr>
-        <w:spacing w:line="360" w:lineRule="auto"/>
-        <w:rPr>
-          <w:lang w:val="en"/>
-        </w:rPr>
-      </w:pPr>
-      <w:bookmarkStart w:id="35" w:name="_Toc207917662"/>
-    </w:p>
-    <w:p>
-      <w:pPr>
-        <w:spacing w:line="360" w:lineRule="auto"/>
-        <w:rPr>
-          <w:lang w:val="en"/>
-        </w:rPr>
-      </w:pPr>
-    </w:p>
-    <w:p>
-      <w:pPr>
-        <w:rPr>
-          <w:lang w:val="en"/>
-        </w:rPr>
-      </w:pPr>
-      <w:bookmarkStart w:id="36" w:name="_Toc207917663"/>
-      <w:bookmarkEnd w:id="35"/>
-    </w:p>
-    <w:p>
-      <w:pPr>
         <w:pStyle w:val="Heading2"/>
         <w:ind w:left="1287"/>
-        <w:rPr>
-          <w:lang w:val="en"/>
-        </w:rPr>
-      </w:pPr>
-      <w:r>
-        <w:rPr>
-          <w:lang w:val="en"/>
-        </w:rPr>
+      </w:pPr>
+      <w:bookmarkStart w:id="36" w:name="_Toc229559146"/>
+      <w:r>
+        <w:lastRenderedPageBreak/>
         <w:t>3.3. Quản lý tổ chức</w:t>
       </w:r>
+      <w:bookmarkEnd w:id="36"/>
     </w:p>
     <w:p>
       <w:pPr>
@@ -18781,10 +18748,8 @@
           <w:lang w:val="vi-VN"/>
         </w:rPr>
       </w:pPr>
-      <w:r>
-        <w:rPr>
-          <w:lang w:val="en"/>
-        </w:rPr>
+      <w:bookmarkStart w:id="37" w:name="_Toc229559147"/>
+      <w:r>
         <w:t>3.3.1 Ngu</w:t>
       </w:r>
       <w:r>
@@ -18802,7 +18767,7 @@
         </w:rPr>
         <w:t>ực</w:t>
       </w:r>
-      <w:bookmarkEnd w:id="36"/>
+      <w:bookmarkEnd w:id="37"/>
     </w:p>
     <w:p>
       <w:pPr>
@@ -18829,7 +18794,6 @@
           <w:iCs/>
           <w:sz w:val="26"/>
           <w:szCs w:val="26"/>
-          <w:lang w:val="en"/>
         </w:rPr>
         <w:t>B</w:t>
       </w:r>
@@ -18842,7 +18806,29 @@
           <w:szCs w:val="26"/>
           <w:lang w:val="vi-VN"/>
         </w:rPr>
-        <w:t>ảng 3.2: Nguồn nh</w:t>
+        <w:t>ả</w:t>
+      </w:r>
+      <w:r>
+        <w:rPr>
+          <w:rFonts w:ascii="Times New Roman" w:hAnsi="Times New Roman" w:cs="Times New Roman"/>
+          <w:i/>
+          <w:iCs/>
+          <w:sz w:val="26"/>
+          <w:szCs w:val="26"/>
+          <w:lang w:val="vi-VN"/>
+        </w:rPr>
+        <w:t>ng 3.3.1</w:t>
+      </w:r>
+      <w:r>
+        <w:rPr>
+          <w:rFonts w:ascii="Times New Roman" w:hAnsi="Times New Roman" w:cs="Times New Roman"/>
+          <w:i/>
+          <w:iCs/>
+          <w:sz w:val="26"/>
+          <w:szCs w:val="26"/>
+          <w:lang w:val="vi-VN"/>
+        </w:rPr>
+        <w:t>: Nguồn nh</w:t>
       </w:r>
       <w:r>
         <w:rPr>
@@ -18869,15 +18855,13 @@
     <w:tbl>
       <w:tblPr>
         <w:tblStyle w:val="TableGrid"/>
-        <w:tblW w:w="8675" w:type="dxa"/>
-        <w:tblInd w:w="720" w:type="dxa"/>
-        <w:tblLayout w:type="fixed"/>
+        <w:tblW w:w="5000" w:type="pct"/>
         <w:tblLook w:val="04A0" w:firstRow="1" w:lastRow="0" w:firstColumn="1" w:lastColumn="0" w:noHBand="0" w:noVBand="1"/>
       </w:tblPr>
       <w:tblGrid>
-        <w:gridCol w:w="2110"/>
-        <w:gridCol w:w="3969"/>
-        <w:gridCol w:w="2596"/>
+        <w:gridCol w:w="2328"/>
+        <w:gridCol w:w="4379"/>
+        <w:gridCol w:w="2863"/>
       </w:tblGrid>
       <w:tr>
         <w:trPr>
@@ -18885,7 +18869,7 @@
         </w:trPr>
         <w:tc>
           <w:tcPr>
-            <w:tcW w:w="2110" w:type="dxa"/>
+            <w:tcW w:w="1216" w:type="pct"/>
             <w:shd w:val="clear" w:color="auto" w:fill="D9E2F3" w:themeFill="accent1" w:themeFillTint="33"/>
           </w:tcPr>
           <w:p>
@@ -18901,7 +18885,6 @@
                 <w:kern w:val="0"/>
                 <w:sz w:val="26"/>
                 <w:szCs w:val="26"/>
-                <w:lang w:val="en"/>
                 <w14:ligatures w14:val="none"/>
               </w:rPr>
             </w:pPr>
@@ -18913,7 +18896,6 @@
                 <w:kern w:val="0"/>
                 <w:sz w:val="26"/>
                 <w:szCs w:val="26"/>
-                <w:lang w:val="en"/>
                 <w14:ligatures w14:val="none"/>
               </w:rPr>
               <w:t>Vai trò</w:t>
@@ -18922,7 +18904,7 @@
         </w:tc>
         <w:tc>
           <w:tcPr>
-            <w:tcW w:w="3969" w:type="dxa"/>
+            <w:tcW w:w="2288" w:type="pct"/>
             <w:shd w:val="clear" w:color="auto" w:fill="D9E2F3" w:themeFill="accent1" w:themeFillTint="33"/>
           </w:tcPr>
           <w:p>
@@ -18938,7 +18920,6 @@
                 <w:kern w:val="0"/>
                 <w:sz w:val="26"/>
                 <w:szCs w:val="26"/>
-                <w:lang w:val="en"/>
                 <w14:ligatures w14:val="none"/>
               </w:rPr>
             </w:pPr>
@@ -18950,7 +18931,6 @@
                 <w:kern w:val="0"/>
                 <w:sz w:val="26"/>
                 <w:szCs w:val="26"/>
-                <w:lang w:val="en"/>
                 <w14:ligatures w14:val="none"/>
               </w:rPr>
               <w:t>Trách nhi</w:t>
@@ -18972,7 +18952,7 @@
         </w:tc>
         <w:tc>
           <w:tcPr>
-            <w:tcW w:w="2596" w:type="dxa"/>
+            <w:tcW w:w="1496" w:type="pct"/>
             <w:shd w:val="clear" w:color="auto" w:fill="D9E2F3" w:themeFill="accent1" w:themeFillTint="33"/>
           </w:tcPr>
           <w:p>
@@ -18988,7 +18968,6 @@
                 <w:kern w:val="0"/>
                 <w:sz w:val="26"/>
                 <w:szCs w:val="26"/>
-                <w:lang w:val="en"/>
                 <w14:ligatures w14:val="none"/>
               </w:rPr>
             </w:pPr>
@@ -19000,7 +18979,6 @@
                 <w:kern w:val="0"/>
                 <w:sz w:val="26"/>
                 <w:szCs w:val="26"/>
-                <w:lang w:val="en"/>
                 <w14:ligatures w14:val="none"/>
               </w:rPr>
               <w:t>Ngư</w:t>
@@ -19027,7 +19005,7 @@
         </w:trPr>
         <w:tc>
           <w:tcPr>
-            <w:tcW w:w="2110" w:type="dxa"/>
+            <w:tcW w:w="1216" w:type="pct"/>
             <w:shd w:val="clear" w:color="auto" w:fill="D9E2F3" w:themeFill="accent1" w:themeFillTint="33"/>
           </w:tcPr>
           <w:p>
@@ -19043,7 +19021,6 @@
                 <w:kern w:val="0"/>
                 <w:sz w:val="26"/>
                 <w:szCs w:val="26"/>
-                <w:lang w:val="en"/>
                 <w14:ligatures w14:val="none"/>
               </w:rPr>
             </w:pPr>
@@ -19054,7 +19031,6 @@
                 <w:kern w:val="0"/>
                 <w:sz w:val="26"/>
                 <w:szCs w:val="26"/>
-                <w:lang w:val="en"/>
                 <w14:ligatures w14:val="none"/>
               </w:rPr>
               <w:t>Ngư</w:t>
@@ -19075,7 +19051,7 @@
         </w:tc>
         <w:tc>
           <w:tcPr>
-            <w:tcW w:w="3969" w:type="dxa"/>
+            <w:tcW w:w="2288" w:type="pct"/>
           </w:tcPr>
           <w:p>
             <w:pPr>
@@ -19112,7 +19088,7 @@
                 <w:kern w:val="0"/>
                 <w:sz w:val="26"/>
                 <w:szCs w:val="26"/>
-                <w:lang w:val="en"/>
+                <w:lang w:val="vi-VN"/>
                 <w14:ligatures w14:val="none"/>
               </w:rPr>
             </w:pPr>
@@ -19131,7 +19107,7 @@
         </w:tc>
         <w:tc>
           <w:tcPr>
-            <w:tcW w:w="2596" w:type="dxa"/>
+            <w:tcW w:w="1496" w:type="pct"/>
           </w:tcPr>
           <w:p>
             <w:pPr>
@@ -19144,7 +19120,6 @@
                 <w:kern w:val="0"/>
                 <w:sz w:val="26"/>
                 <w:szCs w:val="26"/>
-                <w:lang w:val="en"/>
                 <w14:ligatures w14:val="none"/>
               </w:rPr>
             </w:pPr>
@@ -19179,7 +19154,7 @@
         </w:trPr>
         <w:tc>
           <w:tcPr>
-            <w:tcW w:w="2110" w:type="dxa"/>
+            <w:tcW w:w="1216" w:type="pct"/>
             <w:shd w:val="clear" w:color="auto" w:fill="D9E2F3" w:themeFill="accent1" w:themeFillTint="33"/>
           </w:tcPr>
           <w:p>
@@ -19195,7 +19170,6 @@
                 <w:kern w:val="0"/>
                 <w:sz w:val="26"/>
                 <w:szCs w:val="26"/>
-                <w:lang w:val="en"/>
                 <w14:ligatures w14:val="none"/>
               </w:rPr>
             </w:pPr>
@@ -19206,7 +19180,6 @@
                 <w:kern w:val="0"/>
                 <w:sz w:val="26"/>
                 <w:szCs w:val="26"/>
-                <w:lang w:val="en"/>
                 <w14:ligatures w14:val="none"/>
               </w:rPr>
               <w:t>Thành viên trong nhóm</w:t>
@@ -19215,7 +19188,7 @@
         </w:tc>
         <w:tc>
           <w:tcPr>
-            <w:tcW w:w="3969" w:type="dxa"/>
+            <w:tcW w:w="2288" w:type="pct"/>
           </w:tcPr>
           <w:p>
             <w:pPr>
@@ -19357,7 +19330,6 @@
                 <w:rFonts w:ascii="Times New Roman" w:hAnsi="Times New Roman" w:cs="Times New Roman"/>
                 <w:sz w:val="26"/>
                 <w:szCs w:val="26"/>
-                <w:lang w:val="en"/>
               </w:rPr>
             </w:pPr>
             <w:r>
@@ -19373,7 +19345,7 @@
         </w:tc>
         <w:tc>
           <w:tcPr>
-            <w:tcW w:w="2596" w:type="dxa"/>
+            <w:tcW w:w="1496" w:type="pct"/>
           </w:tcPr>
           <w:p>
             <w:pPr>
@@ -19497,7 +19469,7 @@
         </w:trPr>
         <w:tc>
           <w:tcPr>
-            <w:tcW w:w="2110" w:type="dxa"/>
+            <w:tcW w:w="1216" w:type="pct"/>
             <w:shd w:val="clear" w:color="auto" w:fill="D9E2F3" w:themeFill="accent1" w:themeFillTint="33"/>
           </w:tcPr>
           <w:p>
@@ -19513,7 +19485,6 @@
                 <w:kern w:val="0"/>
                 <w:sz w:val="26"/>
                 <w:szCs w:val="26"/>
-                <w:lang w:val="en"/>
                 <w14:ligatures w14:val="none"/>
               </w:rPr>
             </w:pPr>
@@ -19524,7 +19495,6 @@
                 <w:kern w:val="0"/>
                 <w:sz w:val="26"/>
                 <w:szCs w:val="26"/>
-                <w:lang w:val="en"/>
                 <w14:ligatures w14:val="none"/>
               </w:rPr>
               <w:t>Nhóm trư</w:t>
@@ -19545,7 +19515,7 @@
         </w:tc>
         <w:tc>
           <w:tcPr>
-            <w:tcW w:w="3969" w:type="dxa"/>
+            <w:tcW w:w="2288" w:type="pct"/>
           </w:tcPr>
           <w:p>
             <w:pPr>
@@ -19644,7 +19614,6 @@
                 <w:szCs w:val="26"/>
                 <w:lang w:val="vi-VN"/>
               </w:rPr>
-              <w:lastRenderedPageBreak/>
               <w:t>Định hướng cho các thành viên trong nhóm.</w:t>
             </w:r>
           </w:p>
@@ -19714,7 +19683,7 @@
                 <w:rFonts w:ascii="Times New Roman" w:hAnsi="Times New Roman" w:cs="Times New Roman"/>
                 <w:sz w:val="26"/>
                 <w:szCs w:val="26"/>
-                <w:lang w:val="en"/>
+                <w:lang w:val="vi-VN"/>
               </w:rPr>
             </w:pPr>
             <w:r>
@@ -19730,7 +19699,7 @@
         </w:tc>
         <w:tc>
           <w:tcPr>
-            <w:tcW w:w="2596" w:type="dxa"/>
+            <w:tcW w:w="1496" w:type="pct"/>
           </w:tcPr>
           <w:p>
             <w:pPr>
@@ -19755,7 +19724,6 @@
                 <w:szCs w:val="26"/>
                 <w14:ligatures w14:val="none"/>
               </w:rPr>
-              <w:lastRenderedPageBreak/>
               <w:t>Lê Văn Cường</w:t>
             </w:r>
           </w:p>
@@ -19770,7 +19738,6 @@
                 <w:kern w:val="0"/>
                 <w:sz w:val="26"/>
                 <w:szCs w:val="26"/>
-                <w:lang w:val="en"/>
                 <w14:ligatures w14:val="none"/>
               </w:rPr>
             </w:pPr>
@@ -19778,6 +19745,23 @@
         </w:tc>
       </w:tr>
     </w:tbl>
+    <w:p/>
+    <w:p>
+      <w:pPr>
+        <w:rPr>
+          <w:rFonts w:ascii="Times New Roman" w:eastAsiaTheme="majorEastAsia" w:hAnsi="Times New Roman" w:cstheme="majorBidi"/>
+          <w:b/>
+          <w:bCs/>
+          <w:kern w:val="0"/>
+          <w:sz w:val="26"/>
+          <w:szCs w:val="26"/>
+          <w14:ligatures w14:val="none"/>
+        </w:rPr>
+      </w:pPr>
+      <w:r>
+        <w:br w:type="page"/>
+      </w:r>
+    </w:p>
     <w:p>
       <w:pPr>
         <w:pStyle w:val="Heading3"/>
@@ -19785,14 +19769,10 @@
         <w:ind w:left="1440"/>
         <w:rPr>
           <w:rFonts w:cs="Times New Roman"/>
-          <w:lang w:val="en"/>
-        </w:rPr>
-      </w:pPr>
-      <w:bookmarkStart w:id="37" w:name="_Toc207917664"/>
-      <w:r>
-        <w:rPr>
-          <w:lang w:val="en"/>
-        </w:rPr>
+        </w:rPr>
+      </w:pPr>
+      <w:bookmarkStart w:id="38" w:name="_Toc229559148"/>
+      <w:r>
         <w:lastRenderedPageBreak/>
         <w:t>3.3.2 Phi nhân l</w:t>
       </w:r>
@@ -19802,7 +19782,7 @@
         </w:rPr>
         <w:t>ực</w:t>
       </w:r>
-      <w:bookmarkEnd w:id="37"/>
+      <w:bookmarkEnd w:id="38"/>
     </w:p>
     <w:p>
       <w:pPr>
@@ -19831,7 +19811,6 @@
           <w:iCs/>
           <w:sz w:val="26"/>
           <w:szCs w:val="26"/>
-          <w:lang w:val="en"/>
         </w:rPr>
         <w:t>B</w:t>
       </w:r>
@@ -19844,7 +19823,29 @@
           <w:szCs w:val="26"/>
           <w:lang w:val="vi-VN"/>
         </w:rPr>
-        <w:t>ảng 3. Phi nh</w:t>
+        <w:t>ảng 3</w:t>
+      </w:r>
+      <w:r>
+        <w:rPr>
+          <w:rFonts w:ascii="Times New Roman" w:hAnsi="Times New Roman" w:cs="Times New Roman"/>
+          <w:i/>
+          <w:iCs/>
+          <w:sz w:val="26"/>
+          <w:szCs w:val="26"/>
+          <w:lang w:val="vi-VN"/>
+        </w:rPr>
+        <w:t>.3.2</w:t>
+      </w:r>
+      <w:r>
+        <w:rPr>
+          <w:rFonts w:ascii="Times New Roman" w:hAnsi="Times New Roman" w:cs="Times New Roman"/>
+          <w:i/>
+          <w:iCs/>
+          <w:sz w:val="26"/>
+          <w:szCs w:val="26"/>
+          <w:lang w:val="vi-VN"/>
+        </w:rPr>
+        <w:t>. Phi nh</w:t>
       </w:r>
       <w:r>
         <w:rPr>
@@ -19870,9 +19871,7 @@
     </w:p>
     <w:tbl>
       <w:tblPr>
-        <w:tblW w:w="9157" w:type="dxa"/>
-        <w:tblInd w:w="717" w:type="dxa"/>
-        <w:tblLayout w:type="fixed"/>
+        <w:tblW w:w="5000" w:type="pct"/>
         <w:tblCellMar>
           <w:left w:w="14" w:type="dxa"/>
           <w:right w:w="14" w:type="dxa"/>
@@ -19880,13 +19879,13 @@
         <w:tblLook w:val="04A0" w:firstRow="1" w:lastRow="0" w:firstColumn="1" w:lastColumn="0" w:noHBand="0" w:noVBand="1"/>
       </w:tblPr>
       <w:tblGrid>
-        <w:gridCol w:w="689"/>
-        <w:gridCol w:w="1337"/>
-        <w:gridCol w:w="1633"/>
-        <w:gridCol w:w="1355"/>
-        <w:gridCol w:w="929"/>
-        <w:gridCol w:w="1730"/>
-        <w:gridCol w:w="1484"/>
+        <w:gridCol w:w="609"/>
+        <w:gridCol w:w="1947"/>
+        <w:gridCol w:w="1577"/>
+        <w:gridCol w:w="1293"/>
+        <w:gridCol w:w="855"/>
+        <w:gridCol w:w="1677"/>
+        <w:gridCol w:w="1424"/>
       </w:tblGrid>
       <w:tr>
         <w:trPr>
@@ -19894,7 +19893,7 @@
         </w:trPr>
         <w:tc>
           <w:tcPr>
-            <w:tcW w:w="689" w:type="dxa"/>
+            <w:tcW w:w="376" w:type="pct"/>
             <w:tcBorders>
               <w:top w:val="single" w:sz="2" w:space="0" w:color="000001"/>
               <w:left w:val="single" w:sz="2" w:space="0" w:color="000001"/>
@@ -19915,7 +19914,6 @@
                 <w:b/>
                 <w:sz w:val="26"/>
                 <w:szCs w:val="26"/>
-                <w:lang w:val="en"/>
               </w:rPr>
             </w:pPr>
             <w:r>
@@ -19932,7 +19930,7 @@
         </w:tc>
         <w:tc>
           <w:tcPr>
-            <w:tcW w:w="1337" w:type="dxa"/>
+            <w:tcW w:w="730" w:type="pct"/>
             <w:tcBorders>
               <w:top w:val="single" w:sz="2" w:space="0" w:color="000001"/>
               <w:left w:val="single" w:sz="2" w:space="0" w:color="000001"/>
@@ -19964,7 +19962,6 @@
                 <w:bCs/>
                 <w:sz w:val="26"/>
                 <w:szCs w:val="26"/>
-                <w:lang w:val="en"/>
               </w:rPr>
               <w:t>Danh m</w:t>
             </w:r>
@@ -19983,7 +19980,7 @@
         </w:tc>
         <w:tc>
           <w:tcPr>
-            <w:tcW w:w="1633" w:type="dxa"/>
+            <w:tcW w:w="892" w:type="pct"/>
             <w:tcBorders>
               <w:top w:val="single" w:sz="2" w:space="0" w:color="000001"/>
               <w:left w:val="single" w:sz="2" w:space="0" w:color="000001"/>
@@ -20003,7 +20000,6 @@
                 <w:rFonts w:ascii="Times New Roman" w:hAnsi="Times New Roman" w:cs="Times New Roman"/>
                 <w:sz w:val="26"/>
                 <w:szCs w:val="26"/>
-                <w:lang w:val="en"/>
               </w:rPr>
             </w:pPr>
             <w:r>
@@ -20013,7 +20009,6 @@
                 <w:bCs/>
                 <w:sz w:val="26"/>
                 <w:szCs w:val="26"/>
-                <w:lang w:val="en"/>
               </w:rPr>
               <w:t>M</w:t>
             </w:r>
@@ -20042,7 +20037,7 @@
         </w:tc>
         <w:tc>
           <w:tcPr>
-            <w:tcW w:w="1355" w:type="dxa"/>
+            <w:tcW w:w="740" w:type="pct"/>
             <w:tcBorders>
               <w:top w:val="single" w:sz="2" w:space="0" w:color="000001"/>
               <w:left w:val="single" w:sz="2" w:space="0" w:color="000001"/>
@@ -20064,7 +20059,6 @@
                 <w:bCs/>
                 <w:sz w:val="26"/>
                 <w:szCs w:val="26"/>
-                <w:lang w:val="en"/>
               </w:rPr>
             </w:pPr>
             <w:r>
@@ -20074,7 +20068,6 @@
                 <w:bCs/>
                 <w:sz w:val="26"/>
                 <w:szCs w:val="26"/>
-                <w:lang w:val="en"/>
               </w:rPr>
               <w:t>Tiêu chí            (Yes/No)</w:t>
             </w:r>
@@ -20082,7 +20075,7 @@
         </w:tc>
         <w:tc>
           <w:tcPr>
-            <w:tcW w:w="929" w:type="dxa"/>
+            <w:tcW w:w="507" w:type="pct"/>
             <w:tcBorders>
               <w:top w:val="single" w:sz="2" w:space="0" w:color="000001"/>
               <w:left w:val="single" w:sz="2" w:space="0" w:color="000001"/>
@@ -20114,7 +20107,6 @@
                 <w:bCs/>
                 <w:sz w:val="26"/>
                 <w:szCs w:val="26"/>
-                <w:lang w:val="en"/>
               </w:rPr>
               <w:t>S</w:t>
             </w:r>
@@ -20161,7 +20153,7 @@
         </w:tc>
         <w:tc>
           <w:tcPr>
-            <w:tcW w:w="1730" w:type="dxa"/>
+            <w:tcW w:w="945" w:type="pct"/>
             <w:tcBorders>
               <w:top w:val="single" w:sz="2" w:space="0" w:color="000001"/>
               <w:left w:val="single" w:sz="2" w:space="0" w:color="000001"/>
@@ -20181,7 +20173,6 @@
                 <w:rFonts w:ascii="Times New Roman" w:hAnsi="Times New Roman" w:cs="Times New Roman"/>
                 <w:sz w:val="26"/>
                 <w:szCs w:val="26"/>
-                <w:lang w:val="en"/>
               </w:rPr>
             </w:pPr>
             <w:r>
@@ -20191,7 +20182,6 @@
                 <w:bCs/>
                 <w:sz w:val="26"/>
                 <w:szCs w:val="26"/>
-                <w:lang w:val="en"/>
               </w:rPr>
               <w:t>Tiêu chí ch</w:t>
             </w:r>
@@ -20210,7 +20200,7 @@
         </w:tc>
         <w:tc>
           <w:tcPr>
-            <w:tcW w:w="1484" w:type="dxa"/>
+            <w:tcW w:w="810" w:type="pct"/>
             <w:tcBorders>
               <w:top w:val="single" w:sz="2" w:space="0" w:color="000001"/>
               <w:left w:val="single" w:sz="2" w:space="0" w:color="000001"/>
@@ -20241,7 +20231,6 @@
                 <w:bCs/>
                 <w:sz w:val="26"/>
                 <w:szCs w:val="26"/>
-                <w:lang w:val="en"/>
               </w:rPr>
               <w:t>Ngày m</w:t>
             </w:r>
@@ -20281,7 +20270,7 @@
         </w:trPr>
         <w:tc>
           <w:tcPr>
-            <w:tcW w:w="689" w:type="dxa"/>
+            <w:tcW w:w="376" w:type="pct"/>
             <w:tcBorders>
               <w:top w:val="single" w:sz="2" w:space="0" w:color="000001"/>
               <w:left w:val="single" w:sz="2" w:space="0" w:color="000001"/>
@@ -20301,7 +20290,6 @@
                 <w:rFonts w:ascii="Times New Roman" w:hAnsi="Times New Roman" w:cs="Times New Roman"/>
                 <w:sz w:val="26"/>
                 <w:szCs w:val="26"/>
-                <w:lang w:val="en"/>
               </w:rPr>
             </w:pPr>
             <w:r>
@@ -20310,7 +20298,6 @@
                 <w:color w:val="0D0D0D"/>
                 <w:sz w:val="26"/>
                 <w:szCs w:val="26"/>
-                <w:lang w:val="en"/>
               </w:rPr>
               <w:t>1</w:t>
             </w:r>
@@ -20318,7 +20305,7 @@
         </w:tc>
         <w:tc>
           <w:tcPr>
-            <w:tcW w:w="1337" w:type="dxa"/>
+            <w:tcW w:w="730" w:type="pct"/>
             <w:tcBorders>
               <w:top w:val="single" w:sz="2" w:space="0" w:color="000001"/>
               <w:left w:val="single" w:sz="2" w:space="0" w:color="000001"/>
@@ -20337,7 +20324,6 @@
                 <w:rFonts w:ascii="Times New Roman" w:hAnsi="Times New Roman" w:cs="Times New Roman"/>
                 <w:sz w:val="26"/>
                 <w:szCs w:val="26"/>
-                <w:lang w:val="en"/>
               </w:rPr>
             </w:pPr>
             <w:r>
@@ -20346,7 +20332,6 @@
                 <w:color w:val="0D0D0D"/>
                 <w:sz w:val="26"/>
                 <w:szCs w:val="26"/>
-                <w:lang w:val="en"/>
               </w:rPr>
               <w:t>Laptop</w:t>
             </w:r>
@@ -20354,7 +20339,7 @@
         </w:tc>
         <w:tc>
           <w:tcPr>
-            <w:tcW w:w="1633" w:type="dxa"/>
+            <w:tcW w:w="892" w:type="pct"/>
             <w:tcBorders>
               <w:top w:val="single" w:sz="2" w:space="0" w:color="000001"/>
               <w:left w:val="single" w:sz="2" w:space="0" w:color="000001"/>
@@ -20372,7 +20357,6 @@
                 <w:rFonts w:ascii="Times New Roman" w:hAnsi="Times New Roman" w:cs="Times New Roman"/>
                 <w:sz w:val="26"/>
                 <w:szCs w:val="26"/>
-                <w:lang w:val="en"/>
               </w:rPr>
             </w:pPr>
             <w:r>
@@ -20381,7 +20365,6 @@
                 <w:color w:val="0D0D0D"/>
                 <w:sz w:val="26"/>
                 <w:szCs w:val="26"/>
-                <w:lang w:val="en"/>
               </w:rPr>
               <w:t>Development</w:t>
             </w:r>
@@ -20389,7 +20372,7 @@
         </w:tc>
         <w:tc>
           <w:tcPr>
-            <w:tcW w:w="1355" w:type="dxa"/>
+            <w:tcW w:w="740" w:type="pct"/>
             <w:tcBorders>
               <w:top w:val="single" w:sz="2" w:space="0" w:color="000001"/>
               <w:left w:val="single" w:sz="2" w:space="0" w:color="000001"/>
@@ -20409,7 +20392,6 @@
                 <w:rFonts w:ascii="Times New Roman" w:hAnsi="Times New Roman" w:cs="Times New Roman"/>
                 <w:sz w:val="26"/>
                 <w:szCs w:val="26"/>
-                <w:lang w:val="en"/>
               </w:rPr>
             </w:pPr>
             <w:r>
@@ -20418,7 +20400,6 @@
                 <w:color w:val="0D0D0D"/>
                 <w:sz w:val="26"/>
                 <w:szCs w:val="26"/>
-                <w:lang w:val="en"/>
               </w:rPr>
               <w:t>Yes</w:t>
             </w:r>
@@ -20426,7 +20407,7 @@
         </w:tc>
         <w:tc>
           <w:tcPr>
-            <w:tcW w:w="929" w:type="dxa"/>
+            <w:tcW w:w="507" w:type="pct"/>
             <w:tcBorders>
               <w:top w:val="single" w:sz="2" w:space="0" w:color="000001"/>
               <w:left w:val="single" w:sz="2" w:space="0" w:color="000001"/>
@@ -20461,7 +20442,7 @@
         </w:tc>
         <w:tc>
           <w:tcPr>
-            <w:tcW w:w="1730" w:type="dxa"/>
+            <w:tcW w:w="945" w:type="pct"/>
             <w:tcBorders>
               <w:top w:val="single" w:sz="2" w:space="0" w:color="000001"/>
               <w:left w:val="single" w:sz="2" w:space="0" w:color="000001"/>
@@ -20480,7 +20461,6 @@
                 <w:rFonts w:ascii="Times New Roman" w:hAnsi="Times New Roman" w:cs="Times New Roman"/>
                 <w:sz w:val="26"/>
                 <w:szCs w:val="26"/>
-                <w:lang w:val="en"/>
               </w:rPr>
             </w:pPr>
             <w:r>
@@ -20489,7 +20469,6 @@
                 <w:color w:val="0D0D0D"/>
                 <w:sz w:val="26"/>
                 <w:szCs w:val="26"/>
-                <w:lang w:val="en"/>
               </w:rPr>
               <w:t>Nguyên ki</w:t>
             </w:r>
@@ -20507,7 +20486,7 @@
         </w:tc>
         <w:tc>
           <w:tcPr>
-            <w:tcW w:w="1484" w:type="dxa"/>
+            <w:tcW w:w="810" w:type="pct"/>
             <w:tcBorders>
               <w:top w:val="single" w:sz="2" w:space="0" w:color="000001"/>
               <w:left w:val="single" w:sz="2" w:space="0" w:color="000001"/>
@@ -20526,7 +20505,6 @@
                 <w:rFonts w:ascii="Times New Roman" w:hAnsi="Times New Roman" w:cs="Times New Roman"/>
                 <w:sz w:val="26"/>
                 <w:szCs w:val="26"/>
-                <w:lang w:val="en"/>
               </w:rPr>
             </w:pPr>
             <w:r>
@@ -20545,7 +20523,6 @@
                 <w:color w:val="0D0D0D"/>
                 <w:sz w:val="26"/>
                 <w:szCs w:val="26"/>
-                <w:lang w:val="en"/>
               </w:rPr>
               <w:t>-</w:t>
             </w:r>
@@ -20565,7 +20542,6 @@
                 <w:color w:val="0D0D0D"/>
                 <w:sz w:val="26"/>
                 <w:szCs w:val="26"/>
-                <w:lang w:val="en"/>
               </w:rPr>
               <w:t>-</w:t>
             </w:r>
@@ -20594,7 +20570,7 @@
         </w:trPr>
         <w:tc>
           <w:tcPr>
-            <w:tcW w:w="689" w:type="dxa"/>
+            <w:tcW w:w="376" w:type="pct"/>
             <w:tcBorders>
               <w:top w:val="single" w:sz="2" w:space="0" w:color="000001"/>
               <w:left w:val="single" w:sz="2" w:space="0" w:color="000001"/>
@@ -20614,7 +20590,6 @@
                 <w:rFonts w:ascii="Times New Roman" w:hAnsi="Times New Roman" w:cs="Times New Roman"/>
                 <w:sz w:val="26"/>
                 <w:szCs w:val="26"/>
-                <w:lang w:val="en"/>
               </w:rPr>
             </w:pPr>
             <w:r>
@@ -20623,7 +20598,6 @@
                 <w:color w:val="0D0D0D"/>
                 <w:sz w:val="26"/>
                 <w:szCs w:val="26"/>
-                <w:lang w:val="en"/>
               </w:rPr>
               <w:t>2</w:t>
             </w:r>
@@ -20631,7 +20605,7 @@
         </w:tc>
         <w:tc>
           <w:tcPr>
-            <w:tcW w:w="1337" w:type="dxa"/>
+            <w:tcW w:w="730" w:type="pct"/>
             <w:tcBorders>
               <w:top w:val="single" w:sz="2" w:space="0" w:color="000001"/>
               <w:left w:val="single" w:sz="2" w:space="0" w:color="000001"/>
@@ -20714,7 +20688,7 @@
         </w:tc>
         <w:tc>
           <w:tcPr>
-            <w:tcW w:w="1633" w:type="dxa"/>
+            <w:tcW w:w="892" w:type="pct"/>
             <w:tcBorders>
               <w:top w:val="single" w:sz="2" w:space="0" w:color="000001"/>
               <w:left w:val="single" w:sz="2" w:space="0" w:color="000001"/>
@@ -20732,7 +20706,6 @@
                 <w:rFonts w:ascii="Times New Roman" w:hAnsi="Times New Roman" w:cs="Times New Roman"/>
                 <w:sz w:val="26"/>
                 <w:szCs w:val="26"/>
-                <w:lang w:val="en"/>
               </w:rPr>
             </w:pPr>
             <w:r>
@@ -20741,7 +20714,6 @@
                 <w:color w:val="0D0D0D"/>
                 <w:sz w:val="26"/>
                 <w:szCs w:val="26"/>
-                <w:lang w:val="en"/>
               </w:rPr>
               <w:t>Programing Language</w:t>
             </w:r>
@@ -20749,7 +20721,7 @@
         </w:tc>
         <w:tc>
           <w:tcPr>
-            <w:tcW w:w="1355" w:type="dxa"/>
+            <w:tcW w:w="740" w:type="pct"/>
             <w:tcBorders>
               <w:top w:val="single" w:sz="2" w:space="0" w:color="000001"/>
               <w:left w:val="single" w:sz="2" w:space="0" w:color="000001"/>
@@ -20769,7 +20741,6 @@
                 <w:rFonts w:ascii="Times New Roman" w:hAnsi="Times New Roman" w:cs="Times New Roman"/>
                 <w:sz w:val="26"/>
                 <w:szCs w:val="26"/>
-                <w:lang w:val="en"/>
               </w:rPr>
             </w:pPr>
             <w:r>
@@ -20778,7 +20749,6 @@
                 <w:color w:val="0D0D0D"/>
                 <w:sz w:val="26"/>
                 <w:szCs w:val="26"/>
-                <w:lang w:val="en"/>
               </w:rPr>
               <w:t>Yes</w:t>
             </w:r>
@@ -20786,7 +20756,7 @@
         </w:tc>
         <w:tc>
           <w:tcPr>
-            <w:tcW w:w="929" w:type="dxa"/>
+            <w:tcW w:w="507" w:type="pct"/>
             <w:tcBorders>
               <w:top w:val="single" w:sz="2" w:space="0" w:color="000001"/>
               <w:left w:val="single" w:sz="2" w:space="0" w:color="000001"/>
@@ -20806,7 +20776,6 @@
                 <w:rFonts w:ascii="Times New Roman" w:hAnsi="Times New Roman" w:cs="Times New Roman"/>
                 <w:sz w:val="26"/>
                 <w:szCs w:val="26"/>
-                <w:lang w:val="en"/>
               </w:rPr>
             </w:pPr>
             <w:r>
@@ -20815,7 +20784,6 @@
                 <w:color w:val="0D0D0D"/>
                 <w:sz w:val="26"/>
                 <w:szCs w:val="26"/>
-                <w:lang w:val="en"/>
               </w:rPr>
               <w:t>1</w:t>
             </w:r>
@@ -20823,7 +20791,7 @@
         </w:tc>
         <w:tc>
           <w:tcPr>
-            <w:tcW w:w="1730" w:type="dxa"/>
+            <w:tcW w:w="945" w:type="pct"/>
             <w:tcBorders>
               <w:top w:val="single" w:sz="2" w:space="0" w:color="000001"/>
               <w:left w:val="single" w:sz="2" w:space="0" w:color="000001"/>
@@ -20842,7 +20810,6 @@
                 <w:rFonts w:ascii="Times New Roman" w:hAnsi="Times New Roman" w:cs="Times New Roman"/>
                 <w:sz w:val="26"/>
                 <w:szCs w:val="26"/>
-                <w:lang w:val="en"/>
               </w:rPr>
             </w:pPr>
             <w:r>
@@ -20851,7 +20818,6 @@
                 <w:color w:val="0D0D0D"/>
                 <w:sz w:val="26"/>
                 <w:szCs w:val="26"/>
-                <w:lang w:val="en"/>
               </w:rPr>
               <w:t>M</w:t>
             </w:r>
@@ -20869,7 +20835,7 @@
         </w:tc>
         <w:tc>
           <w:tcPr>
-            <w:tcW w:w="1484" w:type="dxa"/>
+            <w:tcW w:w="810" w:type="pct"/>
             <w:tcBorders>
               <w:top w:val="single" w:sz="2" w:space="0" w:color="000001"/>
               <w:left w:val="single" w:sz="2" w:space="0" w:color="000001"/>
@@ -20888,7 +20854,6 @@
                 <w:rFonts w:ascii="Times New Roman" w:hAnsi="Times New Roman" w:cs="Times New Roman"/>
                 <w:sz w:val="26"/>
                 <w:szCs w:val="26"/>
-                <w:lang w:val="en"/>
               </w:rPr>
             </w:pPr>
             <w:r>
@@ -20907,7 +20872,6 @@
                 <w:color w:val="0D0D0D"/>
                 <w:sz w:val="26"/>
                 <w:szCs w:val="26"/>
-                <w:lang w:val="en"/>
               </w:rPr>
               <w:t>-</w:t>
             </w:r>
@@ -20927,7 +20891,6 @@
                 <w:color w:val="0D0D0D"/>
                 <w:sz w:val="26"/>
                 <w:szCs w:val="26"/>
-                <w:lang w:val="en"/>
               </w:rPr>
               <w:t>-</w:t>
             </w:r>
@@ -20956,7 +20919,7 @@
         </w:trPr>
         <w:tc>
           <w:tcPr>
-            <w:tcW w:w="689" w:type="dxa"/>
+            <w:tcW w:w="376" w:type="pct"/>
             <w:tcBorders>
               <w:top w:val="single" w:sz="2" w:space="0" w:color="000001"/>
               <w:left w:val="single" w:sz="2" w:space="0" w:color="000001"/>
@@ -20976,7 +20939,6 @@
                 <w:rFonts w:ascii="Times New Roman" w:hAnsi="Times New Roman" w:cs="Times New Roman"/>
                 <w:sz w:val="26"/>
                 <w:szCs w:val="26"/>
-                <w:lang w:val="en"/>
               </w:rPr>
             </w:pPr>
             <w:r>
@@ -20985,7 +20947,6 @@
                 <w:color w:val="0D0D0D"/>
                 <w:sz w:val="26"/>
                 <w:szCs w:val="26"/>
-                <w:lang w:val="en"/>
               </w:rPr>
               <w:t>3</w:t>
             </w:r>
@@ -20993,7 +20954,7 @@
         </w:tc>
         <w:tc>
           <w:tcPr>
-            <w:tcW w:w="1337" w:type="dxa"/>
+            <w:tcW w:w="730" w:type="pct"/>
             <w:tcBorders>
               <w:top w:val="single" w:sz="2" w:space="0" w:color="000001"/>
               <w:left w:val="single" w:sz="2" w:space="0" w:color="000001"/>
@@ -21012,7 +20973,6 @@
                 <w:rFonts w:ascii="Times New Roman" w:hAnsi="Times New Roman" w:cs="Times New Roman"/>
                 <w:sz w:val="26"/>
                 <w:szCs w:val="26"/>
-                <w:lang w:val="en"/>
               </w:rPr>
             </w:pPr>
             <w:r>
@@ -21021,7 +20981,6 @@
                 <w:color w:val="0D0D0D"/>
                 <w:sz w:val="26"/>
                 <w:szCs w:val="26"/>
-                <w:lang w:val="en"/>
               </w:rPr>
               <w:t>MySQL, VSCode</w:t>
             </w:r>
@@ -21029,7 +20988,7 @@
         </w:tc>
         <w:tc>
           <w:tcPr>
-            <w:tcW w:w="1633" w:type="dxa"/>
+            <w:tcW w:w="892" w:type="pct"/>
             <w:tcBorders>
               <w:top w:val="single" w:sz="2" w:space="0" w:color="000001"/>
               <w:left w:val="single" w:sz="2" w:space="0" w:color="000001"/>
@@ -21047,7 +21006,6 @@
                 <w:rFonts w:ascii="Times New Roman" w:hAnsi="Times New Roman" w:cs="Times New Roman"/>
                 <w:sz w:val="26"/>
                 <w:szCs w:val="26"/>
-                <w:lang w:val="en"/>
               </w:rPr>
             </w:pPr>
             <w:r>
@@ -21056,7 +21014,6 @@
                 <w:color w:val="0D0D0D"/>
                 <w:sz w:val="26"/>
                 <w:szCs w:val="26"/>
-                <w:lang w:val="en"/>
               </w:rPr>
               <w:t>Tools</w:t>
             </w:r>
@@ -21064,7 +21021,7 @@
         </w:tc>
         <w:tc>
           <w:tcPr>
-            <w:tcW w:w="1355" w:type="dxa"/>
+            <w:tcW w:w="740" w:type="pct"/>
             <w:tcBorders>
               <w:top w:val="single" w:sz="2" w:space="0" w:color="000001"/>
               <w:left w:val="single" w:sz="2" w:space="0" w:color="000001"/>
@@ -21084,7 +21041,6 @@
                 <w:rFonts w:ascii="Times New Roman" w:hAnsi="Times New Roman" w:cs="Times New Roman"/>
                 <w:sz w:val="26"/>
                 <w:szCs w:val="26"/>
-                <w:lang w:val="en"/>
               </w:rPr>
             </w:pPr>
             <w:r>
@@ -21093,7 +21049,6 @@
                 <w:color w:val="0D0D0D"/>
                 <w:sz w:val="26"/>
                 <w:szCs w:val="26"/>
-                <w:lang w:val="en"/>
               </w:rPr>
               <w:t>Yes</w:t>
             </w:r>
@@ -21101,7 +21056,7 @@
         </w:tc>
         <w:tc>
           <w:tcPr>
-            <w:tcW w:w="929" w:type="dxa"/>
+            <w:tcW w:w="507" w:type="pct"/>
             <w:tcBorders>
               <w:top w:val="single" w:sz="2" w:space="0" w:color="000001"/>
               <w:left w:val="single" w:sz="2" w:space="0" w:color="000001"/>
@@ -21121,7 +21076,6 @@
                 <w:rFonts w:ascii="Times New Roman" w:hAnsi="Times New Roman" w:cs="Times New Roman"/>
                 <w:sz w:val="26"/>
                 <w:szCs w:val="26"/>
-                <w:lang w:val="en"/>
               </w:rPr>
             </w:pPr>
             <w:r>
@@ -21130,7 +21084,6 @@
                 <w:color w:val="0D0D0D"/>
                 <w:sz w:val="26"/>
                 <w:szCs w:val="26"/>
-                <w:lang w:val="en"/>
               </w:rPr>
               <w:t>2</w:t>
             </w:r>
@@ -21138,7 +21091,7 @@
         </w:tc>
         <w:tc>
           <w:tcPr>
-            <w:tcW w:w="1730" w:type="dxa"/>
+            <w:tcW w:w="945" w:type="pct"/>
             <w:tcBorders>
               <w:top w:val="single" w:sz="2" w:space="0" w:color="000001"/>
               <w:left w:val="single" w:sz="2" w:space="0" w:color="000001"/>
@@ -21157,7 +21110,6 @@
                 <w:rFonts w:ascii="Times New Roman" w:hAnsi="Times New Roman" w:cs="Times New Roman"/>
                 <w:sz w:val="26"/>
                 <w:szCs w:val="26"/>
-                <w:lang w:val="en"/>
               </w:rPr>
             </w:pPr>
             <w:r>
@@ -21166,7 +21118,6 @@
                 <w:color w:val="0D0D0D"/>
                 <w:sz w:val="26"/>
                 <w:szCs w:val="26"/>
-                <w:lang w:val="en"/>
               </w:rPr>
               <w:t>M</w:t>
             </w:r>
@@ -21184,7 +21135,7 @@
         </w:tc>
         <w:tc>
           <w:tcPr>
-            <w:tcW w:w="1484" w:type="dxa"/>
+            <w:tcW w:w="810" w:type="pct"/>
             <w:tcBorders>
               <w:top w:val="single" w:sz="2" w:space="0" w:color="000001"/>
               <w:left w:val="single" w:sz="2" w:space="0" w:color="000001"/>
@@ -21212,7 +21163,6 @@
                 <w:color w:val="0D0D0D"/>
                 <w:sz w:val="26"/>
                 <w:szCs w:val="26"/>
-                <w:lang w:val="en"/>
               </w:rPr>
               <w:t>-</w:t>
             </w:r>
@@ -21232,7 +21182,6 @@
                 <w:color w:val="0D0D0D"/>
                 <w:sz w:val="26"/>
                 <w:szCs w:val="26"/>
-                <w:lang w:val="en"/>
               </w:rPr>
               <w:t>-</w:t>
             </w:r>
@@ -21261,7 +21210,7 @@
         </w:trPr>
         <w:tc>
           <w:tcPr>
-            <w:tcW w:w="689" w:type="dxa"/>
+            <w:tcW w:w="376" w:type="pct"/>
             <w:tcBorders>
               <w:top w:val="single" w:sz="2" w:space="0" w:color="000001"/>
               <w:left w:val="single" w:sz="2" w:space="0" w:color="000001"/>
@@ -21281,7 +21230,6 @@
                 <w:rFonts w:ascii="Times New Roman" w:hAnsi="Times New Roman" w:cs="Times New Roman"/>
                 <w:sz w:val="26"/>
                 <w:szCs w:val="26"/>
-                <w:lang w:val="en"/>
               </w:rPr>
             </w:pPr>
             <w:r>
@@ -21290,7 +21238,6 @@
                 <w:color w:val="0D0D0D"/>
                 <w:sz w:val="26"/>
                 <w:szCs w:val="26"/>
-                <w:lang w:val="en"/>
               </w:rPr>
               <w:t>4</w:t>
             </w:r>
@@ -21298,7 +21245,7 @@
         </w:tc>
         <w:tc>
           <w:tcPr>
-            <w:tcW w:w="1337" w:type="dxa"/>
+            <w:tcW w:w="730" w:type="pct"/>
             <w:tcBorders>
               <w:top w:val="single" w:sz="2" w:space="0" w:color="000001"/>
               <w:left w:val="single" w:sz="2" w:space="0" w:color="000001"/>
@@ -21317,7 +21264,6 @@
                 <w:rFonts w:ascii="Times New Roman" w:hAnsi="Times New Roman" w:cs="Times New Roman"/>
                 <w:sz w:val="26"/>
                 <w:szCs w:val="26"/>
-                <w:lang w:val="en"/>
               </w:rPr>
             </w:pPr>
             <w:r>
@@ -21325,7 +21271,6 @@
                 <w:rFonts w:ascii="Times New Roman" w:hAnsi="Times New Roman" w:cs="Times New Roman"/>
                 <w:sz w:val="26"/>
                 <w:szCs w:val="26"/>
-                <w:lang w:val="en"/>
               </w:rPr>
               <w:t>Laptop</w:t>
             </w:r>
@@ -21333,7 +21278,7 @@
         </w:tc>
         <w:tc>
           <w:tcPr>
-            <w:tcW w:w="1633" w:type="dxa"/>
+            <w:tcW w:w="892" w:type="pct"/>
             <w:tcBorders>
               <w:top w:val="single" w:sz="2" w:space="0" w:color="000001"/>
               <w:left w:val="single" w:sz="2" w:space="0" w:color="000001"/>
@@ -21351,7 +21296,6 @@
                 <w:rFonts w:ascii="Times New Roman" w:hAnsi="Times New Roman" w:cs="Times New Roman"/>
                 <w:sz w:val="26"/>
                 <w:szCs w:val="26"/>
-                <w:lang w:val="en"/>
               </w:rPr>
             </w:pPr>
             <w:r>
@@ -21360,7 +21304,6 @@
                 <w:color w:val="0D0D0D"/>
                 <w:sz w:val="26"/>
                 <w:szCs w:val="26"/>
-                <w:lang w:val="en"/>
               </w:rPr>
               <w:t>Web Browser</w:t>
             </w:r>
@@ -21368,7 +21311,7 @@
         </w:tc>
         <w:tc>
           <w:tcPr>
-            <w:tcW w:w="1355" w:type="dxa"/>
+            <w:tcW w:w="740" w:type="pct"/>
             <w:tcBorders>
               <w:top w:val="single" w:sz="2" w:space="0" w:color="000001"/>
               <w:left w:val="single" w:sz="2" w:space="0" w:color="000001"/>
@@ -21388,7 +21331,6 @@
                 <w:rFonts w:ascii="Times New Roman" w:hAnsi="Times New Roman" w:cs="Times New Roman"/>
                 <w:sz w:val="26"/>
                 <w:szCs w:val="26"/>
-                <w:lang w:val="en"/>
               </w:rPr>
             </w:pPr>
             <w:r>
@@ -21397,7 +21339,6 @@
                 <w:color w:val="0D0D0D"/>
                 <w:sz w:val="26"/>
                 <w:szCs w:val="26"/>
-                <w:lang w:val="en"/>
               </w:rPr>
               <w:t>Yes</w:t>
             </w:r>
@@ -21405,7 +21346,7 @@
         </w:tc>
         <w:tc>
           <w:tcPr>
-            <w:tcW w:w="929" w:type="dxa"/>
+            <w:tcW w:w="507" w:type="pct"/>
             <w:tcBorders>
               <w:top w:val="single" w:sz="2" w:space="0" w:color="000001"/>
               <w:left w:val="single" w:sz="2" w:space="0" w:color="000001"/>
@@ -21425,7 +21366,6 @@
                 <w:rFonts w:ascii="Times New Roman" w:hAnsi="Times New Roman" w:cs="Times New Roman"/>
                 <w:sz w:val="26"/>
                 <w:szCs w:val="26"/>
-                <w:lang w:val="en"/>
               </w:rPr>
             </w:pPr>
             <w:r>
@@ -21434,7 +21374,6 @@
                 <w:color w:val="0D0D0D"/>
                 <w:sz w:val="26"/>
                 <w:szCs w:val="26"/>
-                <w:lang w:val="en"/>
               </w:rPr>
               <w:t>5</w:t>
             </w:r>
@@ -21442,7 +21381,7 @@
         </w:tc>
         <w:tc>
           <w:tcPr>
-            <w:tcW w:w="1730" w:type="dxa"/>
+            <w:tcW w:w="945" w:type="pct"/>
             <w:tcBorders>
               <w:top w:val="single" w:sz="2" w:space="0" w:color="000001"/>
               <w:left w:val="single" w:sz="2" w:space="0" w:color="000001"/>
@@ -21461,7 +21400,6 @@
                 <w:rFonts w:ascii="Times New Roman" w:hAnsi="Times New Roman" w:cs="Times New Roman"/>
                 <w:sz w:val="26"/>
                 <w:szCs w:val="26"/>
-                <w:lang w:val="en"/>
               </w:rPr>
             </w:pPr>
             <w:r>
@@ -21470,7 +21408,6 @@
                 <w:color w:val="0D0D0D"/>
                 <w:sz w:val="26"/>
                 <w:szCs w:val="26"/>
-                <w:lang w:val="en"/>
               </w:rPr>
               <w:t>M</w:t>
             </w:r>
@@ -21488,7 +21425,7 @@
         </w:tc>
         <w:tc>
           <w:tcPr>
-            <w:tcW w:w="1484" w:type="dxa"/>
+            <w:tcW w:w="810" w:type="pct"/>
             <w:tcBorders>
               <w:top w:val="single" w:sz="2" w:space="0" w:color="000001"/>
               <w:left w:val="single" w:sz="2" w:space="0" w:color="000001"/>
@@ -21516,7 +21453,6 @@
                 <w:color w:val="0D0D0D"/>
                 <w:sz w:val="26"/>
                 <w:szCs w:val="26"/>
-                <w:lang w:val="en"/>
               </w:rPr>
               <w:t>-</w:t>
             </w:r>
@@ -21536,7 +21472,6 @@
                 <w:color w:val="0D0D0D"/>
                 <w:sz w:val="26"/>
                 <w:szCs w:val="26"/>
-                <w:lang w:val="en"/>
               </w:rPr>
               <w:t>-</w:t>
             </w:r>
@@ -21563,11 +21498,9 @@
           <w:szCs w:val="26"/>
         </w:rPr>
       </w:pPr>
-      <w:bookmarkStart w:id="38" w:name="_GoBack"/>
-      <w:bookmarkEnd w:id="38"/>
     </w:p>
     <w:sectPr>
-      <w:footerReference w:type="default" r:id="rId21"/>
+      <w:footerReference w:type="default" r:id="rId22"/>
       <w:pgSz w:w="11906" w:h="16838" w:code="9"/>
       <w:pgMar w:top="1134" w:right="1134" w:bottom="1134" w:left="1418" w:header="720" w:footer="720" w:gutter="0"/>
       <w:cols w:space="720"/>
@@ -21578,7 +21511,7 @@
 </file>
 
 <file path=word/endnotes.xml><?xml version="1.0" encoding="utf-8"?>
-<w:endnotes xmlns:wpc="http://schemas.microsoft.com/office/word/2010/wordprocessingCanvas" xmlns:cx="http://schemas.microsoft.com/office/drawing/2014/chartex" xmlns:mc="http://schemas.openxmlformats.org/markup-compatibility/2006" xmlns:o="urn:schemas-microsoft-com:office:office" xmlns:r="http://schemas.openxmlformats.org/officeDocument/2006/relationships" xmlns:m="http://schemas.openxmlformats.org/officeDocument/2006/math" xmlns:v="urn:schemas-microsoft-com:vml" xmlns:wp14="http://schemas.microsoft.com/office/word/2010/wordprocessingDrawing" xmlns:wp="http://schemas.openxmlformats.org/drawingml/2006/wordprocessingDrawing" xmlns:w10="urn:schemas-microsoft-com:office:word" xmlns:w="http://schemas.openxmlformats.org/wordprocessingml/2006/main" xmlns:w14="http://schemas.microsoft.com/office/word/2010/wordml" xmlns:w15="http://schemas.microsoft.com/office/word/2012/wordml" xmlns:w16se="http://schemas.microsoft.com/office/word/2015/wordml/symex" xmlns:wpg="http://schemas.microsoft.com/office/word/2010/wordprocessingGroup" xmlns:wpi="http://schemas.microsoft.com/office/word/2010/wordprocessingInk" xmlns:wne="http://schemas.microsoft.com/office/word/2006/wordml" xmlns:wps="http://schemas.microsoft.com/office/word/2010/wordprocessingShape" mc:Ignorable="w14 w15 w16se wp14">
+<w:endnotes xmlns:wpc="http://schemas.microsoft.com/office/word/2010/wordprocessingCanvas" xmlns:mc="http://schemas.openxmlformats.org/markup-compatibility/2006" xmlns:o="urn:schemas-microsoft-com:office:office" xmlns:r="http://schemas.openxmlformats.org/officeDocument/2006/relationships" xmlns:m="http://schemas.openxmlformats.org/officeDocument/2006/math" xmlns:v="urn:schemas-microsoft-com:vml" xmlns:wp14="http://schemas.microsoft.com/office/word/2010/wordprocessingDrawing" xmlns:wp="http://schemas.openxmlformats.org/drawingml/2006/wordprocessingDrawing" xmlns:w10="urn:schemas-microsoft-com:office:word" xmlns:w="http://schemas.openxmlformats.org/wordprocessingml/2006/main" xmlns:w14="http://schemas.microsoft.com/office/word/2010/wordml" xmlns:wpg="http://schemas.microsoft.com/office/word/2010/wordprocessingGroup" xmlns:wpi="http://schemas.microsoft.com/office/word/2010/wordprocessingInk" xmlns:wne="http://schemas.microsoft.com/office/word/2006/wordml" xmlns:wps="http://schemas.microsoft.com/office/word/2010/wordprocessingShape" mc:Ignorable="w14 wp14">
   <w:endnote w:type="separator" w:id="-1">
     <w:p>
       <w:r>
@@ -21597,7 +21530,7 @@
 </file>
 
 <file path=word/footer1.xml><?xml version="1.0" encoding="utf-8"?>
-<w:ftr xmlns:wpc="http://schemas.microsoft.com/office/word/2010/wordprocessingCanvas" xmlns:cx="http://schemas.microsoft.com/office/drawing/2014/chartex" xmlns:mc="http://schemas.openxmlformats.org/markup-compatibility/2006" xmlns:o="urn:schemas-microsoft-com:office:office" xmlns:r="http://schemas.openxmlformats.org/officeDocument/2006/relationships" xmlns:m="http://schemas.openxmlformats.org/officeDocument/2006/math" xmlns:v="urn:schemas-microsoft-com:vml" xmlns:wp14="http://schemas.microsoft.com/office/word/2010/wordprocessingDrawing" xmlns:wp="http://schemas.openxmlformats.org/drawingml/2006/wordprocessingDrawing" xmlns:w10="urn:schemas-microsoft-com:office:word" xmlns:w="http://schemas.openxmlformats.org/wordprocessingml/2006/main" xmlns:w14="http://schemas.microsoft.com/office/word/2010/wordml" xmlns:w15="http://schemas.microsoft.com/office/word/2012/wordml" xmlns:w16se="http://schemas.microsoft.com/office/word/2015/wordml/symex" xmlns:wpg="http://schemas.microsoft.com/office/word/2010/wordprocessingGroup" xmlns:wpi="http://schemas.microsoft.com/office/word/2010/wordprocessingInk" xmlns:wne="http://schemas.microsoft.com/office/word/2006/wordml" xmlns:wps="http://schemas.microsoft.com/office/word/2010/wordprocessingShape" mc:Ignorable="w14 w15 w16se wp14">
+<w:ftr xmlns:wpc="http://schemas.microsoft.com/office/word/2010/wordprocessingCanvas" xmlns:mc="http://schemas.openxmlformats.org/markup-compatibility/2006" xmlns:o="urn:schemas-microsoft-com:office:office" xmlns:r="http://schemas.openxmlformats.org/officeDocument/2006/relationships" xmlns:m="http://schemas.openxmlformats.org/officeDocument/2006/math" xmlns:v="urn:schemas-microsoft-com:vml" xmlns:wp14="http://schemas.microsoft.com/office/word/2010/wordprocessingDrawing" xmlns:wp="http://schemas.openxmlformats.org/drawingml/2006/wordprocessingDrawing" xmlns:w10="urn:schemas-microsoft-com:office:word" xmlns:w="http://schemas.openxmlformats.org/wordprocessingml/2006/main" xmlns:w14="http://schemas.microsoft.com/office/word/2010/wordml" xmlns:wpg="http://schemas.microsoft.com/office/word/2010/wordprocessingGroup" xmlns:wpi="http://schemas.microsoft.com/office/word/2010/wordprocessingInk" xmlns:wne="http://schemas.microsoft.com/office/word/2006/wordml" xmlns:wps="http://schemas.microsoft.com/office/word/2010/wordprocessingShape" mc:Ignorable="w14 wp14">
   <w:p>
     <w:pPr>
       <w:pStyle w:val="Footer"/>
@@ -21613,7 +21546,7 @@
 </file>
 
 <file path=word/footer2.xml><?xml version="1.0" encoding="utf-8"?>
-<w:ftr xmlns:wpc="http://schemas.microsoft.com/office/word/2010/wordprocessingCanvas" xmlns:cx="http://schemas.microsoft.com/office/drawing/2014/chartex" xmlns:mc="http://schemas.openxmlformats.org/markup-compatibility/2006" xmlns:o="urn:schemas-microsoft-com:office:office" xmlns:r="http://schemas.openxmlformats.org/officeDocument/2006/relationships" xmlns:m="http://schemas.openxmlformats.org/officeDocument/2006/math" xmlns:v="urn:schemas-microsoft-com:vml" xmlns:wp14="http://schemas.microsoft.com/office/word/2010/wordprocessingDrawing" xmlns:wp="http://schemas.openxmlformats.org/drawingml/2006/wordprocessingDrawing" xmlns:w10="urn:schemas-microsoft-com:office:word" xmlns:w="http://schemas.openxmlformats.org/wordprocessingml/2006/main" xmlns:w14="http://schemas.microsoft.com/office/word/2010/wordml" xmlns:w15="http://schemas.microsoft.com/office/word/2012/wordml" xmlns:w16se="http://schemas.microsoft.com/office/word/2015/wordml/symex" xmlns:wpg="http://schemas.microsoft.com/office/word/2010/wordprocessingGroup" xmlns:wpi="http://schemas.microsoft.com/office/word/2010/wordprocessingInk" xmlns:wne="http://schemas.microsoft.com/office/word/2006/wordml" xmlns:wps="http://schemas.microsoft.com/office/word/2010/wordprocessingShape" mc:Ignorable="w14 w15 w16se wp14">
+<w:ftr xmlns:wpc="http://schemas.microsoft.com/office/word/2010/wordprocessingCanvas" xmlns:mc="http://schemas.openxmlformats.org/markup-compatibility/2006" xmlns:o="urn:schemas-microsoft-com:office:office" xmlns:r="http://schemas.openxmlformats.org/officeDocument/2006/relationships" xmlns:m="http://schemas.openxmlformats.org/officeDocument/2006/math" xmlns:v="urn:schemas-microsoft-com:vml" xmlns:wp14="http://schemas.microsoft.com/office/word/2010/wordprocessingDrawing" xmlns:wp="http://schemas.openxmlformats.org/drawingml/2006/wordprocessingDrawing" xmlns:w10="urn:schemas-microsoft-com:office:word" xmlns:w="http://schemas.openxmlformats.org/wordprocessingml/2006/main" xmlns:w14="http://schemas.microsoft.com/office/word/2010/wordml" xmlns:wpg="http://schemas.microsoft.com/office/word/2010/wordprocessingGroup" xmlns:wpi="http://schemas.microsoft.com/office/word/2010/wordprocessingInk" xmlns:wne="http://schemas.microsoft.com/office/word/2006/wordml" xmlns:wps="http://schemas.microsoft.com/office/word/2010/wordprocessingShape" mc:Ignorable="w14 wp14">
   <w:p>
     <w:pPr>
       <w:pStyle w:val="Footer"/>
@@ -21641,7 +21574,16 @@
         <w:szCs w:val="26"/>
         <w:lang w:val="vi-VN"/>
       </w:rPr>
-      <w:t xml:space="preserve">Prososal </w:t>
+      <w:t>Prop</w:t>
+    </w:r>
+    <w:r>
+      <w:rPr>
+        <w:rFonts w:ascii="Times New Roman" w:hAnsi="Times New Roman" w:cs="Times New Roman"/>
+        <w:sz w:val="26"/>
+        <w:szCs w:val="26"/>
+        <w:lang w:val="vi-VN"/>
+      </w:rPr>
+      <w:t xml:space="preserve">osal </w:t>
     </w:r>
     <w:r>
       <w:rPr>
@@ -21700,7 +21642,7 @@
         <w:sz w:val="26"/>
         <w:szCs w:val="26"/>
       </w:rPr>
-      <w:t>18</w:t>
+      <w:t>5</w:t>
     </w:r>
     <w:r>
       <w:rPr>
@@ -21717,7 +21659,7 @@
 </file>
 
 <file path=word/footnotes.xml><?xml version="1.0" encoding="utf-8"?>
-<w:footnotes xmlns:wpc="http://schemas.microsoft.com/office/word/2010/wordprocessingCanvas" xmlns:cx="http://schemas.microsoft.com/office/drawing/2014/chartex" xmlns:mc="http://schemas.openxmlformats.org/markup-compatibility/2006" xmlns:o="urn:schemas-microsoft-com:office:office" xmlns:r="http://schemas.openxmlformats.org/officeDocument/2006/relationships" xmlns:m="http://schemas.openxmlformats.org/officeDocument/2006/math" xmlns:v="urn:schemas-microsoft-com:vml" xmlns:wp14="http://schemas.microsoft.com/office/word/2010/wordprocessingDrawing" xmlns:wp="http://schemas.openxmlformats.org/drawingml/2006/wordprocessingDrawing" xmlns:w10="urn:schemas-microsoft-com:office:word" xmlns:w="http://schemas.openxmlformats.org/wordprocessingml/2006/main" xmlns:w14="http://schemas.microsoft.com/office/word/2010/wordml" xmlns:w15="http://schemas.microsoft.com/office/word/2012/wordml" xmlns:w16se="http://schemas.microsoft.com/office/word/2015/wordml/symex" xmlns:wpg="http://schemas.microsoft.com/office/word/2010/wordprocessingGroup" xmlns:wpi="http://schemas.microsoft.com/office/word/2010/wordprocessingInk" xmlns:wne="http://schemas.microsoft.com/office/word/2006/wordml" xmlns:wps="http://schemas.microsoft.com/office/word/2010/wordprocessingShape" mc:Ignorable="w14 w15 w16se wp14">
+<w:footnotes xmlns:wpc="http://schemas.microsoft.com/office/word/2010/wordprocessingCanvas" xmlns:mc="http://schemas.openxmlformats.org/markup-compatibility/2006" xmlns:o="urn:schemas-microsoft-com:office:office" xmlns:r="http://schemas.openxmlformats.org/officeDocument/2006/relationships" xmlns:m="http://schemas.openxmlformats.org/officeDocument/2006/math" xmlns:v="urn:schemas-microsoft-com:vml" xmlns:wp14="http://schemas.microsoft.com/office/word/2010/wordprocessingDrawing" xmlns:wp="http://schemas.openxmlformats.org/drawingml/2006/wordprocessingDrawing" xmlns:w10="urn:schemas-microsoft-com:office:word" xmlns:w="http://schemas.openxmlformats.org/wordprocessingml/2006/main" xmlns:w14="http://schemas.microsoft.com/office/word/2010/wordml" xmlns:wpg="http://schemas.microsoft.com/office/word/2010/wordprocessingGroup" xmlns:wpi="http://schemas.microsoft.com/office/word/2010/wordprocessingInk" xmlns:wne="http://schemas.microsoft.com/office/word/2006/wordml" xmlns:wps="http://schemas.microsoft.com/office/word/2010/wordprocessingShape" mc:Ignorable="w14 wp14">
   <w:footnote w:type="separator" w:id="-1">
     <w:p>
       <w:r>
@@ -21736,7 +21678,7 @@
 </file>
 
 <file path=word/header1.xml><?xml version="1.0" encoding="utf-8"?>
-<w:hdr xmlns:wpc="http://schemas.microsoft.com/office/word/2010/wordprocessingCanvas" xmlns:cx="http://schemas.microsoft.com/office/drawing/2014/chartex" xmlns:mc="http://schemas.openxmlformats.org/markup-compatibility/2006" xmlns:o="urn:schemas-microsoft-com:office:office" xmlns:r="http://schemas.openxmlformats.org/officeDocument/2006/relationships" xmlns:m="http://schemas.openxmlformats.org/officeDocument/2006/math" xmlns:v="urn:schemas-microsoft-com:vml" xmlns:wp14="http://schemas.microsoft.com/office/word/2010/wordprocessingDrawing" xmlns:wp="http://schemas.openxmlformats.org/drawingml/2006/wordprocessingDrawing" xmlns:w10="urn:schemas-microsoft-com:office:word" xmlns:w="http://schemas.openxmlformats.org/wordprocessingml/2006/main" xmlns:w14="http://schemas.microsoft.com/office/word/2010/wordml" xmlns:w15="http://schemas.microsoft.com/office/word/2012/wordml" xmlns:w16se="http://schemas.microsoft.com/office/word/2015/wordml/symex" xmlns:wpg="http://schemas.microsoft.com/office/word/2010/wordprocessingGroup" xmlns:wpi="http://schemas.microsoft.com/office/word/2010/wordprocessingInk" xmlns:wne="http://schemas.microsoft.com/office/word/2006/wordml" xmlns:wps="http://schemas.microsoft.com/office/word/2010/wordprocessingShape" mc:Ignorable="w14 w15 w16se wp14">
+<w:hdr xmlns:wpc="http://schemas.microsoft.com/office/word/2010/wordprocessingCanvas" xmlns:mc="http://schemas.openxmlformats.org/markup-compatibility/2006" xmlns:o="urn:schemas-microsoft-com:office:office" xmlns:r="http://schemas.openxmlformats.org/officeDocument/2006/relationships" xmlns:m="http://schemas.openxmlformats.org/officeDocument/2006/math" xmlns:v="urn:schemas-microsoft-com:vml" xmlns:wp14="http://schemas.microsoft.com/office/word/2010/wordprocessingDrawing" xmlns:wp="http://schemas.openxmlformats.org/drawingml/2006/wordprocessingDrawing" xmlns:w10="urn:schemas-microsoft-com:office:word" xmlns:w="http://schemas.openxmlformats.org/wordprocessingml/2006/main" xmlns:w14="http://schemas.microsoft.com/office/word/2010/wordml" xmlns:wpg="http://schemas.microsoft.com/office/word/2010/wordprocessingGroup" xmlns:wpi="http://schemas.microsoft.com/office/word/2010/wordprocessingInk" xmlns:wne="http://schemas.microsoft.com/office/word/2006/wordml" xmlns:wps="http://schemas.microsoft.com/office/word/2010/wordprocessingShape" mc:Ignorable="w14 wp14">
   <w:p>
     <w:pPr>
       <w:pStyle w:val="Header"/>
@@ -21790,8 +21732,8 @@
 </file>
 
 <file path=word/numbering.xml><?xml version="1.0" encoding="utf-8"?>
-<w:numbering xmlns:wpc="http://schemas.microsoft.com/office/word/2010/wordprocessingCanvas" xmlns:cx="http://schemas.microsoft.com/office/drawing/2014/chartex" xmlns:mc="http://schemas.openxmlformats.org/markup-compatibility/2006" xmlns:o="urn:schemas-microsoft-com:office:office" xmlns:r="http://schemas.openxmlformats.org/officeDocument/2006/relationships" xmlns:m="http://schemas.openxmlformats.org/officeDocument/2006/math" xmlns:v="urn:schemas-microsoft-com:vml" xmlns:wp14="http://schemas.microsoft.com/office/word/2010/wordprocessingDrawing" xmlns:wp="http://schemas.openxmlformats.org/drawingml/2006/wordprocessingDrawing" xmlns:w10="urn:schemas-microsoft-com:office:word" xmlns:w="http://schemas.openxmlformats.org/wordprocessingml/2006/main" xmlns:w14="http://schemas.microsoft.com/office/word/2010/wordml" xmlns:w15="http://schemas.microsoft.com/office/word/2012/wordml" xmlns:w16se="http://schemas.microsoft.com/office/word/2015/wordml/symex" xmlns:wpg="http://schemas.microsoft.com/office/word/2010/wordprocessingGroup" xmlns:wpi="http://schemas.microsoft.com/office/word/2010/wordprocessingInk" xmlns:wne="http://schemas.microsoft.com/office/word/2006/wordml" xmlns:wps="http://schemas.microsoft.com/office/word/2010/wordprocessingShape" mc:Ignorable="w14 w15 w16se wp14">
-  <w:abstractNum w:abstractNumId="0" w15:restartNumberingAfterBreak="0">
+<w:numbering xmlns:wpc="http://schemas.microsoft.com/office/word/2010/wordprocessingCanvas" xmlns:mc="http://schemas.openxmlformats.org/markup-compatibility/2006" xmlns:o="urn:schemas-microsoft-com:office:office" xmlns:r="http://schemas.openxmlformats.org/officeDocument/2006/relationships" xmlns:m="http://schemas.openxmlformats.org/officeDocument/2006/math" xmlns:v="urn:schemas-microsoft-com:vml" xmlns:wp14="http://schemas.microsoft.com/office/word/2010/wordprocessingDrawing" xmlns:wp="http://schemas.openxmlformats.org/drawingml/2006/wordprocessingDrawing" xmlns:w10="urn:schemas-microsoft-com:office:word" xmlns:w="http://schemas.openxmlformats.org/wordprocessingml/2006/main" xmlns:w14="http://schemas.microsoft.com/office/word/2010/wordml" xmlns:wpg="http://schemas.microsoft.com/office/word/2010/wordprocessingGroup" xmlns:wpi="http://schemas.microsoft.com/office/word/2010/wordprocessingInk" xmlns:wne="http://schemas.microsoft.com/office/word/2006/wordml" xmlns:wps="http://schemas.microsoft.com/office/word/2010/wordprocessingShape" mc:Ignorable="w14 wp14">
+  <w:abstractNum w:abstractNumId="0">
     <w:nsid w:val="03AC7E1F"/>
     <w:multiLevelType w:val="hybridMultilevel"/>
     <w:tmpl w:val="8F088C68"/>
@@ -21904,7 +21846,7 @@
       </w:rPr>
     </w:lvl>
   </w:abstractNum>
-  <w:abstractNum w:abstractNumId="1" w15:restartNumberingAfterBreak="0">
+  <w:abstractNum w:abstractNumId="1">
     <w:nsid w:val="043473D1"/>
     <w:multiLevelType w:val="multilevel"/>
     <w:tmpl w:val="043473D1"/>
@@ -22017,7 +21959,7 @@
       </w:rPr>
     </w:lvl>
   </w:abstractNum>
-  <w:abstractNum w:abstractNumId="2" w15:restartNumberingAfterBreak="0">
+  <w:abstractNum w:abstractNumId="2">
     <w:nsid w:val="05210537"/>
     <w:multiLevelType w:val="multilevel"/>
     <w:tmpl w:val="05210537"/>
@@ -22130,7 +22072,7 @@
       </w:rPr>
     </w:lvl>
   </w:abstractNum>
-  <w:abstractNum w:abstractNumId="3" w15:restartNumberingAfterBreak="0">
+  <w:abstractNum w:abstractNumId="3">
     <w:nsid w:val="070B5097"/>
     <w:multiLevelType w:val="hybridMultilevel"/>
     <w:tmpl w:val="F484FDB6"/>
@@ -22243,7 +22185,7 @@
       </w:rPr>
     </w:lvl>
   </w:abstractNum>
-  <w:abstractNum w:abstractNumId="4" w15:restartNumberingAfterBreak="0">
+  <w:abstractNum w:abstractNumId="4">
     <w:nsid w:val="0B3E77E8"/>
     <w:multiLevelType w:val="hybridMultilevel"/>
     <w:tmpl w:val="A3FCA388"/>
@@ -22356,7 +22298,7 @@
       </w:rPr>
     </w:lvl>
   </w:abstractNum>
-  <w:abstractNum w:abstractNumId="5" w15:restartNumberingAfterBreak="0">
+  <w:abstractNum w:abstractNumId="5">
     <w:nsid w:val="11551890"/>
     <w:multiLevelType w:val="multilevel"/>
     <w:tmpl w:val="11551890"/>
@@ -22496,7 +22438,7 @@
       </w:rPr>
     </w:lvl>
   </w:abstractNum>
-  <w:abstractNum w:abstractNumId="6" w15:restartNumberingAfterBreak="0">
+  <w:abstractNum w:abstractNumId="6">
     <w:nsid w:val="12EA4033"/>
     <w:multiLevelType w:val="multilevel"/>
     <w:tmpl w:val="12EA4033"/>
@@ -22636,7 +22578,7 @@
       </w:rPr>
     </w:lvl>
   </w:abstractNum>
-  <w:abstractNum w:abstractNumId="7" w15:restartNumberingAfterBreak="0">
+  <w:abstractNum w:abstractNumId="7">
     <w:nsid w:val="16F91150"/>
     <w:multiLevelType w:val="multilevel"/>
     <w:tmpl w:val="16F91150"/>
@@ -22776,7 +22718,7 @@
       </w:rPr>
     </w:lvl>
   </w:abstractNum>
-  <w:abstractNum w:abstractNumId="8" w15:restartNumberingAfterBreak="0">
+  <w:abstractNum w:abstractNumId="8">
     <w:nsid w:val="188D123D"/>
     <w:multiLevelType w:val="multilevel"/>
     <w:tmpl w:val="A02AEA12"/>
@@ -22916,7 +22858,7 @@
       </w:rPr>
     </w:lvl>
   </w:abstractNum>
-  <w:abstractNum w:abstractNumId="9" w15:restartNumberingAfterBreak="0">
+  <w:abstractNum w:abstractNumId="9">
     <w:nsid w:val="198E0A6E"/>
     <w:multiLevelType w:val="hybridMultilevel"/>
     <w:tmpl w:val="B338DB92"/>
@@ -23029,7 +22971,7 @@
       </w:rPr>
     </w:lvl>
   </w:abstractNum>
-  <w:abstractNum w:abstractNumId="10" w15:restartNumberingAfterBreak="0">
+  <w:abstractNum w:abstractNumId="10">
     <w:nsid w:val="19940465"/>
     <w:multiLevelType w:val="multilevel"/>
     <w:tmpl w:val="74D46588"/>
@@ -23169,7 +23111,7 @@
       </w:rPr>
     </w:lvl>
   </w:abstractNum>
-  <w:abstractNum w:abstractNumId="11" w15:restartNumberingAfterBreak="0">
+  <w:abstractNum w:abstractNumId="11">
     <w:nsid w:val="1D0B5A03"/>
     <w:multiLevelType w:val="multilevel"/>
     <w:tmpl w:val="1D0B5A03"/>
@@ -23282,7 +23224,7 @@
       </w:rPr>
     </w:lvl>
   </w:abstractNum>
-  <w:abstractNum w:abstractNumId="12" w15:restartNumberingAfterBreak="0">
+  <w:abstractNum w:abstractNumId="12">
     <w:nsid w:val="1D2D7893"/>
     <w:multiLevelType w:val="multilevel"/>
     <w:tmpl w:val="A02AEA12"/>
@@ -23422,7 +23364,7 @@
       </w:rPr>
     </w:lvl>
   </w:abstractNum>
-  <w:abstractNum w:abstractNumId="13" w15:restartNumberingAfterBreak="0">
+  <w:abstractNum w:abstractNumId="13">
     <w:nsid w:val="2A997186"/>
     <w:multiLevelType w:val="multilevel"/>
     <w:tmpl w:val="49B646F0"/>
@@ -23536,7 +23478,7 @@
       </w:rPr>
     </w:lvl>
   </w:abstractNum>
-  <w:abstractNum w:abstractNumId="14" w15:restartNumberingAfterBreak="0">
+  <w:abstractNum w:abstractNumId="14">
     <w:nsid w:val="2BBF06CA"/>
     <w:multiLevelType w:val="hybridMultilevel"/>
     <w:tmpl w:val="4F3E9746"/>
@@ -23649,7 +23591,7 @@
       </w:rPr>
     </w:lvl>
   </w:abstractNum>
-  <w:abstractNum w:abstractNumId="15" w15:restartNumberingAfterBreak="0">
+  <w:abstractNum w:abstractNumId="15">
     <w:nsid w:val="31066239"/>
     <w:multiLevelType w:val="multilevel"/>
     <w:tmpl w:val="C41E266A"/>
@@ -23789,7 +23731,7 @@
       </w:rPr>
     </w:lvl>
   </w:abstractNum>
-  <w:abstractNum w:abstractNumId="16" w15:restartNumberingAfterBreak="0">
+  <w:abstractNum w:abstractNumId="16">
     <w:nsid w:val="36E102A4"/>
     <w:multiLevelType w:val="hybridMultilevel"/>
     <w:tmpl w:val="0E065E2E"/>
@@ -23902,7 +23844,7 @@
       </w:rPr>
     </w:lvl>
   </w:abstractNum>
-  <w:abstractNum w:abstractNumId="17" w15:restartNumberingAfterBreak="0">
+  <w:abstractNum w:abstractNumId="17">
     <w:nsid w:val="3E272384"/>
     <w:multiLevelType w:val="multilevel"/>
     <w:tmpl w:val="3E272384"/>
@@ -24014,7 +23956,7 @@
       </w:rPr>
     </w:lvl>
   </w:abstractNum>
-  <w:abstractNum w:abstractNumId="18" w15:restartNumberingAfterBreak="0">
+  <w:abstractNum w:abstractNumId="18">
     <w:nsid w:val="46A858AF"/>
     <w:multiLevelType w:val="hybridMultilevel"/>
     <w:tmpl w:val="D7AA3B6C"/>
@@ -24127,7 +24069,7 @@
       </w:rPr>
     </w:lvl>
   </w:abstractNum>
-  <w:abstractNum w:abstractNumId="19" w15:restartNumberingAfterBreak="0">
+  <w:abstractNum w:abstractNumId="19">
     <w:nsid w:val="46F74639"/>
     <w:multiLevelType w:val="multilevel"/>
     <w:tmpl w:val="8A1001CC"/>
@@ -24267,7 +24209,7 @@
       </w:rPr>
     </w:lvl>
   </w:abstractNum>
-  <w:abstractNum w:abstractNumId="20" w15:restartNumberingAfterBreak="0">
+  <w:abstractNum w:abstractNumId="20">
     <w:nsid w:val="4B024EAF"/>
     <w:multiLevelType w:val="multilevel"/>
     <w:tmpl w:val="A2CCF69C"/>
@@ -24407,7 +24349,7 @@
       </w:rPr>
     </w:lvl>
   </w:abstractNum>
-  <w:abstractNum w:abstractNumId="21" w15:restartNumberingAfterBreak="0">
+  <w:abstractNum w:abstractNumId="21">
     <w:nsid w:val="4BC878B5"/>
     <w:multiLevelType w:val="multilevel"/>
     <w:tmpl w:val="4BC878B5"/>
@@ -24520,7 +24462,7 @@
       </w:rPr>
     </w:lvl>
   </w:abstractNum>
-  <w:abstractNum w:abstractNumId="22" w15:restartNumberingAfterBreak="0">
+  <w:abstractNum w:abstractNumId="22">
     <w:nsid w:val="4C830EB8"/>
     <w:multiLevelType w:val="multilevel"/>
     <w:tmpl w:val="6A861C00"/>
@@ -24634,7 +24576,7 @@
       </w:rPr>
     </w:lvl>
   </w:abstractNum>
-  <w:abstractNum w:abstractNumId="23" w15:restartNumberingAfterBreak="0">
+  <w:abstractNum w:abstractNumId="23">
     <w:nsid w:val="4CC722D6"/>
     <w:multiLevelType w:val="multilevel"/>
     <w:tmpl w:val="8A1001CC"/>
@@ -24774,7 +24716,7 @@
       </w:rPr>
     </w:lvl>
   </w:abstractNum>
-  <w:abstractNum w:abstractNumId="24" w15:restartNumberingAfterBreak="0">
+  <w:abstractNum w:abstractNumId="24">
     <w:nsid w:val="4D5E65CC"/>
     <w:multiLevelType w:val="hybridMultilevel"/>
     <w:tmpl w:val="088AF390"/>
@@ -24887,7 +24829,7 @@
       </w:rPr>
     </w:lvl>
   </w:abstractNum>
-  <w:abstractNum w:abstractNumId="25" w15:restartNumberingAfterBreak="0">
+  <w:abstractNum w:abstractNumId="25">
     <w:nsid w:val="53C31C31"/>
     <w:multiLevelType w:val="multilevel"/>
     <w:tmpl w:val="55F8643E"/>
@@ -25027,7 +24969,7 @@
       </w:rPr>
     </w:lvl>
   </w:abstractNum>
-  <w:abstractNum w:abstractNumId="26" w15:restartNumberingAfterBreak="0">
+  <w:abstractNum w:abstractNumId="26">
     <w:nsid w:val="59A43F13"/>
     <w:multiLevelType w:val="multilevel"/>
     <w:tmpl w:val="E230F3D6"/>
@@ -25140,7 +25082,7 @@
       </w:rPr>
     </w:lvl>
   </w:abstractNum>
-  <w:abstractNum w:abstractNumId="27" w15:restartNumberingAfterBreak="0">
+  <w:abstractNum w:abstractNumId="27">
     <w:nsid w:val="5F9F12F7"/>
     <w:multiLevelType w:val="hybridMultilevel"/>
     <w:tmpl w:val="81B0D110"/>
@@ -25253,7 +25195,7 @@
       </w:rPr>
     </w:lvl>
   </w:abstractNum>
-  <w:abstractNum w:abstractNumId="28" w15:restartNumberingAfterBreak="0">
+  <w:abstractNum w:abstractNumId="28">
     <w:nsid w:val="60753E21"/>
     <w:multiLevelType w:val="multilevel"/>
     <w:tmpl w:val="A02AEA12"/>
@@ -25393,7 +25335,7 @@
       </w:rPr>
     </w:lvl>
   </w:abstractNum>
-  <w:abstractNum w:abstractNumId="29" w15:restartNumberingAfterBreak="0">
+  <w:abstractNum w:abstractNumId="29">
     <w:nsid w:val="612752FA"/>
     <w:multiLevelType w:val="multilevel"/>
     <w:tmpl w:val="612752FA"/>
@@ -25487,7 +25429,7 @@
       </w:pPr>
     </w:lvl>
   </w:abstractNum>
-  <w:abstractNum w:abstractNumId="30" w15:restartNumberingAfterBreak="0">
+  <w:abstractNum w:abstractNumId="30">
     <w:nsid w:val="65775B96"/>
     <w:multiLevelType w:val="multilevel"/>
     <w:tmpl w:val="A02AEA12"/>
@@ -25627,7 +25569,7 @@
       </w:rPr>
     </w:lvl>
   </w:abstractNum>
-  <w:abstractNum w:abstractNumId="31" w15:restartNumberingAfterBreak="0">
+  <w:abstractNum w:abstractNumId="31">
     <w:nsid w:val="6B64182D"/>
     <w:multiLevelType w:val="multilevel"/>
     <w:tmpl w:val="A02AEA12"/>
@@ -25767,7 +25709,7 @@
       </w:rPr>
     </w:lvl>
   </w:abstractNum>
-  <w:abstractNum w:abstractNumId="32" w15:restartNumberingAfterBreak="0">
+  <w:abstractNum w:abstractNumId="32">
     <w:nsid w:val="6DC31E06"/>
     <w:multiLevelType w:val="multilevel"/>
     <w:tmpl w:val="6DC31E06"/>
@@ -25856,7 +25798,7 @@
       </w:pPr>
     </w:lvl>
   </w:abstractNum>
-  <w:abstractNum w:abstractNumId="33" w15:restartNumberingAfterBreak="0">
+  <w:abstractNum w:abstractNumId="33">
     <w:nsid w:val="711D3D6F"/>
     <w:multiLevelType w:val="hybridMultilevel"/>
     <w:tmpl w:val="1AACA0F2"/>
@@ -25969,7 +25911,7 @@
       </w:rPr>
     </w:lvl>
   </w:abstractNum>
-  <w:abstractNum w:abstractNumId="34" w15:restartNumberingAfterBreak="0">
+  <w:abstractNum w:abstractNumId="34">
     <w:nsid w:val="76C373CF"/>
     <w:multiLevelType w:val="hybridMultilevel"/>
     <w:tmpl w:val="3D28A6BA"/>
@@ -26082,7 +26024,7 @@
       </w:rPr>
     </w:lvl>
   </w:abstractNum>
-  <w:abstractNum w:abstractNumId="35" w15:restartNumberingAfterBreak="0">
+  <w:abstractNum w:abstractNumId="35">
     <w:nsid w:val="7C1A4303"/>
     <w:multiLevelType w:val="multilevel"/>
     <w:tmpl w:val="A02AEA12"/>
@@ -26222,7 +26164,7 @@
       </w:rPr>
     </w:lvl>
   </w:abstractNum>
-  <w:abstractNum w:abstractNumId="36" w15:restartNumberingAfterBreak="0">
+  <w:abstractNum w:abstractNumId="36">
     <w:nsid w:val="7D6554F0"/>
     <w:multiLevelType w:val="multilevel"/>
     <w:tmpl w:val="7D6554F0"/>
@@ -26371,7 +26313,7 @@
       </w:rPr>
     </w:lvl>
   </w:abstractNum>
-  <w:abstractNum w:abstractNumId="37" w15:restartNumberingAfterBreak="0">
+  <w:abstractNum w:abstractNumId="37">
     <w:nsid w:val="7E8176DE"/>
     <w:multiLevelType w:val="hybridMultilevel"/>
     <w:tmpl w:val="CD06E966"/>
@@ -26602,7 +26544,7 @@
 </file>
 
 <file path=word/styles.xml><?xml version="1.0" encoding="utf-8"?>
-<w:styles xmlns:mc="http://schemas.openxmlformats.org/markup-compatibility/2006" xmlns:r="http://schemas.openxmlformats.org/officeDocument/2006/relationships" xmlns:w="http://schemas.openxmlformats.org/wordprocessingml/2006/main" xmlns:w14="http://schemas.microsoft.com/office/word/2010/wordml" xmlns:w15="http://schemas.microsoft.com/office/word/2012/wordml" xmlns:w16se="http://schemas.microsoft.com/office/word/2015/wordml/symex" mc:Ignorable="w14 w15 w16se">
+<w:styles xmlns:mc="http://schemas.openxmlformats.org/markup-compatibility/2006" xmlns:r="http://schemas.openxmlformats.org/officeDocument/2006/relationships" xmlns:w="http://schemas.openxmlformats.org/wordprocessingml/2006/main" xmlns:w14="http://schemas.microsoft.com/office/word/2010/wordml" mc:Ignorable="w14">
   <w:docDefaults>
     <w:rPrDefault>
       <w:rPr>
@@ -26612,375 +26554,149 @@
     </w:rPrDefault>
     <w:pPrDefault/>
   </w:docDefaults>
-  <w:latentStyles w:defLockedState="0" w:defUIPriority="99" w:defSemiHidden="0" w:defUnhideWhenUsed="0" w:defQFormat="0" w:count="371">
-    <w:lsdException w:name="Normal" w:uiPriority="0" w:qFormat="1"/>
-    <w:lsdException w:name="heading 1" w:uiPriority="9" w:qFormat="1"/>
-    <w:lsdException w:name="heading 2" w:uiPriority="9" w:unhideWhenUsed="1" w:qFormat="1"/>
-    <w:lsdException w:name="heading 3" w:uiPriority="9" w:unhideWhenUsed="1" w:qFormat="1"/>
-    <w:lsdException w:name="heading 4" w:uiPriority="9" w:qFormat="1"/>
-    <w:lsdException w:name="heading 5" w:semiHidden="1" w:uiPriority="9" w:unhideWhenUsed="1" w:qFormat="1"/>
-    <w:lsdException w:name="heading 6" w:uiPriority="0" w:qFormat="1"/>
-    <w:lsdException w:name="heading 7" w:semiHidden="1" w:uiPriority="9" w:unhideWhenUsed="1" w:qFormat="1"/>
-    <w:lsdException w:name="heading 8" w:semiHidden="1" w:uiPriority="9" w:unhideWhenUsed="1" w:qFormat="1"/>
-    <w:lsdException w:name="heading 9" w:semiHidden="1" w:uiPriority="9" w:unhideWhenUsed="1" w:qFormat="1"/>
-    <w:lsdException w:name="index 1" w:semiHidden="1" w:unhideWhenUsed="1"/>
-    <w:lsdException w:name="index 2" w:semiHidden="1" w:unhideWhenUsed="1"/>
-    <w:lsdException w:name="index 3" w:semiHidden="1" w:unhideWhenUsed="1"/>
-    <w:lsdException w:name="index 4" w:semiHidden="1" w:unhideWhenUsed="1"/>
-    <w:lsdException w:name="index 5" w:semiHidden="1" w:unhideWhenUsed="1"/>
-    <w:lsdException w:name="index 6" w:semiHidden="1" w:unhideWhenUsed="1"/>
-    <w:lsdException w:name="index 7" w:semiHidden="1" w:unhideWhenUsed="1"/>
-    <w:lsdException w:name="index 8" w:semiHidden="1" w:unhideWhenUsed="1"/>
-    <w:lsdException w:name="index 9" w:semiHidden="1" w:unhideWhenUsed="1"/>
-    <w:lsdException w:name="toc 1" w:uiPriority="39" w:unhideWhenUsed="1" w:qFormat="1"/>
-    <w:lsdException w:name="toc 2" w:uiPriority="39" w:unhideWhenUsed="1" w:qFormat="1"/>
-    <w:lsdException w:name="toc 3" w:uiPriority="39" w:unhideWhenUsed="1" w:qFormat="1"/>
-    <w:lsdException w:name="toc 4" w:semiHidden="1" w:uiPriority="39" w:unhideWhenUsed="1"/>
-    <w:lsdException w:name="toc 5" w:semiHidden="1" w:uiPriority="39" w:unhideWhenUsed="1"/>
-    <w:lsdException w:name="toc 6" w:semiHidden="1" w:uiPriority="39" w:unhideWhenUsed="1"/>
-    <w:lsdException w:name="toc 7" w:semiHidden="1" w:uiPriority="39" w:unhideWhenUsed="1"/>
-    <w:lsdException w:name="toc 8" w:semiHidden="1" w:uiPriority="39" w:unhideWhenUsed="1"/>
-    <w:lsdException w:name="toc 9" w:semiHidden="1" w:uiPriority="39" w:unhideWhenUsed="1"/>
-    <w:lsdException w:name="Normal Indent" w:semiHidden="1" w:unhideWhenUsed="1"/>
-    <w:lsdException w:name="footnote text" w:semiHidden="1" w:unhideWhenUsed="1"/>
-    <w:lsdException w:name="annotation text" w:semiHidden="1" w:unhideWhenUsed="1"/>
-    <w:lsdException w:name="header" w:unhideWhenUsed="1" w:qFormat="1"/>
-    <w:lsdException w:name="footer" w:unhideWhenUsed="1" w:qFormat="1"/>
-    <w:lsdException w:name="index heading" w:semiHidden="1" w:unhideWhenUsed="1"/>
-    <w:lsdException w:name="caption" w:semiHidden="1" w:uiPriority="35" w:unhideWhenUsed="1" w:qFormat="1"/>
-    <w:lsdException w:name="table of figures" w:semiHidden="1" w:unhideWhenUsed="1"/>
-    <w:lsdException w:name="envelope address" w:semiHidden="1" w:unhideWhenUsed="1"/>
-    <w:lsdException w:name="envelope return" w:semiHidden="1" w:unhideWhenUsed="1"/>
-    <w:lsdException w:name="footnote reference" w:semiHidden="1" w:unhideWhenUsed="1"/>
-    <w:lsdException w:name="annotation reference" w:semiHidden="1" w:unhideWhenUsed="1"/>
-    <w:lsdException w:name="line number" w:semiHidden="1" w:unhideWhenUsed="1"/>
-    <w:lsdException w:name="page number" w:semiHidden="1" w:unhideWhenUsed="1"/>
-    <w:lsdException w:name="endnote reference" w:semiHidden="1" w:unhideWhenUsed="1"/>
-    <w:lsdException w:name="endnote text" w:semiHidden="1" w:unhideWhenUsed="1"/>
-    <w:lsdException w:name="table of authorities" w:semiHidden="1" w:unhideWhenUsed="1"/>
-    <w:lsdException w:name="macro" w:semiHidden="1" w:unhideWhenUsed="1"/>
-    <w:lsdException w:name="toa heading" w:semiHidden="1" w:unhideWhenUsed="1"/>
-    <w:lsdException w:name="List" w:semiHidden="1" w:unhideWhenUsed="1"/>
-    <w:lsdException w:name="List Bullet" w:semiHidden="1" w:unhideWhenUsed="1"/>
-    <w:lsdException w:name="List Number" w:semiHidden="1" w:unhideWhenUsed="1"/>
-    <w:lsdException w:name="List 2" w:semiHidden="1" w:unhideWhenUsed="1"/>
-    <w:lsdException w:name="List 3" w:semiHidden="1" w:unhideWhenUsed="1"/>
-    <w:lsdException w:name="List 4" w:semiHidden="1" w:unhideWhenUsed="1"/>
-    <w:lsdException w:name="List 5" w:semiHidden="1" w:unhideWhenUsed="1"/>
-    <w:lsdException w:name="List Bullet 2" w:semiHidden="1" w:unhideWhenUsed="1"/>
-    <w:lsdException w:name="List Bullet 3" w:semiHidden="1" w:unhideWhenUsed="1"/>
-    <w:lsdException w:name="List Bullet 4" w:semiHidden="1" w:unhideWhenUsed="1"/>
-    <w:lsdException w:name="List Bullet 5" w:semiHidden="1" w:unhideWhenUsed="1"/>
-    <w:lsdException w:name="List Number 2" w:semiHidden="1" w:unhideWhenUsed="1"/>
-    <w:lsdException w:name="List Number 3" w:semiHidden="1" w:unhideWhenUsed="1"/>
-    <w:lsdException w:name="List Number 4" w:semiHidden="1" w:unhideWhenUsed="1"/>
-    <w:lsdException w:name="List Number 5" w:semiHidden="1" w:unhideWhenUsed="1"/>
-    <w:lsdException w:name="Title" w:uiPriority="10" w:qFormat="1"/>
-    <w:lsdException w:name="Closing" w:semiHidden="1" w:unhideWhenUsed="1"/>
-    <w:lsdException w:name="Signature" w:semiHidden="1" w:unhideWhenUsed="1"/>
-    <w:lsdException w:name="Default Paragraph Font" w:semiHidden="1" w:uiPriority="1" w:unhideWhenUsed="1" w:qFormat="1"/>
-    <w:lsdException w:name="Body Text" w:semiHidden="1" w:unhideWhenUsed="1"/>
-    <w:lsdException w:name="Body Text Indent" w:semiHidden="1" w:unhideWhenUsed="1"/>
-    <w:lsdException w:name="List Continue" w:semiHidden="1" w:unhideWhenUsed="1"/>
-    <w:lsdException w:name="List Continue 2" w:semiHidden="1" w:unhideWhenUsed="1"/>
-    <w:lsdException w:name="List Continue 3" w:semiHidden="1" w:unhideWhenUsed="1"/>
-    <w:lsdException w:name="List Continue 4" w:semiHidden="1" w:unhideWhenUsed="1"/>
-    <w:lsdException w:name="List Continue 5" w:semiHidden="1" w:unhideWhenUsed="1"/>
-    <w:lsdException w:name="Message Header" w:semiHidden="1" w:unhideWhenUsed="1"/>
-    <w:lsdException w:name="Subtitle" w:uiPriority="11" w:qFormat="1"/>
-    <w:lsdException w:name="Salutation" w:semiHidden="1" w:unhideWhenUsed="1"/>
-    <w:lsdException w:name="Date" w:semiHidden="1" w:unhideWhenUsed="1"/>
-    <w:lsdException w:name="Body Text First Indent" w:semiHidden="1" w:unhideWhenUsed="1"/>
-    <w:lsdException w:name="Body Text First Indent 2" w:semiHidden="1" w:unhideWhenUsed="1"/>
-    <w:lsdException w:name="Note Heading" w:semiHidden="1" w:unhideWhenUsed="1"/>
-    <w:lsdException w:name="Body Text 2" w:semiHidden="1" w:unhideWhenUsed="1"/>
-    <w:lsdException w:name="Body Text 3" w:semiHidden="1" w:unhideWhenUsed="1"/>
-    <w:lsdException w:name="Body Text Indent 2" w:semiHidden="1" w:unhideWhenUsed="1"/>
-    <w:lsdException w:name="Body Text Indent 3" w:semiHidden="1" w:unhideWhenUsed="1"/>
-    <w:lsdException w:name="Block Text" w:semiHidden="1" w:unhideWhenUsed="1"/>
-    <w:lsdException w:name="Hyperlink" w:unhideWhenUsed="1" w:qFormat="1"/>
-    <w:lsdException w:name="FollowedHyperlink" w:semiHidden="1" w:unhideWhenUsed="1"/>
-    <w:lsdException w:name="Strong" w:uiPriority="22" w:qFormat="1"/>
-    <w:lsdException w:name="Emphasis" w:uiPriority="20" w:qFormat="1"/>
-    <w:lsdException w:name="Document Map" w:semiHidden="1" w:unhideWhenUsed="1"/>
-    <w:lsdException w:name="Plain Text" w:semiHidden="1" w:unhideWhenUsed="1"/>
-    <w:lsdException w:name="E-mail Signature" w:semiHidden="1" w:unhideWhenUsed="1"/>
-    <w:lsdException w:name="HTML Top of Form" w:semiHidden="1" w:unhideWhenUsed="1"/>
-    <w:lsdException w:name="HTML Bottom of Form" w:semiHidden="1" w:unhideWhenUsed="1"/>
-    <w:lsdException w:name="Normal (Web)" w:unhideWhenUsed="1" w:qFormat="1"/>
-    <w:lsdException w:name="HTML Acronym" w:semiHidden="1" w:unhideWhenUsed="1"/>
-    <w:lsdException w:name="HTML Address" w:semiHidden="1" w:unhideWhenUsed="1"/>
-    <w:lsdException w:name="HTML Cite" w:semiHidden="1" w:unhideWhenUsed="1"/>
-    <w:lsdException w:name="HTML Code" w:semiHidden="1" w:unhideWhenUsed="1"/>
-    <w:lsdException w:name="HTML Definition" w:semiHidden="1" w:unhideWhenUsed="1"/>
-    <w:lsdException w:name="HTML Keyboard" w:semiHidden="1" w:unhideWhenUsed="1"/>
-    <w:lsdException w:name="HTML Preformatted" w:semiHidden="1" w:unhideWhenUsed="1"/>
-    <w:lsdException w:name="HTML Sample" w:semiHidden="1" w:unhideWhenUsed="1"/>
-    <w:lsdException w:name="HTML Typewriter" w:semiHidden="1" w:unhideWhenUsed="1"/>
-    <w:lsdException w:name="HTML Variable" w:semiHidden="1" w:unhideWhenUsed="1"/>
-    <w:lsdException w:name="Normal Table" w:semiHidden="1" w:unhideWhenUsed="1" w:qFormat="1"/>
-    <w:lsdException w:name="annotation subject" w:semiHidden="1" w:unhideWhenUsed="1"/>
-    <w:lsdException w:name="No List" w:semiHidden="1" w:unhideWhenUsed="1"/>
-    <w:lsdException w:name="Outline List 1" w:semiHidden="1" w:unhideWhenUsed="1"/>
-    <w:lsdException w:name="Outline List 2" w:semiHidden="1" w:unhideWhenUsed="1"/>
-    <w:lsdException w:name="Outline List 3" w:semiHidden="1" w:unhideWhenUsed="1"/>
-    <w:lsdException w:name="Table Simple 1" w:semiHidden="1" w:unhideWhenUsed="1"/>
-    <w:lsdException w:name="Table Simple 2" w:semiHidden="1" w:unhideWhenUsed="1"/>
-    <w:lsdException w:name="Table Simple 3" w:semiHidden="1" w:unhideWhenUsed="1"/>
-    <w:lsdException w:name="Table Classic 1" w:semiHidden="1" w:unhideWhenUsed="1"/>
-    <w:lsdException w:name="Table Classic 2" w:semiHidden="1" w:unhideWhenUsed="1"/>
-    <w:lsdException w:name="Table Classic 3" w:semiHidden="1" w:unhideWhenUsed="1"/>
-    <w:lsdException w:name="Table Classic 4" w:semiHidden="1" w:unhideWhenUsed="1"/>
-    <w:lsdException w:name="Table Colorful 1" w:semiHidden="1" w:unhideWhenUsed="1"/>
-    <w:lsdException w:name="Table Colorful 2" w:semiHidden="1" w:unhideWhenUsed="1"/>
-    <w:lsdException w:name="Table Colorful 3" w:semiHidden="1" w:unhideWhenUsed="1"/>
-    <w:lsdException w:name="Table Columns 1" w:semiHidden="1" w:unhideWhenUsed="1"/>
-    <w:lsdException w:name="Table Columns 2" w:semiHidden="1" w:unhideWhenUsed="1"/>
-    <w:lsdException w:name="Table Columns 3" w:semiHidden="1" w:unhideWhenUsed="1"/>
-    <w:lsdException w:name="Table Columns 4" w:semiHidden="1" w:unhideWhenUsed="1"/>
-    <w:lsdException w:name="Table Columns 5" w:semiHidden="1" w:unhideWhenUsed="1"/>
-    <w:lsdException w:name="Table Grid 1" w:semiHidden="1" w:unhideWhenUsed="1"/>
-    <w:lsdException w:name="Table Grid 2" w:semiHidden="1" w:unhideWhenUsed="1"/>
-    <w:lsdException w:name="Table Grid 3" w:semiHidden="1" w:unhideWhenUsed="1"/>
-    <w:lsdException w:name="Table Grid 4" w:semiHidden="1" w:unhideWhenUsed="1"/>
-    <w:lsdException w:name="Table Grid 5" w:semiHidden="1" w:unhideWhenUsed="1"/>
-    <w:lsdException w:name="Table Grid 6" w:semiHidden="1" w:unhideWhenUsed="1"/>
-    <w:lsdException w:name="Table Grid 7" w:semiHidden="1" w:unhideWhenUsed="1"/>
-    <w:lsdException w:name="Table Grid 8" w:semiHidden="1" w:unhideWhenUsed="1"/>
-    <w:lsdException w:name="Table List 1" w:semiHidden="1" w:unhideWhenUsed="1"/>
-    <w:lsdException w:name="Table List 2" w:semiHidden="1" w:unhideWhenUsed="1"/>
-    <w:lsdException w:name="Table List 3" w:semiHidden="1" w:unhideWhenUsed="1"/>
-    <w:lsdException w:name="Table List 4" w:semiHidden="1" w:unhideWhenUsed="1"/>
-    <w:lsdException w:name="Table List 5" w:semiHidden="1" w:unhideWhenUsed="1"/>
-    <w:lsdException w:name="Table List 6" w:semiHidden="1" w:unhideWhenUsed="1"/>
-    <w:lsdException w:name="Table List 7" w:semiHidden="1" w:unhideWhenUsed="1"/>
-    <w:lsdException w:name="Table List 8" w:semiHidden="1" w:unhideWhenUsed="1"/>
-    <w:lsdException w:name="Table 3D effects 1" w:semiHidden="1" w:unhideWhenUsed="1"/>
-    <w:lsdException w:name="Table 3D effects 2" w:semiHidden="1" w:unhideWhenUsed="1"/>
-    <w:lsdException w:name="Table 3D effects 3" w:semiHidden="1" w:unhideWhenUsed="1"/>
-    <w:lsdException w:name="Table Contemporary" w:semiHidden="1" w:unhideWhenUsed="1"/>
-    <w:lsdException w:name="Table Elegant" w:semiHidden="1" w:unhideWhenUsed="1"/>
-    <w:lsdException w:name="Table Professional" w:semiHidden="1" w:unhideWhenUsed="1"/>
-    <w:lsdException w:name="Table Subtle 1" w:semiHidden="1" w:unhideWhenUsed="1"/>
-    <w:lsdException w:name="Table Subtle 2" w:semiHidden="1" w:unhideWhenUsed="1"/>
-    <w:lsdException w:name="Table Web 1" w:semiHidden="1" w:unhideWhenUsed="1"/>
-    <w:lsdException w:name="Table Web 2" w:semiHidden="1" w:unhideWhenUsed="1"/>
-    <w:lsdException w:name="Table Web 3" w:semiHidden="1" w:unhideWhenUsed="1"/>
-    <w:lsdException w:name="Balloon Text" w:semiHidden="1" w:unhideWhenUsed="1"/>
-    <w:lsdException w:name="Table Grid" w:uiPriority="39" w:qFormat="1"/>
-    <w:lsdException w:name="Table Theme" w:semiHidden="1" w:unhideWhenUsed="1"/>
-    <w:lsdException w:name="Placeholder Text" w:semiHidden="1"/>
-    <w:lsdException w:name="Light Shading" w:uiPriority="60"/>
-    <w:lsdException w:name="Light List" w:uiPriority="61"/>
-    <w:lsdException w:name="Light Grid" w:uiPriority="62"/>
-    <w:lsdException w:name="Medium Shading 1" w:uiPriority="63"/>
-    <w:lsdException w:name="Medium Shading 2" w:uiPriority="64"/>
-    <w:lsdException w:name="Medium List 1" w:uiPriority="65"/>
-    <w:lsdException w:name="Medium List 2" w:uiPriority="66"/>
-    <w:lsdException w:name="Medium Grid 1" w:uiPriority="67"/>
-    <w:lsdException w:name="Medium Grid 2" w:uiPriority="68"/>
-    <w:lsdException w:name="Medium Grid 3" w:uiPriority="69"/>
-    <w:lsdException w:name="Dark List" w:uiPriority="70"/>
-    <w:lsdException w:name="Colorful Shading" w:uiPriority="71"/>
-    <w:lsdException w:name="Colorful List" w:uiPriority="72"/>
-    <w:lsdException w:name="Colorful Grid" w:uiPriority="73"/>
-    <w:lsdException w:name="Light Shading Accent 1" w:uiPriority="60"/>
-    <w:lsdException w:name="Light List Accent 1" w:uiPriority="61"/>
-    <w:lsdException w:name="Light Grid Accent 1" w:uiPriority="62"/>
-    <w:lsdException w:name="Medium Shading 1 Accent 1" w:uiPriority="63"/>
-    <w:lsdException w:name="Medium Shading 2 Accent 1" w:uiPriority="64"/>
-    <w:lsdException w:name="Medium List 1 Accent 1" w:uiPriority="65"/>
-    <w:lsdException w:name="Revision" w:semiHidden="1"/>
-    <w:lsdException w:name="List Paragraph" w:uiPriority="34" w:qFormat="1"/>
-    <w:lsdException w:name="Medium List 2 Accent 1" w:uiPriority="66"/>
-    <w:lsdException w:name="Medium Grid 1 Accent 1" w:uiPriority="67"/>
-    <w:lsdException w:name="Medium Grid 2 Accent 1" w:uiPriority="68"/>
-    <w:lsdException w:name="Medium Grid 3 Accent 1" w:uiPriority="69"/>
-    <w:lsdException w:name="Dark List Accent 1" w:uiPriority="70"/>
-    <w:lsdException w:name="Colorful Shading Accent 1" w:uiPriority="71"/>
-    <w:lsdException w:name="Colorful List Accent 1" w:uiPriority="72"/>
-    <w:lsdException w:name="Colorful Grid Accent 1" w:uiPriority="73"/>
-    <w:lsdException w:name="Light Shading Accent 2" w:uiPriority="60"/>
-    <w:lsdException w:name="Light List Accent 2" w:uiPriority="61"/>
-    <w:lsdException w:name="Light Grid Accent 2" w:uiPriority="62"/>
-    <w:lsdException w:name="Medium Shading 1 Accent 2" w:uiPriority="63"/>
-    <w:lsdException w:name="Medium Shading 2 Accent 2" w:uiPriority="64"/>
-    <w:lsdException w:name="Medium List 1 Accent 2" w:uiPriority="65"/>
-    <w:lsdException w:name="Medium List 2 Accent 2" w:uiPriority="66"/>
-    <w:lsdException w:name="Medium Grid 1 Accent 2" w:uiPriority="67"/>
-    <w:lsdException w:name="Medium Grid 2 Accent 2" w:uiPriority="68"/>
-    <w:lsdException w:name="Medium Grid 3 Accent 2" w:uiPriority="69"/>
-    <w:lsdException w:name="Dark List Accent 2" w:uiPriority="70"/>
-    <w:lsdException w:name="Colorful Shading Accent 2" w:uiPriority="71"/>
-    <w:lsdException w:name="Colorful List Accent 2" w:uiPriority="72"/>
-    <w:lsdException w:name="Colorful Grid Accent 2" w:uiPriority="73"/>
-    <w:lsdException w:name="Light Shading Accent 3" w:uiPriority="60"/>
-    <w:lsdException w:name="Light List Accent 3" w:uiPriority="61"/>
-    <w:lsdException w:name="Light Grid Accent 3" w:uiPriority="62"/>
-    <w:lsdException w:name="Medium Shading 1 Accent 3" w:uiPriority="63"/>
-    <w:lsdException w:name="Medium Shading 2 Accent 3" w:uiPriority="64"/>
-    <w:lsdException w:name="Medium List 1 Accent 3" w:uiPriority="65"/>
-    <w:lsdException w:name="Medium List 2 Accent 3" w:uiPriority="66"/>
-    <w:lsdException w:name="Medium Grid 1 Accent 3" w:uiPriority="67"/>
-    <w:lsdException w:name="Medium Grid 2 Accent 3" w:uiPriority="68"/>
-    <w:lsdException w:name="Medium Grid 3 Accent 3" w:uiPriority="69"/>
-    <w:lsdException w:name="Dark List Accent 3" w:uiPriority="70"/>
-    <w:lsdException w:name="Colorful Shading Accent 3" w:uiPriority="71"/>
-    <w:lsdException w:name="Colorful List Accent 3" w:uiPriority="72"/>
-    <w:lsdException w:name="Colorful Grid Accent 3" w:uiPriority="73"/>
-    <w:lsdException w:name="Light Shading Accent 4" w:uiPriority="60"/>
-    <w:lsdException w:name="Light List Accent 4" w:uiPriority="61"/>
-    <w:lsdException w:name="Light Grid Accent 4" w:uiPriority="62"/>
-    <w:lsdException w:name="Medium Shading 1 Accent 4" w:uiPriority="63"/>
-    <w:lsdException w:name="Medium Shading 2 Accent 4" w:uiPriority="64"/>
-    <w:lsdException w:name="Medium List 1 Accent 4" w:uiPriority="65"/>
-    <w:lsdException w:name="Medium List 2 Accent 4" w:uiPriority="66"/>
-    <w:lsdException w:name="Medium Grid 1 Accent 4" w:uiPriority="67"/>
-    <w:lsdException w:name="Medium Grid 2 Accent 4" w:uiPriority="68"/>
-    <w:lsdException w:name="Medium Grid 3 Accent 4" w:uiPriority="69"/>
-    <w:lsdException w:name="Dark List Accent 4" w:uiPriority="70"/>
-    <w:lsdException w:name="Colorful Shading Accent 4" w:uiPriority="71"/>
-    <w:lsdException w:name="Colorful List Accent 4" w:uiPriority="72"/>
-    <w:lsdException w:name="Colorful Grid Accent 4" w:uiPriority="73"/>
-    <w:lsdException w:name="Light Shading Accent 5" w:uiPriority="60"/>
-    <w:lsdException w:name="Light List Accent 5" w:uiPriority="61"/>
-    <w:lsdException w:name="Light Grid Accent 5" w:uiPriority="62"/>
-    <w:lsdException w:name="Medium Shading 1 Accent 5" w:uiPriority="63"/>
-    <w:lsdException w:name="Medium Shading 2 Accent 5" w:uiPriority="64"/>
-    <w:lsdException w:name="Medium List 1 Accent 5" w:uiPriority="65"/>
-    <w:lsdException w:name="Medium List 2 Accent 5" w:uiPriority="66"/>
-    <w:lsdException w:name="Medium Grid 1 Accent 5" w:uiPriority="67"/>
-    <w:lsdException w:name="Medium Grid 2 Accent 5" w:uiPriority="68"/>
-    <w:lsdException w:name="Medium Grid 3 Accent 5" w:uiPriority="69"/>
-    <w:lsdException w:name="Dark List Accent 5" w:uiPriority="70"/>
-    <w:lsdException w:name="Colorful Shading Accent 5" w:uiPriority="71"/>
-    <w:lsdException w:name="Colorful List Accent 5" w:uiPriority="72"/>
-    <w:lsdException w:name="Colorful Grid Accent 5" w:uiPriority="73"/>
-    <w:lsdException w:name="Light Shading Accent 6" w:uiPriority="60"/>
-    <w:lsdException w:name="Light List Accent 6" w:uiPriority="61"/>
-    <w:lsdException w:name="Light Grid Accent 6" w:uiPriority="62"/>
-    <w:lsdException w:name="Medium Shading 1 Accent 6" w:uiPriority="63"/>
-    <w:lsdException w:name="Medium Shading 2 Accent 6" w:uiPriority="64"/>
-    <w:lsdException w:name="Medium List 1 Accent 6" w:uiPriority="65"/>
-    <w:lsdException w:name="Medium List 2 Accent 6" w:uiPriority="66"/>
-    <w:lsdException w:name="Medium Grid 1 Accent 6" w:uiPriority="67"/>
-    <w:lsdException w:name="Medium Grid 2 Accent 6" w:uiPriority="68"/>
-    <w:lsdException w:name="Medium Grid 3 Accent 6" w:uiPriority="69"/>
-    <w:lsdException w:name="Dark List Accent 6" w:uiPriority="70"/>
-    <w:lsdException w:name="Colorful Shading Accent 6" w:uiPriority="71"/>
-    <w:lsdException w:name="Colorful List Accent 6" w:uiPriority="72"/>
-    <w:lsdException w:name="Colorful Grid Accent 6" w:uiPriority="73"/>
-    <w:lsdException w:name="Subtle Emphasis" w:uiPriority="19" w:qFormat="1"/>
-    <w:lsdException w:name="Intense Emphasis" w:uiPriority="21" w:qFormat="1"/>
-    <w:lsdException w:name="Subtle Reference" w:uiPriority="31" w:qFormat="1"/>
-    <w:lsdException w:name="Intense Reference" w:uiPriority="32" w:qFormat="1"/>
-    <w:lsdException w:name="Book Title" w:uiPriority="33" w:qFormat="1"/>
-    <w:lsdException w:name="Bibliography" w:semiHidden="1" w:uiPriority="37" w:unhideWhenUsed="1"/>
-    <w:lsdException w:name="TOC Heading" w:semiHidden="1" w:uiPriority="39" w:unhideWhenUsed="1" w:qFormat="1"/>
-    <w:lsdException w:name="Plain Table 1" w:uiPriority="41"/>
-    <w:lsdException w:name="Plain Table 2" w:uiPriority="42"/>
-    <w:lsdException w:name="Plain Table 3" w:uiPriority="43"/>
-    <w:lsdException w:name="Plain Table 4" w:uiPriority="44"/>
-    <w:lsdException w:name="Plain Table 5" w:uiPriority="45"/>
-    <w:lsdException w:name="Grid Table Light" w:uiPriority="40"/>
-    <w:lsdException w:name="Grid Table 1 Light" w:uiPriority="46"/>
-    <w:lsdException w:name="Grid Table 2" w:uiPriority="47"/>
-    <w:lsdException w:name="Grid Table 3" w:uiPriority="48"/>
-    <w:lsdException w:name="Grid Table 4" w:uiPriority="49"/>
-    <w:lsdException w:name="Grid Table 5 Dark" w:uiPriority="50"/>
-    <w:lsdException w:name="Grid Table 6 Colorful" w:uiPriority="51"/>
-    <w:lsdException w:name="Grid Table 7 Colorful" w:uiPriority="52"/>
-    <w:lsdException w:name="Grid Table 1 Light Accent 1" w:uiPriority="46"/>
-    <w:lsdException w:name="Grid Table 2 Accent 1" w:uiPriority="47"/>
-    <w:lsdException w:name="Grid Table 3 Accent 1" w:uiPriority="48"/>
-    <w:lsdException w:name="Grid Table 4 Accent 1" w:uiPriority="49"/>
-    <w:lsdException w:name="Grid Table 5 Dark Accent 1" w:uiPriority="50"/>
-    <w:lsdException w:name="Grid Table 6 Colorful Accent 1" w:uiPriority="51"/>
-    <w:lsdException w:name="Grid Table 7 Colorful Accent 1" w:uiPriority="52"/>
-    <w:lsdException w:name="Grid Table 1 Light Accent 2" w:uiPriority="46"/>
-    <w:lsdException w:name="Grid Table 2 Accent 2" w:uiPriority="47"/>
-    <w:lsdException w:name="Grid Table 3 Accent 2" w:uiPriority="48"/>
-    <w:lsdException w:name="Grid Table 4 Accent 2" w:uiPriority="49"/>
-    <w:lsdException w:name="Grid Table 5 Dark Accent 2" w:uiPriority="50"/>
-    <w:lsdException w:name="Grid Table 6 Colorful Accent 2" w:uiPriority="51"/>
-    <w:lsdException w:name="Grid Table 7 Colorful Accent 2" w:uiPriority="52"/>
-    <w:lsdException w:name="Grid Table 1 Light Accent 3" w:uiPriority="46"/>
-    <w:lsdException w:name="Grid Table 2 Accent 3" w:uiPriority="47"/>
-    <w:lsdException w:name="Grid Table 3 Accent 3" w:uiPriority="48"/>
-    <w:lsdException w:name="Grid Table 4 Accent 3" w:uiPriority="49"/>
-    <w:lsdException w:name="Grid Table 5 Dark Accent 3" w:uiPriority="50"/>
-    <w:lsdException w:name="Grid Table 6 Colorful Accent 3" w:uiPriority="51"/>
-    <w:lsdException w:name="Grid Table 7 Colorful Accent 3" w:uiPriority="52"/>
-    <w:lsdException w:name="Grid Table 1 Light Accent 4" w:uiPriority="46"/>
-    <w:lsdException w:name="Grid Table 2 Accent 4" w:uiPriority="47"/>
-    <w:lsdException w:name="Grid Table 3 Accent 4" w:uiPriority="48"/>
-    <w:lsdException w:name="Grid Table 4 Accent 4" w:uiPriority="49"/>
-    <w:lsdException w:name="Grid Table 5 Dark Accent 4" w:uiPriority="50"/>
-    <w:lsdException w:name="Grid Table 6 Colorful Accent 4" w:uiPriority="51"/>
-    <w:lsdException w:name="Grid Table 7 Colorful Accent 4" w:uiPriority="52"/>
-    <w:lsdException w:name="Grid Table 1 Light Accent 5" w:uiPriority="46"/>
-    <w:lsdException w:name="Grid Table 2 Accent 5" w:uiPriority="47"/>
-    <w:lsdException w:name="Grid Table 3 Accent 5" w:uiPriority="48"/>
-    <w:lsdException w:name="Grid Table 4 Accent 5" w:uiPriority="49"/>
-    <w:lsdException w:name="Grid Table 5 Dark Accent 5" w:uiPriority="50"/>
-    <w:lsdException w:name="Grid Table 6 Colorful Accent 5" w:uiPriority="51"/>
-    <w:lsdException w:name="Grid Table 7 Colorful Accent 5" w:uiPriority="52"/>
-    <w:lsdException w:name="Grid Table 1 Light Accent 6" w:uiPriority="46"/>
-    <w:lsdException w:name="Grid Table 2 Accent 6" w:uiPriority="47"/>
-    <w:lsdException w:name="Grid Table 3 Accent 6" w:uiPriority="48"/>
-    <w:lsdException w:name="Grid Table 4 Accent 6" w:uiPriority="49"/>
-    <w:lsdException w:name="Grid Table 5 Dark Accent 6" w:uiPriority="50"/>
-    <w:lsdException w:name="Grid Table 6 Colorful Accent 6" w:uiPriority="51"/>
-    <w:lsdException w:name="Grid Table 7 Colorful Accent 6" w:uiPriority="52"/>
-    <w:lsdException w:name="List Table 1 Light" w:uiPriority="46"/>
-    <w:lsdException w:name="List Table 2" w:uiPriority="47"/>
-    <w:lsdException w:name="List Table 3" w:uiPriority="48"/>
-    <w:lsdException w:name="List Table 4" w:uiPriority="49"/>
-    <w:lsdException w:name="List Table 5 Dark" w:uiPriority="50"/>
-    <w:lsdException w:name="List Table 6 Colorful" w:uiPriority="51"/>
-    <w:lsdException w:name="List Table 7 Colorful" w:uiPriority="52"/>
-    <w:lsdException w:name="List Table 1 Light Accent 1" w:uiPriority="46"/>
-    <w:lsdException w:name="List Table 2 Accent 1" w:uiPriority="47"/>
-    <w:lsdException w:name="List Table 3 Accent 1" w:uiPriority="48"/>
-    <w:lsdException w:name="List Table 4 Accent 1" w:uiPriority="49"/>
-    <w:lsdException w:name="List Table 5 Dark Accent 1" w:uiPriority="50"/>
-    <w:lsdException w:name="List Table 6 Colorful Accent 1" w:uiPriority="51"/>
-    <w:lsdException w:name="List Table 7 Colorful Accent 1" w:uiPriority="52"/>
-    <w:lsdException w:name="List Table 1 Light Accent 2" w:uiPriority="46"/>
-    <w:lsdException w:name="List Table 2 Accent 2" w:uiPriority="47"/>
-    <w:lsdException w:name="List Table 3 Accent 2" w:uiPriority="48"/>
-    <w:lsdException w:name="List Table 4 Accent 2" w:uiPriority="49"/>
-    <w:lsdException w:name="List Table 5 Dark Accent 2" w:uiPriority="50"/>
-    <w:lsdException w:name="List Table 6 Colorful Accent 2" w:uiPriority="51"/>
-    <w:lsdException w:name="List Table 7 Colorful Accent 2" w:uiPriority="52"/>
-    <w:lsdException w:name="List Table 1 Light Accent 3" w:uiPriority="46"/>
-    <w:lsdException w:name="List Table 2 Accent 3" w:uiPriority="47"/>
-    <w:lsdException w:name="List Table 3 Accent 3" w:uiPriority="48"/>
-    <w:lsdException w:name="List Table 4 Accent 3" w:uiPriority="49"/>
-    <w:lsdException w:name="List Table 5 Dark Accent 3" w:uiPriority="50"/>
-    <w:lsdException w:name="List Table 6 Colorful Accent 3" w:uiPriority="51"/>
-    <w:lsdException w:name="List Table 7 Colorful Accent 3" w:uiPriority="52"/>
-    <w:lsdException w:name="List Table 1 Light Accent 4" w:uiPriority="46"/>
-    <w:lsdException w:name="List Table 2 Accent 4" w:uiPriority="47"/>
-    <w:lsdException w:name="List Table 3 Accent 4" w:uiPriority="48"/>
-    <w:lsdException w:name="List Table 4 Accent 4" w:uiPriority="49"/>
-    <w:lsdException w:name="List Table 5 Dark Accent 4" w:uiPriority="50"/>
-    <w:lsdException w:name="List Table 6 Colorful Accent 4" w:uiPriority="51"/>
-    <w:lsdException w:name="List Table 7 Colorful Accent 4" w:uiPriority="52"/>
-    <w:lsdException w:name="List Table 1 Light Accent 5" w:uiPriority="46"/>
-    <w:lsdException w:name="List Table 2 Accent 5" w:uiPriority="47"/>
-    <w:lsdException w:name="List Table 3 Accent 5" w:uiPriority="48"/>
-    <w:lsdException w:name="List Table 4 Accent 5" w:uiPriority="49"/>
-    <w:lsdException w:name="List Table 5 Dark Accent 5" w:uiPriority="50"/>
-    <w:lsdException w:name="List Table 6 Colorful Accent 5" w:uiPriority="51"/>
-    <w:lsdException w:name="List Table 7 Colorful Accent 5" w:uiPriority="52"/>
-    <w:lsdException w:name="List Table 1 Light Accent 6" w:uiPriority="46"/>
-    <w:lsdException w:name="List Table 2 Accent 6" w:uiPriority="47"/>
-    <w:lsdException w:name="List Table 3 Accent 6" w:uiPriority="48"/>
-    <w:lsdException w:name="List Table 4 Accent 6" w:uiPriority="49"/>
-    <w:lsdException w:name="List Table 5 Dark Accent 6" w:uiPriority="50"/>
-    <w:lsdException w:name="List Table 6 Colorful Accent 6" w:uiPriority="51"/>
-    <w:lsdException w:name="List Table 7 Colorful Accent 6" w:uiPriority="52"/>
+  <w:latentStyles w:defLockedState="0" w:defUIPriority="99" w:defSemiHidden="1" w:defUnhideWhenUsed="1" w:defQFormat="0" w:count="267">
+    <w:lsdException w:name="Normal" w:semiHidden="0" w:uiPriority="0" w:unhideWhenUsed="0" w:qFormat="1"/>
+    <w:lsdException w:name="heading 1" w:semiHidden="0" w:uiPriority="9" w:unhideWhenUsed="0" w:qFormat="1"/>
+    <w:lsdException w:name="heading 2" w:semiHidden="0" w:uiPriority="9" w:qFormat="1"/>
+    <w:lsdException w:name="heading 3" w:semiHidden="0" w:uiPriority="9" w:qFormat="1"/>
+    <w:lsdException w:name="heading 4" w:semiHidden="0" w:uiPriority="9" w:unhideWhenUsed="0" w:qFormat="1"/>
+    <w:lsdException w:name="heading 5" w:uiPriority="9" w:qFormat="1"/>
+    <w:lsdException w:name="heading 6" w:semiHidden="0" w:uiPriority="0" w:unhideWhenUsed="0" w:qFormat="1"/>
+    <w:lsdException w:name="heading 7" w:uiPriority="9" w:qFormat="1"/>
+    <w:lsdException w:name="heading 8" w:uiPriority="9" w:qFormat="1"/>
+    <w:lsdException w:name="heading 9" w:uiPriority="9" w:qFormat="1"/>
+    <w:lsdException w:name="toc 1" w:semiHidden="0" w:uiPriority="39" w:qFormat="1"/>
+    <w:lsdException w:name="toc 2" w:semiHidden="0" w:uiPriority="39" w:qFormat="1"/>
+    <w:lsdException w:name="toc 3" w:semiHidden="0" w:uiPriority="39" w:qFormat="1"/>
+    <w:lsdException w:name="toc 4" w:uiPriority="39"/>
+    <w:lsdException w:name="toc 5" w:uiPriority="39"/>
+    <w:lsdException w:name="toc 6" w:uiPriority="39"/>
+    <w:lsdException w:name="toc 7" w:uiPriority="39"/>
+    <w:lsdException w:name="toc 8" w:uiPriority="39"/>
+    <w:lsdException w:name="toc 9" w:uiPriority="39"/>
+    <w:lsdException w:name="header" w:semiHidden="0" w:qFormat="1"/>
+    <w:lsdException w:name="footer" w:semiHidden="0" w:qFormat="1"/>
+    <w:lsdException w:name="caption" w:uiPriority="35" w:qFormat="1"/>
+    <w:lsdException w:name="Title" w:semiHidden="0" w:uiPriority="10" w:unhideWhenUsed="0" w:qFormat="1"/>
+    <w:lsdException w:name="Default Paragraph Font" w:uiPriority="1" w:qFormat="1"/>
+    <w:lsdException w:name="Subtitle" w:semiHidden="0" w:uiPriority="11" w:unhideWhenUsed="0" w:qFormat="1"/>
+    <w:lsdException w:name="Hyperlink" w:semiHidden="0" w:qFormat="1"/>
+    <w:lsdException w:name="Strong" w:semiHidden="0" w:uiPriority="22" w:unhideWhenUsed="0" w:qFormat="1"/>
+    <w:lsdException w:name="Emphasis" w:semiHidden="0" w:uiPriority="20" w:unhideWhenUsed="0" w:qFormat="1"/>
+    <w:lsdException w:name="Normal (Web)" w:semiHidden="0" w:qFormat="1"/>
+    <w:lsdException w:name="Normal Table" w:qFormat="1"/>
+    <w:lsdException w:name="Table Grid" w:semiHidden="0" w:uiPriority="39" w:unhideWhenUsed="0" w:qFormat="1"/>
+    <w:lsdException w:name="Placeholder Text" w:unhideWhenUsed="0"/>
+    <w:lsdException w:name="No Spacing" w:semiHidden="0" w:unhideWhenUsed="0"/>
+    <w:lsdException w:name="Light Shading" w:semiHidden="0" w:uiPriority="60" w:unhideWhenUsed="0"/>
+    <w:lsdException w:name="Light List" w:semiHidden="0" w:uiPriority="61" w:unhideWhenUsed="0"/>
+    <w:lsdException w:name="Light Grid" w:semiHidden="0" w:uiPriority="62" w:unhideWhenUsed="0"/>
+    <w:lsdException w:name="Medium Shading 1" w:semiHidden="0" w:uiPriority="63" w:unhideWhenUsed="0"/>
+    <w:lsdException w:name="Medium Shading 2" w:semiHidden="0" w:uiPriority="64" w:unhideWhenUsed="0"/>
+    <w:lsdException w:name="Medium List 1" w:semiHidden="0" w:uiPriority="65" w:unhideWhenUsed="0"/>
+    <w:lsdException w:name="Medium List 2" w:semiHidden="0" w:uiPriority="66" w:unhideWhenUsed="0"/>
+    <w:lsdException w:name="Medium Grid 1" w:semiHidden="0" w:uiPriority="67" w:unhideWhenUsed="0"/>
+    <w:lsdException w:name="Medium Grid 2" w:semiHidden="0" w:uiPriority="68" w:unhideWhenUsed="0"/>
+    <w:lsdException w:name="Medium Grid 3" w:semiHidden="0" w:uiPriority="69" w:unhideWhenUsed="0"/>
+    <w:lsdException w:name="Dark List" w:semiHidden="0" w:uiPriority="70" w:unhideWhenUsed="0"/>
+    <w:lsdException w:name="Colorful Shading" w:semiHidden="0" w:uiPriority="71" w:unhideWhenUsed="0"/>
+    <w:lsdException w:name="Colorful List" w:semiHidden="0" w:uiPriority="72" w:unhideWhenUsed="0"/>
+    <w:lsdException w:name="Colorful Grid" w:semiHidden="0" w:uiPriority="73" w:unhideWhenUsed="0"/>
+    <w:lsdException w:name="Light Shading Accent 1" w:semiHidden="0" w:uiPriority="60" w:unhideWhenUsed="0"/>
+    <w:lsdException w:name="Light List Accent 1" w:semiHidden="0" w:uiPriority="61" w:unhideWhenUsed="0"/>
+    <w:lsdException w:name="Light Grid Accent 1" w:semiHidden="0" w:uiPriority="62" w:unhideWhenUsed="0"/>
+    <w:lsdException w:name="Medium Shading 1 Accent 1" w:semiHidden="0" w:uiPriority="63" w:unhideWhenUsed="0"/>
+    <w:lsdException w:name="Medium Shading 2 Accent 1" w:semiHidden="0" w:uiPriority="64" w:unhideWhenUsed="0"/>
+    <w:lsdException w:name="Medium List 1 Accent 1" w:semiHidden="0" w:uiPriority="65" w:unhideWhenUsed="0"/>
+    <w:lsdException w:name="Revision" w:unhideWhenUsed="0"/>
+    <w:lsdException w:name="List Paragraph" w:semiHidden="0" w:uiPriority="34" w:unhideWhenUsed="0" w:qFormat="1"/>
+    <w:lsdException w:name="Quote" w:semiHidden="0" w:unhideWhenUsed="0"/>
+    <w:lsdException w:name="Intense Quote" w:semiHidden="0" w:unhideWhenUsed="0"/>
+    <w:lsdException w:name="Medium List 2 Accent 1" w:semiHidden="0" w:uiPriority="66" w:unhideWhenUsed="0"/>
+    <w:lsdException w:name="Medium Grid 1 Accent 1" w:semiHidden="0" w:uiPriority="67" w:unhideWhenUsed="0"/>
+    <w:lsdException w:name="Medium Grid 2 Accent 1" w:semiHidden="0" w:uiPriority="68" w:unhideWhenUsed="0"/>
+    <w:lsdException w:name="Medium Grid 3 Accent 1" w:semiHidden="0" w:uiPriority="69" w:unhideWhenUsed="0"/>
+    <w:lsdException w:name="Dark List Accent 1" w:semiHidden="0" w:uiPriority="70" w:unhideWhenUsed="0"/>
+    <w:lsdException w:name="Colorful Shading Accent 1" w:semiHidden="0" w:uiPriority="71" w:unhideWhenUsed="0"/>
+    <w:lsdException w:name="Colorful List Accent 1" w:semiHidden="0" w:uiPriority="72" w:unhideWhenUsed="0"/>
+    <w:lsdException w:name="Colorful Grid Accent 1" w:semiHidden="0" w:uiPriority="73" w:unhideWhenUsed="0"/>
+    <w:lsdException w:name="Light Shading Accent 2" w:semiHidden="0" w:uiPriority="60" w:unhideWhenUsed="0"/>
+    <w:lsdException w:name="Light List Accent 2" w:semiHidden="0" w:uiPriority="61" w:unhideWhenUsed="0"/>
+    <w:lsdException w:name="Light Grid Accent 2" w:semiHidden="0" w:uiPriority="62" w:unhideWhenUsed="0"/>
+    <w:lsdException w:name="Medium Shading 1 Accent 2" w:semiHidden="0" w:uiPriority="63" w:unhideWhenUsed="0"/>
+    <w:lsdException w:name="Medium Shading 2 Accent 2" w:semiHidden="0" w:uiPriority="64" w:unhideWhenUsed="0"/>
+    <w:lsdException w:name="Medium List 1 Accent 2" w:semiHidden="0" w:uiPriority="65" w:unhideWhenUsed="0"/>
+    <w:lsdException w:name="Medium List 2 Accent 2" w:semiHidden="0" w:uiPriority="66" w:unhideWhenUsed="0"/>
+    <w:lsdException w:name="Medium Grid 1 Accent 2" w:semiHidden="0" w:uiPriority="67" w:unhideWhenUsed="0"/>
+    <w:lsdException w:name="Medium Grid 2 Accent 2" w:semiHidden="0" w:uiPriority="68" w:unhideWhenUsed="0"/>
+    <w:lsdException w:name="Medium Grid 3 Accent 2" w:semiHidden="0" w:uiPriority="69" w:unhideWhenUsed="0"/>
+    <w:lsdException w:name="Dark List Accent 2" w:semiHidden="0" w:uiPriority="70" w:unhideWhenUsed="0"/>
+    <w:lsdException w:name="Colorful Shading Accent 2" w:semiHidden="0" w:uiPriority="71" w:unhideWhenUsed="0"/>
+    <w:lsdException w:name="Colorful List Accent 2" w:semiHidden="0" w:uiPriority="72" w:unhideWhenUsed="0"/>
+    <w:lsdException w:name="Colorful Grid Accent 2" w:semiHidden="0" w:uiPriority="73" w:unhideWhenUsed="0"/>
+    <w:lsdException w:name="Light Shading Accent 3" w:semiHidden="0" w:uiPriority="60" w:unhideWhenUsed="0"/>
+    <w:lsdException w:name="Light List Accent 3" w:semiHidden="0" w:uiPriority="61" w:unhideWhenUsed="0"/>
+    <w:lsdException w:name="Light Grid Accent 3" w:semiHidden="0" w:uiPriority="62" w:unhideWhenUsed="0"/>
+    <w:lsdException w:name="Medium Shading 1 Accent 3" w:semiHidden="0" w:uiPriority="63" w:unhideWhenUsed="0"/>
+    <w:lsdException w:name="Medium Shading 2 Accent 3" w:semiHidden="0" w:uiPriority="64" w:unhideWhenUsed="0"/>
+    <w:lsdException w:name="Medium List 1 Accent 3" w:semiHidden="0" w:uiPriority="65" w:unhideWhenUsed="0"/>
+    <w:lsdException w:name="Medium List 2 Accent 3" w:semiHidden="0" w:uiPriority="66" w:unhideWhenUsed="0"/>
+    <w:lsdException w:name="Medium Grid 1 Accent 3" w:semiHidden="0" w:uiPriority="67" w:unhideWhenUsed="0"/>
+    <w:lsdException w:name="Medium Grid 2 Accent 3" w:semiHidden="0" w:uiPriority="68" w:unhideWhenUsed="0"/>
+    <w:lsdException w:name="Medium Grid 3 Accent 3" w:semiHidden="0" w:uiPriority="69" w:unhideWhenUsed="0"/>
+    <w:lsdException w:name="Dark List Accent 3" w:semiHidden="0" w:uiPriority="70" w:unhideWhenUsed="0"/>
+    <w:lsdException w:name="Colorful Shading Accent 3" w:semiHidden="0" w:uiPriority="71" w:unhideWhenUsed="0"/>
+    <w:lsdException w:name="Colorful List Accent 3" w:semiHidden="0" w:uiPriority="72" w:unhideWhenUsed="0"/>
+    <w:lsdException w:name="Colorful Grid Accent 3" w:semiHidden="0" w:uiPriority="73" w:unhideWhenUsed="0"/>
+    <w:lsdException w:name="Light Shading Accent 4" w:semiHidden="0" w:uiPriority="60" w:unhideWhenUsed="0"/>
+    <w:lsdException w:name="Light List Accent 4" w:semiHidden="0" w:uiPriority="61" w:unhideWhenUsed="0"/>
+    <w:lsdException w:name="Light Grid Accent 4" w:semiHidden="0" w:uiPriority="62" w:unhideWhenUsed="0"/>
+    <w:lsdException w:name="Medium Shading 1 Accent 4" w:semiHidden="0" w:uiPriority="63" w:unhideWhenUsed="0"/>
+    <w:lsdException w:name="Medium Shading 2 Accent 4" w:semiHidden="0" w:uiPriority="64" w:unhideWhenUsed="0"/>
+    <w:lsdException w:name="Medium List 1 Accent 4" w:semiHidden="0" w:uiPriority="65" w:unhideWhenUsed="0"/>
+    <w:lsdException w:name="Medium List 2 Accent 4" w:semiHidden="0" w:uiPriority="66" w:unhideWhenUsed="0"/>
+    <w:lsdException w:name="Medium Grid 1 Accent 4" w:semiHidden="0" w:uiPriority="67" w:unhideWhenUsed="0"/>
+    <w:lsdException w:name="Medium Grid 2 Accent 4" w:semiHidden="0" w:uiPriority="68" w:unhideWhenUsed="0"/>
+    <w:lsdException w:name="Medium Grid 3 Accent 4" w:semiHidden="0" w:uiPriority="69" w:unhideWhenUsed="0"/>
+    <w:lsdException w:name="Dark List Accent 4" w:semiHidden="0" w:uiPriority="70" w:unhideWhenUsed="0"/>
+    <w:lsdException w:name="Colorful Shading Accent 4" w:semiHidden="0" w:uiPriority="71" w:unhideWhenUsed="0"/>
+    <w:lsdException w:name="Colorful List Accent 4" w:semiHidden="0" w:uiPriority="72" w:unhideWhenUsed="0"/>
+    <w:lsdException w:name="Colorful Grid Accent 4" w:semiHidden="0" w:uiPriority="73" w:unhideWhenUsed="0"/>
+    <w:lsdException w:name="Light Shading Accent 5" w:semiHidden="0" w:uiPriority="60" w:unhideWhenUsed="0"/>
+    <w:lsdException w:name="Light List Accent 5" w:semiHidden="0" w:uiPriority="61" w:unhideWhenUsed="0"/>
+    <w:lsdException w:name="Light Grid Accent 5" w:semiHidden="0" w:uiPriority="62" w:unhideWhenUsed="0"/>
+    <w:lsdException w:name="Medium Shading 1 Accent 5" w:semiHidden="0" w:uiPriority="63" w:unhideWhenUsed="0"/>
+    <w:lsdException w:name="Medium Shading 2 Accent 5" w:semiHidden="0" w:uiPriority="64" w:unhideWhenUsed="0"/>
+    <w:lsdException w:name="Medium List 1 Accent 5" w:semiHidden="0" w:uiPriority="65" w:unhideWhenUsed="0"/>
+    <w:lsdException w:name="Medium List 2 Accent 5" w:semiHidden="0" w:uiPriority="66" w:unhideWhenUsed="0"/>
+    <w:lsdException w:name="Medium Grid 1 Accent 5" w:semiHidden="0" w:uiPriority="67" w:unhideWhenUsed="0"/>
+    <w:lsdException w:name="Medium Grid 2 Accent 5" w:semiHidden="0" w:uiPriority="68" w:unhideWhenUsed="0"/>
+    <w:lsdException w:name="Medium Grid 3 Accent 5" w:semiHidden="0" w:uiPriority="69" w:unhideWhenUsed="0"/>
+    <w:lsdException w:name="Dark List Accent 5" w:semiHidden="0" w:uiPriority="70" w:unhideWhenUsed="0"/>
+    <w:lsdException w:name="Colorful Shading Accent 5" w:semiHidden="0" w:uiPriority="71" w:unhideWhenUsed="0"/>
+    <w:lsdException w:name="Colorful List Accent 5" w:semiHidden="0" w:uiPriority="72" w:unhideWhenUsed="0"/>
+    <w:lsdException w:name="Colorful Grid Accent 5" w:semiHidden="0" w:uiPriority="73" w:unhideWhenUsed="0"/>
+    <w:lsdException w:name="Light Shading Accent 6" w:semiHidden="0" w:uiPriority="60" w:unhideWhenUsed="0"/>
+    <w:lsdException w:name="Light List Accent 6" w:semiHidden="0" w:uiPriority="61" w:unhideWhenUsed="0"/>
+    <w:lsdException w:name="Light Grid Accent 6" w:semiHidden="0" w:uiPriority="62" w:unhideWhenUsed="0"/>
+    <w:lsdException w:name="Medium Shading 1 Accent 6" w:semiHidden="0" w:uiPriority="63" w:unhideWhenUsed="0"/>
+    <w:lsdException w:name="Medium Shading 2 Accent 6" w:semiHidden="0" w:uiPriority="64" w:unhideWhenUsed="0"/>
+    <w:lsdException w:name="Medium List 1 Accent 6" w:semiHidden="0" w:uiPriority="65" w:unhideWhenUsed="0"/>
+    <w:lsdException w:name="Medium List 2 Accent 6" w:semiHidden="0" w:uiPriority="66" w:unhideWhenUsed="0"/>
+    <w:lsdException w:name="Medium Grid 1 Accent 6" w:semiHidden="0" w:uiPriority="67" w:unhideWhenUsed="0"/>
+    <w:lsdException w:name="Medium Grid 2 Accent 6" w:semiHidden="0" w:uiPriority="68" w:unhideWhenUsed="0"/>
+    <w:lsdException w:name="Medium Grid 3 Accent 6" w:semiHidden="0" w:uiPriority="69" w:unhideWhenUsed="0"/>
+    <w:lsdException w:name="Dark List Accent 6" w:semiHidden="0" w:uiPriority="70" w:unhideWhenUsed="0"/>
+    <w:lsdException w:name="Colorful Shading Accent 6" w:semiHidden="0" w:uiPriority="71" w:unhideWhenUsed="0"/>
+    <w:lsdException w:name="Colorful List Accent 6" w:semiHidden="0" w:uiPriority="72" w:unhideWhenUsed="0"/>
+    <w:lsdException w:name="Colorful Grid Accent 6" w:semiHidden="0" w:uiPriority="73" w:unhideWhenUsed="0"/>
+    <w:lsdException w:name="Subtle Emphasis" w:semiHidden="0" w:uiPriority="19" w:unhideWhenUsed="0" w:qFormat="1"/>
+    <w:lsdException w:name="Intense Emphasis" w:semiHidden="0" w:uiPriority="21" w:unhideWhenUsed="0" w:qFormat="1"/>
+    <w:lsdException w:name="Subtle Reference" w:semiHidden="0" w:uiPriority="31" w:unhideWhenUsed="0" w:qFormat="1"/>
+    <w:lsdException w:name="Intense Reference" w:semiHidden="0" w:uiPriority="32" w:unhideWhenUsed="0" w:qFormat="1"/>
+    <w:lsdException w:name="Book Title" w:semiHidden="0" w:uiPriority="33" w:unhideWhenUsed="0" w:qFormat="1"/>
+    <w:lsdException w:name="Bibliography" w:uiPriority="37"/>
+    <w:lsdException w:name="TOC Heading" w:uiPriority="39" w:qFormat="1"/>
   </w:latentStyles>
   <w:style w:type="paragraph" w:default="1" w:styleId="Normal">
     <w:name w:val="Normal"/>
@@ -27012,7 +26728,7 @@
       <w:kern w:val="36"/>
       <w:sz w:val="26"/>
       <w:szCs w:val="32"/>
-      <w:lang w:val="en" w:eastAsia="zh-CN"/>
+      <w:lang w:eastAsia="zh-CN"/>
       <w14:ligatures w14:val="none"/>
     </w:rPr>
   </w:style>
@@ -27317,6 +27033,7 @@
       <w:szCs w:val="22"/>
     </w:rPr>
     <w:tblPr>
+      <w:tblInd w:w="0" w:type="dxa"/>
       <w:tblBorders>
         <w:top w:val="single" w:sz="4" w:space="0" w:color="auto"/>
         <w:left w:val="single" w:sz="4" w:space="0" w:color="auto"/>
@@ -27325,6 +27042,12 @@
         <w:insideH w:val="single" w:sz="4" w:space="0" w:color="auto"/>
         <w:insideV w:val="single" w:sz="4" w:space="0" w:color="auto"/>
       </w:tblBorders>
+      <w:tblCellMar>
+        <w:top w:w="0" w:type="dxa"/>
+        <w:left w:w="108" w:type="dxa"/>
+        <w:bottom w:w="0" w:type="dxa"/>
+        <w:right w:w="108" w:type="dxa"/>
+      </w:tblCellMar>
     </w:tblPr>
   </w:style>
   <w:style w:type="paragraph" w:styleId="TOC1">
@@ -27379,7 +27102,7 @@
       <w:kern w:val="36"/>
       <w:sz w:val="26"/>
       <w:szCs w:val="32"/>
-      <w:lang w:val="en" w:eastAsia="zh-CN"/>
+      <w:lang w:eastAsia="zh-CN"/>
       <w14:ligatures w14:val="none"/>
     </w:rPr>
   </w:style>
@@ -27581,7 +27304,7 @@
       <w:color w:val="auto"/>
       <w:kern w:val="32"/>
       <w:szCs w:val="26"/>
-      <w:lang w:val="en-US" w:eastAsia="en-US"/>
+      <w:lang w:eastAsia="en-US"/>
     </w:rPr>
   </w:style>
   <w:style w:type="paragraph" w:customStyle="1" w:styleId="Style2">
@@ -27632,7 +27355,7 @@
       <w:color w:val="2F5496" w:themeColor="accent1" w:themeShade="BF"/>
       <w:kern w:val="0"/>
       <w:sz w:val="32"/>
-      <w:lang w:val="en-US" w:eastAsia="en-US"/>
+      <w:lang w:eastAsia="en-US"/>
     </w:rPr>
   </w:style>
   <w:style w:type="character" w:customStyle="1" w:styleId="HeaderChar">
@@ -27648,6 +27371,896 @@
     <w:link w:val="Footer"/>
     <w:uiPriority w:val="99"/>
     <w:qFormat/>
+  </w:style>
+  <w:style w:type="paragraph" w:styleId="BalloonText">
+    <w:name w:val="Balloon Text"/>
+    <w:basedOn w:val="Normal"/>
+    <w:link w:val="BalloonTextChar"/>
+    <w:uiPriority w:val="99"/>
+    <w:semiHidden/>
+    <w:unhideWhenUsed/>
+    <w:rsid w:val="00E619D9"/>
+    <w:rPr>
+      <w:rFonts w:ascii="Tahoma" w:hAnsi="Tahoma" w:cs="Tahoma"/>
+      <w:sz w:val="16"/>
+      <w:szCs w:val="16"/>
+    </w:rPr>
+  </w:style>
+  <w:style w:type="character" w:customStyle="1" w:styleId="BalloonTextChar">
+    <w:name w:val="Balloon Text Char"/>
+    <w:basedOn w:val="DefaultParagraphFont"/>
+    <w:link w:val="BalloonText"/>
+    <w:uiPriority w:val="99"/>
+    <w:semiHidden/>
+    <w:rsid w:val="00E619D9"/>
+    <w:rPr>
+      <w:rFonts w:ascii="Tahoma" w:hAnsi="Tahoma" w:cs="Tahoma"/>
+      <w:kern w:val="2"/>
+      <w:sz w:val="16"/>
+      <w:szCs w:val="16"/>
+      <w14:ligatures w14:val="standardContextual"/>
+    </w:rPr>
+  </w:style>
+</w:styles>
+</file>
+
+<file path=word/stylesWithEffects.xml><?xml version="1.0" encoding="utf-8"?>
+<w:styles xmlns:wpc="http://schemas.microsoft.com/office/word/2010/wordprocessingCanvas" xmlns:mc="http://schemas.openxmlformats.org/markup-compatibility/2006" xmlns:o="urn:schemas-microsoft-com:office:office" xmlns:r="http://schemas.openxmlformats.org/officeDocument/2006/relationships" xmlns:m="http://schemas.openxmlformats.org/officeDocument/2006/math" xmlns:v="urn:schemas-microsoft-com:vml" xmlns:wp14="http://schemas.microsoft.com/office/word/2010/wordprocessingDrawing" xmlns:wp="http://schemas.openxmlformats.org/drawingml/2006/wordprocessingDrawing" xmlns:w10="urn:schemas-microsoft-com:office:word" xmlns:w="http://schemas.openxmlformats.org/wordprocessingml/2006/main" xmlns:w14="http://schemas.microsoft.com/office/word/2010/wordml" xmlns:wpg="http://schemas.microsoft.com/office/word/2010/wordprocessingGroup" xmlns:wpi="http://schemas.microsoft.com/office/word/2010/wordprocessingInk" xmlns:wne="http://schemas.microsoft.com/office/word/2006/wordml" xmlns:wps="http://schemas.microsoft.com/office/word/2010/wordprocessingShape" mc:Ignorable="w14 wp14">
+  <w:docDefaults>
+    <w:rPrDefault>
+      <w:rPr>
+        <w:rFonts w:asciiTheme="minorHAnsi" w:eastAsiaTheme="minorHAnsi" w:hAnsiTheme="minorHAnsi" w:cstheme="minorBidi"/>
+        <w:lang w:val="en-US" w:eastAsia="en-US" w:bidi="ar-SA"/>
+      </w:rPr>
+    </w:rPrDefault>
+    <w:pPrDefault/>
+  </w:docDefaults>
+  <w:latentStyles w:defLockedState="0" w:defUIPriority="99" w:defSemiHidden="1" w:defUnhideWhenUsed="1" w:defQFormat="0" w:count="267">
+    <w:lsdException w:name="Normal" w:semiHidden="0" w:uiPriority="0" w:unhideWhenUsed="0" w:qFormat="1"/>
+    <w:lsdException w:name="heading 1" w:semiHidden="0" w:uiPriority="9" w:unhideWhenUsed="0" w:qFormat="1"/>
+    <w:lsdException w:name="heading 2" w:semiHidden="0" w:uiPriority="9" w:qFormat="1"/>
+    <w:lsdException w:name="heading 3" w:semiHidden="0" w:uiPriority="9" w:qFormat="1"/>
+    <w:lsdException w:name="heading 4" w:semiHidden="0" w:uiPriority="9" w:unhideWhenUsed="0" w:qFormat="1"/>
+    <w:lsdException w:name="heading 5" w:uiPriority="9" w:qFormat="1"/>
+    <w:lsdException w:name="heading 6" w:semiHidden="0" w:uiPriority="0" w:unhideWhenUsed="0" w:qFormat="1"/>
+    <w:lsdException w:name="heading 7" w:uiPriority="9" w:qFormat="1"/>
+    <w:lsdException w:name="heading 8" w:uiPriority="9" w:qFormat="1"/>
+    <w:lsdException w:name="heading 9" w:uiPriority="9" w:qFormat="1"/>
+    <w:lsdException w:name="toc 1" w:semiHidden="0" w:uiPriority="39" w:qFormat="1"/>
+    <w:lsdException w:name="toc 2" w:semiHidden="0" w:uiPriority="39" w:qFormat="1"/>
+    <w:lsdException w:name="toc 3" w:semiHidden="0" w:uiPriority="39" w:qFormat="1"/>
+    <w:lsdException w:name="toc 4" w:uiPriority="39"/>
+    <w:lsdException w:name="toc 5" w:uiPriority="39"/>
+    <w:lsdException w:name="toc 6" w:uiPriority="39"/>
+    <w:lsdException w:name="toc 7" w:uiPriority="39"/>
+    <w:lsdException w:name="toc 8" w:uiPriority="39"/>
+    <w:lsdException w:name="toc 9" w:uiPriority="39"/>
+    <w:lsdException w:name="header" w:semiHidden="0" w:qFormat="1"/>
+    <w:lsdException w:name="footer" w:semiHidden="0" w:qFormat="1"/>
+    <w:lsdException w:name="caption" w:uiPriority="35" w:qFormat="1"/>
+    <w:lsdException w:name="Title" w:semiHidden="0" w:uiPriority="10" w:unhideWhenUsed="0" w:qFormat="1"/>
+    <w:lsdException w:name="Default Paragraph Font" w:uiPriority="1" w:qFormat="1"/>
+    <w:lsdException w:name="Subtitle" w:semiHidden="0" w:uiPriority="11" w:unhideWhenUsed="0" w:qFormat="1"/>
+    <w:lsdException w:name="Hyperlink" w:semiHidden="0" w:qFormat="1"/>
+    <w:lsdException w:name="Strong" w:semiHidden="0" w:uiPriority="22" w:unhideWhenUsed="0" w:qFormat="1"/>
+    <w:lsdException w:name="Emphasis" w:semiHidden="0" w:uiPriority="20" w:unhideWhenUsed="0" w:qFormat="1"/>
+    <w:lsdException w:name="Normal (Web)" w:semiHidden="0" w:qFormat="1"/>
+    <w:lsdException w:name="Normal Table" w:qFormat="1"/>
+    <w:lsdException w:name="Table Grid" w:semiHidden="0" w:uiPriority="39" w:unhideWhenUsed="0" w:qFormat="1"/>
+    <w:lsdException w:name="Placeholder Text" w:unhideWhenUsed="0"/>
+    <w:lsdException w:name="No Spacing" w:semiHidden="0" w:unhideWhenUsed="0"/>
+    <w:lsdException w:name="Light Shading" w:semiHidden="0" w:uiPriority="60" w:unhideWhenUsed="0"/>
+    <w:lsdException w:name="Light List" w:semiHidden="0" w:uiPriority="61" w:unhideWhenUsed="0"/>
+    <w:lsdException w:name="Light Grid" w:semiHidden="0" w:uiPriority="62" w:unhideWhenUsed="0"/>
+    <w:lsdException w:name="Medium Shading 1" w:semiHidden="0" w:uiPriority="63" w:unhideWhenUsed="0"/>
+    <w:lsdException w:name="Medium Shading 2" w:semiHidden="0" w:uiPriority="64" w:unhideWhenUsed="0"/>
+    <w:lsdException w:name="Medium List 1" w:semiHidden="0" w:uiPriority="65" w:unhideWhenUsed="0"/>
+    <w:lsdException w:name="Medium List 2" w:semiHidden="0" w:uiPriority="66" w:unhideWhenUsed="0"/>
+    <w:lsdException w:name="Medium Grid 1" w:semiHidden="0" w:uiPriority="67" w:unhideWhenUsed="0"/>
+    <w:lsdException w:name="Medium Grid 2" w:semiHidden="0" w:uiPriority="68" w:unhideWhenUsed="0"/>
+    <w:lsdException w:name="Medium Grid 3" w:semiHidden="0" w:uiPriority="69" w:unhideWhenUsed="0"/>
+    <w:lsdException w:name="Dark List" w:semiHidden="0" w:uiPriority="70" w:unhideWhenUsed="0"/>
+    <w:lsdException w:name="Colorful Shading" w:semiHidden="0" w:uiPriority="71" w:unhideWhenUsed="0"/>
+    <w:lsdException w:name="Colorful List" w:semiHidden="0" w:uiPriority="72" w:unhideWhenUsed="0"/>
+    <w:lsdException w:name="Colorful Grid" w:semiHidden="0" w:uiPriority="73" w:unhideWhenUsed="0"/>
+    <w:lsdException w:name="Light Shading Accent 1" w:semiHidden="0" w:uiPriority="60" w:unhideWhenUsed="0"/>
+    <w:lsdException w:name="Light List Accent 1" w:semiHidden="0" w:uiPriority="61" w:unhideWhenUsed="0"/>
+    <w:lsdException w:name="Light Grid Accent 1" w:semiHidden="0" w:uiPriority="62" w:unhideWhenUsed="0"/>
+    <w:lsdException w:name="Medium Shading 1 Accent 1" w:semiHidden="0" w:uiPriority="63" w:unhideWhenUsed="0"/>
+    <w:lsdException w:name="Medium Shading 2 Accent 1" w:semiHidden="0" w:uiPriority="64" w:unhideWhenUsed="0"/>
+    <w:lsdException w:name="Medium List 1 Accent 1" w:semiHidden="0" w:uiPriority="65" w:unhideWhenUsed="0"/>
+    <w:lsdException w:name="Revision" w:unhideWhenUsed="0"/>
+    <w:lsdException w:name="List Paragraph" w:semiHidden="0" w:uiPriority="34" w:unhideWhenUsed="0" w:qFormat="1"/>
+    <w:lsdException w:name="Quote" w:semiHidden="0" w:unhideWhenUsed="0"/>
+    <w:lsdException w:name="Intense Quote" w:semiHidden="0" w:unhideWhenUsed="0"/>
+    <w:lsdException w:name="Medium List 2 Accent 1" w:semiHidden="0" w:uiPriority="66" w:unhideWhenUsed="0"/>
+    <w:lsdException w:name="Medium Grid 1 Accent 1" w:semiHidden="0" w:uiPriority="67" w:unhideWhenUsed="0"/>
+    <w:lsdException w:name="Medium Grid 2 Accent 1" w:semiHidden="0" w:uiPriority="68" w:unhideWhenUsed="0"/>
+    <w:lsdException w:name="Medium Grid 3 Accent 1" w:semiHidden="0" w:uiPriority="69" w:unhideWhenUsed="0"/>
+    <w:lsdException w:name="Dark List Accent 1" w:semiHidden="0" w:uiPriority="70" w:unhideWhenUsed="0"/>
+    <w:lsdException w:name="Colorful Shading Accent 1" w:semiHidden="0" w:uiPriority="71" w:unhideWhenUsed="0"/>
+    <w:lsdException w:name="Colorful List Accent 1" w:semiHidden="0" w:uiPriority="72" w:unhideWhenUsed="0"/>
+    <w:lsdException w:name="Colorful Grid Accent 1" w:semiHidden="0" w:uiPriority="73" w:unhideWhenUsed="0"/>
+    <w:lsdException w:name="Light Shading Accent 2" w:semiHidden="0" w:uiPriority="60" w:unhideWhenUsed="0"/>
+    <w:lsdException w:name="Light List Accent 2" w:semiHidden="0" w:uiPriority="61" w:unhideWhenUsed="0"/>
+    <w:lsdException w:name="Light Grid Accent 2" w:semiHidden="0" w:uiPriority="62" w:unhideWhenUsed="0"/>
+    <w:lsdException w:name="Medium Shading 1 Accent 2" w:semiHidden="0" w:uiPriority="63" w:unhideWhenUsed="0"/>
+    <w:lsdException w:name="Medium Shading 2 Accent 2" w:semiHidden="0" w:uiPriority="64" w:unhideWhenUsed="0"/>
+    <w:lsdException w:name="Medium List 1 Accent 2" w:semiHidden="0" w:uiPriority="65" w:unhideWhenUsed="0"/>
+    <w:lsdException w:name="Medium List 2 Accent 2" w:semiHidden="0" w:uiPriority="66" w:unhideWhenUsed="0"/>
+    <w:lsdException w:name="Medium Grid 1 Accent 2" w:semiHidden="0" w:uiPriority="67" w:unhideWhenUsed="0"/>
+    <w:lsdException w:name="Medium Grid 2 Accent 2" w:semiHidden="0" w:uiPriority="68" w:unhideWhenUsed="0"/>
+    <w:lsdException w:name="Medium Grid 3 Accent 2" w:semiHidden="0" w:uiPriority="69" w:unhideWhenUsed="0"/>
+    <w:lsdException w:name="Dark List Accent 2" w:semiHidden="0" w:uiPriority="70" w:unhideWhenUsed="0"/>
+    <w:lsdException w:name="Colorful Shading Accent 2" w:semiHidden="0" w:uiPriority="71" w:unhideWhenUsed="0"/>
+    <w:lsdException w:name="Colorful List Accent 2" w:semiHidden="0" w:uiPriority="72" w:unhideWhenUsed="0"/>
+    <w:lsdException w:name="Colorful Grid Accent 2" w:semiHidden="0" w:uiPriority="73" w:unhideWhenUsed="0"/>
+    <w:lsdException w:name="Light Shading Accent 3" w:semiHidden="0" w:uiPriority="60" w:unhideWhenUsed="0"/>
+    <w:lsdException w:name="Light List Accent 3" w:semiHidden="0" w:uiPriority="61" w:unhideWhenUsed="0"/>
+    <w:lsdException w:name="Light Grid Accent 3" w:semiHidden="0" w:uiPriority="62" w:unhideWhenUsed="0"/>
+    <w:lsdException w:name="Medium Shading 1 Accent 3" w:semiHidden="0" w:uiPriority="63" w:unhideWhenUsed="0"/>
+    <w:lsdException w:name="Medium Shading 2 Accent 3" w:semiHidden="0" w:uiPriority="64" w:unhideWhenUsed="0"/>
+    <w:lsdException w:name="Medium List 1 Accent 3" w:semiHidden="0" w:uiPriority="65" w:unhideWhenUsed="0"/>
+    <w:lsdException w:name="Medium List 2 Accent 3" w:semiHidden="0" w:uiPriority="66" w:unhideWhenUsed="0"/>
+    <w:lsdException w:name="Medium Grid 1 Accent 3" w:semiHidden="0" w:uiPriority="67" w:unhideWhenUsed="0"/>
+    <w:lsdException w:name="Medium Grid 2 Accent 3" w:semiHidden="0" w:uiPriority="68" w:unhideWhenUsed="0"/>
+    <w:lsdException w:name="Medium Grid 3 Accent 3" w:semiHidden="0" w:uiPriority="69" w:unhideWhenUsed="0"/>
+    <w:lsdException w:name="Dark List Accent 3" w:semiHidden="0" w:uiPriority="70" w:unhideWhenUsed="0"/>
+    <w:lsdException w:name="Colorful Shading Accent 3" w:semiHidden="0" w:uiPriority="71" w:unhideWhenUsed="0"/>
+    <w:lsdException w:name="Colorful List Accent 3" w:semiHidden="0" w:uiPriority="72" w:unhideWhenUsed="0"/>
+    <w:lsdException w:name="Colorful Grid Accent 3" w:semiHidden="0" w:uiPriority="73" w:unhideWhenUsed="0"/>
+    <w:lsdException w:name="Light Shading Accent 4" w:semiHidden="0" w:uiPriority="60" w:unhideWhenUsed="0"/>
+    <w:lsdException w:name="Light List Accent 4" w:semiHidden="0" w:uiPriority="61" w:unhideWhenUsed="0"/>
+    <w:lsdException w:name="Light Grid Accent 4" w:semiHidden="0" w:uiPriority="62" w:unhideWhenUsed="0"/>
+    <w:lsdException w:name="Medium Shading 1 Accent 4" w:semiHidden="0" w:uiPriority="63" w:unhideWhenUsed="0"/>
+    <w:lsdException w:name="Medium Shading 2 Accent 4" w:semiHidden="0" w:uiPriority="64" w:unhideWhenUsed="0"/>
+    <w:lsdException w:name="Medium List 1 Accent 4" w:semiHidden="0" w:uiPriority="65" w:unhideWhenUsed="0"/>
+    <w:lsdException w:name="Medium List 2 Accent 4" w:semiHidden="0" w:uiPriority="66" w:unhideWhenUsed="0"/>
+    <w:lsdException w:name="Medium Grid 1 Accent 4" w:semiHidden="0" w:uiPriority="67" w:unhideWhenUsed="0"/>
+    <w:lsdException w:name="Medium Grid 2 Accent 4" w:semiHidden="0" w:uiPriority="68" w:unhideWhenUsed="0"/>
+    <w:lsdException w:name="Medium Grid 3 Accent 4" w:semiHidden="0" w:uiPriority="69" w:unhideWhenUsed="0"/>
+    <w:lsdException w:name="Dark List Accent 4" w:semiHidden="0" w:uiPriority="70" w:unhideWhenUsed="0"/>
+    <w:lsdException w:name="Colorful Shading Accent 4" w:semiHidden="0" w:uiPriority="71" w:unhideWhenUsed="0"/>
+    <w:lsdException w:name="Colorful List Accent 4" w:semiHidden="0" w:uiPriority="72" w:unhideWhenUsed="0"/>
+    <w:lsdException w:name="Colorful Grid Accent 4" w:semiHidden="0" w:uiPriority="73" w:unhideWhenUsed="0"/>
+    <w:lsdException w:name="Light Shading Accent 5" w:semiHidden="0" w:uiPriority="60" w:unhideWhenUsed="0"/>
+    <w:lsdException w:name="Light List Accent 5" w:semiHidden="0" w:uiPriority="61" w:unhideWhenUsed="0"/>
+    <w:lsdException w:name="Light Grid Accent 5" w:semiHidden="0" w:uiPriority="62" w:unhideWhenUsed="0"/>
+    <w:lsdException w:name="Medium Shading 1 Accent 5" w:semiHidden="0" w:uiPriority="63" w:unhideWhenUsed="0"/>
+    <w:lsdException w:name="Medium Shading 2 Accent 5" w:semiHidden="0" w:uiPriority="64" w:unhideWhenUsed="0"/>
+    <w:lsdException w:name="Medium List 1 Accent 5" w:semiHidden="0" w:uiPriority="65" w:unhideWhenUsed="0"/>
+    <w:lsdException w:name="Medium List 2 Accent 5" w:semiHidden="0" w:uiPriority="66" w:unhideWhenUsed="0"/>
+    <w:lsdException w:name="Medium Grid 1 Accent 5" w:semiHidden="0" w:uiPriority="67" w:unhideWhenUsed="0"/>
+    <w:lsdException w:name="Medium Grid 2 Accent 5" w:semiHidden="0" w:uiPriority="68" w:unhideWhenUsed="0"/>
+    <w:lsdException w:name="Medium Grid 3 Accent 5" w:semiHidden="0" w:uiPriority="69" w:unhideWhenUsed="0"/>
+    <w:lsdException w:name="Dark List Accent 5" w:semiHidden="0" w:uiPriority="70" w:unhideWhenUsed="0"/>
+    <w:lsdException w:name="Colorful Shading Accent 5" w:semiHidden="0" w:uiPriority="71" w:unhideWhenUsed="0"/>
+    <w:lsdException w:name="Colorful List Accent 5" w:semiHidden="0" w:uiPriority="72" w:unhideWhenUsed="0"/>
+    <w:lsdException w:name="Colorful Grid Accent 5" w:semiHidden="0" w:uiPriority="73" w:unhideWhenUsed="0"/>
+    <w:lsdException w:name="Light Shading Accent 6" w:semiHidden="0" w:uiPriority="60" w:unhideWhenUsed="0"/>
+    <w:lsdException w:name="Light List Accent 6" w:semiHidden="0" w:uiPriority="61" w:unhideWhenUsed="0"/>
+    <w:lsdException w:name="Light Grid Accent 6" w:semiHidden="0" w:uiPriority="62" w:unhideWhenUsed="0"/>
+    <w:lsdException w:name="Medium Shading 1 Accent 6" w:semiHidden="0" w:uiPriority="63" w:unhideWhenUsed="0"/>
+    <w:lsdException w:name="Medium Shading 2 Accent 6" w:semiHidden="0" w:uiPriority="64" w:unhideWhenUsed="0"/>
+    <w:lsdException w:name="Medium List 1 Accent 6" w:semiHidden="0" w:uiPriority="65" w:unhideWhenUsed="0"/>
+    <w:lsdException w:name="Medium List 2 Accent 6" w:semiHidden="0" w:uiPriority="66" w:unhideWhenUsed="0"/>
+    <w:lsdException w:name="Medium Grid 1 Accent 6" w:semiHidden="0" w:uiPriority="67" w:unhideWhenUsed="0"/>
+    <w:lsdException w:name="Medium Grid 2 Accent 6" w:semiHidden="0" w:uiPriority="68" w:unhideWhenUsed="0"/>
+    <w:lsdException w:name="Medium Grid 3 Accent 6" w:semiHidden="0" w:uiPriority="69" w:unhideWhenUsed="0"/>
+    <w:lsdException w:name="Dark List Accent 6" w:semiHidden="0" w:uiPriority="70" w:unhideWhenUsed="0"/>
+    <w:lsdException w:name="Colorful Shading Accent 6" w:semiHidden="0" w:uiPriority="71" w:unhideWhenUsed="0"/>
+    <w:lsdException w:name="Colorful List Accent 6" w:semiHidden="0" w:uiPriority="72" w:unhideWhenUsed="0"/>
+    <w:lsdException w:name="Colorful Grid Accent 6" w:semiHidden="0" w:uiPriority="73" w:unhideWhenUsed="0"/>
+    <w:lsdException w:name="Subtle Emphasis" w:semiHidden="0" w:uiPriority="19" w:unhideWhenUsed="0" w:qFormat="1"/>
+    <w:lsdException w:name="Intense Emphasis" w:semiHidden="0" w:uiPriority="21" w:unhideWhenUsed="0" w:qFormat="1"/>
+    <w:lsdException w:name="Subtle Reference" w:semiHidden="0" w:uiPriority="31" w:unhideWhenUsed="0" w:qFormat="1"/>
+    <w:lsdException w:name="Intense Reference" w:semiHidden="0" w:uiPriority="32" w:unhideWhenUsed="0" w:qFormat="1"/>
+    <w:lsdException w:name="Book Title" w:semiHidden="0" w:uiPriority="33" w:unhideWhenUsed="0" w:qFormat="1"/>
+    <w:lsdException w:name="Bibliography" w:uiPriority="37"/>
+    <w:lsdException w:name="TOC Heading" w:uiPriority="39" w:qFormat="1"/>
+  </w:latentStyles>
+  <w:style w:type="paragraph" w:default="1" w:styleId="Normal">
+    <w:name w:val="Normal"/>
+    <w:qFormat/>
+    <w:rPr>
+      <w:kern w:val="2"/>
+      <w:sz w:val="24"/>
+      <w:szCs w:val="24"/>
+      <w14:ligatures w14:val="standardContextual"/>
+    </w:rPr>
+  </w:style>
+  <w:style w:type="paragraph" w:styleId="Heading1">
+    <w:name w:val="heading 1"/>
+    <w:basedOn w:val="Normal"/>
+    <w:link w:val="Heading1Char"/>
+    <w:autoRedefine/>
+    <w:uiPriority w:val="9"/>
+    <w:qFormat/>
+    <w:pPr>
+      <w:spacing w:before="120" w:after="120" w:line="380" w:lineRule="exact"/>
+      <w:ind w:left="714" w:hanging="357"/>
+      <w:outlineLvl w:val="0"/>
+    </w:pPr>
+    <w:rPr>
+      <w:rFonts w:ascii="Times New Roman" w:eastAsia="Times New Roman" w:hAnsi="Times New Roman" w:cs="Times New Roman"/>
+      <w:b/>
+      <w:bCs/>
+      <w:color w:val="000000" w:themeColor="text1"/>
+      <w:kern w:val="36"/>
+      <w:sz w:val="26"/>
+      <w:szCs w:val="32"/>
+      <w:lang w:eastAsia="zh-CN"/>
+      <w14:ligatures w14:val="none"/>
+    </w:rPr>
+  </w:style>
+  <w:style w:type="paragraph" w:styleId="Heading2">
+    <w:name w:val="heading 2"/>
+    <w:basedOn w:val="Normal"/>
+    <w:next w:val="Normal"/>
+    <w:link w:val="Heading2Char"/>
+    <w:uiPriority w:val="9"/>
+    <w:unhideWhenUsed/>
+    <w:qFormat/>
+    <w:pPr>
+      <w:keepNext/>
+      <w:tabs>
+        <w:tab w:val="left" w:pos="1440"/>
+      </w:tabs>
+      <w:spacing w:before="120" w:after="120" w:line="380" w:lineRule="exact"/>
+      <w:ind w:left="1440" w:hanging="720"/>
+      <w:outlineLvl w:val="1"/>
+    </w:pPr>
+    <w:rPr>
+      <w:rFonts w:ascii="Times New Roman" w:eastAsiaTheme="majorEastAsia" w:hAnsi="Times New Roman" w:cstheme="majorBidi"/>
+      <w:b/>
+      <w:bCs/>
+      <w:iCs/>
+      <w:kern w:val="0"/>
+      <w:sz w:val="26"/>
+      <w:szCs w:val="26"/>
+      <w14:ligatures w14:val="none"/>
+    </w:rPr>
+  </w:style>
+  <w:style w:type="paragraph" w:styleId="Heading3">
+    <w:name w:val="heading 3"/>
+    <w:basedOn w:val="Normal"/>
+    <w:next w:val="Normal"/>
+    <w:link w:val="Heading3Char"/>
+    <w:uiPriority w:val="9"/>
+    <w:unhideWhenUsed/>
+    <w:qFormat/>
+    <w:pPr>
+      <w:keepNext/>
+      <w:tabs>
+        <w:tab w:val="left" w:pos="2160"/>
+      </w:tabs>
+      <w:spacing w:before="240" w:after="60"/>
+      <w:ind w:left="2160" w:hanging="720"/>
+      <w:outlineLvl w:val="2"/>
+    </w:pPr>
+    <w:rPr>
+      <w:rFonts w:ascii="Times New Roman" w:eastAsiaTheme="majorEastAsia" w:hAnsi="Times New Roman" w:cstheme="majorBidi"/>
+      <w:b/>
+      <w:bCs/>
+      <w:kern w:val="0"/>
+      <w:sz w:val="26"/>
+      <w:szCs w:val="26"/>
+      <w14:ligatures w14:val="none"/>
+    </w:rPr>
+  </w:style>
+  <w:style w:type="paragraph" w:styleId="Heading4">
+    <w:name w:val="heading 4"/>
+    <w:basedOn w:val="Normal"/>
+    <w:link w:val="Heading4Char"/>
+    <w:uiPriority w:val="9"/>
+    <w:qFormat/>
+    <w:pPr>
+      <w:spacing w:before="100" w:beforeAutospacing="1" w:after="100" w:afterAutospacing="1"/>
+      <w:outlineLvl w:val="3"/>
+    </w:pPr>
+    <w:rPr>
+      <w:rFonts w:ascii="Times New Roman" w:eastAsia="Times New Roman" w:hAnsi="Times New Roman" w:cs="Times New Roman"/>
+      <w:b/>
+      <w:bCs/>
+      <w:kern w:val="0"/>
+      <w:sz w:val="26"/>
+      <w14:ligatures w14:val="none"/>
+    </w:rPr>
+  </w:style>
+  <w:style w:type="paragraph" w:styleId="Heading5">
+    <w:name w:val="heading 5"/>
+    <w:basedOn w:val="Normal"/>
+    <w:next w:val="Normal"/>
+    <w:link w:val="Heading5Char"/>
+    <w:uiPriority w:val="9"/>
+    <w:semiHidden/>
+    <w:unhideWhenUsed/>
+    <w:qFormat/>
+    <w:pPr>
+      <w:tabs>
+        <w:tab w:val="left" w:pos="3600"/>
+      </w:tabs>
+      <w:spacing w:before="240" w:after="60"/>
+      <w:ind w:left="3600" w:hanging="720"/>
+      <w:outlineLvl w:val="4"/>
+    </w:pPr>
+    <w:rPr>
+      <w:rFonts w:eastAsiaTheme="minorEastAsia"/>
+      <w:b/>
+      <w:bCs/>
+      <w:i/>
+      <w:iCs/>
+      <w:kern w:val="0"/>
+      <w:sz w:val="26"/>
+      <w:szCs w:val="26"/>
+      <w14:ligatures w14:val="none"/>
+    </w:rPr>
+  </w:style>
+  <w:style w:type="paragraph" w:styleId="Heading6">
+    <w:name w:val="heading 6"/>
+    <w:basedOn w:val="Normal"/>
+    <w:next w:val="Normal"/>
+    <w:link w:val="Heading6Char"/>
+    <w:qFormat/>
+    <w:pPr>
+      <w:tabs>
+        <w:tab w:val="left" w:pos="4320"/>
+      </w:tabs>
+      <w:spacing w:before="240" w:after="60"/>
+      <w:ind w:left="4320" w:hanging="720"/>
+      <w:outlineLvl w:val="5"/>
+    </w:pPr>
+    <w:rPr>
+      <w:rFonts w:ascii="Times New Roman" w:eastAsia="Times New Roman" w:hAnsi="Times New Roman" w:cs="Times New Roman"/>
+      <w:b/>
+      <w:bCs/>
+      <w:kern w:val="0"/>
+      <w:sz w:val="22"/>
+      <w:szCs w:val="22"/>
+      <w14:ligatures w14:val="none"/>
+    </w:rPr>
+  </w:style>
+  <w:style w:type="paragraph" w:styleId="Heading7">
+    <w:name w:val="heading 7"/>
+    <w:basedOn w:val="Normal"/>
+    <w:next w:val="Normal"/>
+    <w:link w:val="Heading7Char"/>
+    <w:uiPriority w:val="9"/>
+    <w:semiHidden/>
+    <w:unhideWhenUsed/>
+    <w:qFormat/>
+    <w:pPr>
+      <w:tabs>
+        <w:tab w:val="left" w:pos="5040"/>
+      </w:tabs>
+      <w:spacing w:before="240" w:after="60"/>
+      <w:ind w:left="5040" w:hanging="720"/>
+      <w:outlineLvl w:val="6"/>
+    </w:pPr>
+    <w:rPr>
+      <w:rFonts w:eastAsiaTheme="minorEastAsia"/>
+      <w:kern w:val="0"/>
+      <w14:ligatures w14:val="none"/>
+    </w:rPr>
+  </w:style>
+  <w:style w:type="paragraph" w:styleId="Heading8">
+    <w:name w:val="heading 8"/>
+    <w:basedOn w:val="Normal"/>
+    <w:next w:val="Normal"/>
+    <w:link w:val="Heading8Char"/>
+    <w:uiPriority w:val="9"/>
+    <w:semiHidden/>
+    <w:unhideWhenUsed/>
+    <w:qFormat/>
+    <w:pPr>
+      <w:tabs>
+        <w:tab w:val="left" w:pos="5760"/>
+      </w:tabs>
+      <w:spacing w:before="240" w:after="60"/>
+      <w:ind w:left="5760" w:hanging="720"/>
+      <w:outlineLvl w:val="7"/>
+    </w:pPr>
+    <w:rPr>
+      <w:rFonts w:eastAsiaTheme="minorEastAsia"/>
+      <w:i/>
+      <w:iCs/>
+      <w:kern w:val="0"/>
+      <w14:ligatures w14:val="none"/>
+    </w:rPr>
+  </w:style>
+  <w:style w:type="paragraph" w:styleId="Heading9">
+    <w:name w:val="heading 9"/>
+    <w:basedOn w:val="Normal"/>
+    <w:next w:val="Normal"/>
+    <w:link w:val="Heading9Char"/>
+    <w:uiPriority w:val="9"/>
+    <w:semiHidden/>
+    <w:unhideWhenUsed/>
+    <w:qFormat/>
+    <w:pPr>
+      <w:tabs>
+        <w:tab w:val="left" w:pos="6480"/>
+      </w:tabs>
+      <w:spacing w:before="240" w:after="60"/>
+      <w:ind w:left="6480" w:hanging="720"/>
+      <w:outlineLvl w:val="8"/>
+    </w:pPr>
+    <w:rPr>
+      <w:rFonts w:asciiTheme="majorHAnsi" w:eastAsiaTheme="majorEastAsia" w:hAnsiTheme="majorHAnsi" w:cstheme="majorBidi"/>
+      <w:kern w:val="0"/>
+      <w:sz w:val="22"/>
+      <w:szCs w:val="22"/>
+      <w14:ligatures w14:val="none"/>
+    </w:rPr>
+  </w:style>
+  <w:style w:type="character" w:default="1" w:styleId="DefaultParagraphFont">
+    <w:name w:val="Default Paragraph Font"/>
+    <w:uiPriority w:val="1"/>
+    <w:semiHidden/>
+    <w:unhideWhenUsed/>
+  </w:style>
+  <w:style w:type="table" w:default="1" w:styleId="TableNormal">
+    <w:name w:val="Normal Table"/>
+    <w:uiPriority w:val="99"/>
+    <w:semiHidden/>
+    <w:unhideWhenUsed/>
+    <w:tblPr>
+      <w:tblInd w:w="0" w:type="dxa"/>
+      <w:tblCellMar>
+        <w:top w:w="0" w:type="dxa"/>
+        <w:left w:w="108" w:type="dxa"/>
+        <w:bottom w:w="0" w:type="dxa"/>
+        <w:right w:w="108" w:type="dxa"/>
+      </w:tblCellMar>
+    </w:tblPr>
+  </w:style>
+  <w:style w:type="numbering" w:default="1" w:styleId="NoList">
+    <w:name w:val="No List"/>
+    <w:uiPriority w:val="99"/>
+    <w:semiHidden/>
+    <w:unhideWhenUsed/>
+  </w:style>
+  <w:style w:type="paragraph" w:styleId="Footer">
+    <w:name w:val="footer"/>
+    <w:basedOn w:val="Normal"/>
+    <w:link w:val="FooterChar"/>
+    <w:uiPriority w:val="99"/>
+    <w:unhideWhenUsed/>
+    <w:qFormat/>
+    <w:pPr>
+      <w:tabs>
+        <w:tab w:val="center" w:pos="4680"/>
+        <w:tab w:val="right" w:pos="9360"/>
+      </w:tabs>
+    </w:pPr>
+  </w:style>
+  <w:style w:type="paragraph" w:styleId="Header">
+    <w:name w:val="header"/>
+    <w:basedOn w:val="Normal"/>
+    <w:link w:val="HeaderChar"/>
+    <w:uiPriority w:val="99"/>
+    <w:unhideWhenUsed/>
+    <w:qFormat/>
+    <w:pPr>
+      <w:tabs>
+        <w:tab w:val="center" w:pos="4680"/>
+        <w:tab w:val="right" w:pos="9360"/>
+      </w:tabs>
+    </w:pPr>
+  </w:style>
+  <w:style w:type="character" w:styleId="Hyperlink">
+    <w:name w:val="Hyperlink"/>
+    <w:basedOn w:val="DefaultParagraphFont"/>
+    <w:uiPriority w:val="99"/>
+    <w:unhideWhenUsed/>
+    <w:qFormat/>
+    <w:rPr>
+      <w:color w:val="0563C1" w:themeColor="hyperlink"/>
+      <w:u w:val="single"/>
+    </w:rPr>
+  </w:style>
+  <w:style w:type="paragraph" w:styleId="NormalWeb">
+    <w:name w:val="Normal (Web)"/>
+    <w:basedOn w:val="Normal"/>
+    <w:uiPriority w:val="99"/>
+    <w:unhideWhenUsed/>
+    <w:qFormat/>
+    <w:pPr>
+      <w:spacing w:before="100" w:beforeAutospacing="1" w:after="100" w:afterAutospacing="1"/>
+    </w:pPr>
+    <w:rPr>
+      <w:rFonts w:ascii="Times New Roman" w:eastAsia="Times New Roman" w:hAnsi="Times New Roman" w:cs="Times New Roman"/>
+      <w:kern w:val="0"/>
+      <w14:ligatures w14:val="none"/>
+    </w:rPr>
+  </w:style>
+  <w:style w:type="character" w:styleId="Strong">
+    <w:name w:val="Strong"/>
+    <w:basedOn w:val="DefaultParagraphFont"/>
+    <w:uiPriority w:val="22"/>
+    <w:qFormat/>
+    <w:rPr>
+      <w:b/>
+      <w:bCs/>
+    </w:rPr>
+  </w:style>
+  <w:style w:type="table" w:styleId="TableGrid">
+    <w:name w:val="Table Grid"/>
+    <w:basedOn w:val="TableNormal"/>
+    <w:uiPriority w:val="39"/>
+    <w:qFormat/>
+    <w:rPr>
+      <w:sz w:val="22"/>
+      <w:szCs w:val="22"/>
+    </w:rPr>
+    <w:tblPr>
+      <w:tblInd w:w="0" w:type="dxa"/>
+      <w:tblBorders>
+        <w:top w:val="single" w:sz="4" w:space="0" w:color="auto"/>
+        <w:left w:val="single" w:sz="4" w:space="0" w:color="auto"/>
+        <w:bottom w:val="single" w:sz="4" w:space="0" w:color="auto"/>
+        <w:right w:val="single" w:sz="4" w:space="0" w:color="auto"/>
+        <w:insideH w:val="single" w:sz="4" w:space="0" w:color="auto"/>
+        <w:insideV w:val="single" w:sz="4" w:space="0" w:color="auto"/>
+      </w:tblBorders>
+      <w:tblCellMar>
+        <w:top w:w="0" w:type="dxa"/>
+        <w:left w:w="108" w:type="dxa"/>
+        <w:bottom w:w="0" w:type="dxa"/>
+        <w:right w:w="108" w:type="dxa"/>
+      </w:tblCellMar>
+    </w:tblPr>
+  </w:style>
+  <w:style w:type="paragraph" w:styleId="TOC1">
+    <w:name w:val="toc 1"/>
+    <w:basedOn w:val="Normal"/>
+    <w:next w:val="Normal"/>
+    <w:autoRedefine/>
+    <w:uiPriority w:val="39"/>
+    <w:unhideWhenUsed/>
+    <w:qFormat/>
+    <w:pPr>
+      <w:spacing w:after="100"/>
+    </w:pPr>
+  </w:style>
+  <w:style w:type="paragraph" w:styleId="TOC2">
+    <w:name w:val="toc 2"/>
+    <w:basedOn w:val="Normal"/>
+    <w:next w:val="Normal"/>
+    <w:autoRedefine/>
+    <w:uiPriority w:val="39"/>
+    <w:unhideWhenUsed/>
+    <w:qFormat/>
+    <w:pPr>
+      <w:spacing w:after="100"/>
+      <w:ind w:left="240"/>
+    </w:pPr>
+  </w:style>
+  <w:style w:type="paragraph" w:styleId="TOC3">
+    <w:name w:val="toc 3"/>
+    <w:basedOn w:val="Normal"/>
+    <w:next w:val="Normal"/>
+    <w:autoRedefine/>
+    <w:uiPriority w:val="39"/>
+    <w:unhideWhenUsed/>
+    <w:qFormat/>
+    <w:pPr>
+      <w:spacing w:after="100"/>
+      <w:ind w:left="480"/>
+    </w:pPr>
+  </w:style>
+  <w:style w:type="character" w:customStyle="1" w:styleId="Heading1Char">
+    <w:name w:val="Heading 1 Char"/>
+    <w:basedOn w:val="DefaultParagraphFont"/>
+    <w:link w:val="Heading1"/>
+    <w:uiPriority w:val="9"/>
+    <w:qFormat/>
+    <w:rPr>
+      <w:rFonts w:ascii="Times New Roman" w:eastAsia="Times New Roman" w:hAnsi="Times New Roman" w:cs="Times New Roman"/>
+      <w:b/>
+      <w:bCs/>
+      <w:color w:val="000000" w:themeColor="text1"/>
+      <w:kern w:val="36"/>
+      <w:sz w:val="26"/>
+      <w:szCs w:val="32"/>
+      <w:lang w:eastAsia="zh-CN"/>
+      <w14:ligatures w14:val="none"/>
+    </w:rPr>
+  </w:style>
+  <w:style w:type="character" w:customStyle="1" w:styleId="InternetLink">
+    <w:name w:val="Internet Link"/>
+    <w:basedOn w:val="DefaultParagraphFont"/>
+    <w:uiPriority w:val="99"/>
+    <w:unhideWhenUsed/>
+    <w:qFormat/>
+    <w:rPr>
+      <w:color w:val="0563C1" w:themeColor="hyperlink"/>
+      <w:u w:val="single"/>
+    </w:rPr>
+  </w:style>
+  <w:style w:type="paragraph" w:styleId="ListParagraph">
+    <w:name w:val="List Paragraph"/>
+    <w:basedOn w:val="Normal"/>
+    <w:link w:val="ListParagraphChar"/>
+    <w:uiPriority w:val="34"/>
+    <w:qFormat/>
+    <w:pPr>
+      <w:spacing w:after="160" w:line="259" w:lineRule="auto"/>
+      <w:ind w:left="720"/>
+      <w:contextualSpacing/>
+    </w:pPr>
+    <w:rPr>
+      <w:kern w:val="0"/>
+      <w:sz w:val="22"/>
+      <w:szCs w:val="22"/>
+      <w14:ligatures w14:val="none"/>
+    </w:rPr>
+  </w:style>
+  <w:style w:type="character" w:customStyle="1" w:styleId="Heading4Char">
+    <w:name w:val="Heading 4 Char"/>
+    <w:basedOn w:val="DefaultParagraphFont"/>
+    <w:link w:val="Heading4"/>
+    <w:uiPriority w:val="9"/>
+    <w:qFormat/>
+    <w:rPr>
+      <w:rFonts w:ascii="Times New Roman" w:eastAsia="Times New Roman" w:hAnsi="Times New Roman" w:cs="Times New Roman"/>
+      <w:b/>
+      <w:bCs/>
+      <w:kern w:val="0"/>
+      <w:sz w:val="26"/>
+      <w14:ligatures w14:val="none"/>
+    </w:rPr>
+  </w:style>
+  <w:style w:type="character" w:customStyle="1" w:styleId="Heading2Char">
+    <w:name w:val="Heading 2 Char"/>
+    <w:basedOn w:val="DefaultParagraphFont"/>
+    <w:link w:val="Heading2"/>
+    <w:uiPriority w:val="9"/>
+    <w:qFormat/>
+    <w:rPr>
+      <w:rFonts w:ascii="Times New Roman" w:eastAsiaTheme="majorEastAsia" w:hAnsi="Times New Roman" w:cstheme="majorBidi"/>
+      <w:b/>
+      <w:bCs/>
+      <w:iCs/>
+      <w:kern w:val="0"/>
+      <w:sz w:val="26"/>
+      <w:szCs w:val="26"/>
+      <w14:ligatures w14:val="none"/>
+    </w:rPr>
+  </w:style>
+  <w:style w:type="character" w:customStyle="1" w:styleId="Heading3Char">
+    <w:name w:val="Heading 3 Char"/>
+    <w:basedOn w:val="DefaultParagraphFont"/>
+    <w:link w:val="Heading3"/>
+    <w:uiPriority w:val="9"/>
+    <w:qFormat/>
+    <w:rPr>
+      <w:rFonts w:ascii="Times New Roman" w:eastAsiaTheme="majorEastAsia" w:hAnsi="Times New Roman" w:cstheme="majorBidi"/>
+      <w:b/>
+      <w:bCs/>
+      <w:kern w:val="0"/>
+      <w:sz w:val="26"/>
+      <w:szCs w:val="26"/>
+      <w14:ligatures w14:val="none"/>
+    </w:rPr>
+  </w:style>
+  <w:style w:type="character" w:customStyle="1" w:styleId="Heading5Char">
+    <w:name w:val="Heading 5 Char"/>
+    <w:basedOn w:val="DefaultParagraphFont"/>
+    <w:link w:val="Heading5"/>
+    <w:uiPriority w:val="9"/>
+    <w:semiHidden/>
+    <w:qFormat/>
+    <w:rPr>
+      <w:rFonts w:eastAsiaTheme="minorEastAsia"/>
+      <w:b/>
+      <w:bCs/>
+      <w:i/>
+      <w:iCs/>
+      <w:kern w:val="0"/>
+      <w:sz w:val="26"/>
+      <w:szCs w:val="26"/>
+      <w:lang w:val="en-US"/>
+      <w14:ligatures w14:val="none"/>
+    </w:rPr>
+  </w:style>
+  <w:style w:type="character" w:customStyle="1" w:styleId="Heading6Char">
+    <w:name w:val="Heading 6 Char"/>
+    <w:basedOn w:val="DefaultParagraphFont"/>
+    <w:link w:val="Heading6"/>
+    <w:qFormat/>
+    <w:rPr>
+      <w:rFonts w:ascii="Times New Roman" w:eastAsia="Times New Roman" w:hAnsi="Times New Roman" w:cs="Times New Roman"/>
+      <w:b/>
+      <w:bCs/>
+      <w:kern w:val="0"/>
+      <w:sz w:val="22"/>
+      <w:szCs w:val="22"/>
+      <w:lang w:val="en-US"/>
+      <w14:ligatures w14:val="none"/>
+    </w:rPr>
+  </w:style>
+  <w:style w:type="character" w:customStyle="1" w:styleId="Heading7Char">
+    <w:name w:val="Heading 7 Char"/>
+    <w:basedOn w:val="DefaultParagraphFont"/>
+    <w:link w:val="Heading7"/>
+    <w:uiPriority w:val="9"/>
+    <w:semiHidden/>
+    <w:qFormat/>
+    <w:rPr>
+      <w:rFonts w:eastAsiaTheme="minorEastAsia"/>
+      <w:kern w:val="0"/>
+      <w:lang w:val="en-US"/>
+      <w14:ligatures w14:val="none"/>
+    </w:rPr>
+  </w:style>
+  <w:style w:type="character" w:customStyle="1" w:styleId="Heading8Char">
+    <w:name w:val="Heading 8 Char"/>
+    <w:basedOn w:val="DefaultParagraphFont"/>
+    <w:link w:val="Heading8"/>
+    <w:uiPriority w:val="9"/>
+    <w:semiHidden/>
+    <w:qFormat/>
+    <w:rPr>
+      <w:rFonts w:eastAsiaTheme="minorEastAsia"/>
+      <w:i/>
+      <w:iCs/>
+      <w:kern w:val="0"/>
+      <w:lang w:val="en-US"/>
+      <w14:ligatures w14:val="none"/>
+    </w:rPr>
+  </w:style>
+  <w:style w:type="character" w:customStyle="1" w:styleId="Heading9Char">
+    <w:name w:val="Heading 9 Char"/>
+    <w:basedOn w:val="DefaultParagraphFont"/>
+    <w:link w:val="Heading9"/>
+    <w:uiPriority w:val="9"/>
+    <w:semiHidden/>
+    <w:qFormat/>
+    <w:rPr>
+      <w:rFonts w:asciiTheme="majorHAnsi" w:eastAsiaTheme="majorEastAsia" w:hAnsiTheme="majorHAnsi" w:cstheme="majorBidi"/>
+      <w:kern w:val="0"/>
+      <w:sz w:val="22"/>
+      <w:szCs w:val="22"/>
+      <w:lang w:val="en-US"/>
+      <w14:ligatures w14:val="none"/>
+    </w:rPr>
+  </w:style>
+  <w:style w:type="character" w:customStyle="1" w:styleId="Bullets">
+    <w:name w:val="Bullets"/>
+    <w:qFormat/>
+    <w:rPr>
+      <w:rFonts w:ascii="OpenSymbol" w:eastAsia="OpenSymbol" w:hAnsi="OpenSymbol" w:cs="OpenSymbol"/>
+    </w:rPr>
+  </w:style>
+  <w:style w:type="character" w:customStyle="1" w:styleId="ListParagraphChar">
+    <w:name w:val="List Paragraph Char"/>
+    <w:link w:val="ListParagraph"/>
+    <w:uiPriority w:val="34"/>
+    <w:qFormat/>
+    <w:locked/>
+    <w:rPr>
+      <w:kern w:val="0"/>
+      <w:sz w:val="22"/>
+      <w:szCs w:val="22"/>
+      <w:lang w:val="en-US"/>
+      <w14:ligatures w14:val="none"/>
+    </w:rPr>
+  </w:style>
+  <w:style w:type="paragraph" w:customStyle="1" w:styleId="Style1">
+    <w:name w:val="Style1"/>
+    <w:basedOn w:val="Heading1"/>
+    <w:qFormat/>
+    <w:pPr>
+      <w:keepNext/>
+      <w:tabs>
+        <w:tab w:val="left" w:pos="720"/>
+      </w:tabs>
+      <w:spacing w:before="0" w:after="0" w:line="360" w:lineRule="auto"/>
+      <w:ind w:left="720" w:hanging="720"/>
+      <w:jc w:val="both"/>
+    </w:pPr>
+    <w:rPr>
+      <w:rFonts w:asciiTheme="majorHAnsi" w:eastAsiaTheme="majorEastAsia" w:hAnsiTheme="majorHAnsi" w:cstheme="majorHAnsi"/>
+      <w:color w:val="auto"/>
+      <w:kern w:val="32"/>
+      <w:szCs w:val="26"/>
+      <w:lang w:eastAsia="en-US"/>
+    </w:rPr>
+  </w:style>
+  <w:style w:type="paragraph" w:customStyle="1" w:styleId="Style2">
+    <w:name w:val="Style2"/>
+    <w:basedOn w:val="Normal"/>
+    <w:qFormat/>
+    <w:pPr>
+      <w:numPr>
+        <w:ilvl w:val="1"/>
+        <w:numId w:val="1"/>
+      </w:numPr>
+      <w:spacing w:line="360" w:lineRule="auto"/>
+      <w:ind w:left="850" w:hanging="493"/>
+      <w:jc w:val="both"/>
+      <w:textAlignment w:val="baseline"/>
+      <w:outlineLvl w:val="1"/>
+    </w:pPr>
+    <w:rPr>
+      <w:rFonts w:asciiTheme="majorHAnsi" w:eastAsia="Droid Sans Fallback" w:hAnsiTheme="majorHAnsi" w:cstheme="majorHAnsi"/>
+      <w:b/>
+      <w:bCs/>
+      <w:color w:val="00000A"/>
+      <w:kern w:val="0"/>
+      <w:sz w:val="26"/>
+      <w:szCs w:val="26"/>
+      <w:lang w:eastAsia="zh-CN" w:bidi="hi-IN"/>
+      <w14:ligatures w14:val="none"/>
+    </w:rPr>
+  </w:style>
+  <w:style w:type="paragraph" w:customStyle="1" w:styleId="TOCHeading1">
+    <w:name w:val="TOC Heading1"/>
+    <w:basedOn w:val="Heading1"/>
+    <w:next w:val="Normal"/>
+    <w:uiPriority w:val="39"/>
+    <w:unhideWhenUsed/>
+    <w:qFormat/>
+    <w:pPr>
+      <w:keepNext/>
+      <w:keepLines/>
+      <w:spacing w:before="240" w:after="0" w:line="259" w:lineRule="auto"/>
+      <w:ind w:left="0"/>
+      <w:outlineLvl w:val="9"/>
+    </w:pPr>
+    <w:rPr>
+      <w:rFonts w:asciiTheme="majorHAnsi" w:eastAsiaTheme="majorEastAsia" w:hAnsiTheme="majorHAnsi" w:cstheme="majorBidi"/>
+      <w:b w:val="0"/>
+      <w:bCs w:val="0"/>
+      <w:color w:val="2F5496" w:themeColor="accent1" w:themeShade="BF"/>
+      <w:kern w:val="0"/>
+      <w:sz w:val="32"/>
+      <w:lang w:eastAsia="en-US"/>
+    </w:rPr>
+  </w:style>
+  <w:style w:type="character" w:customStyle="1" w:styleId="HeaderChar">
+    <w:name w:val="Header Char"/>
+    <w:basedOn w:val="DefaultParagraphFont"/>
+    <w:link w:val="Header"/>
+    <w:uiPriority w:val="99"/>
+    <w:qFormat/>
+  </w:style>
+  <w:style w:type="character" w:customStyle="1" w:styleId="FooterChar">
+    <w:name w:val="Footer Char"/>
+    <w:basedOn w:val="DefaultParagraphFont"/>
+    <w:link w:val="Footer"/>
+    <w:uiPriority w:val="99"/>
+    <w:qFormat/>
+  </w:style>
+  <w:style w:type="paragraph" w:styleId="BalloonText">
+    <w:name w:val="Balloon Text"/>
+    <w:basedOn w:val="Normal"/>
+    <w:link w:val="BalloonTextChar"/>
+    <w:uiPriority w:val="99"/>
+    <w:semiHidden/>
+    <w:unhideWhenUsed/>
+    <w:rsid w:val="00E619D9"/>
+    <w:rPr>
+      <w:rFonts w:ascii="Tahoma" w:hAnsi="Tahoma" w:cs="Tahoma"/>
+      <w:sz w:val="16"/>
+      <w:szCs w:val="16"/>
+    </w:rPr>
+  </w:style>
+  <w:style w:type="character" w:customStyle="1" w:styleId="BalloonTextChar">
+    <w:name w:val="Balloon Text Char"/>
+    <w:basedOn w:val="DefaultParagraphFont"/>
+    <w:link w:val="BalloonText"/>
+    <w:uiPriority w:val="99"/>
+    <w:semiHidden/>
+    <w:rsid w:val="00E619D9"/>
+    <w:rPr>
+      <w:rFonts w:ascii="Tahoma" w:hAnsi="Tahoma" w:cs="Tahoma"/>
+      <w:kern w:val="2"/>
+      <w:sz w:val="16"/>
+      <w:szCs w:val="16"/>
+      <w14:ligatures w14:val="standardContextual"/>
+    </w:rPr>
   </w:style>
 </w:styles>
 </file>
@@ -27913,7 +28526,7 @@
 </file>
 
 <file path=customXml/itemProps1.xml><?xml version="1.0" encoding="utf-8"?>
-<ds:datastoreItem xmlns:ds="http://schemas.openxmlformats.org/officeDocument/2006/customXml" ds:itemID="{CAA13DFD-D28C-47B7-BEF7-B53E4D17215E}">
+<ds:datastoreItem xmlns:ds="http://schemas.openxmlformats.org/officeDocument/2006/customXml" ds:itemID="{833133C5-1602-447C-8445-D501A1A93158}">
   <ds:schemaRefs>
     <ds:schemaRef ds:uri="http://schemas.openxmlformats.org/officeDocument/2006/bibliography"/>
   </ds:schemaRefs>
